--- a/d4_oop_ostad.docx
+++ b/d4_oop_ostad.docx
@@ -21151,6 +21151,18 @@
     </w:p>
     <w:p>
       <w:pPr>
+        <w:jc w:val="both"/>
+        <w:rPr>
+          <w:b/>
+          <w:bCs/>
+          <w:color w:val="D86DCB" w:themeColor="accent5" w:themeTint="99"/>
+          <w:sz w:val="32"/>
+          <w:szCs w:val="32"/>
+        </w:rPr>
+      </w:pPr>
+    </w:p>
+    <w:p>
+      <w:pPr>
         <w:pStyle w:val="ListParagraph"/>
         <w:numPr>
           <w:ilvl w:val="0"/>
@@ -21183,6 +21195,7 @@
           <w:sz w:val="32"/>
           <w:szCs w:val="32"/>
         </w:rPr>
+        <w:lastRenderedPageBreak/>
         <w:t># An abstract class is an incomplete class that acts like a blueprint. Key points:</w:t>
       </w:r>
     </w:p>
@@ -21204,7 +21217,6 @@
           <w:sz w:val="32"/>
           <w:szCs w:val="32"/>
         </w:rPr>
-        <w:lastRenderedPageBreak/>
         <w:t>We can’t create its object directly (have to inherit it)</w:t>
       </w:r>
     </w:p>
@@ -21531,6 +21543,18 @@
     </w:p>
     <w:p>
       <w:pPr>
+        <w:jc w:val="both"/>
+        <w:rPr>
+          <w:b/>
+          <w:bCs/>
+          <w:color w:val="D86DCB" w:themeColor="accent5" w:themeTint="99"/>
+          <w:sz w:val="32"/>
+          <w:szCs w:val="32"/>
+        </w:rPr>
+      </w:pPr>
+    </w:p>
+    <w:p>
+      <w:pPr>
         <w:pStyle w:val="ListParagraph"/>
         <w:numPr>
           <w:ilvl w:val="0"/>
@@ -21696,6 +21720,7 @@
           <w:sz w:val="32"/>
           <w:szCs w:val="32"/>
         </w:rPr>
+        <w:lastRenderedPageBreak/>
         <w:t>class Vehicle {</w:t>
       </w:r>
     </w:p>
@@ -21762,7 +21787,6 @@
           <w:sz w:val="32"/>
           <w:szCs w:val="32"/>
         </w:rPr>
-        <w:lastRenderedPageBreak/>
         <w:t>class Car implements Vehicle {</w:t>
       </w:r>
     </w:p>
@@ -21897,6 +21921,18 @@
         </w:rPr>
         <w:t>}</w:t>
       </w:r>
+    </w:p>
+    <w:p>
+      <w:pPr>
+        <w:jc w:val="both"/>
+        <w:rPr>
+          <w:b/>
+          <w:bCs/>
+          <w:color w:val="D86DCB" w:themeColor="accent5" w:themeTint="99"/>
+          <w:sz w:val="32"/>
+          <w:szCs w:val="32"/>
+        </w:rPr>
+      </w:pPr>
     </w:p>
     <w:p>
       <w:pPr>
@@ -22153,6 +22189,18 @@
     </w:p>
     <w:p>
       <w:pPr>
+        <w:jc w:val="both"/>
+        <w:rPr>
+          <w:b/>
+          <w:bCs/>
+          <w:color w:val="D86DCB" w:themeColor="accent5" w:themeTint="99"/>
+          <w:sz w:val="32"/>
+          <w:szCs w:val="32"/>
+        </w:rPr>
+      </w:pPr>
+    </w:p>
+    <w:p>
+      <w:pPr>
         <w:pStyle w:val="ListParagraph"/>
         <w:numPr>
           <w:ilvl w:val="0"/>
@@ -22185,6 +22233,7 @@
           <w:sz w:val="32"/>
           <w:szCs w:val="32"/>
         </w:rPr>
+        <w:lastRenderedPageBreak/>
         <w:t># A final class cannot be extended or inherited. Key points:</w:t>
       </w:r>
     </w:p>
@@ -22291,7 +22340,6 @@
           <w:sz w:val="32"/>
           <w:szCs w:val="32"/>
         </w:rPr>
-        <w:lastRenderedPageBreak/>
         <w:t xml:space="preserve">final class </w:t>
       </w:r>
       <w:proofErr w:type="spellStart"/>
@@ -22360,6 +22408,18 @@
         </w:rPr>
         <w:t>}</w:t>
       </w:r>
+    </w:p>
+    <w:p>
+      <w:pPr>
+        <w:jc w:val="both"/>
+        <w:rPr>
+          <w:b/>
+          <w:bCs/>
+          <w:color w:val="D86DCB" w:themeColor="accent5" w:themeTint="99"/>
+          <w:sz w:val="32"/>
+          <w:szCs w:val="32"/>
+        </w:rPr>
+      </w:pPr>
     </w:p>
     <w:p>
       <w:pPr>
@@ -22681,6 +22741,18 @@
     </w:p>
     <w:p>
       <w:pPr>
+        <w:jc w:val="both"/>
+        <w:rPr>
+          <w:b/>
+          <w:bCs/>
+          <w:color w:val="D86DCB" w:themeColor="accent5" w:themeTint="99"/>
+          <w:sz w:val="32"/>
+          <w:szCs w:val="32"/>
+        </w:rPr>
+      </w:pPr>
+    </w:p>
+    <w:p>
+      <w:pPr>
         <w:pStyle w:val="ListParagraph"/>
         <w:numPr>
           <w:ilvl w:val="0"/>
@@ -22791,6 +22863,7 @@
           <w:sz w:val="32"/>
           <w:szCs w:val="32"/>
         </w:rPr>
+        <w:lastRenderedPageBreak/>
         <w:t xml:space="preserve">Uses </w:t>
       </w:r>
       <w:r>
@@ -23023,7 +23096,6 @@
           <w:sz w:val="32"/>
           <w:szCs w:val="32"/>
         </w:rPr>
-        <w:lastRenderedPageBreak/>
         <w:t xml:space="preserve">    }</w:t>
       </w:r>
     </w:p>
@@ -23166,6 +23238,61 @@
         </w:rPr>
         <w:t>ogger {}</w:t>
       </w:r>
+    </w:p>
+    <w:p>
+      <w:pPr>
+        <w:jc w:val="both"/>
+        <w:rPr>
+          <w:sz w:val="32"/>
+          <w:szCs w:val="32"/>
+        </w:rPr>
+      </w:pPr>
+      <w:r>
+        <w:rPr>
+          <w:b/>
+          <w:bCs/>
+          <w:sz w:val="32"/>
+          <w:szCs w:val="32"/>
+        </w:rPr>
+        <w:t xml:space="preserve">NOTE: </w:t>
+      </w:r>
+      <w:r>
+        <w:rPr>
+          <w:sz w:val="32"/>
+          <w:szCs w:val="32"/>
+        </w:rPr>
+        <w:t xml:space="preserve">For more info on </w:t>
+      </w:r>
+      <w:proofErr w:type="spellStart"/>
+      <w:r>
+        <w:rPr>
+          <w:b/>
+          <w:bCs/>
+          <w:sz w:val="32"/>
+          <w:szCs w:val="32"/>
+        </w:rPr>
+        <w:t>Mixin</w:t>
+      </w:r>
+      <w:proofErr w:type="spellEnd"/>
+      <w:r>
+        <w:rPr>
+          <w:sz w:val="32"/>
+          <w:szCs w:val="32"/>
+        </w:rPr>
+        <w:t xml:space="preserve"> class see d5 part two of Dart OOP doc</w:t>
+      </w:r>
+    </w:p>
+    <w:p>
+      <w:pPr>
+        <w:jc w:val="both"/>
+        <w:rPr>
+          <w:b/>
+          <w:bCs/>
+          <w:color w:val="D86DCB" w:themeColor="accent5" w:themeTint="99"/>
+          <w:sz w:val="32"/>
+          <w:szCs w:val="32"/>
+        </w:rPr>
+      </w:pPr>
     </w:p>
     <w:p>
       <w:pPr>
@@ -23455,6 +23582,7 @@
           <w:sz w:val="32"/>
           <w:szCs w:val="32"/>
         </w:rPr>
+        <w:lastRenderedPageBreak/>
         <w:t>print(‘</w:t>
       </w:r>
       <w:proofErr w:type="spellStart"/>
@@ -23491,6 +23619,18 @@
         </w:rPr>
         <w:t>());</w:t>
       </w:r>
+    </w:p>
+    <w:p>
+      <w:pPr>
+        <w:jc w:val="both"/>
+        <w:rPr>
+          <w:b/>
+          <w:bCs/>
+          <w:color w:val="D86DCB" w:themeColor="accent5" w:themeTint="99"/>
+          <w:sz w:val="32"/>
+          <w:szCs w:val="32"/>
+        </w:rPr>
+      </w:pPr>
     </w:p>
     <w:p>
       <w:pPr>
@@ -23740,7 +23880,6 @@
           <w:sz w:val="32"/>
           <w:szCs w:val="32"/>
         </w:rPr>
-        <w:lastRenderedPageBreak/>
         <w:t xml:space="preserve">final response = </w:t>
       </w:r>
       <w:proofErr w:type="spellStart"/>
@@ -23831,6 +23970,18 @@
         </w:rPr>
         <w:t>200);</w:t>
       </w:r>
+    </w:p>
+    <w:p>
+      <w:pPr>
+        <w:jc w:val="both"/>
+        <w:rPr>
+          <w:b/>
+          <w:bCs/>
+          <w:color w:val="D86DCB" w:themeColor="accent5" w:themeTint="99"/>
+          <w:sz w:val="32"/>
+          <w:szCs w:val="32"/>
+        </w:rPr>
+      </w:pPr>
     </w:p>
     <w:p>
       <w:pPr>
@@ -24150,6 +24301,7 @@
           <w:sz w:val="32"/>
           <w:szCs w:val="32"/>
         </w:rPr>
+        <w:lastRenderedPageBreak/>
         <w:t xml:space="preserve">  factory </w:t>
       </w:r>
       <w:proofErr w:type="spellStart"/>
@@ -24458,6 +24610,18 @@
     </w:p>
     <w:p>
       <w:pPr>
+        <w:jc w:val="both"/>
+        <w:rPr>
+          <w:b/>
+          <w:bCs/>
+          <w:color w:val="D86DCB" w:themeColor="accent5" w:themeTint="99"/>
+          <w:sz w:val="32"/>
+          <w:szCs w:val="32"/>
+        </w:rPr>
+      </w:pPr>
+    </w:p>
+    <w:p>
+      <w:pPr>
         <w:pStyle w:val="ListParagraph"/>
         <w:numPr>
           <w:ilvl w:val="0"/>
@@ -24474,7 +24638,6 @@
           <w:sz w:val="32"/>
           <w:szCs w:val="32"/>
         </w:rPr>
-        <w:lastRenderedPageBreak/>
         <w:t>Enum Class:</w:t>
       </w:r>
     </w:p>
@@ -25056,7 +25219,6 @@
           <w:sz w:val="32"/>
           <w:szCs w:val="32"/>
         </w:rPr>
-        <w:lastRenderedPageBreak/>
         <w:t># Mental model:</w:t>
       </w:r>
     </w:p>
@@ -25409,6 +25571,7 @@
           <w:sz w:val="32"/>
           <w:szCs w:val="32"/>
         </w:rPr>
+        <w:lastRenderedPageBreak/>
         <w:t xml:space="preserve">  factory </w:t>
       </w:r>
       <w:proofErr w:type="spellStart"/>
@@ -25945,147 +26108,147 @@
           <w:sz w:val="32"/>
           <w:szCs w:val="32"/>
         </w:rPr>
+        <w:t>}</w:t>
+      </w:r>
+    </w:p>
+    <w:p>
+      <w:pPr>
+        <w:jc w:val="both"/>
+        <w:rPr>
+          <w:sz w:val="32"/>
+          <w:szCs w:val="32"/>
+        </w:rPr>
+      </w:pPr>
+      <w:r>
+        <w:rPr>
+          <w:sz w:val="32"/>
+          <w:szCs w:val="32"/>
+        </w:rPr>
+        <w:t># Lastly, Singleton is not a global variable or global state everywhere, it is a controlled shared instance and centralized lifecycle</w:t>
+      </w:r>
+    </w:p>
+    <w:p>
+      <w:pPr>
+        <w:jc w:val="both"/>
+        <w:rPr>
+          <w:sz w:val="32"/>
+          <w:szCs w:val="32"/>
+        </w:rPr>
+      </w:pPr>
+    </w:p>
+    <w:p>
+      <w:pPr>
+        <w:jc w:val="both"/>
+        <w:rPr>
+          <w:sz w:val="32"/>
+          <w:szCs w:val="32"/>
+        </w:rPr>
+      </w:pPr>
+      <w:r>
+        <w:rPr>
+          <w:sz w:val="32"/>
+          <w:szCs w:val="32"/>
+        </w:rPr>
+        <w:t>Lazy Singleton Class:</w:t>
+      </w:r>
+    </w:p>
+    <w:p>
+      <w:pPr>
+        <w:jc w:val="both"/>
+        <w:rPr>
+          <w:sz w:val="32"/>
+          <w:szCs w:val="32"/>
+        </w:rPr>
+      </w:pPr>
+      <w:r>
+        <w:rPr>
+          <w:sz w:val="32"/>
+          <w:szCs w:val="32"/>
+        </w:rPr>
+        <w:t># Singleton c</w:t>
+      </w:r>
+      <w:r>
+        <w:rPr>
+          <w:sz w:val="32"/>
+          <w:szCs w:val="32"/>
+        </w:rPr>
+        <w:t xml:space="preserve">lass </w:t>
+      </w:r>
+      <w:r>
+        <w:rPr>
+          <w:sz w:val="32"/>
+          <w:szCs w:val="32"/>
+        </w:rPr>
+        <w:t xml:space="preserve">instance </w:t>
+      </w:r>
+      <w:r>
+        <w:rPr>
+          <w:sz w:val="32"/>
+          <w:szCs w:val="32"/>
+        </w:rPr>
+        <w:t>is one shared object created</w:t>
+      </w:r>
+      <w:r>
+        <w:rPr>
+          <w:sz w:val="32"/>
+          <w:szCs w:val="32"/>
+        </w:rPr>
+        <w:t xml:space="preserve"> immediately when class is first loaded</w:t>
+      </w:r>
+    </w:p>
+    <w:p>
+      <w:pPr>
+        <w:jc w:val="both"/>
+        <w:rPr>
+          <w:sz w:val="32"/>
+          <w:szCs w:val="32"/>
+        </w:rPr>
+      </w:pPr>
+      <w:r>
+        <w:rPr>
+          <w:sz w:val="32"/>
+          <w:szCs w:val="32"/>
+        </w:rPr>
+        <w:t># While Lazy Singleton class</w:t>
+      </w:r>
+      <w:r>
+        <w:rPr>
+          <w:sz w:val="32"/>
+          <w:szCs w:val="32"/>
+        </w:rPr>
+        <w:t xml:space="preserve"> instance is one shared object created only when needed</w:t>
+      </w:r>
+    </w:p>
+    <w:p>
+      <w:pPr>
+        <w:jc w:val="both"/>
+        <w:rPr>
+          <w:sz w:val="32"/>
+          <w:szCs w:val="32"/>
+        </w:rPr>
+      </w:pPr>
+      <w:r>
+        <w:rPr>
+          <w:sz w:val="32"/>
+          <w:szCs w:val="32"/>
+        </w:rPr>
+        <w:t># This lazy creation saves memory and improves performance</w:t>
+      </w:r>
+    </w:p>
+    <w:p>
+      <w:pPr>
+        <w:jc w:val="both"/>
+        <w:rPr>
+          <w:sz w:val="32"/>
+          <w:szCs w:val="32"/>
+        </w:rPr>
+      </w:pPr>
+      <w:r>
+        <w:rPr>
+          <w:sz w:val="32"/>
+          <w:szCs w:val="32"/>
+        </w:rPr>
         <w:lastRenderedPageBreak/>
-        <w:t>}</w:t>
-      </w:r>
-    </w:p>
-    <w:p>
-      <w:pPr>
-        <w:jc w:val="both"/>
-        <w:rPr>
-          <w:sz w:val="32"/>
-          <w:szCs w:val="32"/>
-        </w:rPr>
-      </w:pPr>
-      <w:r>
-        <w:rPr>
-          <w:sz w:val="32"/>
-          <w:szCs w:val="32"/>
-        </w:rPr>
-        <w:t># Lastly, Singleton is not a global variable or global state everywhere, it is a controlled shared instance and centralized lifecycle</w:t>
-      </w:r>
-    </w:p>
-    <w:p>
-      <w:pPr>
-        <w:jc w:val="both"/>
-        <w:rPr>
-          <w:sz w:val="32"/>
-          <w:szCs w:val="32"/>
-        </w:rPr>
-      </w:pPr>
-    </w:p>
-    <w:p>
-      <w:pPr>
-        <w:jc w:val="both"/>
-        <w:rPr>
-          <w:sz w:val="32"/>
-          <w:szCs w:val="32"/>
-        </w:rPr>
-      </w:pPr>
-      <w:r>
-        <w:rPr>
-          <w:sz w:val="32"/>
-          <w:szCs w:val="32"/>
-        </w:rPr>
-        <w:t>Lazy Singleton Class:</w:t>
-      </w:r>
-    </w:p>
-    <w:p>
-      <w:pPr>
-        <w:jc w:val="both"/>
-        <w:rPr>
-          <w:sz w:val="32"/>
-          <w:szCs w:val="32"/>
-        </w:rPr>
-      </w:pPr>
-      <w:r>
-        <w:rPr>
-          <w:sz w:val="32"/>
-          <w:szCs w:val="32"/>
-        </w:rPr>
-        <w:t># Singleton c</w:t>
-      </w:r>
-      <w:r>
-        <w:rPr>
-          <w:sz w:val="32"/>
-          <w:szCs w:val="32"/>
-        </w:rPr>
-        <w:t xml:space="preserve">lass </w:t>
-      </w:r>
-      <w:r>
-        <w:rPr>
-          <w:sz w:val="32"/>
-          <w:szCs w:val="32"/>
-        </w:rPr>
-        <w:t xml:space="preserve">instance </w:t>
-      </w:r>
-      <w:r>
-        <w:rPr>
-          <w:sz w:val="32"/>
-          <w:szCs w:val="32"/>
-        </w:rPr>
-        <w:t>is one shared object created</w:t>
-      </w:r>
-      <w:r>
-        <w:rPr>
-          <w:sz w:val="32"/>
-          <w:szCs w:val="32"/>
-        </w:rPr>
-        <w:t xml:space="preserve"> immediately when class is first loaded</w:t>
-      </w:r>
-    </w:p>
-    <w:p>
-      <w:pPr>
-        <w:jc w:val="both"/>
-        <w:rPr>
-          <w:sz w:val="32"/>
-          <w:szCs w:val="32"/>
-        </w:rPr>
-      </w:pPr>
-      <w:r>
-        <w:rPr>
-          <w:sz w:val="32"/>
-          <w:szCs w:val="32"/>
-        </w:rPr>
-        <w:t># While Lazy Singleton class</w:t>
-      </w:r>
-      <w:r>
-        <w:rPr>
-          <w:sz w:val="32"/>
-          <w:szCs w:val="32"/>
-        </w:rPr>
-        <w:t xml:space="preserve"> instance is one shared object created only when needed</w:t>
-      </w:r>
-    </w:p>
-    <w:p>
-      <w:pPr>
-        <w:jc w:val="both"/>
-        <w:rPr>
-          <w:sz w:val="32"/>
-          <w:szCs w:val="32"/>
-        </w:rPr>
-      </w:pPr>
-      <w:r>
-        <w:rPr>
-          <w:sz w:val="32"/>
-          <w:szCs w:val="32"/>
-        </w:rPr>
-        <w:t># This lazy creation saves memory and improves performance</w:t>
-      </w:r>
-    </w:p>
-    <w:p>
-      <w:pPr>
-        <w:jc w:val="both"/>
-        <w:rPr>
-          <w:sz w:val="32"/>
-          <w:szCs w:val="32"/>
-        </w:rPr>
-      </w:pPr>
-      <w:r>
-        <w:rPr>
-          <w:sz w:val="32"/>
-          <w:szCs w:val="32"/>
-        </w:rPr>
         <w:t># null aware assignment (</w:t>
       </w:r>
       <w:r>
@@ -26501,7 +26664,6 @@
           <w:sz w:val="32"/>
           <w:szCs w:val="32"/>
         </w:rPr>
-        <w:lastRenderedPageBreak/>
         <w:t>Important Info:</w:t>
       </w:r>
     </w:p>
@@ -26666,6 +26828,7 @@
           <w:sz w:val="32"/>
           <w:szCs w:val="32"/>
         </w:rPr>
+        <w:lastRenderedPageBreak/>
         <w:t># INFO-4, instead use</w:t>
       </w:r>
       <w:r>

--- a/d4_oop_ostad.docx
+++ b/d4_oop_ostad.docx
@@ -9077,21 +9077,2586 @@
     </w:p>
     <w:p>
       <w:pPr>
-        <w:jc w:val="both"/>
-        <w:rPr>
-          <w:b/>
-          <w:bCs/>
-          <w:sz w:val="32"/>
-          <w:szCs w:val="32"/>
-        </w:rPr>
-      </w:pPr>
-      <w:r>
-        <w:rPr>
-          <w:b/>
-          <w:bCs/>
-          <w:sz w:val="32"/>
-          <w:szCs w:val="32"/>
-        </w:rPr>
+        <w:jc w:val="center"/>
+        <w:rPr>
+          <w:sz w:val="32"/>
+          <w:szCs w:val="32"/>
+        </w:rPr>
+      </w:pPr>
+      <w:r>
+        <w:rPr>
+          <w:sz w:val="32"/>
+          <w:szCs w:val="32"/>
+        </w:rPr>
+        <w:t>Break</w:t>
+      </w:r>
+    </w:p>
+    <w:p>
+      <w:pPr>
+        <w:jc w:val="both"/>
+        <w:rPr>
+          <w:b/>
+          <w:bCs/>
+          <w:sz w:val="32"/>
+          <w:szCs w:val="32"/>
+        </w:rPr>
+      </w:pPr>
+    </w:p>
+    <w:p>
+      <w:pPr>
+        <w:jc w:val="both"/>
+        <w:rPr>
+          <w:b/>
+          <w:bCs/>
+          <w:sz w:val="32"/>
+          <w:szCs w:val="32"/>
+        </w:rPr>
+      </w:pPr>
+      <w:r>
+        <w:rPr>
+          <w:b/>
+          <w:bCs/>
+          <w:sz w:val="32"/>
+          <w:szCs w:val="32"/>
+        </w:rPr>
+        <w:t>Encapsulation in Dart:</w:t>
+      </w:r>
+    </w:p>
+    <w:p>
+      <w:pPr>
+        <w:jc w:val="both"/>
+        <w:rPr>
+          <w:sz w:val="32"/>
+          <w:szCs w:val="32"/>
+        </w:rPr>
+      </w:pPr>
+      <w:r>
+        <w:rPr>
+          <w:sz w:val="32"/>
+          <w:szCs w:val="32"/>
+        </w:rPr>
+        <w:t># Using _ before a method/function or property/variable makes it private or encapsulated. So, that it cannot be accessed from outside the class.</w:t>
+      </w:r>
+    </w:p>
+    <w:p>
+      <w:pPr>
+        <w:jc w:val="both"/>
+        <w:rPr>
+          <w:sz w:val="32"/>
+          <w:szCs w:val="32"/>
+        </w:rPr>
+      </w:pPr>
+      <w:r>
+        <w:rPr>
+          <w:sz w:val="32"/>
+          <w:szCs w:val="32"/>
+        </w:rPr>
+        <w:t xml:space="preserve"># We can use </w:t>
+      </w:r>
+      <w:r>
+        <w:rPr>
+          <w:b/>
+          <w:bCs/>
+          <w:sz w:val="32"/>
+          <w:szCs w:val="32"/>
+        </w:rPr>
+        <w:t>get</w:t>
+      </w:r>
+      <w:r>
+        <w:rPr>
+          <w:sz w:val="32"/>
+          <w:szCs w:val="32"/>
+        </w:rPr>
+        <w:t xml:space="preserve"> method or a normal return method (manual getter) for showing private property outside the class. Also, getter (</w:t>
+      </w:r>
+      <w:r>
+        <w:rPr>
+          <w:b/>
+          <w:bCs/>
+          <w:sz w:val="32"/>
+          <w:szCs w:val="32"/>
+        </w:rPr>
+        <w:t>get</w:t>
+      </w:r>
+      <w:r>
+        <w:rPr>
+          <w:sz w:val="32"/>
+          <w:szCs w:val="32"/>
+        </w:rPr>
+        <w:t>) method doesn't take any parameter</w:t>
+      </w:r>
+    </w:p>
+    <w:p>
+      <w:pPr>
+        <w:jc w:val="both"/>
+        <w:rPr>
+          <w:sz w:val="32"/>
+          <w:szCs w:val="32"/>
+        </w:rPr>
+      </w:pPr>
+      <w:r>
+        <w:rPr>
+          <w:sz w:val="32"/>
+          <w:szCs w:val="32"/>
+        </w:rPr>
+        <w:t xml:space="preserve"># We can use </w:t>
+      </w:r>
+      <w:r>
+        <w:rPr>
+          <w:b/>
+          <w:bCs/>
+          <w:sz w:val="32"/>
+          <w:szCs w:val="32"/>
+        </w:rPr>
+        <w:t>set</w:t>
+      </w:r>
+      <w:r>
+        <w:rPr>
+          <w:sz w:val="32"/>
+          <w:szCs w:val="32"/>
+        </w:rPr>
+        <w:t xml:space="preserve"> method for setting private or encapsulated property outside the class</w:t>
+      </w:r>
+    </w:p>
+    <w:p>
+      <w:pPr>
+        <w:jc w:val="both"/>
+        <w:rPr>
+          <w:sz w:val="32"/>
+          <w:szCs w:val="32"/>
+        </w:rPr>
+      </w:pPr>
+      <w:r>
+        <w:rPr>
+          <w:sz w:val="32"/>
+          <w:szCs w:val="32"/>
+        </w:rPr>
+        <w:t># The following lines will give error because we cannot access private members from outside the class cause its encapsulated</w:t>
+      </w:r>
+    </w:p>
+    <w:p>
+      <w:pPr>
+        <w:jc w:val="both"/>
+        <w:rPr>
+          <w:sz w:val="32"/>
+          <w:szCs w:val="32"/>
+        </w:rPr>
+      </w:pPr>
+      <w:r>
+        <w:rPr>
+          <w:sz w:val="32"/>
+          <w:szCs w:val="32"/>
+        </w:rPr>
+        <w:lastRenderedPageBreak/>
+        <w:t xml:space="preserve"># </w:t>
+      </w:r>
+      <w:r>
+        <w:rPr>
+          <w:b/>
+          <w:bCs/>
+          <w:sz w:val="32"/>
+          <w:szCs w:val="32"/>
+        </w:rPr>
+        <w:t xml:space="preserve">throw </w:t>
+      </w:r>
+      <w:proofErr w:type="gramStart"/>
+      <w:r>
+        <w:rPr>
+          <w:b/>
+          <w:bCs/>
+          <w:sz w:val="32"/>
+          <w:szCs w:val="32"/>
+        </w:rPr>
+        <w:t>Exception(</w:t>
+      </w:r>
+      <w:proofErr w:type="gramEnd"/>
+      <w:r>
+        <w:rPr>
+          <w:b/>
+          <w:bCs/>
+          <w:sz w:val="32"/>
+          <w:szCs w:val="32"/>
+        </w:rPr>
+        <w:t>)</w:t>
+      </w:r>
+      <w:r>
+        <w:rPr>
+          <w:sz w:val="32"/>
+          <w:szCs w:val="32"/>
+        </w:rPr>
+        <w:t xml:space="preserve"> throws error if pin invalid.</w:t>
+      </w:r>
+    </w:p>
+    <w:p>
+      <w:pPr>
+        <w:jc w:val="both"/>
+        <w:rPr>
+          <w:b/>
+          <w:bCs/>
+          <w:sz w:val="32"/>
+          <w:szCs w:val="32"/>
+        </w:rPr>
+      </w:pPr>
+      <w:proofErr w:type="spellStart"/>
+      <w:proofErr w:type="gramStart"/>
+      <w:r>
+        <w:rPr>
+          <w:b/>
+          <w:bCs/>
+          <w:sz w:val="32"/>
+          <w:szCs w:val="32"/>
+        </w:rPr>
+        <w:t>bfc</w:t>
+      </w:r>
+      <w:proofErr w:type="spellEnd"/>
+      <w:r>
+        <w:rPr>
+          <w:b/>
+          <w:bCs/>
+          <w:sz w:val="32"/>
+          <w:szCs w:val="32"/>
+        </w:rPr>
+        <w:t>._</w:t>
+      </w:r>
+      <w:proofErr w:type="spellStart"/>
+      <w:proofErr w:type="gramEnd"/>
+      <w:r>
+        <w:rPr>
+          <w:b/>
+          <w:bCs/>
+          <w:sz w:val="32"/>
+          <w:szCs w:val="32"/>
+        </w:rPr>
+        <w:t>prepareItem</w:t>
+      </w:r>
+      <w:proofErr w:type="spellEnd"/>
+      <w:r>
+        <w:rPr>
+          <w:b/>
+          <w:bCs/>
+          <w:sz w:val="32"/>
+          <w:szCs w:val="32"/>
+        </w:rPr>
+        <w:t>("Chicken Fry"); // won’t work</w:t>
+      </w:r>
+    </w:p>
+    <w:p>
+      <w:pPr>
+        <w:jc w:val="both"/>
+        <w:rPr>
+          <w:b/>
+          <w:bCs/>
+          <w:sz w:val="32"/>
+          <w:szCs w:val="32"/>
+        </w:rPr>
+      </w:pPr>
+      <w:proofErr w:type="spellStart"/>
+      <w:proofErr w:type="gramStart"/>
+      <w:r>
+        <w:rPr>
+          <w:b/>
+          <w:bCs/>
+          <w:sz w:val="32"/>
+          <w:szCs w:val="32"/>
+        </w:rPr>
+        <w:t>bfc</w:t>
+      </w:r>
+      <w:proofErr w:type="spellEnd"/>
+      <w:r>
+        <w:rPr>
+          <w:b/>
+          <w:bCs/>
+          <w:sz w:val="32"/>
+          <w:szCs w:val="32"/>
+        </w:rPr>
+        <w:t>._</w:t>
+      </w:r>
+      <w:proofErr w:type="gramEnd"/>
+      <w:r>
+        <w:rPr>
+          <w:b/>
+          <w:bCs/>
+          <w:sz w:val="32"/>
+          <w:szCs w:val="32"/>
+        </w:rPr>
+        <w:t>shopping("Chicken Fry");</w:t>
+      </w:r>
+    </w:p>
+    <w:p>
+      <w:pPr>
+        <w:jc w:val="both"/>
+        <w:rPr>
+          <w:b/>
+          <w:bCs/>
+          <w:color w:val="D86DCB" w:themeColor="accent5" w:themeTint="99"/>
+          <w:sz w:val="32"/>
+          <w:szCs w:val="32"/>
+        </w:rPr>
+      </w:pPr>
+      <w:r>
+        <w:rPr>
+          <w:b/>
+          <w:bCs/>
+          <w:color w:val="D86DCB" w:themeColor="accent5" w:themeTint="99"/>
+          <w:sz w:val="32"/>
+          <w:szCs w:val="32"/>
+        </w:rPr>
+        <w:t>class Restaurant {</w:t>
+      </w:r>
+    </w:p>
+    <w:p>
+      <w:pPr>
+        <w:jc w:val="both"/>
+        <w:rPr>
+          <w:b/>
+          <w:bCs/>
+          <w:color w:val="D86DCB" w:themeColor="accent5" w:themeTint="99"/>
+          <w:sz w:val="32"/>
+          <w:szCs w:val="32"/>
+        </w:rPr>
+      </w:pPr>
+      <w:r>
+        <w:rPr>
+          <w:b/>
+          <w:bCs/>
+          <w:color w:val="D86DCB" w:themeColor="accent5" w:themeTint="99"/>
+          <w:sz w:val="32"/>
+          <w:szCs w:val="32"/>
+        </w:rPr>
+        <w:t xml:space="preserve">  int _id = 187;</w:t>
+      </w:r>
+    </w:p>
+    <w:p>
+      <w:pPr>
+        <w:jc w:val="both"/>
+        <w:rPr>
+          <w:b/>
+          <w:bCs/>
+          <w:color w:val="D86DCB" w:themeColor="accent5" w:themeTint="99"/>
+          <w:sz w:val="32"/>
+          <w:szCs w:val="32"/>
+        </w:rPr>
+      </w:pPr>
+      <w:r>
+        <w:rPr>
+          <w:b/>
+          <w:bCs/>
+          <w:color w:val="D86DCB" w:themeColor="accent5" w:themeTint="99"/>
+          <w:sz w:val="32"/>
+          <w:szCs w:val="32"/>
+        </w:rPr>
+        <w:t xml:space="preserve">  int get </w:t>
+      </w:r>
+      <w:proofErr w:type="spellStart"/>
+      <w:r>
+        <w:rPr>
+          <w:b/>
+          <w:bCs/>
+          <w:color w:val="D86DCB" w:themeColor="accent5" w:themeTint="99"/>
+          <w:sz w:val="32"/>
+          <w:szCs w:val="32"/>
+        </w:rPr>
+        <w:t>getId</w:t>
+      </w:r>
+      <w:proofErr w:type="spellEnd"/>
+      <w:r>
+        <w:rPr>
+          <w:b/>
+          <w:bCs/>
+          <w:color w:val="D86DCB" w:themeColor="accent5" w:themeTint="99"/>
+          <w:sz w:val="32"/>
+          <w:szCs w:val="32"/>
+        </w:rPr>
+        <w:t xml:space="preserve"> =&gt; _id;</w:t>
+      </w:r>
+    </w:p>
+    <w:p>
+      <w:pPr>
+        <w:jc w:val="both"/>
+        <w:rPr>
+          <w:b/>
+          <w:bCs/>
+          <w:color w:val="D86DCB" w:themeColor="accent5" w:themeTint="99"/>
+          <w:sz w:val="32"/>
+          <w:szCs w:val="32"/>
+        </w:rPr>
+      </w:pPr>
+      <w:r>
+        <w:rPr>
+          <w:b/>
+          <w:bCs/>
+          <w:color w:val="D86DCB" w:themeColor="accent5" w:themeTint="99"/>
+          <w:sz w:val="32"/>
+          <w:szCs w:val="32"/>
+        </w:rPr>
+        <w:t xml:space="preserve">  set </w:t>
+      </w:r>
+      <w:proofErr w:type="spellStart"/>
+      <w:r>
+        <w:rPr>
+          <w:b/>
+          <w:bCs/>
+          <w:color w:val="D86DCB" w:themeColor="accent5" w:themeTint="99"/>
+          <w:sz w:val="32"/>
+          <w:szCs w:val="32"/>
+        </w:rPr>
+        <w:t>setId</w:t>
+      </w:r>
+      <w:proofErr w:type="spellEnd"/>
+      <w:r>
+        <w:rPr>
+          <w:b/>
+          <w:bCs/>
+          <w:color w:val="D86DCB" w:themeColor="accent5" w:themeTint="99"/>
+          <w:sz w:val="32"/>
+          <w:szCs w:val="32"/>
+        </w:rPr>
+        <w:t xml:space="preserve"> (int value) =&gt; _id = value;</w:t>
+      </w:r>
+    </w:p>
+    <w:p>
+      <w:pPr>
+        <w:jc w:val="both"/>
+        <w:rPr>
+          <w:b/>
+          <w:bCs/>
+          <w:color w:val="D86DCB" w:themeColor="accent5" w:themeTint="99"/>
+          <w:sz w:val="32"/>
+          <w:szCs w:val="32"/>
+        </w:rPr>
+      </w:pPr>
+      <w:r>
+        <w:rPr>
+          <w:b/>
+          <w:bCs/>
+          <w:color w:val="D86DCB" w:themeColor="accent5" w:themeTint="99"/>
+          <w:sz w:val="32"/>
+          <w:szCs w:val="32"/>
+        </w:rPr>
+        <w:t xml:space="preserve">  void order (String item) {</w:t>
+      </w:r>
+    </w:p>
+    <w:p>
+      <w:pPr>
+        <w:jc w:val="both"/>
+        <w:rPr>
+          <w:b/>
+          <w:bCs/>
+          <w:color w:val="D86DCB" w:themeColor="accent5" w:themeTint="99"/>
+          <w:sz w:val="32"/>
+          <w:szCs w:val="32"/>
+        </w:rPr>
+      </w:pPr>
+      <w:r>
+        <w:rPr>
+          <w:b/>
+          <w:bCs/>
+          <w:color w:val="D86DCB" w:themeColor="accent5" w:themeTint="99"/>
+          <w:sz w:val="32"/>
+          <w:szCs w:val="32"/>
+        </w:rPr>
+        <w:t xml:space="preserve">    </w:t>
+      </w:r>
+      <w:proofErr w:type="gramStart"/>
+      <w:r>
+        <w:rPr>
+          <w:b/>
+          <w:bCs/>
+          <w:color w:val="D86DCB" w:themeColor="accent5" w:themeTint="99"/>
+          <w:sz w:val="32"/>
+          <w:szCs w:val="32"/>
+        </w:rPr>
+        <w:t>print(</w:t>
+      </w:r>
+      <w:proofErr w:type="gramEnd"/>
+      <w:r>
+        <w:rPr>
+          <w:b/>
+          <w:bCs/>
+          <w:color w:val="D86DCB" w:themeColor="accent5" w:themeTint="99"/>
+          <w:sz w:val="32"/>
+          <w:szCs w:val="32"/>
+        </w:rPr>
+        <w:t>"$item ordered");</w:t>
+      </w:r>
+    </w:p>
+    <w:p>
+      <w:pPr>
+        <w:jc w:val="both"/>
+        <w:rPr>
+          <w:b/>
+          <w:bCs/>
+          <w:color w:val="D86DCB" w:themeColor="accent5" w:themeTint="99"/>
+          <w:sz w:val="32"/>
+          <w:szCs w:val="32"/>
+        </w:rPr>
+      </w:pPr>
+      <w:r>
+        <w:rPr>
+          <w:b/>
+          <w:bCs/>
+          <w:color w:val="D86DCB" w:themeColor="accent5" w:themeTint="99"/>
+          <w:sz w:val="32"/>
+          <w:szCs w:val="32"/>
+        </w:rPr>
+        <w:t xml:space="preserve">    _</w:t>
+      </w:r>
+      <w:proofErr w:type="spellStart"/>
+      <w:r>
+        <w:rPr>
+          <w:b/>
+          <w:bCs/>
+          <w:color w:val="D86DCB" w:themeColor="accent5" w:themeTint="99"/>
+          <w:sz w:val="32"/>
+          <w:szCs w:val="32"/>
+        </w:rPr>
+        <w:t>prepareItem</w:t>
+      </w:r>
+      <w:proofErr w:type="spellEnd"/>
+      <w:r>
+        <w:rPr>
+          <w:b/>
+          <w:bCs/>
+          <w:color w:val="D86DCB" w:themeColor="accent5" w:themeTint="99"/>
+          <w:sz w:val="32"/>
+          <w:szCs w:val="32"/>
+        </w:rPr>
+        <w:t>(item);</w:t>
+      </w:r>
+    </w:p>
+    <w:p>
+      <w:pPr>
+        <w:jc w:val="both"/>
+        <w:rPr>
+          <w:b/>
+          <w:bCs/>
+          <w:color w:val="D86DCB" w:themeColor="accent5" w:themeTint="99"/>
+          <w:sz w:val="32"/>
+          <w:szCs w:val="32"/>
+        </w:rPr>
+      </w:pPr>
+      <w:r>
+        <w:rPr>
+          <w:b/>
+          <w:bCs/>
+          <w:color w:val="D86DCB" w:themeColor="accent5" w:themeTint="99"/>
+          <w:sz w:val="32"/>
+          <w:szCs w:val="32"/>
+        </w:rPr>
+        <w:t xml:space="preserve">    _shopping(item);</w:t>
+      </w:r>
+    </w:p>
+    <w:p>
+      <w:pPr>
+        <w:jc w:val="both"/>
+        <w:rPr>
+          <w:b/>
+          <w:bCs/>
+          <w:color w:val="D86DCB" w:themeColor="accent5" w:themeTint="99"/>
+          <w:sz w:val="32"/>
+          <w:szCs w:val="32"/>
+        </w:rPr>
+      </w:pPr>
+      <w:r>
+        <w:rPr>
+          <w:b/>
+          <w:bCs/>
+          <w:color w:val="D86DCB" w:themeColor="accent5" w:themeTint="99"/>
+          <w:sz w:val="32"/>
+          <w:szCs w:val="32"/>
+        </w:rPr>
+        <w:t xml:space="preserve">  }</w:t>
+      </w:r>
+    </w:p>
+    <w:p>
+      <w:pPr>
+        <w:jc w:val="both"/>
+        <w:rPr>
+          <w:b/>
+          <w:bCs/>
+          <w:color w:val="D86DCB" w:themeColor="accent5" w:themeTint="99"/>
+          <w:sz w:val="32"/>
+          <w:szCs w:val="32"/>
+        </w:rPr>
+      </w:pPr>
+      <w:r>
+        <w:rPr>
+          <w:b/>
+          <w:bCs/>
+          <w:color w:val="D86DCB" w:themeColor="accent5" w:themeTint="99"/>
+          <w:sz w:val="32"/>
+          <w:szCs w:val="32"/>
+        </w:rPr>
+        <w:t xml:space="preserve">  void _</w:t>
+      </w:r>
+      <w:proofErr w:type="spellStart"/>
+      <w:r>
+        <w:rPr>
+          <w:b/>
+          <w:bCs/>
+          <w:color w:val="D86DCB" w:themeColor="accent5" w:themeTint="99"/>
+          <w:sz w:val="32"/>
+          <w:szCs w:val="32"/>
+        </w:rPr>
+        <w:t>prepareItem</w:t>
+      </w:r>
+      <w:proofErr w:type="spellEnd"/>
+      <w:r>
+        <w:rPr>
+          <w:b/>
+          <w:bCs/>
+          <w:color w:val="D86DCB" w:themeColor="accent5" w:themeTint="99"/>
+          <w:sz w:val="32"/>
+          <w:szCs w:val="32"/>
+        </w:rPr>
+        <w:t xml:space="preserve"> (String item) {</w:t>
+      </w:r>
+    </w:p>
+    <w:p>
+      <w:pPr>
+        <w:jc w:val="both"/>
+        <w:rPr>
+          <w:b/>
+          <w:bCs/>
+          <w:color w:val="D86DCB" w:themeColor="accent5" w:themeTint="99"/>
+          <w:sz w:val="32"/>
+          <w:szCs w:val="32"/>
+        </w:rPr>
+      </w:pPr>
+      <w:r>
+        <w:rPr>
+          <w:b/>
+          <w:bCs/>
+          <w:color w:val="D86DCB" w:themeColor="accent5" w:themeTint="99"/>
+          <w:sz w:val="32"/>
+          <w:szCs w:val="32"/>
+        </w:rPr>
+        <w:t xml:space="preserve">    </w:t>
+      </w:r>
+      <w:proofErr w:type="gramStart"/>
+      <w:r>
+        <w:rPr>
+          <w:b/>
+          <w:bCs/>
+          <w:color w:val="D86DCB" w:themeColor="accent5" w:themeTint="99"/>
+          <w:sz w:val="32"/>
+          <w:szCs w:val="32"/>
+        </w:rPr>
+        <w:t>print(</w:t>
+      </w:r>
+      <w:proofErr w:type="gramEnd"/>
+      <w:r>
+        <w:rPr>
+          <w:b/>
+          <w:bCs/>
+          <w:color w:val="D86DCB" w:themeColor="accent5" w:themeTint="99"/>
+          <w:sz w:val="32"/>
+          <w:szCs w:val="32"/>
+        </w:rPr>
+        <w:t>"$item is being prepared");</w:t>
+      </w:r>
+    </w:p>
+    <w:p>
+      <w:pPr>
+        <w:jc w:val="both"/>
+        <w:rPr>
+          <w:b/>
+          <w:bCs/>
+          <w:color w:val="D86DCB" w:themeColor="accent5" w:themeTint="99"/>
+          <w:sz w:val="32"/>
+          <w:szCs w:val="32"/>
+        </w:rPr>
+      </w:pPr>
+      <w:r>
+        <w:rPr>
+          <w:b/>
+          <w:bCs/>
+          <w:color w:val="D86DCB" w:themeColor="accent5" w:themeTint="99"/>
+          <w:sz w:val="32"/>
+          <w:szCs w:val="32"/>
+        </w:rPr>
+        <w:t xml:space="preserve">  }</w:t>
+      </w:r>
+    </w:p>
+    <w:p>
+      <w:pPr>
+        <w:jc w:val="both"/>
+        <w:rPr>
+          <w:b/>
+          <w:bCs/>
+          <w:color w:val="D86DCB" w:themeColor="accent5" w:themeTint="99"/>
+          <w:sz w:val="32"/>
+          <w:szCs w:val="32"/>
+        </w:rPr>
+      </w:pPr>
+      <w:r>
+        <w:rPr>
+          <w:b/>
+          <w:bCs/>
+          <w:color w:val="D86DCB" w:themeColor="accent5" w:themeTint="99"/>
+          <w:sz w:val="32"/>
+          <w:szCs w:val="32"/>
+        </w:rPr>
+        <w:t xml:space="preserve">  void _</w:t>
+      </w:r>
+      <w:proofErr w:type="gramStart"/>
+      <w:r>
+        <w:rPr>
+          <w:b/>
+          <w:bCs/>
+          <w:color w:val="D86DCB" w:themeColor="accent5" w:themeTint="99"/>
+          <w:sz w:val="32"/>
+          <w:szCs w:val="32"/>
+        </w:rPr>
+        <w:t>shopping(</w:t>
+      </w:r>
+      <w:proofErr w:type="gramEnd"/>
+      <w:r>
+        <w:rPr>
+          <w:b/>
+          <w:bCs/>
+          <w:color w:val="D86DCB" w:themeColor="accent5" w:themeTint="99"/>
+          <w:sz w:val="32"/>
+          <w:szCs w:val="32"/>
+        </w:rPr>
+        <w:t>String item) {</w:t>
+      </w:r>
+    </w:p>
+    <w:p>
+      <w:pPr>
+        <w:jc w:val="both"/>
+        <w:rPr>
+          <w:b/>
+          <w:bCs/>
+          <w:color w:val="D86DCB" w:themeColor="accent5" w:themeTint="99"/>
+          <w:sz w:val="32"/>
+          <w:szCs w:val="32"/>
+        </w:rPr>
+      </w:pPr>
+      <w:r>
+        <w:rPr>
+          <w:b/>
+          <w:bCs/>
+          <w:color w:val="D86DCB" w:themeColor="accent5" w:themeTint="99"/>
+          <w:sz w:val="32"/>
+          <w:szCs w:val="32"/>
+        </w:rPr>
+        <w:t xml:space="preserve">    </w:t>
+      </w:r>
+      <w:proofErr w:type="gramStart"/>
+      <w:r>
+        <w:rPr>
+          <w:b/>
+          <w:bCs/>
+          <w:color w:val="D86DCB" w:themeColor="accent5" w:themeTint="99"/>
+          <w:sz w:val="32"/>
+          <w:szCs w:val="32"/>
+        </w:rPr>
+        <w:t>print(</w:t>
+      </w:r>
+      <w:proofErr w:type="gramEnd"/>
+      <w:r>
+        <w:rPr>
+          <w:b/>
+          <w:bCs/>
+          <w:color w:val="D86DCB" w:themeColor="accent5" w:themeTint="99"/>
+          <w:sz w:val="32"/>
+          <w:szCs w:val="32"/>
+        </w:rPr>
+        <w:t>"Shopping for $item");</w:t>
+      </w:r>
+    </w:p>
+    <w:p>
+      <w:pPr>
+        <w:jc w:val="both"/>
+        <w:rPr>
+          <w:b/>
+          <w:bCs/>
+          <w:color w:val="D86DCB" w:themeColor="accent5" w:themeTint="99"/>
+          <w:sz w:val="32"/>
+          <w:szCs w:val="32"/>
+        </w:rPr>
+      </w:pPr>
+      <w:r>
+        <w:rPr>
+          <w:b/>
+          <w:bCs/>
+          <w:color w:val="D86DCB" w:themeColor="accent5" w:themeTint="99"/>
+          <w:sz w:val="32"/>
+          <w:szCs w:val="32"/>
+        </w:rPr>
+        <w:t xml:space="preserve">  }</w:t>
+      </w:r>
+    </w:p>
+    <w:p>
+      <w:pPr>
+        <w:jc w:val="both"/>
+        <w:rPr>
+          <w:b/>
+          <w:bCs/>
+          <w:color w:val="D86DCB" w:themeColor="accent5" w:themeTint="99"/>
+          <w:sz w:val="32"/>
+          <w:szCs w:val="32"/>
+        </w:rPr>
+      </w:pPr>
+      <w:r>
+        <w:rPr>
+          <w:b/>
+          <w:bCs/>
+          <w:color w:val="D86DCB" w:themeColor="accent5" w:themeTint="99"/>
+          <w:sz w:val="32"/>
+          <w:szCs w:val="32"/>
+        </w:rPr>
+        <w:t>}</w:t>
+      </w:r>
+    </w:p>
+    <w:p>
+      <w:pPr>
+        <w:jc w:val="both"/>
+        <w:rPr>
+          <w:b/>
+          <w:bCs/>
+          <w:color w:val="D86DCB" w:themeColor="accent5" w:themeTint="99"/>
+          <w:sz w:val="32"/>
+          <w:szCs w:val="32"/>
+        </w:rPr>
+      </w:pPr>
+    </w:p>
+    <w:p>
+      <w:pPr>
+        <w:jc w:val="both"/>
+        <w:rPr>
+          <w:b/>
+          <w:bCs/>
+          <w:color w:val="D86DCB" w:themeColor="accent5" w:themeTint="99"/>
+          <w:sz w:val="32"/>
+          <w:szCs w:val="32"/>
+        </w:rPr>
+      </w:pPr>
+      <w:r>
+        <w:rPr>
+          <w:b/>
+          <w:bCs/>
+          <w:color w:val="D86DCB" w:themeColor="accent5" w:themeTint="99"/>
+          <w:sz w:val="32"/>
+          <w:szCs w:val="32"/>
+        </w:rPr>
+        <w:t xml:space="preserve">class </w:t>
+      </w:r>
+      <w:proofErr w:type="spellStart"/>
+      <w:r>
+        <w:rPr>
+          <w:b/>
+          <w:bCs/>
+          <w:color w:val="D86DCB" w:themeColor="accent5" w:themeTint="99"/>
+          <w:sz w:val="32"/>
+          <w:szCs w:val="32"/>
+        </w:rPr>
+        <w:t>BankAccount</w:t>
+      </w:r>
+      <w:proofErr w:type="spellEnd"/>
+      <w:r>
+        <w:rPr>
+          <w:b/>
+          <w:bCs/>
+          <w:color w:val="D86DCB" w:themeColor="accent5" w:themeTint="99"/>
+          <w:sz w:val="32"/>
+          <w:szCs w:val="32"/>
+        </w:rPr>
+        <w:t xml:space="preserve"> {</w:t>
+      </w:r>
+    </w:p>
+    <w:p>
+      <w:pPr>
+        <w:jc w:val="both"/>
+        <w:rPr>
+          <w:b/>
+          <w:bCs/>
+          <w:color w:val="D86DCB" w:themeColor="accent5" w:themeTint="99"/>
+          <w:sz w:val="32"/>
+          <w:szCs w:val="32"/>
+        </w:rPr>
+      </w:pPr>
+      <w:r>
+        <w:rPr>
+          <w:b/>
+          <w:bCs/>
+          <w:color w:val="D86DCB" w:themeColor="accent5" w:themeTint="99"/>
+          <w:sz w:val="32"/>
+          <w:szCs w:val="32"/>
+        </w:rPr>
+        <w:t xml:space="preserve">  double _balance = 0.0;</w:t>
+      </w:r>
+    </w:p>
+    <w:p>
+      <w:pPr>
+        <w:jc w:val="both"/>
+        <w:rPr>
+          <w:b/>
+          <w:bCs/>
+          <w:color w:val="D86DCB" w:themeColor="accent5" w:themeTint="99"/>
+          <w:sz w:val="32"/>
+          <w:szCs w:val="32"/>
+        </w:rPr>
+      </w:pPr>
+      <w:r>
+        <w:rPr>
+          <w:b/>
+          <w:bCs/>
+          <w:color w:val="D86DCB" w:themeColor="accent5" w:themeTint="99"/>
+          <w:sz w:val="32"/>
+          <w:szCs w:val="32"/>
+        </w:rPr>
+        <w:t xml:space="preserve">  final int _pin;</w:t>
+      </w:r>
+    </w:p>
+    <w:p>
+      <w:pPr>
+        <w:jc w:val="both"/>
+        <w:rPr>
+          <w:b/>
+          <w:bCs/>
+          <w:color w:val="D86DCB" w:themeColor="accent5" w:themeTint="99"/>
+          <w:sz w:val="32"/>
+          <w:szCs w:val="32"/>
+        </w:rPr>
+      </w:pPr>
+      <w:r>
+        <w:rPr>
+          <w:b/>
+          <w:bCs/>
+          <w:color w:val="D86DCB" w:themeColor="accent5" w:themeTint="99"/>
+          <w:sz w:val="32"/>
+          <w:szCs w:val="32"/>
+        </w:rPr>
+        <w:lastRenderedPageBreak/>
+        <w:t xml:space="preserve">  </w:t>
+      </w:r>
+      <w:proofErr w:type="spellStart"/>
+      <w:r>
+        <w:rPr>
+          <w:b/>
+          <w:bCs/>
+          <w:color w:val="D86DCB" w:themeColor="accent5" w:themeTint="99"/>
+          <w:sz w:val="32"/>
+          <w:szCs w:val="32"/>
+        </w:rPr>
+        <w:t>BankAccount</w:t>
+      </w:r>
+      <w:proofErr w:type="spellEnd"/>
+      <w:r>
+        <w:rPr>
+          <w:b/>
+          <w:bCs/>
+          <w:color w:val="D86DCB" w:themeColor="accent5" w:themeTint="99"/>
+          <w:sz w:val="32"/>
+          <w:szCs w:val="32"/>
+        </w:rPr>
+        <w:t>(</w:t>
+      </w:r>
+      <w:proofErr w:type="spellStart"/>
+      <w:proofErr w:type="gramStart"/>
+      <w:r>
+        <w:rPr>
+          <w:b/>
+          <w:bCs/>
+          <w:color w:val="D86DCB" w:themeColor="accent5" w:themeTint="99"/>
+          <w:sz w:val="32"/>
+          <w:szCs w:val="32"/>
+        </w:rPr>
+        <w:t>this._</w:t>
+      </w:r>
+      <w:proofErr w:type="gramEnd"/>
+      <w:r>
+        <w:rPr>
+          <w:b/>
+          <w:bCs/>
+          <w:color w:val="D86DCB" w:themeColor="accent5" w:themeTint="99"/>
+          <w:sz w:val="32"/>
+          <w:szCs w:val="32"/>
+        </w:rPr>
+        <w:t>pin</w:t>
+      </w:r>
+      <w:proofErr w:type="spellEnd"/>
+      <w:r>
+        <w:rPr>
+          <w:b/>
+          <w:bCs/>
+          <w:color w:val="D86DCB" w:themeColor="accent5" w:themeTint="99"/>
+          <w:sz w:val="32"/>
+          <w:szCs w:val="32"/>
+        </w:rPr>
+        <w:t>);</w:t>
+      </w:r>
+    </w:p>
+    <w:p>
+      <w:pPr>
+        <w:jc w:val="both"/>
+        <w:rPr>
+          <w:b/>
+          <w:bCs/>
+          <w:color w:val="D86DCB" w:themeColor="accent5" w:themeTint="99"/>
+          <w:sz w:val="32"/>
+          <w:szCs w:val="32"/>
+        </w:rPr>
+      </w:pPr>
+      <w:r>
+        <w:rPr>
+          <w:b/>
+          <w:bCs/>
+          <w:color w:val="D86DCB" w:themeColor="accent5" w:themeTint="99"/>
+          <w:sz w:val="32"/>
+          <w:szCs w:val="32"/>
+        </w:rPr>
+        <w:t xml:space="preserve">  double </w:t>
+      </w:r>
+      <w:proofErr w:type="spellStart"/>
+      <w:proofErr w:type="gramStart"/>
+      <w:r>
+        <w:rPr>
+          <w:b/>
+          <w:bCs/>
+          <w:color w:val="D86DCB" w:themeColor="accent5" w:themeTint="99"/>
+          <w:sz w:val="32"/>
+          <w:szCs w:val="32"/>
+        </w:rPr>
+        <w:t>getBalance</w:t>
+      </w:r>
+      <w:proofErr w:type="spellEnd"/>
+      <w:r>
+        <w:rPr>
+          <w:b/>
+          <w:bCs/>
+          <w:color w:val="D86DCB" w:themeColor="accent5" w:themeTint="99"/>
+          <w:sz w:val="32"/>
+          <w:szCs w:val="32"/>
+        </w:rPr>
+        <w:t>(</w:t>
+      </w:r>
+      <w:proofErr w:type="gramEnd"/>
+      <w:r>
+        <w:rPr>
+          <w:b/>
+          <w:bCs/>
+          <w:color w:val="D86DCB" w:themeColor="accent5" w:themeTint="99"/>
+          <w:sz w:val="32"/>
+          <w:szCs w:val="32"/>
+        </w:rPr>
+        <w:t>int pin)  {</w:t>
+      </w:r>
+    </w:p>
+    <w:p>
+      <w:pPr>
+        <w:jc w:val="both"/>
+        <w:rPr>
+          <w:b/>
+          <w:bCs/>
+          <w:color w:val="D86DCB" w:themeColor="accent5" w:themeTint="99"/>
+          <w:sz w:val="32"/>
+          <w:szCs w:val="32"/>
+        </w:rPr>
+      </w:pPr>
+      <w:r>
+        <w:rPr>
+          <w:b/>
+          <w:bCs/>
+          <w:color w:val="D86DCB" w:themeColor="accent5" w:themeTint="99"/>
+          <w:sz w:val="32"/>
+          <w:szCs w:val="32"/>
+        </w:rPr>
+        <w:t xml:space="preserve">    if (pin == _pin) {</w:t>
+      </w:r>
+    </w:p>
+    <w:p>
+      <w:pPr>
+        <w:jc w:val="both"/>
+        <w:rPr>
+          <w:b/>
+          <w:bCs/>
+          <w:color w:val="D86DCB" w:themeColor="accent5" w:themeTint="99"/>
+          <w:sz w:val="32"/>
+          <w:szCs w:val="32"/>
+        </w:rPr>
+      </w:pPr>
+      <w:r>
+        <w:rPr>
+          <w:b/>
+          <w:bCs/>
+          <w:color w:val="D86DCB" w:themeColor="accent5" w:themeTint="99"/>
+          <w:sz w:val="32"/>
+          <w:szCs w:val="32"/>
+        </w:rPr>
+        <w:t xml:space="preserve">      return _balance;</w:t>
+      </w:r>
+    </w:p>
+    <w:p>
+      <w:pPr>
+        <w:jc w:val="both"/>
+        <w:rPr>
+          <w:b/>
+          <w:bCs/>
+          <w:color w:val="D86DCB" w:themeColor="accent5" w:themeTint="99"/>
+          <w:sz w:val="32"/>
+          <w:szCs w:val="32"/>
+        </w:rPr>
+      </w:pPr>
+      <w:r>
+        <w:rPr>
+          <w:b/>
+          <w:bCs/>
+          <w:color w:val="D86DCB" w:themeColor="accent5" w:themeTint="99"/>
+          <w:sz w:val="32"/>
+          <w:szCs w:val="32"/>
+        </w:rPr>
+        <w:t xml:space="preserve">    } else {</w:t>
+      </w:r>
+    </w:p>
+    <w:p>
+      <w:pPr>
+        <w:jc w:val="both"/>
+        <w:rPr>
+          <w:b/>
+          <w:bCs/>
+          <w:color w:val="D86DCB" w:themeColor="accent5" w:themeTint="99"/>
+          <w:sz w:val="32"/>
+          <w:szCs w:val="32"/>
+        </w:rPr>
+      </w:pPr>
+      <w:r>
+        <w:rPr>
+          <w:b/>
+          <w:bCs/>
+          <w:color w:val="D86DCB" w:themeColor="accent5" w:themeTint="99"/>
+          <w:sz w:val="32"/>
+          <w:szCs w:val="32"/>
+        </w:rPr>
+        <w:t xml:space="preserve">      throw </w:t>
+      </w:r>
+      <w:proofErr w:type="gramStart"/>
+      <w:r>
+        <w:rPr>
+          <w:b/>
+          <w:bCs/>
+          <w:color w:val="D86DCB" w:themeColor="accent5" w:themeTint="99"/>
+          <w:sz w:val="32"/>
+          <w:szCs w:val="32"/>
+        </w:rPr>
+        <w:t>Exception(</w:t>
+      </w:r>
+      <w:proofErr w:type="gramEnd"/>
+      <w:r>
+        <w:rPr>
+          <w:b/>
+          <w:bCs/>
+          <w:color w:val="D86DCB" w:themeColor="accent5" w:themeTint="99"/>
+          <w:sz w:val="32"/>
+          <w:szCs w:val="32"/>
+        </w:rPr>
+        <w:t>"Invalid PIN. Access denied.");</w:t>
+      </w:r>
+    </w:p>
+    <w:p>
+      <w:pPr>
+        <w:jc w:val="both"/>
+        <w:rPr>
+          <w:b/>
+          <w:bCs/>
+          <w:color w:val="D86DCB" w:themeColor="accent5" w:themeTint="99"/>
+          <w:sz w:val="32"/>
+          <w:szCs w:val="32"/>
+        </w:rPr>
+      </w:pPr>
+      <w:r>
+        <w:rPr>
+          <w:b/>
+          <w:bCs/>
+          <w:color w:val="D86DCB" w:themeColor="accent5" w:themeTint="99"/>
+          <w:sz w:val="32"/>
+          <w:szCs w:val="32"/>
+        </w:rPr>
+        <w:t xml:space="preserve">    }</w:t>
+      </w:r>
+    </w:p>
+    <w:p>
+      <w:pPr>
+        <w:jc w:val="both"/>
+        <w:rPr>
+          <w:b/>
+          <w:bCs/>
+          <w:color w:val="D86DCB" w:themeColor="accent5" w:themeTint="99"/>
+          <w:sz w:val="32"/>
+          <w:szCs w:val="32"/>
+        </w:rPr>
+      </w:pPr>
+      <w:r>
+        <w:rPr>
+          <w:b/>
+          <w:bCs/>
+          <w:color w:val="D86DCB" w:themeColor="accent5" w:themeTint="99"/>
+          <w:sz w:val="32"/>
+          <w:szCs w:val="32"/>
+        </w:rPr>
+        <w:t xml:space="preserve">  }</w:t>
+      </w:r>
+    </w:p>
+    <w:p>
+      <w:pPr>
+        <w:jc w:val="both"/>
+        <w:rPr>
+          <w:b/>
+          <w:bCs/>
+          <w:color w:val="D86DCB" w:themeColor="accent5" w:themeTint="99"/>
+          <w:sz w:val="32"/>
+          <w:szCs w:val="32"/>
+        </w:rPr>
+      </w:pPr>
+      <w:r>
+        <w:rPr>
+          <w:b/>
+          <w:bCs/>
+          <w:color w:val="D86DCB" w:themeColor="accent5" w:themeTint="99"/>
+          <w:sz w:val="32"/>
+          <w:szCs w:val="32"/>
+        </w:rPr>
+        <w:t xml:space="preserve">  set </w:t>
+      </w:r>
+      <w:proofErr w:type="spellStart"/>
+      <w:proofErr w:type="gramStart"/>
+      <w:r>
+        <w:rPr>
+          <w:b/>
+          <w:bCs/>
+          <w:color w:val="D86DCB" w:themeColor="accent5" w:themeTint="99"/>
+          <w:sz w:val="32"/>
+          <w:szCs w:val="32"/>
+        </w:rPr>
+        <w:t>setBalance</w:t>
+      </w:r>
+      <w:proofErr w:type="spellEnd"/>
+      <w:r>
+        <w:rPr>
+          <w:b/>
+          <w:bCs/>
+          <w:color w:val="D86DCB" w:themeColor="accent5" w:themeTint="99"/>
+          <w:sz w:val="32"/>
+          <w:szCs w:val="32"/>
+        </w:rPr>
+        <w:t>(</w:t>
+      </w:r>
+      <w:proofErr w:type="gramEnd"/>
+      <w:r>
+        <w:rPr>
+          <w:b/>
+          <w:bCs/>
+          <w:color w:val="D86DCB" w:themeColor="accent5" w:themeTint="99"/>
+          <w:sz w:val="32"/>
+          <w:szCs w:val="32"/>
+        </w:rPr>
+        <w:t>double amount) =&gt; _balance = amount;</w:t>
+      </w:r>
+    </w:p>
+    <w:p>
+      <w:pPr>
+        <w:jc w:val="both"/>
+        <w:rPr>
+          <w:b/>
+          <w:bCs/>
+          <w:color w:val="D86DCB" w:themeColor="accent5" w:themeTint="99"/>
+          <w:sz w:val="32"/>
+          <w:szCs w:val="32"/>
+        </w:rPr>
+      </w:pPr>
+      <w:r>
+        <w:rPr>
+          <w:b/>
+          <w:bCs/>
+          <w:color w:val="D86DCB" w:themeColor="accent5" w:themeTint="99"/>
+          <w:sz w:val="32"/>
+          <w:szCs w:val="32"/>
+        </w:rPr>
+        <w:t xml:space="preserve">  void </w:t>
+      </w:r>
+      <w:proofErr w:type="gramStart"/>
+      <w:r>
+        <w:rPr>
+          <w:b/>
+          <w:bCs/>
+          <w:color w:val="D86DCB" w:themeColor="accent5" w:themeTint="99"/>
+          <w:sz w:val="32"/>
+          <w:szCs w:val="32"/>
+        </w:rPr>
+        <w:t>deposit(</w:t>
+      </w:r>
+      <w:proofErr w:type="gramEnd"/>
+      <w:r>
+        <w:rPr>
+          <w:b/>
+          <w:bCs/>
+          <w:color w:val="D86DCB" w:themeColor="accent5" w:themeTint="99"/>
+          <w:sz w:val="32"/>
+          <w:szCs w:val="32"/>
+        </w:rPr>
+        <w:t>double amount) {</w:t>
+      </w:r>
+    </w:p>
+    <w:p>
+      <w:pPr>
+        <w:jc w:val="both"/>
+        <w:rPr>
+          <w:b/>
+          <w:bCs/>
+          <w:color w:val="D86DCB" w:themeColor="accent5" w:themeTint="99"/>
+          <w:sz w:val="32"/>
+          <w:szCs w:val="32"/>
+        </w:rPr>
+      </w:pPr>
+      <w:r>
+        <w:rPr>
+          <w:b/>
+          <w:bCs/>
+          <w:color w:val="D86DCB" w:themeColor="accent5" w:themeTint="99"/>
+          <w:sz w:val="32"/>
+          <w:szCs w:val="32"/>
+        </w:rPr>
+        <w:t xml:space="preserve">    _balance += amount;</w:t>
+      </w:r>
+    </w:p>
+    <w:p>
+      <w:pPr>
+        <w:jc w:val="both"/>
+        <w:rPr>
+          <w:b/>
+          <w:bCs/>
+          <w:color w:val="D86DCB" w:themeColor="accent5" w:themeTint="99"/>
+          <w:sz w:val="32"/>
+          <w:szCs w:val="32"/>
+        </w:rPr>
+      </w:pPr>
+      <w:r>
+        <w:rPr>
+          <w:b/>
+          <w:bCs/>
+          <w:color w:val="D86DCB" w:themeColor="accent5" w:themeTint="99"/>
+          <w:sz w:val="32"/>
+          <w:szCs w:val="32"/>
+        </w:rPr>
+        <w:t xml:space="preserve">    </w:t>
+      </w:r>
+      <w:proofErr w:type="gramStart"/>
+      <w:r>
+        <w:rPr>
+          <w:b/>
+          <w:bCs/>
+          <w:color w:val="D86DCB" w:themeColor="accent5" w:themeTint="99"/>
+          <w:sz w:val="32"/>
+          <w:szCs w:val="32"/>
+        </w:rPr>
+        <w:t>print(</w:t>
+      </w:r>
+      <w:proofErr w:type="gramEnd"/>
+      <w:r>
+        <w:rPr>
+          <w:b/>
+          <w:bCs/>
+          <w:color w:val="D86DCB" w:themeColor="accent5" w:themeTint="99"/>
+          <w:sz w:val="32"/>
+          <w:szCs w:val="32"/>
+        </w:rPr>
+        <w:t>"Deposited: \$${</w:t>
+      </w:r>
+      <w:proofErr w:type="spellStart"/>
+      <w:r>
+        <w:rPr>
+          <w:b/>
+          <w:bCs/>
+          <w:color w:val="D86DCB" w:themeColor="accent5" w:themeTint="99"/>
+          <w:sz w:val="32"/>
+          <w:szCs w:val="32"/>
+        </w:rPr>
+        <w:t>amount.toStringAsFixed</w:t>
+      </w:r>
+      <w:proofErr w:type="spellEnd"/>
+      <w:r>
+        <w:rPr>
+          <w:b/>
+          <w:bCs/>
+          <w:color w:val="D86DCB" w:themeColor="accent5" w:themeTint="99"/>
+          <w:sz w:val="32"/>
+          <w:szCs w:val="32"/>
+        </w:rPr>
+        <w:t>(2)}");</w:t>
+      </w:r>
+    </w:p>
+    <w:p>
+      <w:pPr>
+        <w:jc w:val="both"/>
+        <w:rPr>
+          <w:b/>
+          <w:bCs/>
+          <w:color w:val="D86DCB" w:themeColor="accent5" w:themeTint="99"/>
+          <w:sz w:val="32"/>
+          <w:szCs w:val="32"/>
+        </w:rPr>
+      </w:pPr>
+      <w:r>
+        <w:rPr>
+          <w:b/>
+          <w:bCs/>
+          <w:color w:val="D86DCB" w:themeColor="accent5" w:themeTint="99"/>
+          <w:sz w:val="32"/>
+          <w:szCs w:val="32"/>
+        </w:rPr>
+        <w:t xml:space="preserve">  }</w:t>
+      </w:r>
+    </w:p>
+    <w:p>
+      <w:pPr>
+        <w:jc w:val="both"/>
+        <w:rPr>
+          <w:b/>
+          <w:bCs/>
+          <w:color w:val="D86DCB" w:themeColor="accent5" w:themeTint="99"/>
+          <w:sz w:val="32"/>
+          <w:szCs w:val="32"/>
+        </w:rPr>
+      </w:pPr>
+      <w:r>
+        <w:rPr>
+          <w:b/>
+          <w:bCs/>
+          <w:color w:val="D86DCB" w:themeColor="accent5" w:themeTint="99"/>
+          <w:sz w:val="32"/>
+          <w:szCs w:val="32"/>
+        </w:rPr>
+        <w:t xml:space="preserve">  void </w:t>
+      </w:r>
+      <w:proofErr w:type="gramStart"/>
+      <w:r>
+        <w:rPr>
+          <w:b/>
+          <w:bCs/>
+          <w:color w:val="D86DCB" w:themeColor="accent5" w:themeTint="99"/>
+          <w:sz w:val="32"/>
+          <w:szCs w:val="32"/>
+        </w:rPr>
+        <w:t>withdraw(</w:t>
+      </w:r>
+      <w:proofErr w:type="gramEnd"/>
+      <w:r>
+        <w:rPr>
+          <w:b/>
+          <w:bCs/>
+          <w:color w:val="D86DCB" w:themeColor="accent5" w:themeTint="99"/>
+          <w:sz w:val="32"/>
+          <w:szCs w:val="32"/>
+        </w:rPr>
+        <w:t>double amount) {</w:t>
+      </w:r>
+    </w:p>
+    <w:p>
+      <w:pPr>
+        <w:jc w:val="both"/>
+        <w:rPr>
+          <w:b/>
+          <w:bCs/>
+          <w:color w:val="D86DCB" w:themeColor="accent5" w:themeTint="99"/>
+          <w:sz w:val="32"/>
+          <w:szCs w:val="32"/>
+        </w:rPr>
+      </w:pPr>
+      <w:r>
+        <w:rPr>
+          <w:b/>
+          <w:bCs/>
+          <w:color w:val="D86DCB" w:themeColor="accent5" w:themeTint="99"/>
+          <w:sz w:val="32"/>
+          <w:szCs w:val="32"/>
+        </w:rPr>
+        <w:t xml:space="preserve">    if (amount &gt; 0 &amp;&amp; amount &lt;= _balance) {</w:t>
+      </w:r>
+    </w:p>
+    <w:p>
+      <w:pPr>
+        <w:jc w:val="both"/>
+        <w:rPr>
+          <w:b/>
+          <w:bCs/>
+          <w:color w:val="D86DCB" w:themeColor="accent5" w:themeTint="99"/>
+          <w:sz w:val="32"/>
+          <w:szCs w:val="32"/>
+        </w:rPr>
+      </w:pPr>
+      <w:r>
+        <w:rPr>
+          <w:b/>
+          <w:bCs/>
+          <w:color w:val="D86DCB" w:themeColor="accent5" w:themeTint="99"/>
+          <w:sz w:val="32"/>
+          <w:szCs w:val="32"/>
+        </w:rPr>
+        <w:t xml:space="preserve">      _balance -= amount;</w:t>
+      </w:r>
+    </w:p>
+    <w:p>
+      <w:pPr>
+        <w:jc w:val="both"/>
+        <w:rPr>
+          <w:b/>
+          <w:bCs/>
+          <w:color w:val="D86DCB" w:themeColor="accent5" w:themeTint="99"/>
+          <w:sz w:val="32"/>
+          <w:szCs w:val="32"/>
+        </w:rPr>
+      </w:pPr>
+      <w:r>
+        <w:rPr>
+          <w:b/>
+          <w:bCs/>
+          <w:color w:val="D86DCB" w:themeColor="accent5" w:themeTint="99"/>
+          <w:sz w:val="32"/>
+          <w:szCs w:val="32"/>
+        </w:rPr>
+        <w:t xml:space="preserve">      </w:t>
+      </w:r>
+      <w:proofErr w:type="gramStart"/>
+      <w:r>
+        <w:rPr>
+          <w:b/>
+          <w:bCs/>
+          <w:color w:val="D86DCB" w:themeColor="accent5" w:themeTint="99"/>
+          <w:sz w:val="32"/>
+          <w:szCs w:val="32"/>
+        </w:rPr>
+        <w:t>print(</w:t>
+      </w:r>
+      <w:proofErr w:type="gramEnd"/>
+      <w:r>
+        <w:rPr>
+          <w:b/>
+          <w:bCs/>
+          <w:color w:val="D86DCB" w:themeColor="accent5" w:themeTint="99"/>
+          <w:sz w:val="32"/>
+          <w:szCs w:val="32"/>
+        </w:rPr>
+        <w:t>"Withdrew: \$${</w:t>
+      </w:r>
+      <w:proofErr w:type="spellStart"/>
+      <w:r>
+        <w:rPr>
+          <w:b/>
+          <w:bCs/>
+          <w:color w:val="D86DCB" w:themeColor="accent5" w:themeTint="99"/>
+          <w:sz w:val="32"/>
+          <w:szCs w:val="32"/>
+        </w:rPr>
+        <w:t>amount.toStringAsFixed</w:t>
+      </w:r>
+      <w:proofErr w:type="spellEnd"/>
+      <w:r>
+        <w:rPr>
+          <w:b/>
+          <w:bCs/>
+          <w:color w:val="D86DCB" w:themeColor="accent5" w:themeTint="99"/>
+          <w:sz w:val="32"/>
+          <w:szCs w:val="32"/>
+        </w:rPr>
+        <w:t>(2)}");</w:t>
+      </w:r>
+    </w:p>
+    <w:p>
+      <w:pPr>
+        <w:jc w:val="both"/>
+        <w:rPr>
+          <w:b/>
+          <w:bCs/>
+          <w:color w:val="D86DCB" w:themeColor="accent5" w:themeTint="99"/>
+          <w:sz w:val="32"/>
+          <w:szCs w:val="32"/>
+        </w:rPr>
+      </w:pPr>
+      <w:r>
+        <w:rPr>
+          <w:b/>
+          <w:bCs/>
+          <w:color w:val="D86DCB" w:themeColor="accent5" w:themeTint="99"/>
+          <w:sz w:val="32"/>
+          <w:szCs w:val="32"/>
+        </w:rPr>
+        <w:t xml:space="preserve">    } else if (amount &lt;= 0) {</w:t>
+      </w:r>
+    </w:p>
+    <w:p>
+      <w:pPr>
+        <w:jc w:val="both"/>
+        <w:rPr>
+          <w:b/>
+          <w:bCs/>
+          <w:color w:val="D86DCB" w:themeColor="accent5" w:themeTint="99"/>
+          <w:sz w:val="32"/>
+          <w:szCs w:val="32"/>
+        </w:rPr>
+      </w:pPr>
+      <w:r>
+        <w:rPr>
+          <w:b/>
+          <w:bCs/>
+          <w:color w:val="D86DCB" w:themeColor="accent5" w:themeTint="99"/>
+          <w:sz w:val="32"/>
+          <w:szCs w:val="32"/>
+        </w:rPr>
+        <w:t xml:space="preserve">      </w:t>
+      </w:r>
+      <w:proofErr w:type="gramStart"/>
+      <w:r>
+        <w:rPr>
+          <w:b/>
+          <w:bCs/>
+          <w:color w:val="D86DCB" w:themeColor="accent5" w:themeTint="99"/>
+          <w:sz w:val="32"/>
+          <w:szCs w:val="32"/>
+        </w:rPr>
+        <w:t>print(</w:t>
+      </w:r>
+      <w:proofErr w:type="gramEnd"/>
+      <w:r>
+        <w:rPr>
+          <w:b/>
+          <w:bCs/>
+          <w:color w:val="D86DCB" w:themeColor="accent5" w:themeTint="99"/>
+          <w:sz w:val="32"/>
+          <w:szCs w:val="32"/>
+        </w:rPr>
+        <w:t>"Withdrawal amount must be positive and greater than 0.");</w:t>
+      </w:r>
+    </w:p>
+    <w:p>
+      <w:pPr>
+        <w:jc w:val="both"/>
+        <w:rPr>
+          <w:b/>
+          <w:bCs/>
+          <w:color w:val="D86DCB" w:themeColor="accent5" w:themeTint="99"/>
+          <w:sz w:val="32"/>
+          <w:szCs w:val="32"/>
+        </w:rPr>
+      </w:pPr>
+      <w:r>
+        <w:rPr>
+          <w:b/>
+          <w:bCs/>
+          <w:color w:val="D86DCB" w:themeColor="accent5" w:themeTint="99"/>
+          <w:sz w:val="32"/>
+          <w:szCs w:val="32"/>
+        </w:rPr>
+        <w:t xml:space="preserve">    } else {</w:t>
+      </w:r>
+    </w:p>
+    <w:p>
+      <w:pPr>
+        <w:jc w:val="both"/>
+        <w:rPr>
+          <w:b/>
+          <w:bCs/>
+          <w:color w:val="D86DCB" w:themeColor="accent5" w:themeTint="99"/>
+          <w:sz w:val="32"/>
+          <w:szCs w:val="32"/>
+        </w:rPr>
+      </w:pPr>
+      <w:r>
+        <w:rPr>
+          <w:b/>
+          <w:bCs/>
+          <w:color w:val="D86DCB" w:themeColor="accent5" w:themeTint="99"/>
+          <w:sz w:val="32"/>
+          <w:szCs w:val="32"/>
+        </w:rPr>
+        <w:t xml:space="preserve">      </w:t>
+      </w:r>
+      <w:proofErr w:type="gramStart"/>
+      <w:r>
+        <w:rPr>
+          <w:b/>
+          <w:bCs/>
+          <w:color w:val="D86DCB" w:themeColor="accent5" w:themeTint="99"/>
+          <w:sz w:val="32"/>
+          <w:szCs w:val="32"/>
+        </w:rPr>
+        <w:t>print(</w:t>
+      </w:r>
+      <w:proofErr w:type="gramEnd"/>
+      <w:r>
+        <w:rPr>
+          <w:b/>
+          <w:bCs/>
+          <w:color w:val="D86DCB" w:themeColor="accent5" w:themeTint="99"/>
+          <w:sz w:val="32"/>
+          <w:szCs w:val="32"/>
+        </w:rPr>
+        <w:t>"Insufficient funds for withdrawal of \$${</w:t>
+      </w:r>
+      <w:proofErr w:type="spellStart"/>
+      <w:r>
+        <w:rPr>
+          <w:b/>
+          <w:bCs/>
+          <w:color w:val="D86DCB" w:themeColor="accent5" w:themeTint="99"/>
+          <w:sz w:val="32"/>
+          <w:szCs w:val="32"/>
+        </w:rPr>
+        <w:t>amount.toStringAsFixed</w:t>
+      </w:r>
+      <w:proofErr w:type="spellEnd"/>
+      <w:r>
+        <w:rPr>
+          <w:b/>
+          <w:bCs/>
+          <w:color w:val="D86DCB" w:themeColor="accent5" w:themeTint="99"/>
+          <w:sz w:val="32"/>
+          <w:szCs w:val="32"/>
+        </w:rPr>
+        <w:t>(2)}");</w:t>
+      </w:r>
+    </w:p>
+    <w:p>
+      <w:pPr>
+        <w:jc w:val="both"/>
+        <w:rPr>
+          <w:b/>
+          <w:bCs/>
+          <w:color w:val="D86DCB" w:themeColor="accent5" w:themeTint="99"/>
+          <w:sz w:val="32"/>
+          <w:szCs w:val="32"/>
+        </w:rPr>
+      </w:pPr>
+      <w:r>
+        <w:rPr>
+          <w:b/>
+          <w:bCs/>
+          <w:color w:val="D86DCB" w:themeColor="accent5" w:themeTint="99"/>
+          <w:sz w:val="32"/>
+          <w:szCs w:val="32"/>
+        </w:rPr>
+        <w:lastRenderedPageBreak/>
+        <w:t xml:space="preserve">    }</w:t>
+      </w:r>
+    </w:p>
+    <w:p>
+      <w:pPr>
+        <w:jc w:val="both"/>
+        <w:rPr>
+          <w:b/>
+          <w:bCs/>
+          <w:color w:val="D86DCB" w:themeColor="accent5" w:themeTint="99"/>
+          <w:sz w:val="32"/>
+          <w:szCs w:val="32"/>
+        </w:rPr>
+      </w:pPr>
+      <w:r>
+        <w:rPr>
+          <w:b/>
+          <w:bCs/>
+          <w:color w:val="D86DCB" w:themeColor="accent5" w:themeTint="99"/>
+          <w:sz w:val="32"/>
+          <w:szCs w:val="32"/>
+        </w:rPr>
+        <w:t xml:space="preserve">  }</w:t>
+      </w:r>
+    </w:p>
+    <w:p>
+      <w:pPr>
+        <w:jc w:val="both"/>
+        <w:rPr>
+          <w:b/>
+          <w:bCs/>
+          <w:color w:val="D86DCB" w:themeColor="accent5" w:themeTint="99"/>
+          <w:sz w:val="32"/>
+          <w:szCs w:val="32"/>
+        </w:rPr>
+      </w:pPr>
+      <w:r>
+        <w:rPr>
+          <w:b/>
+          <w:bCs/>
+          <w:color w:val="D86DCB" w:themeColor="accent5" w:themeTint="99"/>
+          <w:sz w:val="32"/>
+          <w:szCs w:val="32"/>
+        </w:rPr>
+        <w:t>}</w:t>
+      </w:r>
+    </w:p>
+    <w:p>
+      <w:pPr>
+        <w:jc w:val="both"/>
+        <w:rPr>
+          <w:b/>
+          <w:bCs/>
+          <w:color w:val="D86DCB" w:themeColor="accent5" w:themeTint="99"/>
+          <w:sz w:val="32"/>
+          <w:szCs w:val="32"/>
+        </w:rPr>
+      </w:pPr>
+    </w:p>
+    <w:p>
+      <w:pPr>
+        <w:jc w:val="both"/>
+        <w:rPr>
+          <w:b/>
+          <w:bCs/>
+          <w:color w:val="D86DCB" w:themeColor="accent5" w:themeTint="99"/>
+          <w:sz w:val="32"/>
+          <w:szCs w:val="32"/>
+        </w:rPr>
+      </w:pPr>
+      <w:r>
+        <w:rPr>
+          <w:b/>
+          <w:bCs/>
+          <w:color w:val="D86DCB" w:themeColor="accent5" w:themeTint="99"/>
+          <w:sz w:val="32"/>
+          <w:szCs w:val="32"/>
+        </w:rPr>
+        <w:t>void main () {</w:t>
+      </w:r>
+    </w:p>
+    <w:p>
+      <w:pPr>
+        <w:jc w:val="both"/>
+        <w:rPr>
+          <w:b/>
+          <w:bCs/>
+          <w:color w:val="D86DCB" w:themeColor="accent5" w:themeTint="99"/>
+          <w:sz w:val="32"/>
+          <w:szCs w:val="32"/>
+        </w:rPr>
+      </w:pPr>
+      <w:r>
+        <w:rPr>
+          <w:b/>
+          <w:bCs/>
+          <w:color w:val="D86DCB" w:themeColor="accent5" w:themeTint="99"/>
+          <w:sz w:val="32"/>
+          <w:szCs w:val="32"/>
+        </w:rPr>
+        <w:t xml:space="preserve">  Restaurant </w:t>
+      </w:r>
+      <w:proofErr w:type="spellStart"/>
+      <w:r>
+        <w:rPr>
+          <w:b/>
+          <w:bCs/>
+          <w:color w:val="D86DCB" w:themeColor="accent5" w:themeTint="99"/>
+          <w:sz w:val="32"/>
+          <w:szCs w:val="32"/>
+        </w:rPr>
+        <w:t>bfc</w:t>
+      </w:r>
+      <w:proofErr w:type="spellEnd"/>
+      <w:r>
+        <w:rPr>
+          <w:b/>
+          <w:bCs/>
+          <w:color w:val="D86DCB" w:themeColor="accent5" w:themeTint="99"/>
+          <w:sz w:val="32"/>
+          <w:szCs w:val="32"/>
+        </w:rPr>
+        <w:t xml:space="preserve"> = </w:t>
+      </w:r>
+      <w:proofErr w:type="gramStart"/>
+      <w:r>
+        <w:rPr>
+          <w:b/>
+          <w:bCs/>
+          <w:color w:val="D86DCB" w:themeColor="accent5" w:themeTint="99"/>
+          <w:sz w:val="32"/>
+          <w:szCs w:val="32"/>
+        </w:rPr>
+        <w:t>Restaurant(</w:t>
+      </w:r>
+      <w:proofErr w:type="gramEnd"/>
+      <w:r>
+        <w:rPr>
+          <w:b/>
+          <w:bCs/>
+          <w:color w:val="D86DCB" w:themeColor="accent5" w:themeTint="99"/>
+          <w:sz w:val="32"/>
+          <w:szCs w:val="32"/>
+        </w:rPr>
+        <w:t>);</w:t>
+      </w:r>
+    </w:p>
+    <w:p>
+      <w:pPr>
+        <w:jc w:val="both"/>
+        <w:rPr>
+          <w:b/>
+          <w:bCs/>
+          <w:color w:val="D86DCB" w:themeColor="accent5" w:themeTint="99"/>
+          <w:sz w:val="32"/>
+          <w:szCs w:val="32"/>
+        </w:rPr>
+      </w:pPr>
+      <w:r>
+        <w:rPr>
+          <w:b/>
+          <w:bCs/>
+          <w:color w:val="D86DCB" w:themeColor="accent5" w:themeTint="99"/>
+          <w:sz w:val="32"/>
+          <w:szCs w:val="32"/>
+        </w:rPr>
+        <w:t xml:space="preserve">  </w:t>
+      </w:r>
+      <w:proofErr w:type="spellStart"/>
+      <w:proofErr w:type="gramStart"/>
+      <w:r>
+        <w:rPr>
+          <w:b/>
+          <w:bCs/>
+          <w:color w:val="D86DCB" w:themeColor="accent5" w:themeTint="99"/>
+          <w:sz w:val="32"/>
+          <w:szCs w:val="32"/>
+        </w:rPr>
+        <w:t>bfc.order</w:t>
+      </w:r>
+      <w:proofErr w:type="spellEnd"/>
+      <w:proofErr w:type="gramEnd"/>
+      <w:r>
+        <w:rPr>
+          <w:b/>
+          <w:bCs/>
+          <w:color w:val="D86DCB" w:themeColor="accent5" w:themeTint="99"/>
+          <w:sz w:val="32"/>
+          <w:szCs w:val="32"/>
+        </w:rPr>
+        <w:t>("Chicken Fry");</w:t>
+      </w:r>
+    </w:p>
+    <w:p>
+      <w:pPr>
+        <w:jc w:val="both"/>
+        <w:rPr>
+          <w:b/>
+          <w:bCs/>
+          <w:color w:val="D86DCB" w:themeColor="accent5" w:themeTint="99"/>
+          <w:sz w:val="32"/>
+          <w:szCs w:val="32"/>
+        </w:rPr>
+      </w:pPr>
+      <w:r>
+        <w:rPr>
+          <w:b/>
+          <w:bCs/>
+          <w:color w:val="D86DCB" w:themeColor="accent5" w:themeTint="99"/>
+          <w:sz w:val="32"/>
+          <w:szCs w:val="32"/>
+        </w:rPr>
+        <w:t xml:space="preserve">  print(</w:t>
+      </w:r>
+      <w:proofErr w:type="spellStart"/>
+      <w:proofErr w:type="gramStart"/>
+      <w:r>
+        <w:rPr>
+          <w:b/>
+          <w:bCs/>
+          <w:color w:val="D86DCB" w:themeColor="accent5" w:themeTint="99"/>
+          <w:sz w:val="32"/>
+          <w:szCs w:val="32"/>
+        </w:rPr>
+        <w:t>bfc.getId</w:t>
+      </w:r>
+      <w:proofErr w:type="spellEnd"/>
+      <w:proofErr w:type="gramEnd"/>
+      <w:r>
+        <w:rPr>
+          <w:b/>
+          <w:bCs/>
+          <w:color w:val="D86DCB" w:themeColor="accent5" w:themeTint="99"/>
+          <w:sz w:val="32"/>
+          <w:szCs w:val="32"/>
+        </w:rPr>
+        <w:t>);</w:t>
+      </w:r>
+    </w:p>
+    <w:p>
+      <w:pPr>
+        <w:jc w:val="both"/>
+        <w:rPr>
+          <w:b/>
+          <w:bCs/>
+          <w:color w:val="D86DCB" w:themeColor="accent5" w:themeTint="99"/>
+          <w:sz w:val="32"/>
+          <w:szCs w:val="32"/>
+        </w:rPr>
+      </w:pPr>
+      <w:r>
+        <w:rPr>
+          <w:b/>
+          <w:bCs/>
+          <w:color w:val="D86DCB" w:themeColor="accent5" w:themeTint="99"/>
+          <w:sz w:val="32"/>
+          <w:szCs w:val="32"/>
+        </w:rPr>
+        <w:t xml:space="preserve">  </w:t>
+      </w:r>
+      <w:proofErr w:type="spellStart"/>
+      <w:proofErr w:type="gramStart"/>
+      <w:r>
+        <w:rPr>
+          <w:b/>
+          <w:bCs/>
+          <w:color w:val="D86DCB" w:themeColor="accent5" w:themeTint="99"/>
+          <w:sz w:val="32"/>
+          <w:szCs w:val="32"/>
+        </w:rPr>
+        <w:t>bfc.setId</w:t>
+      </w:r>
+      <w:proofErr w:type="spellEnd"/>
+      <w:proofErr w:type="gramEnd"/>
+      <w:r>
+        <w:rPr>
+          <w:b/>
+          <w:bCs/>
+          <w:color w:val="D86DCB" w:themeColor="accent5" w:themeTint="99"/>
+          <w:sz w:val="32"/>
+          <w:szCs w:val="32"/>
+        </w:rPr>
+        <w:t xml:space="preserve"> = 200;</w:t>
+      </w:r>
+    </w:p>
+    <w:p>
+      <w:pPr>
+        <w:jc w:val="both"/>
+        <w:rPr>
+          <w:b/>
+          <w:bCs/>
+          <w:color w:val="D86DCB" w:themeColor="accent5" w:themeTint="99"/>
+          <w:sz w:val="32"/>
+          <w:szCs w:val="32"/>
+        </w:rPr>
+      </w:pPr>
+      <w:r>
+        <w:rPr>
+          <w:b/>
+          <w:bCs/>
+          <w:color w:val="D86DCB" w:themeColor="accent5" w:themeTint="99"/>
+          <w:sz w:val="32"/>
+          <w:szCs w:val="32"/>
+        </w:rPr>
+        <w:t xml:space="preserve">  print(</w:t>
+      </w:r>
+      <w:proofErr w:type="spellStart"/>
+      <w:proofErr w:type="gramStart"/>
+      <w:r>
+        <w:rPr>
+          <w:b/>
+          <w:bCs/>
+          <w:color w:val="D86DCB" w:themeColor="accent5" w:themeTint="99"/>
+          <w:sz w:val="32"/>
+          <w:szCs w:val="32"/>
+        </w:rPr>
+        <w:t>bfc.getId</w:t>
+      </w:r>
+      <w:proofErr w:type="spellEnd"/>
+      <w:proofErr w:type="gramEnd"/>
+      <w:r>
+        <w:rPr>
+          <w:b/>
+          <w:bCs/>
+          <w:color w:val="D86DCB" w:themeColor="accent5" w:themeTint="99"/>
+          <w:sz w:val="32"/>
+          <w:szCs w:val="32"/>
+        </w:rPr>
+        <w:t>);</w:t>
+      </w:r>
+    </w:p>
+    <w:p>
+      <w:pPr>
+        <w:jc w:val="both"/>
+        <w:rPr>
+          <w:b/>
+          <w:bCs/>
+          <w:color w:val="D86DCB" w:themeColor="accent5" w:themeTint="99"/>
+          <w:sz w:val="32"/>
+          <w:szCs w:val="32"/>
+        </w:rPr>
+      </w:pPr>
+    </w:p>
+    <w:p>
+      <w:pPr>
+        <w:jc w:val="both"/>
+        <w:rPr>
+          <w:b/>
+          <w:bCs/>
+          <w:color w:val="D86DCB" w:themeColor="accent5" w:themeTint="99"/>
+          <w:sz w:val="32"/>
+          <w:szCs w:val="32"/>
+        </w:rPr>
+      </w:pPr>
+      <w:r>
+        <w:rPr>
+          <w:b/>
+          <w:bCs/>
+          <w:color w:val="D86DCB" w:themeColor="accent5" w:themeTint="99"/>
+          <w:sz w:val="32"/>
+          <w:szCs w:val="32"/>
+        </w:rPr>
+        <w:t xml:space="preserve">  </w:t>
+      </w:r>
+      <w:proofErr w:type="spellStart"/>
+      <w:r>
+        <w:rPr>
+          <w:b/>
+          <w:bCs/>
+          <w:color w:val="D86DCB" w:themeColor="accent5" w:themeTint="99"/>
+          <w:sz w:val="32"/>
+          <w:szCs w:val="32"/>
+        </w:rPr>
+        <w:t>BankAccount</w:t>
+      </w:r>
+      <w:proofErr w:type="spellEnd"/>
+      <w:r>
+        <w:rPr>
+          <w:b/>
+          <w:bCs/>
+          <w:color w:val="D86DCB" w:themeColor="accent5" w:themeTint="99"/>
+          <w:sz w:val="32"/>
+          <w:szCs w:val="32"/>
+        </w:rPr>
+        <w:t xml:space="preserve"> account = </w:t>
+      </w:r>
+      <w:proofErr w:type="spellStart"/>
+      <w:proofErr w:type="gramStart"/>
+      <w:r>
+        <w:rPr>
+          <w:b/>
+          <w:bCs/>
+          <w:color w:val="D86DCB" w:themeColor="accent5" w:themeTint="99"/>
+          <w:sz w:val="32"/>
+          <w:szCs w:val="32"/>
+        </w:rPr>
+        <w:t>BankAccount</w:t>
+      </w:r>
+      <w:proofErr w:type="spellEnd"/>
+      <w:r>
+        <w:rPr>
+          <w:b/>
+          <w:bCs/>
+          <w:color w:val="D86DCB" w:themeColor="accent5" w:themeTint="99"/>
+          <w:sz w:val="32"/>
+          <w:szCs w:val="32"/>
+        </w:rPr>
+        <w:t>(</w:t>
+      </w:r>
+      <w:proofErr w:type="gramEnd"/>
+      <w:r>
+        <w:rPr>
+          <w:b/>
+          <w:bCs/>
+          <w:color w:val="D86DCB" w:themeColor="accent5" w:themeTint="99"/>
+          <w:sz w:val="32"/>
+          <w:szCs w:val="32"/>
+        </w:rPr>
+        <w:t>123);</w:t>
+      </w:r>
+    </w:p>
+    <w:p>
+      <w:pPr>
+        <w:jc w:val="both"/>
+        <w:rPr>
+          <w:b/>
+          <w:bCs/>
+          <w:color w:val="D86DCB" w:themeColor="accent5" w:themeTint="99"/>
+          <w:sz w:val="32"/>
+          <w:szCs w:val="32"/>
+        </w:rPr>
+      </w:pPr>
+      <w:r>
+        <w:rPr>
+          <w:b/>
+          <w:bCs/>
+          <w:color w:val="D86DCB" w:themeColor="accent5" w:themeTint="99"/>
+          <w:sz w:val="32"/>
+          <w:szCs w:val="32"/>
+        </w:rPr>
+        <w:t xml:space="preserve">  print(</w:t>
+      </w:r>
+      <w:proofErr w:type="spellStart"/>
+      <w:proofErr w:type="gramStart"/>
+      <w:r>
+        <w:rPr>
+          <w:b/>
+          <w:bCs/>
+          <w:color w:val="D86DCB" w:themeColor="accent5" w:themeTint="99"/>
+          <w:sz w:val="32"/>
+          <w:szCs w:val="32"/>
+        </w:rPr>
+        <w:t>account.getBalance</w:t>
+      </w:r>
+      <w:proofErr w:type="spellEnd"/>
+      <w:proofErr w:type="gramEnd"/>
+      <w:r>
+        <w:rPr>
+          <w:b/>
+          <w:bCs/>
+          <w:color w:val="D86DCB" w:themeColor="accent5" w:themeTint="99"/>
+          <w:sz w:val="32"/>
+          <w:szCs w:val="32"/>
+        </w:rPr>
+        <w:t>(123));</w:t>
+      </w:r>
+    </w:p>
+    <w:p>
+      <w:pPr>
+        <w:jc w:val="both"/>
+        <w:rPr>
+          <w:b/>
+          <w:bCs/>
+          <w:color w:val="D86DCB" w:themeColor="accent5" w:themeTint="99"/>
+          <w:sz w:val="32"/>
+          <w:szCs w:val="32"/>
+        </w:rPr>
+      </w:pPr>
+      <w:r>
+        <w:rPr>
+          <w:b/>
+          <w:bCs/>
+          <w:color w:val="D86DCB" w:themeColor="accent5" w:themeTint="99"/>
+          <w:sz w:val="32"/>
+          <w:szCs w:val="32"/>
+        </w:rPr>
+        <w:t xml:space="preserve">  </w:t>
+      </w:r>
+      <w:proofErr w:type="spellStart"/>
+      <w:proofErr w:type="gramStart"/>
+      <w:r>
+        <w:rPr>
+          <w:b/>
+          <w:bCs/>
+          <w:color w:val="D86DCB" w:themeColor="accent5" w:themeTint="99"/>
+          <w:sz w:val="32"/>
+          <w:szCs w:val="32"/>
+        </w:rPr>
+        <w:t>account.deposit</w:t>
+      </w:r>
+      <w:proofErr w:type="spellEnd"/>
+      <w:proofErr w:type="gramEnd"/>
+      <w:r>
+        <w:rPr>
+          <w:b/>
+          <w:bCs/>
+          <w:color w:val="D86DCB" w:themeColor="accent5" w:themeTint="99"/>
+          <w:sz w:val="32"/>
+          <w:szCs w:val="32"/>
+        </w:rPr>
+        <w:t>(500);</w:t>
+      </w:r>
+    </w:p>
+    <w:p>
+      <w:pPr>
+        <w:jc w:val="both"/>
+        <w:rPr>
+          <w:b/>
+          <w:bCs/>
+          <w:color w:val="D86DCB" w:themeColor="accent5" w:themeTint="99"/>
+          <w:sz w:val="32"/>
+          <w:szCs w:val="32"/>
+        </w:rPr>
+      </w:pPr>
+      <w:r>
+        <w:rPr>
+          <w:b/>
+          <w:bCs/>
+          <w:color w:val="D86DCB" w:themeColor="accent5" w:themeTint="99"/>
+          <w:sz w:val="32"/>
+          <w:szCs w:val="32"/>
+        </w:rPr>
+        <w:t xml:space="preserve">  print(</w:t>
+      </w:r>
+      <w:proofErr w:type="spellStart"/>
+      <w:proofErr w:type="gramStart"/>
+      <w:r>
+        <w:rPr>
+          <w:b/>
+          <w:bCs/>
+          <w:color w:val="D86DCB" w:themeColor="accent5" w:themeTint="99"/>
+          <w:sz w:val="32"/>
+          <w:szCs w:val="32"/>
+        </w:rPr>
+        <w:t>account.getBalance</w:t>
+      </w:r>
+      <w:proofErr w:type="spellEnd"/>
+      <w:proofErr w:type="gramEnd"/>
+      <w:r>
+        <w:rPr>
+          <w:b/>
+          <w:bCs/>
+          <w:color w:val="D86DCB" w:themeColor="accent5" w:themeTint="99"/>
+          <w:sz w:val="32"/>
+          <w:szCs w:val="32"/>
+        </w:rPr>
+        <w:t>(123));</w:t>
+      </w:r>
+    </w:p>
+    <w:p>
+      <w:pPr>
+        <w:jc w:val="both"/>
+        <w:rPr>
+          <w:b/>
+          <w:bCs/>
+          <w:color w:val="D86DCB" w:themeColor="accent5" w:themeTint="99"/>
+          <w:sz w:val="32"/>
+          <w:szCs w:val="32"/>
+        </w:rPr>
+      </w:pPr>
+      <w:r>
+        <w:rPr>
+          <w:b/>
+          <w:bCs/>
+          <w:color w:val="D86DCB" w:themeColor="accent5" w:themeTint="99"/>
+          <w:sz w:val="32"/>
+          <w:szCs w:val="32"/>
+        </w:rPr>
+        <w:t xml:space="preserve">  </w:t>
+      </w:r>
+      <w:proofErr w:type="spellStart"/>
+      <w:proofErr w:type="gramStart"/>
+      <w:r>
+        <w:rPr>
+          <w:b/>
+          <w:bCs/>
+          <w:color w:val="D86DCB" w:themeColor="accent5" w:themeTint="99"/>
+          <w:sz w:val="32"/>
+          <w:szCs w:val="32"/>
+        </w:rPr>
+        <w:t>account.withdraw</w:t>
+      </w:r>
+      <w:proofErr w:type="spellEnd"/>
+      <w:proofErr w:type="gramEnd"/>
+      <w:r>
+        <w:rPr>
+          <w:b/>
+          <w:bCs/>
+          <w:color w:val="D86DCB" w:themeColor="accent5" w:themeTint="99"/>
+          <w:sz w:val="32"/>
+          <w:szCs w:val="32"/>
+        </w:rPr>
+        <w:t>(200);</w:t>
+      </w:r>
+    </w:p>
+    <w:p>
+      <w:pPr>
+        <w:jc w:val="both"/>
+        <w:rPr>
+          <w:b/>
+          <w:bCs/>
+          <w:color w:val="D86DCB" w:themeColor="accent5" w:themeTint="99"/>
+          <w:sz w:val="32"/>
+          <w:szCs w:val="32"/>
+        </w:rPr>
+      </w:pPr>
+      <w:r>
+        <w:rPr>
+          <w:b/>
+          <w:bCs/>
+          <w:color w:val="D86DCB" w:themeColor="accent5" w:themeTint="99"/>
+          <w:sz w:val="32"/>
+          <w:szCs w:val="32"/>
+        </w:rPr>
+        <w:t xml:space="preserve">  print(</w:t>
+      </w:r>
+      <w:proofErr w:type="spellStart"/>
+      <w:proofErr w:type="gramStart"/>
+      <w:r>
+        <w:rPr>
+          <w:b/>
+          <w:bCs/>
+          <w:color w:val="D86DCB" w:themeColor="accent5" w:themeTint="99"/>
+          <w:sz w:val="32"/>
+          <w:szCs w:val="32"/>
+        </w:rPr>
+        <w:t>account.getBalance</w:t>
+      </w:r>
+      <w:proofErr w:type="spellEnd"/>
+      <w:proofErr w:type="gramEnd"/>
+      <w:r>
+        <w:rPr>
+          <w:b/>
+          <w:bCs/>
+          <w:color w:val="D86DCB" w:themeColor="accent5" w:themeTint="99"/>
+          <w:sz w:val="32"/>
+          <w:szCs w:val="32"/>
+        </w:rPr>
+        <w:t>(123));</w:t>
+      </w:r>
+    </w:p>
+    <w:p>
+      <w:pPr>
+        <w:jc w:val="both"/>
+        <w:rPr>
+          <w:b/>
+          <w:bCs/>
+          <w:color w:val="D86DCB" w:themeColor="accent5" w:themeTint="99"/>
+          <w:sz w:val="32"/>
+          <w:szCs w:val="32"/>
+        </w:rPr>
+      </w:pPr>
+      <w:r>
+        <w:rPr>
+          <w:b/>
+          <w:bCs/>
+          <w:color w:val="D86DCB" w:themeColor="accent5" w:themeTint="99"/>
+          <w:sz w:val="32"/>
+          <w:szCs w:val="32"/>
+        </w:rPr>
+        <w:t xml:space="preserve">  </w:t>
+      </w:r>
+      <w:proofErr w:type="spellStart"/>
+      <w:proofErr w:type="gramStart"/>
+      <w:r>
+        <w:rPr>
+          <w:b/>
+          <w:bCs/>
+          <w:color w:val="D86DCB" w:themeColor="accent5" w:themeTint="99"/>
+          <w:sz w:val="32"/>
+          <w:szCs w:val="32"/>
+        </w:rPr>
+        <w:t>account.setBalance</w:t>
+      </w:r>
+      <w:proofErr w:type="spellEnd"/>
+      <w:proofErr w:type="gramEnd"/>
+      <w:r>
+        <w:rPr>
+          <w:b/>
+          <w:bCs/>
+          <w:color w:val="D86DCB" w:themeColor="accent5" w:themeTint="99"/>
+          <w:sz w:val="32"/>
+          <w:szCs w:val="32"/>
+        </w:rPr>
+        <w:t xml:space="preserve"> = 1000;</w:t>
+      </w:r>
+    </w:p>
+    <w:p>
+      <w:pPr>
+        <w:jc w:val="both"/>
+        <w:rPr>
+          <w:b/>
+          <w:bCs/>
+          <w:color w:val="D86DCB" w:themeColor="accent5" w:themeTint="99"/>
+          <w:sz w:val="32"/>
+          <w:szCs w:val="32"/>
+        </w:rPr>
+      </w:pPr>
+      <w:r>
+        <w:rPr>
+          <w:b/>
+          <w:bCs/>
+          <w:color w:val="D86DCB" w:themeColor="accent5" w:themeTint="99"/>
+          <w:sz w:val="32"/>
+          <w:szCs w:val="32"/>
+        </w:rPr>
+        <w:t xml:space="preserve">  print(</w:t>
+      </w:r>
+      <w:proofErr w:type="spellStart"/>
+      <w:proofErr w:type="gramStart"/>
+      <w:r>
+        <w:rPr>
+          <w:b/>
+          <w:bCs/>
+          <w:color w:val="D86DCB" w:themeColor="accent5" w:themeTint="99"/>
+          <w:sz w:val="32"/>
+          <w:szCs w:val="32"/>
+        </w:rPr>
+        <w:t>account.getBalance</w:t>
+      </w:r>
+      <w:proofErr w:type="spellEnd"/>
+      <w:proofErr w:type="gramEnd"/>
+      <w:r>
+        <w:rPr>
+          <w:b/>
+          <w:bCs/>
+          <w:color w:val="D86DCB" w:themeColor="accent5" w:themeTint="99"/>
+          <w:sz w:val="32"/>
+          <w:szCs w:val="32"/>
+        </w:rPr>
+        <w:t>(123));</w:t>
+      </w:r>
+    </w:p>
+    <w:p>
+      <w:pPr>
+        <w:jc w:val="both"/>
+        <w:rPr>
+          <w:b/>
+          <w:bCs/>
+          <w:sz w:val="32"/>
+          <w:szCs w:val="32"/>
+        </w:rPr>
+      </w:pPr>
+      <w:r>
+        <w:rPr>
+          <w:b/>
+          <w:bCs/>
+          <w:color w:val="D86DCB" w:themeColor="accent5" w:themeTint="99"/>
+          <w:sz w:val="32"/>
+          <w:szCs w:val="32"/>
+        </w:rPr>
+        <w:t>}</w:t>
+      </w:r>
+    </w:p>
+    <w:p>
+      <w:pPr>
+        <w:jc w:val="both"/>
+        <w:rPr>
+          <w:b/>
+          <w:bCs/>
+          <w:sz w:val="32"/>
+          <w:szCs w:val="32"/>
+        </w:rPr>
+      </w:pPr>
+    </w:p>
+    <w:p>
+      <w:pPr>
+        <w:jc w:val="center"/>
+        <w:rPr>
+          <w:sz w:val="32"/>
+          <w:szCs w:val="32"/>
+        </w:rPr>
+      </w:pPr>
+      <w:r>
+        <w:rPr>
+          <w:sz w:val="32"/>
+          <w:szCs w:val="32"/>
+        </w:rPr>
+        <w:t>Break</w:t>
+      </w:r>
+    </w:p>
+    <w:p>
+      <w:pPr>
+        <w:jc w:val="both"/>
+        <w:rPr>
+          <w:b/>
+          <w:bCs/>
+          <w:sz w:val="32"/>
+          <w:szCs w:val="32"/>
+        </w:rPr>
+      </w:pPr>
+    </w:p>
+    <w:p>
+      <w:pPr>
+        <w:jc w:val="both"/>
+        <w:rPr>
+          <w:b/>
+          <w:bCs/>
+          <w:sz w:val="32"/>
+          <w:szCs w:val="32"/>
+        </w:rPr>
+      </w:pPr>
+      <w:r>
+        <w:rPr>
+          <w:b/>
+          <w:bCs/>
+          <w:sz w:val="32"/>
+          <w:szCs w:val="32"/>
+        </w:rPr>
+        <w:lastRenderedPageBreak/>
         <w:t>Abstract Classes and Methods in Dart:</w:t>
       </w:r>
     </w:p>
@@ -9270,7 +11835,23 @@
           <w:sz w:val="32"/>
           <w:szCs w:val="32"/>
         </w:rPr>
-        <w:t xml:space="preserve"> We have to write this method Dart will give error if we don't.</w:t>
+        <w:t xml:space="preserve"> We have to write this method </w:t>
+      </w:r>
+      <w:r>
+        <w:rPr>
+          <w:b/>
+          <w:bCs/>
+          <w:sz w:val="32"/>
+          <w:szCs w:val="32"/>
+        </w:rPr>
+        <w:t>Dart</w:t>
+      </w:r>
+      <w:r>
+        <w:rPr>
+          <w:sz w:val="32"/>
+          <w:szCs w:val="32"/>
+        </w:rPr>
+        <w:t xml:space="preserve"> will give error if we don't.</w:t>
       </w:r>
     </w:p>
     <w:p>
@@ -9359,6 +11940,370 @@
           <w:szCs w:val="32"/>
         </w:rPr>
         <w:t xml:space="preserve"> = 'Animal';</w:t>
+      </w:r>
+    </w:p>
+    <w:p>
+      <w:pPr>
+        <w:jc w:val="both"/>
+        <w:rPr>
+          <w:b/>
+          <w:bCs/>
+          <w:color w:val="D86DCB" w:themeColor="accent5" w:themeTint="99"/>
+          <w:sz w:val="32"/>
+          <w:szCs w:val="32"/>
+        </w:rPr>
+      </w:pPr>
+      <w:r>
+        <w:rPr>
+          <w:b/>
+          <w:bCs/>
+          <w:color w:val="D86DCB" w:themeColor="accent5" w:themeTint="99"/>
+          <w:sz w:val="32"/>
+          <w:szCs w:val="32"/>
+        </w:rPr>
+        <w:t xml:space="preserve">  </w:t>
+      </w:r>
+      <w:proofErr w:type="gramStart"/>
+      <w:r>
+        <w:rPr>
+          <w:b/>
+          <w:bCs/>
+          <w:color w:val="D86DCB" w:themeColor="accent5" w:themeTint="99"/>
+          <w:sz w:val="32"/>
+          <w:szCs w:val="32"/>
+        </w:rPr>
+        <w:t>Animal(</w:t>
+      </w:r>
+      <w:proofErr w:type="gramEnd"/>
+      <w:r>
+        <w:rPr>
+          <w:b/>
+          <w:bCs/>
+          <w:color w:val="D86DCB" w:themeColor="accent5" w:themeTint="99"/>
+          <w:sz w:val="32"/>
+          <w:szCs w:val="32"/>
+        </w:rPr>
+        <w:t>{required this.name});</w:t>
+      </w:r>
+    </w:p>
+    <w:p>
+      <w:pPr>
+        <w:jc w:val="both"/>
+        <w:rPr>
+          <w:b/>
+          <w:bCs/>
+          <w:color w:val="D86DCB" w:themeColor="accent5" w:themeTint="99"/>
+          <w:sz w:val="32"/>
+          <w:szCs w:val="32"/>
+        </w:rPr>
+      </w:pPr>
+      <w:r>
+        <w:rPr>
+          <w:b/>
+          <w:bCs/>
+          <w:color w:val="D86DCB" w:themeColor="accent5" w:themeTint="99"/>
+          <w:sz w:val="32"/>
+          <w:szCs w:val="32"/>
+        </w:rPr>
+        <w:t xml:space="preserve">  void </w:t>
+      </w:r>
+      <w:proofErr w:type="gramStart"/>
+      <w:r>
+        <w:rPr>
+          <w:b/>
+          <w:bCs/>
+          <w:color w:val="D86DCB" w:themeColor="accent5" w:themeTint="99"/>
+          <w:sz w:val="32"/>
+          <w:szCs w:val="32"/>
+        </w:rPr>
+        <w:t>eat(</w:t>
+      </w:r>
+      <w:proofErr w:type="gramEnd"/>
+      <w:r>
+        <w:rPr>
+          <w:b/>
+          <w:bCs/>
+          <w:color w:val="D86DCB" w:themeColor="accent5" w:themeTint="99"/>
+          <w:sz w:val="32"/>
+          <w:szCs w:val="32"/>
+        </w:rPr>
+        <w:t>) {</w:t>
+      </w:r>
+    </w:p>
+    <w:p>
+      <w:pPr>
+        <w:jc w:val="both"/>
+        <w:rPr>
+          <w:b/>
+          <w:bCs/>
+          <w:color w:val="D86DCB" w:themeColor="accent5" w:themeTint="99"/>
+          <w:sz w:val="32"/>
+          <w:szCs w:val="32"/>
+        </w:rPr>
+      </w:pPr>
+      <w:r>
+        <w:rPr>
+          <w:b/>
+          <w:bCs/>
+          <w:color w:val="D86DCB" w:themeColor="accent5" w:themeTint="99"/>
+          <w:sz w:val="32"/>
+          <w:szCs w:val="32"/>
+        </w:rPr>
+        <w:t xml:space="preserve">    </w:t>
+      </w:r>
+      <w:proofErr w:type="gramStart"/>
+      <w:r>
+        <w:rPr>
+          <w:b/>
+          <w:bCs/>
+          <w:color w:val="D86DCB" w:themeColor="accent5" w:themeTint="99"/>
+          <w:sz w:val="32"/>
+          <w:szCs w:val="32"/>
+        </w:rPr>
+        <w:t>print(</w:t>
+      </w:r>
+      <w:proofErr w:type="gramEnd"/>
+      <w:r>
+        <w:rPr>
+          <w:b/>
+          <w:bCs/>
+          <w:color w:val="D86DCB" w:themeColor="accent5" w:themeTint="99"/>
+          <w:sz w:val="32"/>
+          <w:szCs w:val="32"/>
+        </w:rPr>
+        <w:t>'$name is eating');</w:t>
+      </w:r>
+    </w:p>
+    <w:p>
+      <w:pPr>
+        <w:jc w:val="both"/>
+        <w:rPr>
+          <w:b/>
+          <w:bCs/>
+          <w:color w:val="D86DCB" w:themeColor="accent5" w:themeTint="99"/>
+          <w:sz w:val="32"/>
+          <w:szCs w:val="32"/>
+        </w:rPr>
+      </w:pPr>
+      <w:r>
+        <w:rPr>
+          <w:b/>
+          <w:bCs/>
+          <w:color w:val="D86DCB" w:themeColor="accent5" w:themeTint="99"/>
+          <w:sz w:val="32"/>
+          <w:szCs w:val="32"/>
+        </w:rPr>
+        <w:t xml:space="preserve">  }</w:t>
+      </w:r>
+    </w:p>
+    <w:p>
+      <w:pPr>
+        <w:jc w:val="both"/>
+        <w:rPr>
+          <w:b/>
+          <w:bCs/>
+          <w:color w:val="D86DCB" w:themeColor="accent5" w:themeTint="99"/>
+          <w:sz w:val="32"/>
+          <w:szCs w:val="32"/>
+        </w:rPr>
+      </w:pPr>
+      <w:r>
+        <w:rPr>
+          <w:b/>
+          <w:bCs/>
+          <w:color w:val="D86DCB" w:themeColor="accent5" w:themeTint="99"/>
+          <w:sz w:val="32"/>
+          <w:szCs w:val="32"/>
+        </w:rPr>
+        <w:t xml:space="preserve">  void </w:t>
+      </w:r>
+      <w:proofErr w:type="spellStart"/>
+      <w:proofErr w:type="gramStart"/>
+      <w:r>
+        <w:rPr>
+          <w:b/>
+          <w:bCs/>
+          <w:color w:val="D86DCB" w:themeColor="accent5" w:themeTint="99"/>
+          <w:sz w:val="32"/>
+          <w:szCs w:val="32"/>
+        </w:rPr>
+        <w:t>makeSound</w:t>
+      </w:r>
+      <w:proofErr w:type="spellEnd"/>
+      <w:r>
+        <w:rPr>
+          <w:b/>
+          <w:bCs/>
+          <w:color w:val="D86DCB" w:themeColor="accent5" w:themeTint="99"/>
+          <w:sz w:val="32"/>
+          <w:szCs w:val="32"/>
+        </w:rPr>
+        <w:t>(</w:t>
+      </w:r>
+      <w:proofErr w:type="gramEnd"/>
+      <w:r>
+        <w:rPr>
+          <w:b/>
+          <w:bCs/>
+          <w:color w:val="D86DCB" w:themeColor="accent5" w:themeTint="99"/>
+          <w:sz w:val="32"/>
+          <w:szCs w:val="32"/>
+        </w:rPr>
+        <w:t>);</w:t>
+      </w:r>
+    </w:p>
+    <w:p>
+      <w:pPr>
+        <w:jc w:val="both"/>
+        <w:rPr>
+          <w:b/>
+          <w:bCs/>
+          <w:color w:val="D86DCB" w:themeColor="accent5" w:themeTint="99"/>
+          <w:sz w:val="32"/>
+          <w:szCs w:val="32"/>
+        </w:rPr>
+      </w:pPr>
+      <w:r>
+        <w:rPr>
+          <w:b/>
+          <w:bCs/>
+          <w:color w:val="D86DCB" w:themeColor="accent5" w:themeTint="99"/>
+          <w:sz w:val="32"/>
+          <w:szCs w:val="32"/>
+        </w:rPr>
+        <w:t xml:space="preserve">  static void </w:t>
+      </w:r>
+      <w:proofErr w:type="gramStart"/>
+      <w:r>
+        <w:rPr>
+          <w:b/>
+          <w:bCs/>
+          <w:color w:val="D86DCB" w:themeColor="accent5" w:themeTint="99"/>
+          <w:sz w:val="32"/>
+          <w:szCs w:val="32"/>
+        </w:rPr>
+        <w:t>test(</w:t>
+      </w:r>
+      <w:proofErr w:type="gramEnd"/>
+      <w:r>
+        <w:rPr>
+          <w:b/>
+          <w:bCs/>
+          <w:color w:val="D86DCB" w:themeColor="accent5" w:themeTint="99"/>
+          <w:sz w:val="32"/>
+          <w:szCs w:val="32"/>
+        </w:rPr>
+        <w:t>) {</w:t>
+      </w:r>
+    </w:p>
+    <w:p>
+      <w:pPr>
+        <w:jc w:val="both"/>
+        <w:rPr>
+          <w:b/>
+          <w:bCs/>
+          <w:color w:val="D86DCB" w:themeColor="accent5" w:themeTint="99"/>
+          <w:sz w:val="32"/>
+          <w:szCs w:val="32"/>
+        </w:rPr>
+      </w:pPr>
+      <w:r>
+        <w:rPr>
+          <w:b/>
+          <w:bCs/>
+          <w:color w:val="D86DCB" w:themeColor="accent5" w:themeTint="99"/>
+          <w:sz w:val="32"/>
+          <w:szCs w:val="32"/>
+        </w:rPr>
+        <w:t xml:space="preserve">    print('test');</w:t>
+      </w:r>
+    </w:p>
+    <w:p>
+      <w:pPr>
+        <w:jc w:val="both"/>
+        <w:rPr>
+          <w:b/>
+          <w:bCs/>
+          <w:color w:val="D86DCB" w:themeColor="accent5" w:themeTint="99"/>
+          <w:sz w:val="32"/>
+          <w:szCs w:val="32"/>
+        </w:rPr>
+      </w:pPr>
+      <w:r>
+        <w:rPr>
+          <w:b/>
+          <w:bCs/>
+          <w:color w:val="D86DCB" w:themeColor="accent5" w:themeTint="99"/>
+          <w:sz w:val="32"/>
+          <w:szCs w:val="32"/>
+        </w:rPr>
+        <w:t xml:space="preserve">  }</w:t>
+      </w:r>
+    </w:p>
+    <w:p>
+      <w:pPr>
+        <w:jc w:val="both"/>
+        <w:rPr>
+          <w:b/>
+          <w:bCs/>
+          <w:color w:val="D86DCB" w:themeColor="accent5" w:themeTint="99"/>
+          <w:sz w:val="32"/>
+          <w:szCs w:val="32"/>
+        </w:rPr>
+      </w:pPr>
+      <w:r>
+        <w:rPr>
+          <w:b/>
+          <w:bCs/>
+          <w:color w:val="D86DCB" w:themeColor="accent5" w:themeTint="99"/>
+          <w:sz w:val="32"/>
+          <w:szCs w:val="32"/>
+        </w:rPr>
+        <w:t>}</w:t>
+      </w:r>
+    </w:p>
+    <w:p>
+      <w:pPr>
+        <w:jc w:val="both"/>
+        <w:rPr>
+          <w:b/>
+          <w:bCs/>
+          <w:color w:val="D86DCB" w:themeColor="accent5" w:themeTint="99"/>
+          <w:sz w:val="32"/>
+          <w:szCs w:val="32"/>
+        </w:rPr>
+      </w:pPr>
+      <w:r>
+        <w:rPr>
+          <w:b/>
+          <w:bCs/>
+          <w:color w:val="D86DCB" w:themeColor="accent5" w:themeTint="99"/>
+          <w:sz w:val="32"/>
+          <w:szCs w:val="32"/>
+        </w:rPr>
+        <w:t>class Dog extends Animal {</w:t>
+      </w:r>
+    </w:p>
+    <w:p>
+      <w:pPr>
+        <w:jc w:val="both"/>
+        <w:rPr>
+          <w:b/>
+          <w:bCs/>
+          <w:color w:val="D86DCB" w:themeColor="accent5" w:themeTint="99"/>
+          <w:sz w:val="32"/>
+          <w:szCs w:val="32"/>
+        </w:rPr>
+      </w:pPr>
+      <w:r>
+        <w:rPr>
+          <w:b/>
+          <w:bCs/>
+          <w:color w:val="D86DCB" w:themeColor="accent5" w:themeTint="99"/>
+          <w:sz w:val="32"/>
+          <w:szCs w:val="32"/>
+        </w:rPr>
+        <w:t xml:space="preserve">  String color;</w:t>
       </w:r>
     </w:p>
     <w:p>
@@ -9392,7 +12337,7 @@
           <w:sz w:val="32"/>
           <w:szCs w:val="32"/>
         </w:rPr>
-        <w:t>Animal(</w:t>
+        <w:t>Dog(</w:t>
       </w:r>
       <w:proofErr w:type="gramEnd"/>
       <w:r>
@@ -9403,117 +12348,51 @@
           <w:sz w:val="32"/>
           <w:szCs w:val="32"/>
         </w:rPr>
-        <w:t>{required this.name});</w:t>
-      </w:r>
-    </w:p>
-    <w:p>
-      <w:pPr>
-        <w:jc w:val="both"/>
-        <w:rPr>
-          <w:b/>
-          <w:bCs/>
-          <w:color w:val="D86DCB" w:themeColor="accent5" w:themeTint="99"/>
-          <w:sz w:val="32"/>
-          <w:szCs w:val="32"/>
-        </w:rPr>
-      </w:pPr>
-      <w:r>
-        <w:rPr>
-          <w:b/>
-          <w:bCs/>
-          <w:color w:val="D86DCB" w:themeColor="accent5" w:themeTint="99"/>
-          <w:sz w:val="32"/>
-          <w:szCs w:val="32"/>
-        </w:rPr>
-        <w:t xml:space="preserve">  void </w:t>
-      </w:r>
-      <w:proofErr w:type="gramStart"/>
-      <w:r>
-        <w:rPr>
-          <w:b/>
-          <w:bCs/>
-          <w:color w:val="D86DCB" w:themeColor="accent5" w:themeTint="99"/>
-          <w:sz w:val="32"/>
-          <w:szCs w:val="32"/>
-        </w:rPr>
-        <w:t>eat(</w:t>
-      </w:r>
-      <w:proofErr w:type="gramEnd"/>
-      <w:r>
-        <w:rPr>
-          <w:b/>
-          <w:bCs/>
-          <w:color w:val="D86DCB" w:themeColor="accent5" w:themeTint="99"/>
-          <w:sz w:val="32"/>
-          <w:szCs w:val="32"/>
-        </w:rPr>
-        <w:t>) {</w:t>
-      </w:r>
-    </w:p>
-    <w:p>
-      <w:pPr>
-        <w:jc w:val="both"/>
-        <w:rPr>
-          <w:b/>
-          <w:bCs/>
-          <w:color w:val="D86DCB" w:themeColor="accent5" w:themeTint="99"/>
-          <w:sz w:val="32"/>
-          <w:szCs w:val="32"/>
-        </w:rPr>
-      </w:pPr>
-      <w:r>
-        <w:rPr>
-          <w:b/>
-          <w:bCs/>
-          <w:color w:val="D86DCB" w:themeColor="accent5" w:themeTint="99"/>
-          <w:sz w:val="32"/>
-          <w:szCs w:val="32"/>
-        </w:rPr>
-        <w:t xml:space="preserve">    </w:t>
-      </w:r>
-      <w:proofErr w:type="gramStart"/>
-      <w:r>
-        <w:rPr>
-          <w:b/>
-          <w:bCs/>
-          <w:color w:val="D86DCB" w:themeColor="accent5" w:themeTint="99"/>
-          <w:sz w:val="32"/>
-          <w:szCs w:val="32"/>
-        </w:rPr>
-        <w:t>print(</w:t>
-      </w:r>
-      <w:proofErr w:type="gramEnd"/>
-      <w:r>
-        <w:rPr>
-          <w:b/>
-          <w:bCs/>
-          <w:color w:val="D86DCB" w:themeColor="accent5" w:themeTint="99"/>
-          <w:sz w:val="32"/>
-          <w:szCs w:val="32"/>
-        </w:rPr>
-        <w:t>'$name is eating');</w:t>
-      </w:r>
-    </w:p>
-    <w:p>
-      <w:pPr>
-        <w:jc w:val="both"/>
-        <w:rPr>
-          <w:b/>
-          <w:bCs/>
-          <w:color w:val="D86DCB" w:themeColor="accent5" w:themeTint="99"/>
-          <w:sz w:val="32"/>
-          <w:szCs w:val="32"/>
-        </w:rPr>
-      </w:pPr>
-      <w:r>
-        <w:rPr>
-          <w:b/>
-          <w:bCs/>
-          <w:color w:val="D86DCB" w:themeColor="accent5" w:themeTint="99"/>
-          <w:sz w:val="32"/>
-          <w:szCs w:val="32"/>
-        </w:rPr>
-        <w:t xml:space="preserve">  }</w:t>
+        <w:t xml:space="preserve">{required super.name, required </w:t>
+      </w:r>
+      <w:proofErr w:type="spellStart"/>
+      <w:r>
+        <w:rPr>
+          <w:b/>
+          <w:bCs/>
+          <w:color w:val="D86DCB" w:themeColor="accent5" w:themeTint="99"/>
+          <w:sz w:val="32"/>
+          <w:szCs w:val="32"/>
+        </w:rPr>
+        <w:t>this.color</w:t>
+      </w:r>
+      <w:proofErr w:type="spellEnd"/>
+      <w:r>
+        <w:rPr>
+          <w:b/>
+          <w:bCs/>
+          <w:color w:val="D86DCB" w:themeColor="accent5" w:themeTint="99"/>
+          <w:sz w:val="32"/>
+          <w:szCs w:val="32"/>
+        </w:rPr>
+        <w:t>});</w:t>
+      </w:r>
+    </w:p>
+    <w:p>
+      <w:pPr>
+        <w:jc w:val="both"/>
+        <w:rPr>
+          <w:b/>
+          <w:bCs/>
+          <w:color w:val="D86DCB" w:themeColor="accent5" w:themeTint="99"/>
+          <w:sz w:val="32"/>
+          <w:szCs w:val="32"/>
+        </w:rPr>
+      </w:pPr>
+      <w:r>
+        <w:rPr>
+          <w:b/>
+          <w:bCs/>
+          <w:color w:val="D86DCB" w:themeColor="accent5" w:themeTint="99"/>
+          <w:sz w:val="32"/>
+          <w:szCs w:val="32"/>
+        </w:rPr>
+        <w:t xml:space="preserve">  @override</w:t>
       </w:r>
     </w:p>
     <w:p>
@@ -9569,29 +12448,29 @@
           <w:sz w:val="32"/>
           <w:szCs w:val="32"/>
         </w:rPr>
-        <w:t>);</w:t>
-      </w:r>
-    </w:p>
-    <w:p>
-      <w:pPr>
-        <w:jc w:val="both"/>
-        <w:rPr>
-          <w:b/>
-          <w:bCs/>
-          <w:color w:val="D86DCB" w:themeColor="accent5" w:themeTint="99"/>
-          <w:sz w:val="32"/>
-          <w:szCs w:val="32"/>
-        </w:rPr>
-      </w:pPr>
-      <w:r>
-        <w:rPr>
-          <w:b/>
-          <w:bCs/>
-          <w:color w:val="D86DCB" w:themeColor="accent5" w:themeTint="99"/>
-          <w:sz w:val="32"/>
-          <w:szCs w:val="32"/>
-        </w:rPr>
-        <w:t xml:space="preserve">  static void </w:t>
+        <w:t>) {</w:t>
+      </w:r>
+    </w:p>
+    <w:p>
+      <w:pPr>
+        <w:jc w:val="both"/>
+        <w:rPr>
+          <w:b/>
+          <w:bCs/>
+          <w:color w:val="D86DCB" w:themeColor="accent5" w:themeTint="99"/>
+          <w:sz w:val="32"/>
+          <w:szCs w:val="32"/>
+        </w:rPr>
+      </w:pPr>
+      <w:r>
+        <w:rPr>
+          <w:b/>
+          <w:bCs/>
+          <w:color w:val="D86DCB" w:themeColor="accent5" w:themeTint="99"/>
+          <w:sz w:val="32"/>
+          <w:szCs w:val="32"/>
+        </w:rPr>
+        <w:t xml:space="preserve">    </w:t>
       </w:r>
       <w:proofErr w:type="gramStart"/>
       <w:r>
@@ -9602,7 +12481,7 @@
           <w:sz w:val="32"/>
           <w:szCs w:val="32"/>
         </w:rPr>
-        <w:t>test(</w:t>
+        <w:t>print(</w:t>
       </w:r>
       <w:proofErr w:type="gramEnd"/>
       <w:r>
@@ -9613,29 +12492,7 @@
           <w:sz w:val="32"/>
           <w:szCs w:val="32"/>
         </w:rPr>
-        <w:t>) {</w:t>
-      </w:r>
-    </w:p>
-    <w:p>
-      <w:pPr>
-        <w:jc w:val="both"/>
-        <w:rPr>
-          <w:b/>
-          <w:bCs/>
-          <w:color w:val="D86DCB" w:themeColor="accent5" w:themeTint="99"/>
-          <w:sz w:val="32"/>
-          <w:szCs w:val="32"/>
-        </w:rPr>
-      </w:pPr>
-      <w:r>
-        <w:rPr>
-          <w:b/>
-          <w:bCs/>
-          <w:color w:val="D86DCB" w:themeColor="accent5" w:themeTint="99"/>
-          <w:sz w:val="32"/>
-          <w:szCs w:val="32"/>
-        </w:rPr>
-        <w:t xml:space="preserve">    print('test');</w:t>
+        <w:t>'$name says Woof Woof');</w:t>
       </w:r>
     </w:p>
     <w:p>
@@ -9701,29 +12558,73 @@
           <w:sz w:val="32"/>
           <w:szCs w:val="32"/>
         </w:rPr>
-        <w:t>class Dog extends Animal {</w:t>
-      </w:r>
-    </w:p>
-    <w:p>
-      <w:pPr>
-        <w:jc w:val="both"/>
-        <w:rPr>
-          <w:b/>
-          <w:bCs/>
-          <w:color w:val="D86DCB" w:themeColor="accent5" w:themeTint="99"/>
-          <w:sz w:val="32"/>
-          <w:szCs w:val="32"/>
-        </w:rPr>
-      </w:pPr>
-      <w:r>
-        <w:rPr>
-          <w:b/>
-          <w:bCs/>
-          <w:color w:val="D86DCB" w:themeColor="accent5" w:themeTint="99"/>
-          <w:sz w:val="32"/>
-          <w:szCs w:val="32"/>
-        </w:rPr>
-        <w:t xml:space="preserve">  String color;</w:t>
+        <w:t>void main () {</w:t>
+      </w:r>
+    </w:p>
+    <w:p>
+      <w:pPr>
+        <w:jc w:val="both"/>
+        <w:rPr>
+          <w:b/>
+          <w:bCs/>
+          <w:color w:val="D86DCB" w:themeColor="accent5" w:themeTint="99"/>
+          <w:sz w:val="32"/>
+          <w:szCs w:val="32"/>
+        </w:rPr>
+      </w:pPr>
+      <w:r>
+        <w:rPr>
+          <w:b/>
+          <w:bCs/>
+          <w:color w:val="D86DCB" w:themeColor="accent5" w:themeTint="99"/>
+          <w:sz w:val="32"/>
+          <w:szCs w:val="32"/>
+        </w:rPr>
+        <w:t xml:space="preserve">  Dog </w:t>
+      </w:r>
+      <w:proofErr w:type="spellStart"/>
+      <w:r>
+        <w:rPr>
+          <w:b/>
+          <w:bCs/>
+          <w:color w:val="D86DCB" w:themeColor="accent5" w:themeTint="99"/>
+          <w:sz w:val="32"/>
+          <w:szCs w:val="32"/>
+        </w:rPr>
+        <w:t>dog</w:t>
+      </w:r>
+      <w:proofErr w:type="spellEnd"/>
+      <w:r>
+        <w:rPr>
+          <w:b/>
+          <w:bCs/>
+          <w:color w:val="D86DCB" w:themeColor="accent5" w:themeTint="99"/>
+          <w:sz w:val="32"/>
+          <w:szCs w:val="32"/>
+        </w:rPr>
+        <w:t xml:space="preserve"> = </w:t>
+      </w:r>
+      <w:proofErr w:type="gramStart"/>
+      <w:r>
+        <w:rPr>
+          <w:b/>
+          <w:bCs/>
+          <w:color w:val="D86DCB" w:themeColor="accent5" w:themeTint="99"/>
+          <w:sz w:val="32"/>
+          <w:szCs w:val="32"/>
+        </w:rPr>
+        <w:t>Dog(</w:t>
+      </w:r>
+      <w:proofErr w:type="gramEnd"/>
+      <w:r>
+        <w:rPr>
+          <w:b/>
+          <w:bCs/>
+          <w:color w:val="D86DCB" w:themeColor="accent5" w:themeTint="99"/>
+          <w:sz w:val="32"/>
+          <w:szCs w:val="32"/>
+        </w:rPr>
+        <w:t>name: 'Tom', color: 'Black');</w:t>
       </w:r>
     </w:p>
     <w:p>
@@ -9746,94 +12647,6 @@
           <w:szCs w:val="32"/>
         </w:rPr>
         <w:t xml:space="preserve">  </w:t>
-      </w:r>
-      <w:proofErr w:type="gramStart"/>
-      <w:r>
-        <w:rPr>
-          <w:b/>
-          <w:bCs/>
-          <w:color w:val="D86DCB" w:themeColor="accent5" w:themeTint="99"/>
-          <w:sz w:val="32"/>
-          <w:szCs w:val="32"/>
-        </w:rPr>
-        <w:t>Dog(</w:t>
-      </w:r>
-      <w:proofErr w:type="gramEnd"/>
-      <w:r>
-        <w:rPr>
-          <w:b/>
-          <w:bCs/>
-          <w:color w:val="D86DCB" w:themeColor="accent5" w:themeTint="99"/>
-          <w:sz w:val="32"/>
-          <w:szCs w:val="32"/>
-        </w:rPr>
-        <w:t xml:space="preserve">{required super.name, required </w:t>
-      </w:r>
-      <w:proofErr w:type="spellStart"/>
-      <w:r>
-        <w:rPr>
-          <w:b/>
-          <w:bCs/>
-          <w:color w:val="D86DCB" w:themeColor="accent5" w:themeTint="99"/>
-          <w:sz w:val="32"/>
-          <w:szCs w:val="32"/>
-        </w:rPr>
-        <w:t>this.color</w:t>
-      </w:r>
-      <w:proofErr w:type="spellEnd"/>
-      <w:r>
-        <w:rPr>
-          <w:b/>
-          <w:bCs/>
-          <w:color w:val="D86DCB" w:themeColor="accent5" w:themeTint="99"/>
-          <w:sz w:val="32"/>
-          <w:szCs w:val="32"/>
-        </w:rPr>
-        <w:t>});</w:t>
-      </w:r>
-    </w:p>
-    <w:p>
-      <w:pPr>
-        <w:jc w:val="both"/>
-        <w:rPr>
-          <w:b/>
-          <w:bCs/>
-          <w:color w:val="D86DCB" w:themeColor="accent5" w:themeTint="99"/>
-          <w:sz w:val="32"/>
-          <w:szCs w:val="32"/>
-        </w:rPr>
-      </w:pPr>
-      <w:r>
-        <w:rPr>
-          <w:b/>
-          <w:bCs/>
-          <w:color w:val="D86DCB" w:themeColor="accent5" w:themeTint="99"/>
-          <w:sz w:val="32"/>
-          <w:szCs w:val="32"/>
-        </w:rPr>
-        <w:t xml:space="preserve">  @override</w:t>
-      </w:r>
-    </w:p>
-    <w:p>
-      <w:pPr>
-        <w:jc w:val="both"/>
-        <w:rPr>
-          <w:b/>
-          <w:bCs/>
-          <w:color w:val="D86DCB" w:themeColor="accent5" w:themeTint="99"/>
-          <w:sz w:val="32"/>
-          <w:szCs w:val="32"/>
-        </w:rPr>
-      </w:pPr>
-      <w:r>
-        <w:rPr>
-          <w:b/>
-          <w:bCs/>
-          <w:color w:val="D86DCB" w:themeColor="accent5" w:themeTint="99"/>
-          <w:sz w:val="32"/>
-          <w:szCs w:val="32"/>
-        </w:rPr>
-        <w:t xml:space="preserve">  void </w:t>
       </w:r>
       <w:proofErr w:type="spellStart"/>
       <w:proofErr w:type="gramStart"/>
@@ -9845,7 +12658,7 @@
           <w:sz w:val="32"/>
           <w:szCs w:val="32"/>
         </w:rPr>
-        <w:t>makeSound</w:t>
+        <w:t>dog.eat</w:t>
       </w:r>
       <w:proofErr w:type="spellEnd"/>
       <w:r>
@@ -9867,2274 +12680,327 @@
           <w:sz w:val="32"/>
           <w:szCs w:val="32"/>
         </w:rPr>
-        <w:t>) {</w:t>
-      </w:r>
-    </w:p>
-    <w:p>
-      <w:pPr>
-        <w:jc w:val="both"/>
-        <w:rPr>
-          <w:b/>
-          <w:bCs/>
-          <w:color w:val="D86DCB" w:themeColor="accent5" w:themeTint="99"/>
-          <w:sz w:val="32"/>
-          <w:szCs w:val="32"/>
-        </w:rPr>
-      </w:pPr>
-      <w:r>
-        <w:rPr>
-          <w:b/>
-          <w:bCs/>
-          <w:color w:val="D86DCB" w:themeColor="accent5" w:themeTint="99"/>
-          <w:sz w:val="32"/>
-          <w:szCs w:val="32"/>
-        </w:rPr>
-        <w:t xml:space="preserve">    </w:t>
+        <w:t>);</w:t>
+      </w:r>
+    </w:p>
+    <w:p>
+      <w:pPr>
+        <w:jc w:val="both"/>
+        <w:rPr>
+          <w:b/>
+          <w:bCs/>
+          <w:color w:val="D86DCB" w:themeColor="accent5" w:themeTint="99"/>
+          <w:sz w:val="32"/>
+          <w:szCs w:val="32"/>
+        </w:rPr>
+      </w:pPr>
+      <w:r>
+        <w:rPr>
+          <w:b/>
+          <w:bCs/>
+          <w:color w:val="D86DCB" w:themeColor="accent5" w:themeTint="99"/>
+          <w:sz w:val="32"/>
+          <w:szCs w:val="32"/>
+        </w:rPr>
+        <w:t>}</w:t>
+      </w:r>
+    </w:p>
+    <w:p>
+      <w:pPr>
+        <w:jc w:val="both"/>
+        <w:rPr>
+          <w:b/>
+          <w:bCs/>
+          <w:sz w:val="32"/>
+          <w:szCs w:val="32"/>
+        </w:rPr>
+      </w:pPr>
+    </w:p>
+    <w:p>
+      <w:pPr>
+        <w:jc w:val="both"/>
+        <w:rPr>
+          <w:b/>
+          <w:bCs/>
+          <w:sz w:val="32"/>
+          <w:szCs w:val="32"/>
+        </w:rPr>
+      </w:pPr>
+      <w:r>
+        <w:rPr>
+          <w:b/>
+          <w:bCs/>
+          <w:sz w:val="32"/>
+          <w:szCs w:val="32"/>
+        </w:rPr>
+        <w:t>Interface Class:</w:t>
+      </w:r>
+    </w:p>
+    <w:p>
+      <w:pPr>
+        <w:jc w:val="both"/>
+        <w:rPr>
+          <w:sz w:val="32"/>
+          <w:szCs w:val="32"/>
+        </w:rPr>
+      </w:pPr>
+      <w:r>
+        <w:rPr>
+          <w:sz w:val="32"/>
+          <w:szCs w:val="32"/>
+        </w:rPr>
+        <w:t xml:space="preserve"># </w:t>
+      </w:r>
+      <w:r>
+        <w:rPr>
+          <w:sz w:val="32"/>
+          <w:szCs w:val="32"/>
+        </w:rPr>
+        <w:t>An interface is just a contract it says any class that implements me must define these methods.</w:t>
+      </w:r>
+      <w:r>
+        <w:rPr>
+          <w:sz w:val="32"/>
+          <w:szCs w:val="32"/>
+        </w:rPr>
+        <w:t xml:space="preserve"> It is like a rule that every </w:t>
+      </w:r>
+      <w:r>
+        <w:rPr>
+          <w:sz w:val="32"/>
+          <w:szCs w:val="32"/>
+        </w:rPr>
+        <w:t>class</w:t>
+      </w:r>
+      <w:r>
+        <w:rPr>
+          <w:sz w:val="32"/>
+          <w:szCs w:val="32"/>
+        </w:rPr>
+        <w:t xml:space="preserve"> must follow meaning the methods must be defined</w:t>
+      </w:r>
+      <w:r>
+        <w:rPr>
+          <w:sz w:val="32"/>
+          <w:szCs w:val="32"/>
+        </w:rPr>
+        <w:t xml:space="preserve"> according to the behavior of the </w:t>
+      </w:r>
+      <w:r>
+        <w:rPr>
+          <w:sz w:val="32"/>
+          <w:szCs w:val="32"/>
+        </w:rPr>
+        <w:t>class</w:t>
+      </w:r>
+      <w:r>
+        <w:rPr>
+          <w:sz w:val="32"/>
+          <w:szCs w:val="32"/>
+        </w:rPr>
+        <w:t>.</w:t>
+      </w:r>
+    </w:p>
+    <w:p>
+      <w:pPr>
+        <w:jc w:val="both"/>
+        <w:rPr>
+          <w:sz w:val="32"/>
+          <w:szCs w:val="32"/>
+        </w:rPr>
+      </w:pPr>
+      <w:r>
+        <w:rPr>
+          <w:sz w:val="32"/>
+          <w:szCs w:val="32"/>
+        </w:rPr>
+        <w:t xml:space="preserve"># </w:t>
+      </w:r>
+      <w:r>
+        <w:rPr>
+          <w:sz w:val="32"/>
+          <w:szCs w:val="32"/>
+        </w:rPr>
+        <w:t xml:space="preserve">By using </w:t>
+      </w:r>
+      <w:r>
+        <w:rPr>
+          <w:b/>
+          <w:bCs/>
+          <w:sz w:val="32"/>
+          <w:szCs w:val="32"/>
+        </w:rPr>
+        <w:t>implements</w:t>
+      </w:r>
+      <w:r>
+        <w:rPr>
+          <w:sz w:val="32"/>
+          <w:szCs w:val="32"/>
+        </w:rPr>
+        <w:t xml:space="preserve"> </w:t>
+      </w:r>
+      <w:r>
+        <w:rPr>
+          <w:sz w:val="32"/>
+          <w:szCs w:val="32"/>
+        </w:rPr>
+        <w:t>keyword,</w:t>
+      </w:r>
+      <w:r>
+        <w:rPr>
+          <w:sz w:val="32"/>
+          <w:szCs w:val="32"/>
+        </w:rPr>
+        <w:t xml:space="preserve"> we can implement the </w:t>
+      </w:r>
+      <w:r>
+        <w:rPr>
+          <w:sz w:val="32"/>
+          <w:szCs w:val="32"/>
+        </w:rPr>
+        <w:t>interface class</w:t>
+      </w:r>
+    </w:p>
+    <w:p>
+      <w:pPr>
+        <w:jc w:val="both"/>
+        <w:rPr>
+          <w:sz w:val="32"/>
+          <w:szCs w:val="32"/>
+        </w:rPr>
+      </w:pPr>
+      <w:r>
+        <w:rPr>
+          <w:sz w:val="32"/>
+          <w:szCs w:val="32"/>
+        </w:rPr>
+        <w:t xml:space="preserve"># overriding the abstract methods with our own implementation using </w:t>
+      </w:r>
+      <w:r>
+        <w:rPr>
+          <w:b/>
+          <w:bCs/>
+          <w:sz w:val="32"/>
+          <w:szCs w:val="32"/>
+        </w:rPr>
+        <w:t>@override</w:t>
+      </w:r>
+      <w:r>
+        <w:rPr>
+          <w:sz w:val="32"/>
+          <w:szCs w:val="32"/>
+        </w:rPr>
+        <w:t xml:space="preserve"> annotation. Since we need to define those methods no matter what.</w:t>
+      </w:r>
+    </w:p>
+    <w:p>
+      <w:pPr>
+        <w:jc w:val="both"/>
+        <w:rPr>
+          <w:sz w:val="32"/>
+          <w:szCs w:val="32"/>
+        </w:rPr>
+      </w:pPr>
+      <w:r>
+        <w:rPr>
+          <w:sz w:val="32"/>
+          <w:szCs w:val="32"/>
+        </w:rPr>
+        <w:t xml:space="preserve"># Creating object of the interface class using Polymorphism. Polymorphism allows our </w:t>
+      </w:r>
+      <w:proofErr w:type="spellStart"/>
+      <w:r>
+        <w:rPr>
+          <w:b/>
+          <w:bCs/>
+          <w:sz w:val="32"/>
+          <w:szCs w:val="32"/>
+        </w:rPr>
+        <w:t>PaymentGateway</w:t>
+      </w:r>
+      <w:proofErr w:type="spellEnd"/>
+      <w:r>
+        <w:rPr>
+          <w:b/>
+          <w:bCs/>
+          <w:sz w:val="32"/>
+          <w:szCs w:val="32"/>
+        </w:rPr>
+        <w:t xml:space="preserve"> </w:t>
+      </w:r>
+      <w:r>
+        <w:rPr>
+          <w:sz w:val="32"/>
+          <w:szCs w:val="32"/>
+        </w:rPr>
+        <w:t>variable to point to different objects (</w:t>
+      </w:r>
+      <w:proofErr w:type="spellStart"/>
+      <w:r>
+        <w:rPr>
+          <w:sz w:val="32"/>
+          <w:szCs w:val="32"/>
+        </w:rPr>
+        <w:t>Bkash</w:t>
+      </w:r>
+      <w:proofErr w:type="spellEnd"/>
+      <w:r>
+        <w:rPr>
+          <w:sz w:val="32"/>
+          <w:szCs w:val="32"/>
+        </w:rPr>
+        <w:t xml:space="preserve">, </w:t>
+      </w:r>
+      <w:proofErr w:type="spellStart"/>
+      <w:r>
+        <w:rPr>
+          <w:sz w:val="32"/>
+          <w:szCs w:val="32"/>
+        </w:rPr>
+        <w:t>Nagad</w:t>
+      </w:r>
+      <w:proofErr w:type="spellEnd"/>
+      <w:r>
+        <w:rPr>
+          <w:sz w:val="32"/>
+          <w:szCs w:val="32"/>
+        </w:rPr>
+        <w:t xml:space="preserve">), and the correct overridden method is executed at runtime depending on the object type. </w:t>
+      </w:r>
+      <w:r>
+        <w:rPr>
+          <w:sz w:val="32"/>
+          <w:szCs w:val="32"/>
+        </w:rPr>
+        <w:lastRenderedPageBreak/>
+        <w:t>polymorphism is like same method call</w:t>
       </w:r>
       <w:proofErr w:type="gramStart"/>
       <w:r>
         <w:rPr>
-          <w:b/>
-          <w:bCs/>
-          <w:color w:val="D86DCB" w:themeColor="accent5" w:themeTint="99"/>
-          <w:sz w:val="32"/>
-          <w:szCs w:val="32"/>
-        </w:rPr>
-        <w:t>print(</w:t>
-      </w:r>
-      <w:proofErr w:type="gramEnd"/>
-      <w:r>
-        <w:rPr>
-          <w:b/>
-          <w:bCs/>
-          <w:color w:val="D86DCB" w:themeColor="accent5" w:themeTint="99"/>
-          <w:sz w:val="32"/>
-          <w:szCs w:val="32"/>
-        </w:rPr>
-        <w:t>'$name says Woof Woof');</w:t>
-      </w:r>
-    </w:p>
-    <w:p>
-      <w:pPr>
-        <w:jc w:val="both"/>
-        <w:rPr>
-          <w:b/>
-          <w:bCs/>
-          <w:color w:val="D86DCB" w:themeColor="accent5" w:themeTint="99"/>
-          <w:sz w:val="32"/>
-          <w:szCs w:val="32"/>
-        </w:rPr>
-      </w:pPr>
-      <w:r>
-        <w:rPr>
-          <w:b/>
-          <w:bCs/>
-          <w:color w:val="D86DCB" w:themeColor="accent5" w:themeTint="99"/>
-          <w:sz w:val="32"/>
-          <w:szCs w:val="32"/>
-        </w:rPr>
-        <w:t xml:space="preserve">  }</w:t>
-      </w:r>
-    </w:p>
-    <w:p>
-      <w:pPr>
-        <w:jc w:val="both"/>
-        <w:rPr>
-          <w:b/>
-          <w:bCs/>
-          <w:color w:val="D86DCB" w:themeColor="accent5" w:themeTint="99"/>
-          <w:sz w:val="32"/>
-          <w:szCs w:val="32"/>
-        </w:rPr>
-      </w:pPr>
-      <w:r>
-        <w:rPr>
-          <w:b/>
-          <w:bCs/>
-          <w:color w:val="D86DCB" w:themeColor="accent5" w:themeTint="99"/>
-          <w:sz w:val="32"/>
-          <w:szCs w:val="32"/>
-        </w:rPr>
-        <w:t>}</w:t>
-      </w:r>
-    </w:p>
-    <w:p>
-      <w:pPr>
-        <w:jc w:val="both"/>
-        <w:rPr>
-          <w:b/>
-          <w:bCs/>
-          <w:color w:val="D86DCB" w:themeColor="accent5" w:themeTint="99"/>
-          <w:sz w:val="32"/>
-          <w:szCs w:val="32"/>
-        </w:rPr>
-      </w:pPr>
-      <w:r>
-        <w:rPr>
-          <w:b/>
-          <w:bCs/>
-          <w:color w:val="D86DCB" w:themeColor="accent5" w:themeTint="99"/>
-          <w:sz w:val="32"/>
-          <w:szCs w:val="32"/>
-        </w:rPr>
-        <w:t>void main () {</w:t>
-      </w:r>
-    </w:p>
-    <w:p>
-      <w:pPr>
-        <w:jc w:val="both"/>
-        <w:rPr>
-          <w:b/>
-          <w:bCs/>
-          <w:color w:val="D86DCB" w:themeColor="accent5" w:themeTint="99"/>
-          <w:sz w:val="32"/>
-          <w:szCs w:val="32"/>
-        </w:rPr>
-      </w:pPr>
-      <w:r>
-        <w:rPr>
-          <w:b/>
-          <w:bCs/>
-          <w:color w:val="D86DCB" w:themeColor="accent5" w:themeTint="99"/>
-          <w:sz w:val="32"/>
-          <w:szCs w:val="32"/>
-        </w:rPr>
-        <w:t xml:space="preserve">  Dog </w:t>
+          <w:sz w:val="32"/>
+          <w:szCs w:val="32"/>
+        </w:rPr>
+        <w:t xml:space="preserve">: </w:t>
+      </w:r>
+      <w:r>
+        <w:rPr>
+          <w:b/>
+          <w:bCs/>
+          <w:sz w:val="32"/>
+          <w:szCs w:val="32"/>
+        </w:rPr>
+        <w:t>.</w:t>
       </w:r>
       <w:proofErr w:type="spellStart"/>
       <w:r>
         <w:rPr>
           <w:b/>
           <w:bCs/>
-          <w:color w:val="D86DCB" w:themeColor="accent5" w:themeTint="99"/>
-          <w:sz w:val="32"/>
-          <w:szCs w:val="32"/>
-        </w:rPr>
-        <w:t>dog</w:t>
-      </w:r>
-      <w:proofErr w:type="spellEnd"/>
-      <w:r>
-        <w:rPr>
-          <w:b/>
-          <w:bCs/>
-          <w:color w:val="D86DCB" w:themeColor="accent5" w:themeTint="99"/>
-          <w:sz w:val="32"/>
-          <w:szCs w:val="32"/>
-        </w:rPr>
-        <w:t xml:space="preserve"> = </w:t>
-      </w:r>
-      <w:proofErr w:type="gramStart"/>
-      <w:r>
-        <w:rPr>
-          <w:b/>
-          <w:bCs/>
-          <w:color w:val="D86DCB" w:themeColor="accent5" w:themeTint="99"/>
-          <w:sz w:val="32"/>
-          <w:szCs w:val="32"/>
-        </w:rPr>
-        <w:t>Dog(</w:t>
-      </w:r>
-      <w:proofErr w:type="gramEnd"/>
-      <w:r>
-        <w:rPr>
-          <w:b/>
-          <w:bCs/>
-          <w:color w:val="D86DCB" w:themeColor="accent5" w:themeTint="99"/>
-          <w:sz w:val="32"/>
-          <w:szCs w:val="32"/>
-        </w:rPr>
-        <w:t>name: 'Tom', color: 'Black');</w:t>
-      </w:r>
-    </w:p>
-    <w:p>
-      <w:pPr>
-        <w:jc w:val="both"/>
-        <w:rPr>
-          <w:b/>
-          <w:bCs/>
-          <w:color w:val="D86DCB" w:themeColor="accent5" w:themeTint="99"/>
-          <w:sz w:val="32"/>
-          <w:szCs w:val="32"/>
-        </w:rPr>
-      </w:pPr>
-      <w:r>
-        <w:rPr>
-          <w:b/>
-          <w:bCs/>
-          <w:color w:val="D86DCB" w:themeColor="accent5" w:themeTint="99"/>
-          <w:sz w:val="32"/>
-          <w:szCs w:val="32"/>
-        </w:rPr>
-        <w:t xml:space="preserve">  </w:t>
-      </w:r>
-      <w:proofErr w:type="spellStart"/>
-      <w:proofErr w:type="gramStart"/>
-      <w:r>
-        <w:rPr>
-          <w:b/>
-          <w:bCs/>
-          <w:color w:val="D86DCB" w:themeColor="accent5" w:themeTint="99"/>
-          <w:sz w:val="32"/>
-          <w:szCs w:val="32"/>
-        </w:rPr>
-        <w:t>dog.eat</w:t>
-      </w:r>
-      <w:proofErr w:type="spellEnd"/>
-      <w:r>
-        <w:rPr>
-          <w:b/>
-          <w:bCs/>
-          <w:color w:val="D86DCB" w:themeColor="accent5" w:themeTint="99"/>
-          <w:sz w:val="32"/>
-          <w:szCs w:val="32"/>
-        </w:rPr>
-        <w:t>(</w:t>
-      </w:r>
-      <w:proofErr w:type="gramEnd"/>
-      <w:r>
-        <w:rPr>
-          <w:b/>
-          <w:bCs/>
-          <w:color w:val="D86DCB" w:themeColor="accent5" w:themeTint="99"/>
-          <w:sz w:val="32"/>
-          <w:szCs w:val="32"/>
-        </w:rPr>
-        <w:t>);</w:t>
-      </w:r>
-    </w:p>
-    <w:p>
-      <w:pPr>
-        <w:jc w:val="both"/>
-        <w:rPr>
-          <w:b/>
-          <w:bCs/>
-          <w:color w:val="D86DCB" w:themeColor="accent5" w:themeTint="99"/>
-          <w:sz w:val="32"/>
-          <w:szCs w:val="32"/>
-        </w:rPr>
-      </w:pPr>
-      <w:r>
-        <w:rPr>
-          <w:b/>
-          <w:bCs/>
-          <w:color w:val="D86DCB" w:themeColor="accent5" w:themeTint="99"/>
-          <w:sz w:val="32"/>
-          <w:szCs w:val="32"/>
-        </w:rPr>
-        <w:t>}</w:t>
-      </w:r>
-    </w:p>
-    <w:p>
-      <w:pPr>
-        <w:jc w:val="both"/>
-        <w:rPr>
-          <w:b/>
-          <w:bCs/>
-          <w:sz w:val="32"/>
-          <w:szCs w:val="32"/>
-        </w:rPr>
-      </w:pPr>
-    </w:p>
-    <w:p>
-      <w:pPr>
-        <w:jc w:val="both"/>
-        <w:rPr>
-          <w:b/>
-          <w:bCs/>
-          <w:sz w:val="32"/>
-          <w:szCs w:val="32"/>
-        </w:rPr>
-      </w:pPr>
-      <w:r>
-        <w:rPr>
-          <w:b/>
-          <w:bCs/>
-          <w:sz w:val="32"/>
-          <w:szCs w:val="32"/>
-        </w:rPr>
-        <w:t>Encapsulation in Dart:</w:t>
-      </w:r>
-    </w:p>
-    <w:p>
-      <w:pPr>
-        <w:jc w:val="both"/>
-        <w:rPr>
-          <w:sz w:val="32"/>
-          <w:szCs w:val="32"/>
-        </w:rPr>
-      </w:pPr>
-      <w:r>
-        <w:rPr>
-          <w:sz w:val="32"/>
-          <w:szCs w:val="32"/>
-        </w:rPr>
-        <w:lastRenderedPageBreak/>
-        <w:t xml:space="preserve"># </w:t>
-      </w:r>
-      <w:r>
-        <w:rPr>
-          <w:sz w:val="32"/>
-          <w:szCs w:val="32"/>
-        </w:rPr>
-        <w:t>Using _ before a method/function or property/variable makes it private or encapsulated. So, that it cannot be accessed from outside the class.</w:t>
-      </w:r>
-    </w:p>
-    <w:p>
-      <w:pPr>
-        <w:jc w:val="both"/>
-        <w:rPr>
-          <w:sz w:val="32"/>
-          <w:szCs w:val="32"/>
-        </w:rPr>
-      </w:pPr>
-      <w:r>
-        <w:rPr>
-          <w:sz w:val="32"/>
-          <w:szCs w:val="32"/>
-        </w:rPr>
-        <w:t xml:space="preserve"># We can use </w:t>
-      </w:r>
-      <w:r>
-        <w:rPr>
-          <w:b/>
-          <w:bCs/>
-          <w:sz w:val="32"/>
-          <w:szCs w:val="32"/>
-        </w:rPr>
-        <w:t>get</w:t>
-      </w:r>
-      <w:r>
-        <w:rPr>
-          <w:sz w:val="32"/>
-          <w:szCs w:val="32"/>
-        </w:rPr>
-        <w:t xml:space="preserve"> method</w:t>
-      </w:r>
-      <w:r>
-        <w:rPr>
-          <w:sz w:val="32"/>
-          <w:szCs w:val="32"/>
-        </w:rPr>
-        <w:t xml:space="preserve"> or a normal return method</w:t>
-      </w:r>
-      <w:r>
-        <w:rPr>
-          <w:sz w:val="32"/>
-          <w:szCs w:val="32"/>
-        </w:rPr>
-        <w:t xml:space="preserve"> (manual getter)</w:t>
-      </w:r>
-      <w:r>
-        <w:rPr>
-          <w:sz w:val="32"/>
-          <w:szCs w:val="32"/>
-        </w:rPr>
-        <w:t xml:space="preserve"> for showing private property outside the class</w:t>
-      </w:r>
-      <w:r>
-        <w:rPr>
-          <w:sz w:val="32"/>
-          <w:szCs w:val="32"/>
-        </w:rPr>
-        <w:t>.</w:t>
-      </w:r>
-      <w:r>
-        <w:rPr>
-          <w:sz w:val="32"/>
-          <w:szCs w:val="32"/>
-        </w:rPr>
-        <w:t xml:space="preserve"> Also,</w:t>
-      </w:r>
-      <w:r>
-        <w:rPr>
-          <w:sz w:val="32"/>
-          <w:szCs w:val="32"/>
-        </w:rPr>
-        <w:t xml:space="preserve"> </w:t>
-      </w:r>
-      <w:r>
-        <w:rPr>
-          <w:sz w:val="32"/>
-          <w:szCs w:val="32"/>
-        </w:rPr>
-        <w:t xml:space="preserve">getter </w:t>
-      </w:r>
-      <w:r>
-        <w:rPr>
-          <w:sz w:val="32"/>
-          <w:szCs w:val="32"/>
-        </w:rPr>
-        <w:t>(</w:t>
-      </w:r>
-      <w:r>
-        <w:rPr>
-          <w:b/>
-          <w:bCs/>
-          <w:sz w:val="32"/>
-          <w:szCs w:val="32"/>
-        </w:rPr>
-        <w:t>get</w:t>
-      </w:r>
-      <w:r>
-        <w:rPr>
-          <w:sz w:val="32"/>
-          <w:szCs w:val="32"/>
-        </w:rPr>
-        <w:t xml:space="preserve">) </w:t>
-      </w:r>
-      <w:r>
-        <w:rPr>
-          <w:sz w:val="32"/>
-          <w:szCs w:val="32"/>
-        </w:rPr>
-        <w:t>method doesn't take any parameter</w:t>
-      </w:r>
-    </w:p>
-    <w:p>
-      <w:pPr>
-        <w:jc w:val="both"/>
-        <w:rPr>
-          <w:sz w:val="32"/>
-          <w:szCs w:val="32"/>
-        </w:rPr>
-      </w:pPr>
-      <w:r>
-        <w:rPr>
-          <w:sz w:val="32"/>
-          <w:szCs w:val="32"/>
-        </w:rPr>
-        <w:t xml:space="preserve"># We can use </w:t>
-      </w:r>
-      <w:r>
-        <w:rPr>
-          <w:b/>
-          <w:bCs/>
-          <w:sz w:val="32"/>
-          <w:szCs w:val="32"/>
-        </w:rPr>
-        <w:t>set</w:t>
-      </w:r>
-      <w:r>
-        <w:rPr>
-          <w:sz w:val="32"/>
-          <w:szCs w:val="32"/>
-        </w:rPr>
-        <w:t xml:space="preserve"> method for</w:t>
-      </w:r>
-      <w:r>
-        <w:rPr>
-          <w:sz w:val="32"/>
-          <w:szCs w:val="32"/>
-        </w:rPr>
-        <w:t xml:space="preserve"> setting private or encapsulated property outside the class</w:t>
-      </w:r>
-    </w:p>
-    <w:p>
-      <w:pPr>
-        <w:jc w:val="both"/>
-        <w:rPr>
-          <w:sz w:val="32"/>
-          <w:szCs w:val="32"/>
-        </w:rPr>
-      </w:pPr>
-      <w:r>
-        <w:rPr>
-          <w:sz w:val="32"/>
-          <w:szCs w:val="32"/>
-        </w:rPr>
-        <w:t># The following lines will give error because we cannot access private members from outside the class cause its encapsulated</w:t>
-      </w:r>
-    </w:p>
-    <w:p>
-      <w:pPr>
-        <w:jc w:val="both"/>
-        <w:rPr>
-          <w:sz w:val="32"/>
-          <w:szCs w:val="32"/>
-        </w:rPr>
-      </w:pPr>
-      <w:r>
-        <w:rPr>
-          <w:sz w:val="32"/>
-          <w:szCs w:val="32"/>
-        </w:rPr>
-        <w:t xml:space="preserve"># </w:t>
-      </w:r>
-      <w:r>
-        <w:rPr>
-          <w:b/>
-          <w:bCs/>
-          <w:sz w:val="32"/>
-          <w:szCs w:val="32"/>
-        </w:rPr>
-        <w:t xml:space="preserve">throw </w:t>
-      </w:r>
-      <w:proofErr w:type="gramStart"/>
-      <w:r>
-        <w:rPr>
-          <w:b/>
-          <w:bCs/>
-          <w:sz w:val="32"/>
-          <w:szCs w:val="32"/>
-        </w:rPr>
-        <w:t>Exception(</w:t>
-      </w:r>
-      <w:proofErr w:type="gramEnd"/>
-      <w:r>
-        <w:rPr>
-          <w:b/>
-          <w:bCs/>
-          <w:sz w:val="32"/>
-          <w:szCs w:val="32"/>
-        </w:rPr>
-        <w:t>)</w:t>
-      </w:r>
-      <w:r>
-        <w:rPr>
-          <w:sz w:val="32"/>
-          <w:szCs w:val="32"/>
-        </w:rPr>
-        <w:t xml:space="preserve"> throws error if pin invalid.</w:t>
-      </w:r>
-    </w:p>
-    <w:p>
-      <w:pPr>
-        <w:jc w:val="both"/>
-        <w:rPr>
-          <w:b/>
-          <w:bCs/>
-          <w:sz w:val="32"/>
-          <w:szCs w:val="32"/>
-        </w:rPr>
-      </w:pPr>
-      <w:proofErr w:type="spellStart"/>
-      <w:proofErr w:type="gramStart"/>
-      <w:r>
-        <w:rPr>
-          <w:b/>
-          <w:bCs/>
-          <w:sz w:val="32"/>
-          <w:szCs w:val="32"/>
-        </w:rPr>
-        <w:t>bfc</w:t>
-      </w:r>
-      <w:proofErr w:type="spellEnd"/>
-      <w:r>
-        <w:rPr>
-          <w:b/>
-          <w:bCs/>
-          <w:sz w:val="32"/>
-          <w:szCs w:val="32"/>
-        </w:rPr>
-        <w:t>._</w:t>
-      </w:r>
-      <w:proofErr w:type="spellStart"/>
-      <w:proofErr w:type="gramEnd"/>
-      <w:r>
-        <w:rPr>
-          <w:b/>
-          <w:bCs/>
-          <w:sz w:val="32"/>
-          <w:szCs w:val="32"/>
-        </w:rPr>
-        <w:t>prepareItem</w:t>
-      </w:r>
-      <w:proofErr w:type="spellEnd"/>
-      <w:r>
-        <w:rPr>
-          <w:b/>
-          <w:bCs/>
-          <w:sz w:val="32"/>
-          <w:szCs w:val="32"/>
-        </w:rPr>
-        <w:t>("Chicken Fry");</w:t>
-      </w:r>
-      <w:r>
-        <w:rPr>
-          <w:b/>
-          <w:bCs/>
-          <w:sz w:val="32"/>
-          <w:szCs w:val="32"/>
-        </w:rPr>
-        <w:t xml:space="preserve"> // won’t work</w:t>
-      </w:r>
-    </w:p>
-    <w:p>
-      <w:pPr>
-        <w:jc w:val="both"/>
-        <w:rPr>
-          <w:b/>
-          <w:bCs/>
-          <w:sz w:val="32"/>
-          <w:szCs w:val="32"/>
-        </w:rPr>
-      </w:pPr>
-      <w:proofErr w:type="spellStart"/>
-      <w:proofErr w:type="gramStart"/>
-      <w:r>
-        <w:rPr>
-          <w:b/>
-          <w:bCs/>
-          <w:sz w:val="32"/>
-          <w:szCs w:val="32"/>
-        </w:rPr>
-        <w:t>bfc</w:t>
-      </w:r>
-      <w:proofErr w:type="spellEnd"/>
-      <w:r>
-        <w:rPr>
-          <w:b/>
-          <w:bCs/>
-          <w:sz w:val="32"/>
-          <w:szCs w:val="32"/>
-        </w:rPr>
-        <w:t>._</w:t>
-      </w:r>
-      <w:proofErr w:type="gramEnd"/>
-      <w:r>
-        <w:rPr>
-          <w:b/>
-          <w:bCs/>
-          <w:sz w:val="32"/>
-          <w:szCs w:val="32"/>
-        </w:rPr>
-        <w:t>shopping("Chicken Fry");</w:t>
-      </w:r>
-    </w:p>
-    <w:p>
-      <w:pPr>
-        <w:jc w:val="both"/>
-        <w:rPr>
-          <w:b/>
-          <w:bCs/>
-          <w:color w:val="D86DCB" w:themeColor="accent5" w:themeTint="99"/>
-          <w:sz w:val="32"/>
-          <w:szCs w:val="32"/>
-        </w:rPr>
-      </w:pPr>
-      <w:r>
-        <w:rPr>
-          <w:b/>
-          <w:bCs/>
-          <w:color w:val="D86DCB" w:themeColor="accent5" w:themeTint="99"/>
-          <w:sz w:val="32"/>
-          <w:szCs w:val="32"/>
-        </w:rPr>
-        <w:t>class Restaurant {</w:t>
-      </w:r>
-    </w:p>
-    <w:p>
-      <w:pPr>
-        <w:jc w:val="both"/>
-        <w:rPr>
-          <w:b/>
-          <w:bCs/>
-          <w:color w:val="D86DCB" w:themeColor="accent5" w:themeTint="99"/>
-          <w:sz w:val="32"/>
-          <w:szCs w:val="32"/>
-        </w:rPr>
-      </w:pPr>
-      <w:r>
-        <w:rPr>
-          <w:b/>
-          <w:bCs/>
-          <w:color w:val="D86DCB" w:themeColor="accent5" w:themeTint="99"/>
-          <w:sz w:val="32"/>
-          <w:szCs w:val="32"/>
-        </w:rPr>
-        <w:t xml:space="preserve">  int _id = 187;</w:t>
-      </w:r>
-    </w:p>
-    <w:p>
-      <w:pPr>
-        <w:jc w:val="both"/>
-        <w:rPr>
-          <w:b/>
-          <w:bCs/>
-          <w:color w:val="D86DCB" w:themeColor="accent5" w:themeTint="99"/>
-          <w:sz w:val="32"/>
-          <w:szCs w:val="32"/>
-        </w:rPr>
-      </w:pPr>
-      <w:r>
-        <w:rPr>
-          <w:b/>
-          <w:bCs/>
-          <w:color w:val="D86DCB" w:themeColor="accent5" w:themeTint="99"/>
-          <w:sz w:val="32"/>
-          <w:szCs w:val="32"/>
-        </w:rPr>
-        <w:t xml:space="preserve">  int get </w:t>
-      </w:r>
-      <w:proofErr w:type="spellStart"/>
-      <w:r>
-        <w:rPr>
-          <w:b/>
-          <w:bCs/>
-          <w:color w:val="D86DCB" w:themeColor="accent5" w:themeTint="99"/>
-          <w:sz w:val="32"/>
-          <w:szCs w:val="32"/>
-        </w:rPr>
-        <w:t>getId</w:t>
-      </w:r>
-      <w:proofErr w:type="spellEnd"/>
-      <w:r>
-        <w:rPr>
-          <w:b/>
-          <w:bCs/>
-          <w:color w:val="D86DCB" w:themeColor="accent5" w:themeTint="99"/>
-          <w:sz w:val="32"/>
-          <w:szCs w:val="32"/>
-        </w:rPr>
-        <w:t xml:space="preserve"> =&gt; _id;</w:t>
-      </w:r>
-    </w:p>
-    <w:p>
-      <w:pPr>
-        <w:jc w:val="both"/>
-        <w:rPr>
-          <w:b/>
-          <w:bCs/>
-          <w:color w:val="D86DCB" w:themeColor="accent5" w:themeTint="99"/>
-          <w:sz w:val="32"/>
-          <w:szCs w:val="32"/>
-        </w:rPr>
-      </w:pPr>
-      <w:r>
-        <w:rPr>
-          <w:b/>
-          <w:bCs/>
-          <w:color w:val="D86DCB" w:themeColor="accent5" w:themeTint="99"/>
-          <w:sz w:val="32"/>
-          <w:szCs w:val="32"/>
-        </w:rPr>
-        <w:t xml:space="preserve">  set </w:t>
-      </w:r>
-      <w:proofErr w:type="spellStart"/>
-      <w:r>
-        <w:rPr>
-          <w:b/>
-          <w:bCs/>
-          <w:color w:val="D86DCB" w:themeColor="accent5" w:themeTint="99"/>
-          <w:sz w:val="32"/>
-          <w:szCs w:val="32"/>
-        </w:rPr>
-        <w:t>setId</w:t>
-      </w:r>
-      <w:proofErr w:type="spellEnd"/>
-      <w:r>
-        <w:rPr>
-          <w:b/>
-          <w:bCs/>
-          <w:color w:val="D86DCB" w:themeColor="accent5" w:themeTint="99"/>
-          <w:sz w:val="32"/>
-          <w:szCs w:val="32"/>
-        </w:rPr>
-        <w:t xml:space="preserve"> (int value) =&gt; _id = value;</w:t>
-      </w:r>
-    </w:p>
-    <w:p>
-      <w:pPr>
-        <w:jc w:val="both"/>
-        <w:rPr>
-          <w:b/>
-          <w:bCs/>
-          <w:color w:val="D86DCB" w:themeColor="accent5" w:themeTint="99"/>
-          <w:sz w:val="32"/>
-          <w:szCs w:val="32"/>
-        </w:rPr>
-      </w:pPr>
-      <w:r>
-        <w:rPr>
-          <w:b/>
-          <w:bCs/>
-          <w:color w:val="D86DCB" w:themeColor="accent5" w:themeTint="99"/>
-          <w:sz w:val="32"/>
-          <w:szCs w:val="32"/>
-        </w:rPr>
-        <w:t xml:space="preserve">  void order (String item) {</w:t>
-      </w:r>
-    </w:p>
-    <w:p>
-      <w:pPr>
-        <w:jc w:val="both"/>
-        <w:rPr>
-          <w:b/>
-          <w:bCs/>
-          <w:color w:val="D86DCB" w:themeColor="accent5" w:themeTint="99"/>
-          <w:sz w:val="32"/>
-          <w:szCs w:val="32"/>
-        </w:rPr>
-      </w:pPr>
-      <w:r>
-        <w:rPr>
-          <w:b/>
-          <w:bCs/>
-          <w:color w:val="D86DCB" w:themeColor="accent5" w:themeTint="99"/>
-          <w:sz w:val="32"/>
-          <w:szCs w:val="32"/>
-        </w:rPr>
-        <w:t xml:space="preserve">    </w:t>
-      </w:r>
-      <w:proofErr w:type="gramStart"/>
-      <w:r>
-        <w:rPr>
-          <w:b/>
-          <w:bCs/>
-          <w:color w:val="D86DCB" w:themeColor="accent5" w:themeTint="99"/>
-          <w:sz w:val="32"/>
-          <w:szCs w:val="32"/>
-        </w:rPr>
-        <w:t>print(</w:t>
-      </w:r>
-      <w:proofErr w:type="gramEnd"/>
-      <w:r>
-        <w:rPr>
-          <w:b/>
-          <w:bCs/>
-          <w:color w:val="D86DCB" w:themeColor="accent5" w:themeTint="99"/>
-          <w:sz w:val="32"/>
-          <w:szCs w:val="32"/>
-        </w:rPr>
-        <w:t>"$item ordered");</w:t>
-      </w:r>
-    </w:p>
-    <w:p>
-      <w:pPr>
-        <w:jc w:val="both"/>
-        <w:rPr>
-          <w:b/>
-          <w:bCs/>
-          <w:color w:val="D86DCB" w:themeColor="accent5" w:themeTint="99"/>
-          <w:sz w:val="32"/>
-          <w:szCs w:val="32"/>
-        </w:rPr>
-      </w:pPr>
-      <w:r>
-        <w:rPr>
-          <w:b/>
-          <w:bCs/>
-          <w:color w:val="D86DCB" w:themeColor="accent5" w:themeTint="99"/>
-          <w:sz w:val="32"/>
-          <w:szCs w:val="32"/>
-        </w:rPr>
-        <w:t xml:space="preserve">    _</w:t>
-      </w:r>
-      <w:proofErr w:type="spellStart"/>
-      <w:r>
-        <w:rPr>
-          <w:b/>
-          <w:bCs/>
-          <w:color w:val="D86DCB" w:themeColor="accent5" w:themeTint="99"/>
-          <w:sz w:val="32"/>
-          <w:szCs w:val="32"/>
-        </w:rPr>
-        <w:t>prepareItem</w:t>
-      </w:r>
-      <w:proofErr w:type="spellEnd"/>
-      <w:r>
-        <w:rPr>
-          <w:b/>
-          <w:bCs/>
-          <w:color w:val="D86DCB" w:themeColor="accent5" w:themeTint="99"/>
-          <w:sz w:val="32"/>
-          <w:szCs w:val="32"/>
-        </w:rPr>
-        <w:t>(item);</w:t>
-      </w:r>
-    </w:p>
-    <w:p>
-      <w:pPr>
-        <w:jc w:val="both"/>
-        <w:rPr>
-          <w:b/>
-          <w:bCs/>
-          <w:color w:val="D86DCB" w:themeColor="accent5" w:themeTint="99"/>
-          <w:sz w:val="32"/>
-          <w:szCs w:val="32"/>
-        </w:rPr>
-      </w:pPr>
-      <w:r>
-        <w:rPr>
-          <w:b/>
-          <w:bCs/>
-          <w:color w:val="D86DCB" w:themeColor="accent5" w:themeTint="99"/>
-          <w:sz w:val="32"/>
-          <w:szCs w:val="32"/>
-        </w:rPr>
-        <w:t xml:space="preserve">    _shopping(item);</w:t>
-      </w:r>
-    </w:p>
-    <w:p>
-      <w:pPr>
-        <w:jc w:val="both"/>
-        <w:rPr>
-          <w:b/>
-          <w:bCs/>
-          <w:color w:val="D86DCB" w:themeColor="accent5" w:themeTint="99"/>
-          <w:sz w:val="32"/>
-          <w:szCs w:val="32"/>
-        </w:rPr>
-      </w:pPr>
-      <w:r>
-        <w:rPr>
-          <w:b/>
-          <w:bCs/>
-          <w:color w:val="D86DCB" w:themeColor="accent5" w:themeTint="99"/>
-          <w:sz w:val="32"/>
-          <w:szCs w:val="32"/>
-        </w:rPr>
-        <w:t xml:space="preserve">  }</w:t>
-      </w:r>
-    </w:p>
-    <w:p>
-      <w:pPr>
-        <w:jc w:val="both"/>
-        <w:rPr>
-          <w:b/>
-          <w:bCs/>
-          <w:color w:val="D86DCB" w:themeColor="accent5" w:themeTint="99"/>
-          <w:sz w:val="32"/>
-          <w:szCs w:val="32"/>
-        </w:rPr>
-      </w:pPr>
-      <w:r>
-        <w:rPr>
-          <w:b/>
-          <w:bCs/>
-          <w:color w:val="D86DCB" w:themeColor="accent5" w:themeTint="99"/>
-          <w:sz w:val="32"/>
-          <w:szCs w:val="32"/>
-        </w:rPr>
-        <w:t xml:space="preserve">  void _</w:t>
-      </w:r>
-      <w:proofErr w:type="spellStart"/>
-      <w:r>
-        <w:rPr>
-          <w:b/>
-          <w:bCs/>
-          <w:color w:val="D86DCB" w:themeColor="accent5" w:themeTint="99"/>
-          <w:sz w:val="32"/>
-          <w:szCs w:val="32"/>
-        </w:rPr>
-        <w:t>prepareItem</w:t>
-      </w:r>
-      <w:proofErr w:type="spellEnd"/>
-      <w:r>
-        <w:rPr>
-          <w:b/>
-          <w:bCs/>
-          <w:color w:val="D86DCB" w:themeColor="accent5" w:themeTint="99"/>
-          <w:sz w:val="32"/>
-          <w:szCs w:val="32"/>
-        </w:rPr>
-        <w:t xml:space="preserve"> (String item) {</w:t>
-      </w:r>
-    </w:p>
-    <w:p>
-      <w:pPr>
-        <w:jc w:val="both"/>
-        <w:rPr>
-          <w:b/>
-          <w:bCs/>
-          <w:color w:val="D86DCB" w:themeColor="accent5" w:themeTint="99"/>
-          <w:sz w:val="32"/>
-          <w:szCs w:val="32"/>
-        </w:rPr>
-      </w:pPr>
-      <w:r>
-        <w:rPr>
-          <w:b/>
-          <w:bCs/>
-          <w:color w:val="D86DCB" w:themeColor="accent5" w:themeTint="99"/>
-          <w:sz w:val="32"/>
-          <w:szCs w:val="32"/>
-        </w:rPr>
-        <w:t xml:space="preserve">    </w:t>
-      </w:r>
-      <w:proofErr w:type="gramStart"/>
-      <w:r>
-        <w:rPr>
-          <w:b/>
-          <w:bCs/>
-          <w:color w:val="D86DCB" w:themeColor="accent5" w:themeTint="99"/>
-          <w:sz w:val="32"/>
-          <w:szCs w:val="32"/>
-        </w:rPr>
-        <w:t>print(</w:t>
-      </w:r>
-      <w:proofErr w:type="gramEnd"/>
-      <w:r>
-        <w:rPr>
-          <w:b/>
-          <w:bCs/>
-          <w:color w:val="D86DCB" w:themeColor="accent5" w:themeTint="99"/>
-          <w:sz w:val="32"/>
-          <w:szCs w:val="32"/>
-        </w:rPr>
-        <w:t>"$item is being prepared");</w:t>
-      </w:r>
-    </w:p>
-    <w:p>
-      <w:pPr>
-        <w:jc w:val="both"/>
-        <w:rPr>
-          <w:b/>
-          <w:bCs/>
-          <w:color w:val="D86DCB" w:themeColor="accent5" w:themeTint="99"/>
-          <w:sz w:val="32"/>
-          <w:szCs w:val="32"/>
-        </w:rPr>
-      </w:pPr>
-      <w:r>
-        <w:rPr>
-          <w:b/>
-          <w:bCs/>
-          <w:color w:val="D86DCB" w:themeColor="accent5" w:themeTint="99"/>
-          <w:sz w:val="32"/>
-          <w:szCs w:val="32"/>
-        </w:rPr>
-        <w:lastRenderedPageBreak/>
-        <w:t xml:space="preserve">  }</w:t>
-      </w:r>
-    </w:p>
-    <w:p>
-      <w:pPr>
-        <w:jc w:val="both"/>
-        <w:rPr>
-          <w:b/>
-          <w:bCs/>
-          <w:color w:val="D86DCB" w:themeColor="accent5" w:themeTint="99"/>
-          <w:sz w:val="32"/>
-          <w:szCs w:val="32"/>
-        </w:rPr>
-      </w:pPr>
-      <w:r>
-        <w:rPr>
-          <w:b/>
-          <w:bCs/>
-          <w:color w:val="D86DCB" w:themeColor="accent5" w:themeTint="99"/>
-          <w:sz w:val="32"/>
-          <w:szCs w:val="32"/>
-        </w:rPr>
-        <w:t xml:space="preserve">  void _</w:t>
-      </w:r>
-      <w:proofErr w:type="gramStart"/>
-      <w:r>
-        <w:rPr>
-          <w:b/>
-          <w:bCs/>
-          <w:color w:val="D86DCB" w:themeColor="accent5" w:themeTint="99"/>
-          <w:sz w:val="32"/>
-          <w:szCs w:val="32"/>
-        </w:rPr>
-        <w:t>shopping(</w:t>
-      </w:r>
-      <w:proofErr w:type="gramEnd"/>
-      <w:r>
-        <w:rPr>
-          <w:b/>
-          <w:bCs/>
-          <w:color w:val="D86DCB" w:themeColor="accent5" w:themeTint="99"/>
-          <w:sz w:val="32"/>
-          <w:szCs w:val="32"/>
-        </w:rPr>
-        <w:t>String item) {</w:t>
-      </w:r>
-    </w:p>
-    <w:p>
-      <w:pPr>
-        <w:jc w:val="both"/>
-        <w:rPr>
-          <w:b/>
-          <w:bCs/>
-          <w:color w:val="D86DCB" w:themeColor="accent5" w:themeTint="99"/>
-          <w:sz w:val="32"/>
-          <w:szCs w:val="32"/>
-        </w:rPr>
-      </w:pPr>
-      <w:r>
-        <w:rPr>
-          <w:b/>
-          <w:bCs/>
-          <w:color w:val="D86DCB" w:themeColor="accent5" w:themeTint="99"/>
-          <w:sz w:val="32"/>
-          <w:szCs w:val="32"/>
-        </w:rPr>
-        <w:t xml:space="preserve">    </w:t>
-      </w:r>
-      <w:proofErr w:type="gramStart"/>
-      <w:r>
-        <w:rPr>
-          <w:b/>
-          <w:bCs/>
-          <w:color w:val="D86DCB" w:themeColor="accent5" w:themeTint="99"/>
-          <w:sz w:val="32"/>
-          <w:szCs w:val="32"/>
-        </w:rPr>
-        <w:t>print(</w:t>
-      </w:r>
-      <w:proofErr w:type="gramEnd"/>
-      <w:r>
-        <w:rPr>
-          <w:b/>
-          <w:bCs/>
-          <w:color w:val="D86DCB" w:themeColor="accent5" w:themeTint="99"/>
-          <w:sz w:val="32"/>
-          <w:szCs w:val="32"/>
-        </w:rPr>
-        <w:t>"Shopping for $item");</w:t>
-      </w:r>
-    </w:p>
-    <w:p>
-      <w:pPr>
-        <w:jc w:val="both"/>
-        <w:rPr>
-          <w:b/>
-          <w:bCs/>
-          <w:color w:val="D86DCB" w:themeColor="accent5" w:themeTint="99"/>
-          <w:sz w:val="32"/>
-          <w:szCs w:val="32"/>
-        </w:rPr>
-      </w:pPr>
-      <w:r>
-        <w:rPr>
-          <w:b/>
-          <w:bCs/>
-          <w:color w:val="D86DCB" w:themeColor="accent5" w:themeTint="99"/>
-          <w:sz w:val="32"/>
-          <w:szCs w:val="32"/>
-        </w:rPr>
-        <w:t xml:space="preserve">  }</w:t>
-      </w:r>
-    </w:p>
-    <w:p>
-      <w:pPr>
-        <w:jc w:val="both"/>
-        <w:rPr>
-          <w:b/>
-          <w:bCs/>
-          <w:color w:val="D86DCB" w:themeColor="accent5" w:themeTint="99"/>
-          <w:sz w:val="32"/>
-          <w:szCs w:val="32"/>
-        </w:rPr>
-      </w:pPr>
-      <w:r>
-        <w:rPr>
-          <w:b/>
-          <w:bCs/>
-          <w:color w:val="D86DCB" w:themeColor="accent5" w:themeTint="99"/>
-          <w:sz w:val="32"/>
-          <w:szCs w:val="32"/>
-        </w:rPr>
-        <w:t>}</w:t>
-      </w:r>
-    </w:p>
-    <w:p>
-      <w:pPr>
-        <w:jc w:val="both"/>
-        <w:rPr>
-          <w:b/>
-          <w:bCs/>
-          <w:color w:val="D86DCB" w:themeColor="accent5" w:themeTint="99"/>
-          <w:sz w:val="32"/>
-          <w:szCs w:val="32"/>
-        </w:rPr>
-      </w:pPr>
-    </w:p>
-    <w:p>
-      <w:pPr>
-        <w:jc w:val="both"/>
-        <w:rPr>
-          <w:b/>
-          <w:bCs/>
-          <w:color w:val="D86DCB" w:themeColor="accent5" w:themeTint="99"/>
-          <w:sz w:val="32"/>
-          <w:szCs w:val="32"/>
-        </w:rPr>
-      </w:pPr>
-      <w:r>
-        <w:rPr>
-          <w:b/>
-          <w:bCs/>
-          <w:color w:val="D86DCB" w:themeColor="accent5" w:themeTint="99"/>
-          <w:sz w:val="32"/>
-          <w:szCs w:val="32"/>
-        </w:rPr>
-        <w:t xml:space="preserve">class </w:t>
-      </w:r>
-      <w:proofErr w:type="spellStart"/>
-      <w:r>
-        <w:rPr>
-          <w:b/>
-          <w:bCs/>
-          <w:color w:val="D86DCB" w:themeColor="accent5" w:themeTint="99"/>
-          <w:sz w:val="32"/>
-          <w:szCs w:val="32"/>
-        </w:rPr>
-        <w:t>BankAccount</w:t>
-      </w:r>
-      <w:proofErr w:type="spellEnd"/>
-      <w:r>
-        <w:rPr>
-          <w:b/>
-          <w:bCs/>
-          <w:color w:val="D86DCB" w:themeColor="accent5" w:themeTint="99"/>
-          <w:sz w:val="32"/>
-          <w:szCs w:val="32"/>
-        </w:rPr>
-        <w:t xml:space="preserve"> {</w:t>
-      </w:r>
-    </w:p>
-    <w:p>
-      <w:pPr>
-        <w:jc w:val="both"/>
-        <w:rPr>
-          <w:b/>
-          <w:bCs/>
-          <w:color w:val="D86DCB" w:themeColor="accent5" w:themeTint="99"/>
-          <w:sz w:val="32"/>
-          <w:szCs w:val="32"/>
-        </w:rPr>
-      </w:pPr>
-      <w:r>
-        <w:rPr>
-          <w:b/>
-          <w:bCs/>
-          <w:color w:val="D86DCB" w:themeColor="accent5" w:themeTint="99"/>
-          <w:sz w:val="32"/>
-          <w:szCs w:val="32"/>
-        </w:rPr>
-        <w:t xml:space="preserve">  double _balance = 0.0;</w:t>
-      </w:r>
-    </w:p>
-    <w:p>
-      <w:pPr>
-        <w:jc w:val="both"/>
-        <w:rPr>
-          <w:b/>
-          <w:bCs/>
-          <w:color w:val="D86DCB" w:themeColor="accent5" w:themeTint="99"/>
-          <w:sz w:val="32"/>
-          <w:szCs w:val="32"/>
-        </w:rPr>
-      </w:pPr>
-      <w:r>
-        <w:rPr>
-          <w:b/>
-          <w:bCs/>
-          <w:color w:val="D86DCB" w:themeColor="accent5" w:themeTint="99"/>
-          <w:sz w:val="32"/>
-          <w:szCs w:val="32"/>
-        </w:rPr>
-        <w:t xml:space="preserve">  final int _pin;</w:t>
-      </w:r>
-    </w:p>
-    <w:p>
-      <w:pPr>
-        <w:jc w:val="both"/>
-        <w:rPr>
-          <w:b/>
-          <w:bCs/>
-          <w:color w:val="D86DCB" w:themeColor="accent5" w:themeTint="99"/>
-          <w:sz w:val="32"/>
-          <w:szCs w:val="32"/>
-        </w:rPr>
-      </w:pPr>
-      <w:r>
-        <w:rPr>
-          <w:b/>
-          <w:bCs/>
-          <w:color w:val="D86DCB" w:themeColor="accent5" w:themeTint="99"/>
-          <w:sz w:val="32"/>
-          <w:szCs w:val="32"/>
-        </w:rPr>
-        <w:t xml:space="preserve">  </w:t>
-      </w:r>
-      <w:proofErr w:type="spellStart"/>
-      <w:r>
-        <w:rPr>
-          <w:b/>
-          <w:bCs/>
-          <w:color w:val="D86DCB" w:themeColor="accent5" w:themeTint="99"/>
-          <w:sz w:val="32"/>
-          <w:szCs w:val="32"/>
-        </w:rPr>
-        <w:t>BankAccount</w:t>
-      </w:r>
-      <w:proofErr w:type="spellEnd"/>
-      <w:r>
-        <w:rPr>
-          <w:b/>
-          <w:bCs/>
-          <w:color w:val="D86DCB" w:themeColor="accent5" w:themeTint="99"/>
-          <w:sz w:val="32"/>
-          <w:szCs w:val="32"/>
-        </w:rPr>
-        <w:t>(</w:t>
-      </w:r>
-      <w:proofErr w:type="spellStart"/>
-      <w:proofErr w:type="gramStart"/>
-      <w:r>
-        <w:rPr>
-          <w:b/>
-          <w:bCs/>
-          <w:color w:val="D86DCB" w:themeColor="accent5" w:themeTint="99"/>
-          <w:sz w:val="32"/>
-          <w:szCs w:val="32"/>
-        </w:rPr>
-        <w:t>this._</w:t>
-      </w:r>
-      <w:proofErr w:type="gramEnd"/>
-      <w:r>
-        <w:rPr>
-          <w:b/>
-          <w:bCs/>
-          <w:color w:val="D86DCB" w:themeColor="accent5" w:themeTint="99"/>
-          <w:sz w:val="32"/>
-          <w:szCs w:val="32"/>
-        </w:rPr>
-        <w:t>pin</w:t>
-      </w:r>
-      <w:proofErr w:type="spellEnd"/>
-      <w:r>
-        <w:rPr>
-          <w:b/>
-          <w:bCs/>
-          <w:color w:val="D86DCB" w:themeColor="accent5" w:themeTint="99"/>
-          <w:sz w:val="32"/>
-          <w:szCs w:val="32"/>
-        </w:rPr>
-        <w:t>);</w:t>
-      </w:r>
-    </w:p>
-    <w:p>
-      <w:pPr>
-        <w:jc w:val="both"/>
-        <w:rPr>
-          <w:b/>
-          <w:bCs/>
-          <w:color w:val="D86DCB" w:themeColor="accent5" w:themeTint="99"/>
-          <w:sz w:val="32"/>
-          <w:szCs w:val="32"/>
-        </w:rPr>
-      </w:pPr>
-      <w:r>
-        <w:rPr>
-          <w:b/>
-          <w:bCs/>
-          <w:color w:val="D86DCB" w:themeColor="accent5" w:themeTint="99"/>
-          <w:sz w:val="32"/>
-          <w:szCs w:val="32"/>
-        </w:rPr>
-        <w:t xml:space="preserve">  double </w:t>
-      </w:r>
-      <w:proofErr w:type="spellStart"/>
-      <w:proofErr w:type="gramStart"/>
-      <w:r>
-        <w:rPr>
-          <w:b/>
-          <w:bCs/>
-          <w:color w:val="D86DCB" w:themeColor="accent5" w:themeTint="99"/>
-          <w:sz w:val="32"/>
-          <w:szCs w:val="32"/>
-        </w:rPr>
-        <w:t>getBalance</w:t>
-      </w:r>
-      <w:proofErr w:type="spellEnd"/>
-      <w:r>
-        <w:rPr>
-          <w:b/>
-          <w:bCs/>
-          <w:color w:val="D86DCB" w:themeColor="accent5" w:themeTint="99"/>
-          <w:sz w:val="32"/>
-          <w:szCs w:val="32"/>
-        </w:rPr>
-        <w:t>(</w:t>
-      </w:r>
-      <w:proofErr w:type="gramEnd"/>
-      <w:r>
-        <w:rPr>
-          <w:b/>
-          <w:bCs/>
-          <w:color w:val="D86DCB" w:themeColor="accent5" w:themeTint="99"/>
-          <w:sz w:val="32"/>
-          <w:szCs w:val="32"/>
-        </w:rPr>
-        <w:t>int pin)  {</w:t>
-      </w:r>
-    </w:p>
-    <w:p>
-      <w:pPr>
-        <w:jc w:val="both"/>
-        <w:rPr>
-          <w:b/>
-          <w:bCs/>
-          <w:color w:val="D86DCB" w:themeColor="accent5" w:themeTint="99"/>
-          <w:sz w:val="32"/>
-          <w:szCs w:val="32"/>
-        </w:rPr>
-      </w:pPr>
-      <w:r>
-        <w:rPr>
-          <w:b/>
-          <w:bCs/>
-          <w:color w:val="D86DCB" w:themeColor="accent5" w:themeTint="99"/>
-          <w:sz w:val="32"/>
-          <w:szCs w:val="32"/>
-        </w:rPr>
-        <w:t xml:space="preserve">    if (pin == _pin) {</w:t>
-      </w:r>
-    </w:p>
-    <w:p>
-      <w:pPr>
-        <w:jc w:val="both"/>
-        <w:rPr>
-          <w:b/>
-          <w:bCs/>
-          <w:color w:val="D86DCB" w:themeColor="accent5" w:themeTint="99"/>
-          <w:sz w:val="32"/>
-          <w:szCs w:val="32"/>
-        </w:rPr>
-      </w:pPr>
-      <w:r>
-        <w:rPr>
-          <w:b/>
-          <w:bCs/>
-          <w:color w:val="D86DCB" w:themeColor="accent5" w:themeTint="99"/>
-          <w:sz w:val="32"/>
-          <w:szCs w:val="32"/>
-        </w:rPr>
-        <w:t xml:space="preserve">      return _balance;</w:t>
-      </w:r>
-    </w:p>
-    <w:p>
-      <w:pPr>
-        <w:jc w:val="both"/>
-        <w:rPr>
-          <w:b/>
-          <w:bCs/>
-          <w:color w:val="D86DCB" w:themeColor="accent5" w:themeTint="99"/>
-          <w:sz w:val="32"/>
-          <w:szCs w:val="32"/>
-        </w:rPr>
-      </w:pPr>
-      <w:r>
-        <w:rPr>
-          <w:b/>
-          <w:bCs/>
-          <w:color w:val="D86DCB" w:themeColor="accent5" w:themeTint="99"/>
-          <w:sz w:val="32"/>
-          <w:szCs w:val="32"/>
-        </w:rPr>
-        <w:t xml:space="preserve">    } else {</w:t>
-      </w:r>
-    </w:p>
-    <w:p>
-      <w:pPr>
-        <w:jc w:val="both"/>
-        <w:rPr>
-          <w:b/>
-          <w:bCs/>
-          <w:color w:val="D86DCB" w:themeColor="accent5" w:themeTint="99"/>
-          <w:sz w:val="32"/>
-          <w:szCs w:val="32"/>
-        </w:rPr>
-      </w:pPr>
-      <w:r>
-        <w:rPr>
-          <w:b/>
-          <w:bCs/>
-          <w:color w:val="D86DCB" w:themeColor="accent5" w:themeTint="99"/>
-          <w:sz w:val="32"/>
-          <w:szCs w:val="32"/>
-        </w:rPr>
-        <w:t xml:space="preserve">      throw </w:t>
-      </w:r>
-      <w:proofErr w:type="gramStart"/>
-      <w:r>
-        <w:rPr>
-          <w:b/>
-          <w:bCs/>
-          <w:color w:val="D86DCB" w:themeColor="accent5" w:themeTint="99"/>
-          <w:sz w:val="32"/>
-          <w:szCs w:val="32"/>
-        </w:rPr>
-        <w:t>Exception(</w:t>
-      </w:r>
-      <w:proofErr w:type="gramEnd"/>
-      <w:r>
-        <w:rPr>
-          <w:b/>
-          <w:bCs/>
-          <w:color w:val="D86DCB" w:themeColor="accent5" w:themeTint="99"/>
-          <w:sz w:val="32"/>
-          <w:szCs w:val="32"/>
-        </w:rPr>
-        <w:t>"Invalid PIN. Access denied.");</w:t>
-      </w:r>
-    </w:p>
-    <w:p>
-      <w:pPr>
-        <w:jc w:val="both"/>
-        <w:rPr>
-          <w:b/>
-          <w:bCs/>
-          <w:color w:val="D86DCB" w:themeColor="accent5" w:themeTint="99"/>
-          <w:sz w:val="32"/>
-          <w:szCs w:val="32"/>
-        </w:rPr>
-      </w:pPr>
-      <w:r>
-        <w:rPr>
-          <w:b/>
-          <w:bCs/>
-          <w:color w:val="D86DCB" w:themeColor="accent5" w:themeTint="99"/>
-          <w:sz w:val="32"/>
-          <w:szCs w:val="32"/>
-        </w:rPr>
-        <w:t xml:space="preserve">    }</w:t>
-      </w:r>
-    </w:p>
-    <w:p>
-      <w:pPr>
-        <w:jc w:val="both"/>
-        <w:rPr>
-          <w:b/>
-          <w:bCs/>
-          <w:color w:val="D86DCB" w:themeColor="accent5" w:themeTint="99"/>
-          <w:sz w:val="32"/>
-          <w:szCs w:val="32"/>
-        </w:rPr>
-      </w:pPr>
-      <w:r>
-        <w:rPr>
-          <w:b/>
-          <w:bCs/>
-          <w:color w:val="D86DCB" w:themeColor="accent5" w:themeTint="99"/>
-          <w:sz w:val="32"/>
-          <w:szCs w:val="32"/>
-        </w:rPr>
-        <w:t xml:space="preserve">  }</w:t>
-      </w:r>
-    </w:p>
-    <w:p>
-      <w:pPr>
-        <w:jc w:val="both"/>
-        <w:rPr>
-          <w:b/>
-          <w:bCs/>
-          <w:color w:val="D86DCB" w:themeColor="accent5" w:themeTint="99"/>
-          <w:sz w:val="32"/>
-          <w:szCs w:val="32"/>
-        </w:rPr>
-      </w:pPr>
-      <w:r>
-        <w:rPr>
-          <w:b/>
-          <w:bCs/>
-          <w:color w:val="D86DCB" w:themeColor="accent5" w:themeTint="99"/>
-          <w:sz w:val="32"/>
-          <w:szCs w:val="32"/>
-        </w:rPr>
-        <w:t xml:space="preserve">  set </w:t>
-      </w:r>
-      <w:proofErr w:type="spellStart"/>
-      <w:proofErr w:type="gramStart"/>
-      <w:r>
-        <w:rPr>
-          <w:b/>
-          <w:bCs/>
-          <w:color w:val="D86DCB" w:themeColor="accent5" w:themeTint="99"/>
-          <w:sz w:val="32"/>
-          <w:szCs w:val="32"/>
-        </w:rPr>
-        <w:t>setBalance</w:t>
-      </w:r>
-      <w:proofErr w:type="spellEnd"/>
-      <w:r>
-        <w:rPr>
-          <w:b/>
-          <w:bCs/>
-          <w:color w:val="D86DCB" w:themeColor="accent5" w:themeTint="99"/>
-          <w:sz w:val="32"/>
-          <w:szCs w:val="32"/>
-        </w:rPr>
-        <w:t>(</w:t>
-      </w:r>
-      <w:proofErr w:type="gramEnd"/>
-      <w:r>
-        <w:rPr>
-          <w:b/>
-          <w:bCs/>
-          <w:color w:val="D86DCB" w:themeColor="accent5" w:themeTint="99"/>
-          <w:sz w:val="32"/>
-          <w:szCs w:val="32"/>
-        </w:rPr>
-        <w:t>double amount) =&gt; _balance = amount;</w:t>
-      </w:r>
-    </w:p>
-    <w:p>
-      <w:pPr>
-        <w:jc w:val="both"/>
-        <w:rPr>
-          <w:b/>
-          <w:bCs/>
-          <w:color w:val="D86DCB" w:themeColor="accent5" w:themeTint="99"/>
-          <w:sz w:val="32"/>
-          <w:szCs w:val="32"/>
-        </w:rPr>
-      </w:pPr>
-      <w:r>
-        <w:rPr>
-          <w:b/>
-          <w:bCs/>
-          <w:color w:val="D86DCB" w:themeColor="accent5" w:themeTint="99"/>
-          <w:sz w:val="32"/>
-          <w:szCs w:val="32"/>
-        </w:rPr>
-        <w:t xml:space="preserve">  void </w:t>
-      </w:r>
-      <w:proofErr w:type="gramStart"/>
-      <w:r>
-        <w:rPr>
-          <w:b/>
-          <w:bCs/>
-          <w:color w:val="D86DCB" w:themeColor="accent5" w:themeTint="99"/>
-          <w:sz w:val="32"/>
-          <w:szCs w:val="32"/>
-        </w:rPr>
-        <w:t>deposit(</w:t>
-      </w:r>
-      <w:proofErr w:type="gramEnd"/>
-      <w:r>
-        <w:rPr>
-          <w:b/>
-          <w:bCs/>
-          <w:color w:val="D86DCB" w:themeColor="accent5" w:themeTint="99"/>
-          <w:sz w:val="32"/>
-          <w:szCs w:val="32"/>
-        </w:rPr>
-        <w:t>double amount) {</w:t>
-      </w:r>
-    </w:p>
-    <w:p>
-      <w:pPr>
-        <w:jc w:val="both"/>
-        <w:rPr>
-          <w:b/>
-          <w:bCs/>
-          <w:color w:val="D86DCB" w:themeColor="accent5" w:themeTint="99"/>
-          <w:sz w:val="32"/>
-          <w:szCs w:val="32"/>
-        </w:rPr>
-      </w:pPr>
-      <w:r>
-        <w:rPr>
-          <w:b/>
-          <w:bCs/>
-          <w:color w:val="D86DCB" w:themeColor="accent5" w:themeTint="99"/>
-          <w:sz w:val="32"/>
-          <w:szCs w:val="32"/>
-        </w:rPr>
-        <w:t xml:space="preserve">    _balance += amount;</w:t>
-      </w:r>
-    </w:p>
-    <w:p>
-      <w:pPr>
-        <w:jc w:val="both"/>
-        <w:rPr>
-          <w:b/>
-          <w:bCs/>
-          <w:color w:val="D86DCB" w:themeColor="accent5" w:themeTint="99"/>
-          <w:sz w:val="32"/>
-          <w:szCs w:val="32"/>
-        </w:rPr>
-      </w:pPr>
-      <w:r>
-        <w:rPr>
-          <w:b/>
-          <w:bCs/>
-          <w:color w:val="D86DCB" w:themeColor="accent5" w:themeTint="99"/>
-          <w:sz w:val="32"/>
-          <w:szCs w:val="32"/>
-        </w:rPr>
-        <w:t xml:space="preserve">    </w:t>
-      </w:r>
-      <w:proofErr w:type="gramStart"/>
-      <w:r>
-        <w:rPr>
-          <w:b/>
-          <w:bCs/>
-          <w:color w:val="D86DCB" w:themeColor="accent5" w:themeTint="99"/>
-          <w:sz w:val="32"/>
-          <w:szCs w:val="32"/>
-        </w:rPr>
-        <w:t>print(</w:t>
-      </w:r>
-      <w:proofErr w:type="gramEnd"/>
-      <w:r>
-        <w:rPr>
-          <w:b/>
-          <w:bCs/>
-          <w:color w:val="D86DCB" w:themeColor="accent5" w:themeTint="99"/>
-          <w:sz w:val="32"/>
-          <w:szCs w:val="32"/>
-        </w:rPr>
-        <w:t>"Deposited: \$${</w:t>
-      </w:r>
-      <w:proofErr w:type="spellStart"/>
-      <w:r>
-        <w:rPr>
-          <w:b/>
-          <w:bCs/>
-          <w:color w:val="D86DCB" w:themeColor="accent5" w:themeTint="99"/>
-          <w:sz w:val="32"/>
-          <w:szCs w:val="32"/>
-        </w:rPr>
-        <w:t>amount.toStringAsFixed</w:t>
-      </w:r>
-      <w:proofErr w:type="spellEnd"/>
-      <w:r>
-        <w:rPr>
-          <w:b/>
-          <w:bCs/>
-          <w:color w:val="D86DCB" w:themeColor="accent5" w:themeTint="99"/>
-          <w:sz w:val="32"/>
-          <w:szCs w:val="32"/>
-        </w:rPr>
-        <w:t>(2)}");</w:t>
-      </w:r>
-    </w:p>
-    <w:p>
-      <w:pPr>
-        <w:jc w:val="both"/>
-        <w:rPr>
-          <w:b/>
-          <w:bCs/>
-          <w:color w:val="D86DCB" w:themeColor="accent5" w:themeTint="99"/>
-          <w:sz w:val="32"/>
-          <w:szCs w:val="32"/>
-        </w:rPr>
-      </w:pPr>
-      <w:r>
-        <w:rPr>
-          <w:b/>
-          <w:bCs/>
-          <w:color w:val="D86DCB" w:themeColor="accent5" w:themeTint="99"/>
-          <w:sz w:val="32"/>
-          <w:szCs w:val="32"/>
-        </w:rPr>
-        <w:t xml:space="preserve">  }</w:t>
-      </w:r>
-    </w:p>
-    <w:p>
-      <w:pPr>
-        <w:jc w:val="both"/>
-        <w:rPr>
-          <w:b/>
-          <w:bCs/>
-          <w:color w:val="D86DCB" w:themeColor="accent5" w:themeTint="99"/>
-          <w:sz w:val="32"/>
-          <w:szCs w:val="32"/>
-        </w:rPr>
-      </w:pPr>
-      <w:r>
-        <w:rPr>
-          <w:b/>
-          <w:bCs/>
-          <w:color w:val="D86DCB" w:themeColor="accent5" w:themeTint="99"/>
-          <w:sz w:val="32"/>
-          <w:szCs w:val="32"/>
-        </w:rPr>
-        <w:t xml:space="preserve">  void </w:t>
-      </w:r>
-      <w:proofErr w:type="gramStart"/>
-      <w:r>
-        <w:rPr>
-          <w:b/>
-          <w:bCs/>
-          <w:color w:val="D86DCB" w:themeColor="accent5" w:themeTint="99"/>
-          <w:sz w:val="32"/>
-          <w:szCs w:val="32"/>
-        </w:rPr>
-        <w:t>withdraw(</w:t>
-      </w:r>
-      <w:proofErr w:type="gramEnd"/>
-      <w:r>
-        <w:rPr>
-          <w:b/>
-          <w:bCs/>
-          <w:color w:val="D86DCB" w:themeColor="accent5" w:themeTint="99"/>
-          <w:sz w:val="32"/>
-          <w:szCs w:val="32"/>
-        </w:rPr>
-        <w:t>double amount) {</w:t>
-      </w:r>
-    </w:p>
-    <w:p>
-      <w:pPr>
-        <w:jc w:val="both"/>
-        <w:rPr>
-          <w:b/>
-          <w:bCs/>
-          <w:color w:val="D86DCB" w:themeColor="accent5" w:themeTint="99"/>
-          <w:sz w:val="32"/>
-          <w:szCs w:val="32"/>
-        </w:rPr>
-      </w:pPr>
-      <w:r>
-        <w:rPr>
-          <w:b/>
-          <w:bCs/>
-          <w:color w:val="D86DCB" w:themeColor="accent5" w:themeTint="99"/>
-          <w:sz w:val="32"/>
-          <w:szCs w:val="32"/>
-        </w:rPr>
-        <w:lastRenderedPageBreak/>
-        <w:t xml:space="preserve">    if (amount &gt; 0 &amp;&amp; amount &lt;= _balance) {</w:t>
-      </w:r>
-    </w:p>
-    <w:p>
-      <w:pPr>
-        <w:jc w:val="both"/>
-        <w:rPr>
-          <w:b/>
-          <w:bCs/>
-          <w:color w:val="D86DCB" w:themeColor="accent5" w:themeTint="99"/>
-          <w:sz w:val="32"/>
-          <w:szCs w:val="32"/>
-        </w:rPr>
-      </w:pPr>
-      <w:r>
-        <w:rPr>
-          <w:b/>
-          <w:bCs/>
-          <w:color w:val="D86DCB" w:themeColor="accent5" w:themeTint="99"/>
-          <w:sz w:val="32"/>
-          <w:szCs w:val="32"/>
-        </w:rPr>
-        <w:t xml:space="preserve">      _balance -= amount;</w:t>
-      </w:r>
-    </w:p>
-    <w:p>
-      <w:pPr>
-        <w:jc w:val="both"/>
-        <w:rPr>
-          <w:b/>
-          <w:bCs/>
-          <w:color w:val="D86DCB" w:themeColor="accent5" w:themeTint="99"/>
-          <w:sz w:val="32"/>
-          <w:szCs w:val="32"/>
-        </w:rPr>
-      </w:pPr>
-      <w:r>
-        <w:rPr>
-          <w:b/>
-          <w:bCs/>
-          <w:color w:val="D86DCB" w:themeColor="accent5" w:themeTint="99"/>
-          <w:sz w:val="32"/>
-          <w:szCs w:val="32"/>
-        </w:rPr>
-        <w:t xml:space="preserve">      </w:t>
-      </w:r>
-      <w:proofErr w:type="gramStart"/>
-      <w:r>
-        <w:rPr>
-          <w:b/>
-          <w:bCs/>
-          <w:color w:val="D86DCB" w:themeColor="accent5" w:themeTint="99"/>
-          <w:sz w:val="32"/>
-          <w:szCs w:val="32"/>
-        </w:rPr>
-        <w:t>print(</w:t>
-      </w:r>
-      <w:proofErr w:type="gramEnd"/>
-      <w:r>
-        <w:rPr>
-          <w:b/>
-          <w:bCs/>
-          <w:color w:val="D86DCB" w:themeColor="accent5" w:themeTint="99"/>
-          <w:sz w:val="32"/>
-          <w:szCs w:val="32"/>
-        </w:rPr>
-        <w:t>"Withdrew: \$${</w:t>
-      </w:r>
-      <w:proofErr w:type="spellStart"/>
-      <w:r>
-        <w:rPr>
-          <w:b/>
-          <w:bCs/>
-          <w:color w:val="D86DCB" w:themeColor="accent5" w:themeTint="99"/>
-          <w:sz w:val="32"/>
-          <w:szCs w:val="32"/>
-        </w:rPr>
-        <w:t>amount.toStringAsFixed</w:t>
-      </w:r>
-      <w:proofErr w:type="spellEnd"/>
-      <w:r>
-        <w:rPr>
-          <w:b/>
-          <w:bCs/>
-          <w:color w:val="D86DCB" w:themeColor="accent5" w:themeTint="99"/>
-          <w:sz w:val="32"/>
-          <w:szCs w:val="32"/>
-        </w:rPr>
-        <w:t>(2)}");</w:t>
-      </w:r>
-    </w:p>
-    <w:p>
-      <w:pPr>
-        <w:jc w:val="both"/>
-        <w:rPr>
-          <w:b/>
-          <w:bCs/>
-          <w:color w:val="D86DCB" w:themeColor="accent5" w:themeTint="99"/>
-          <w:sz w:val="32"/>
-          <w:szCs w:val="32"/>
-        </w:rPr>
-      </w:pPr>
-      <w:r>
-        <w:rPr>
-          <w:b/>
-          <w:bCs/>
-          <w:color w:val="D86DCB" w:themeColor="accent5" w:themeTint="99"/>
-          <w:sz w:val="32"/>
-          <w:szCs w:val="32"/>
-        </w:rPr>
-        <w:t xml:space="preserve">    } else if (amount &lt;= 0) {</w:t>
-      </w:r>
-    </w:p>
-    <w:p>
-      <w:pPr>
-        <w:jc w:val="both"/>
-        <w:rPr>
-          <w:b/>
-          <w:bCs/>
-          <w:color w:val="D86DCB" w:themeColor="accent5" w:themeTint="99"/>
-          <w:sz w:val="32"/>
-          <w:szCs w:val="32"/>
-        </w:rPr>
-      </w:pPr>
-      <w:r>
-        <w:rPr>
-          <w:b/>
-          <w:bCs/>
-          <w:color w:val="D86DCB" w:themeColor="accent5" w:themeTint="99"/>
-          <w:sz w:val="32"/>
-          <w:szCs w:val="32"/>
-        </w:rPr>
-        <w:t xml:space="preserve">      </w:t>
-      </w:r>
-      <w:proofErr w:type="gramStart"/>
-      <w:r>
-        <w:rPr>
-          <w:b/>
-          <w:bCs/>
-          <w:color w:val="D86DCB" w:themeColor="accent5" w:themeTint="99"/>
-          <w:sz w:val="32"/>
-          <w:szCs w:val="32"/>
-        </w:rPr>
-        <w:t>print(</w:t>
-      </w:r>
-      <w:proofErr w:type="gramEnd"/>
-      <w:r>
-        <w:rPr>
-          <w:b/>
-          <w:bCs/>
-          <w:color w:val="D86DCB" w:themeColor="accent5" w:themeTint="99"/>
-          <w:sz w:val="32"/>
-          <w:szCs w:val="32"/>
-        </w:rPr>
-        <w:t>"Withdrawal amount must be positive and greater than 0.");</w:t>
-      </w:r>
-    </w:p>
-    <w:p>
-      <w:pPr>
-        <w:jc w:val="both"/>
-        <w:rPr>
-          <w:b/>
-          <w:bCs/>
-          <w:color w:val="D86DCB" w:themeColor="accent5" w:themeTint="99"/>
-          <w:sz w:val="32"/>
-          <w:szCs w:val="32"/>
-        </w:rPr>
-      </w:pPr>
-      <w:r>
-        <w:rPr>
-          <w:b/>
-          <w:bCs/>
-          <w:color w:val="D86DCB" w:themeColor="accent5" w:themeTint="99"/>
-          <w:sz w:val="32"/>
-          <w:szCs w:val="32"/>
-        </w:rPr>
-        <w:t xml:space="preserve">    } else {</w:t>
-      </w:r>
-    </w:p>
-    <w:p>
-      <w:pPr>
-        <w:jc w:val="both"/>
-        <w:rPr>
-          <w:b/>
-          <w:bCs/>
-          <w:color w:val="D86DCB" w:themeColor="accent5" w:themeTint="99"/>
-          <w:sz w:val="32"/>
-          <w:szCs w:val="32"/>
-        </w:rPr>
-      </w:pPr>
-      <w:r>
-        <w:rPr>
-          <w:b/>
-          <w:bCs/>
-          <w:color w:val="D86DCB" w:themeColor="accent5" w:themeTint="99"/>
-          <w:sz w:val="32"/>
-          <w:szCs w:val="32"/>
-        </w:rPr>
-        <w:t xml:space="preserve">      </w:t>
-      </w:r>
-      <w:proofErr w:type="gramStart"/>
-      <w:r>
-        <w:rPr>
-          <w:b/>
-          <w:bCs/>
-          <w:color w:val="D86DCB" w:themeColor="accent5" w:themeTint="99"/>
-          <w:sz w:val="32"/>
-          <w:szCs w:val="32"/>
-        </w:rPr>
-        <w:t>print(</w:t>
-      </w:r>
-      <w:proofErr w:type="gramEnd"/>
-      <w:r>
-        <w:rPr>
-          <w:b/>
-          <w:bCs/>
-          <w:color w:val="D86DCB" w:themeColor="accent5" w:themeTint="99"/>
-          <w:sz w:val="32"/>
-          <w:szCs w:val="32"/>
-        </w:rPr>
-        <w:t>"Insufficient funds for withdrawal of \$${</w:t>
-      </w:r>
-      <w:proofErr w:type="spellStart"/>
-      <w:r>
-        <w:rPr>
-          <w:b/>
-          <w:bCs/>
-          <w:color w:val="D86DCB" w:themeColor="accent5" w:themeTint="99"/>
-          <w:sz w:val="32"/>
-          <w:szCs w:val="32"/>
-        </w:rPr>
-        <w:t>amount.toStringAsFixed</w:t>
-      </w:r>
-      <w:proofErr w:type="spellEnd"/>
-      <w:r>
-        <w:rPr>
-          <w:b/>
-          <w:bCs/>
-          <w:color w:val="D86DCB" w:themeColor="accent5" w:themeTint="99"/>
-          <w:sz w:val="32"/>
-          <w:szCs w:val="32"/>
-        </w:rPr>
-        <w:t>(2)}");</w:t>
-      </w:r>
-    </w:p>
-    <w:p>
-      <w:pPr>
-        <w:jc w:val="both"/>
-        <w:rPr>
-          <w:b/>
-          <w:bCs/>
-          <w:color w:val="D86DCB" w:themeColor="accent5" w:themeTint="99"/>
-          <w:sz w:val="32"/>
-          <w:szCs w:val="32"/>
-        </w:rPr>
-      </w:pPr>
-      <w:r>
-        <w:rPr>
-          <w:b/>
-          <w:bCs/>
-          <w:color w:val="D86DCB" w:themeColor="accent5" w:themeTint="99"/>
-          <w:sz w:val="32"/>
-          <w:szCs w:val="32"/>
-        </w:rPr>
-        <w:t xml:space="preserve">    }</w:t>
-      </w:r>
-    </w:p>
-    <w:p>
-      <w:pPr>
-        <w:jc w:val="both"/>
-        <w:rPr>
-          <w:b/>
-          <w:bCs/>
-          <w:color w:val="D86DCB" w:themeColor="accent5" w:themeTint="99"/>
-          <w:sz w:val="32"/>
-          <w:szCs w:val="32"/>
-        </w:rPr>
-      </w:pPr>
-      <w:r>
-        <w:rPr>
-          <w:b/>
-          <w:bCs/>
-          <w:color w:val="D86DCB" w:themeColor="accent5" w:themeTint="99"/>
-          <w:sz w:val="32"/>
-          <w:szCs w:val="32"/>
-        </w:rPr>
-        <w:t xml:space="preserve">  }</w:t>
-      </w:r>
-    </w:p>
-    <w:p>
-      <w:pPr>
-        <w:jc w:val="both"/>
-        <w:rPr>
-          <w:b/>
-          <w:bCs/>
-          <w:color w:val="D86DCB" w:themeColor="accent5" w:themeTint="99"/>
-          <w:sz w:val="32"/>
-          <w:szCs w:val="32"/>
-        </w:rPr>
-      </w:pPr>
-      <w:r>
-        <w:rPr>
-          <w:b/>
-          <w:bCs/>
-          <w:color w:val="D86DCB" w:themeColor="accent5" w:themeTint="99"/>
-          <w:sz w:val="32"/>
-          <w:szCs w:val="32"/>
-        </w:rPr>
-        <w:t>}</w:t>
-      </w:r>
-    </w:p>
-    <w:p>
-      <w:pPr>
-        <w:jc w:val="both"/>
-        <w:rPr>
-          <w:b/>
-          <w:bCs/>
-          <w:color w:val="D86DCB" w:themeColor="accent5" w:themeTint="99"/>
-          <w:sz w:val="32"/>
-          <w:szCs w:val="32"/>
-        </w:rPr>
-      </w:pPr>
-    </w:p>
-    <w:p>
-      <w:pPr>
-        <w:jc w:val="both"/>
-        <w:rPr>
-          <w:b/>
-          <w:bCs/>
-          <w:color w:val="D86DCB" w:themeColor="accent5" w:themeTint="99"/>
-          <w:sz w:val="32"/>
-          <w:szCs w:val="32"/>
-        </w:rPr>
-      </w:pPr>
-      <w:r>
-        <w:rPr>
-          <w:b/>
-          <w:bCs/>
-          <w:color w:val="D86DCB" w:themeColor="accent5" w:themeTint="99"/>
-          <w:sz w:val="32"/>
-          <w:szCs w:val="32"/>
-        </w:rPr>
-        <w:t>void main () {</w:t>
-      </w:r>
-    </w:p>
-    <w:p>
-      <w:pPr>
-        <w:jc w:val="both"/>
-        <w:rPr>
-          <w:b/>
-          <w:bCs/>
-          <w:color w:val="D86DCB" w:themeColor="accent5" w:themeTint="99"/>
-          <w:sz w:val="32"/>
-          <w:szCs w:val="32"/>
-        </w:rPr>
-      </w:pPr>
-      <w:r>
-        <w:rPr>
-          <w:b/>
-          <w:bCs/>
-          <w:color w:val="D86DCB" w:themeColor="accent5" w:themeTint="99"/>
-          <w:sz w:val="32"/>
-          <w:szCs w:val="32"/>
-        </w:rPr>
-        <w:t xml:space="preserve">  Restaurant </w:t>
-      </w:r>
-      <w:proofErr w:type="spellStart"/>
-      <w:r>
-        <w:rPr>
-          <w:b/>
-          <w:bCs/>
-          <w:color w:val="D86DCB" w:themeColor="accent5" w:themeTint="99"/>
-          <w:sz w:val="32"/>
-          <w:szCs w:val="32"/>
-        </w:rPr>
-        <w:t>bfc</w:t>
-      </w:r>
-      <w:proofErr w:type="spellEnd"/>
-      <w:r>
-        <w:rPr>
-          <w:b/>
-          <w:bCs/>
-          <w:color w:val="D86DCB" w:themeColor="accent5" w:themeTint="99"/>
-          <w:sz w:val="32"/>
-          <w:szCs w:val="32"/>
-        </w:rPr>
-        <w:t xml:space="preserve"> = </w:t>
-      </w:r>
-      <w:proofErr w:type="gramStart"/>
-      <w:r>
-        <w:rPr>
-          <w:b/>
-          <w:bCs/>
-          <w:color w:val="D86DCB" w:themeColor="accent5" w:themeTint="99"/>
-          <w:sz w:val="32"/>
-          <w:szCs w:val="32"/>
-        </w:rPr>
-        <w:t>Restaurant(</w:t>
-      </w:r>
-      <w:proofErr w:type="gramEnd"/>
-      <w:r>
-        <w:rPr>
-          <w:b/>
-          <w:bCs/>
-          <w:color w:val="D86DCB" w:themeColor="accent5" w:themeTint="99"/>
-          <w:sz w:val="32"/>
-          <w:szCs w:val="32"/>
-        </w:rPr>
-        <w:t>);</w:t>
-      </w:r>
-    </w:p>
-    <w:p>
-      <w:pPr>
-        <w:jc w:val="both"/>
-        <w:rPr>
-          <w:b/>
-          <w:bCs/>
-          <w:color w:val="D86DCB" w:themeColor="accent5" w:themeTint="99"/>
-          <w:sz w:val="32"/>
-          <w:szCs w:val="32"/>
-        </w:rPr>
-      </w:pPr>
-      <w:r>
-        <w:rPr>
-          <w:b/>
-          <w:bCs/>
-          <w:color w:val="D86DCB" w:themeColor="accent5" w:themeTint="99"/>
-          <w:sz w:val="32"/>
-          <w:szCs w:val="32"/>
-        </w:rPr>
-        <w:t xml:space="preserve">  </w:t>
-      </w:r>
-      <w:proofErr w:type="spellStart"/>
-      <w:proofErr w:type="gramStart"/>
-      <w:r>
-        <w:rPr>
-          <w:b/>
-          <w:bCs/>
-          <w:color w:val="D86DCB" w:themeColor="accent5" w:themeTint="99"/>
-          <w:sz w:val="32"/>
-          <w:szCs w:val="32"/>
-        </w:rPr>
-        <w:t>bfc.order</w:t>
+          <w:sz w:val="32"/>
+          <w:szCs w:val="32"/>
+        </w:rPr>
+        <w:t>cashIn</w:t>
       </w:r>
       <w:proofErr w:type="spellEnd"/>
       <w:proofErr w:type="gramEnd"/>
@@ -12142,183 +13008,115 @@
         <w:rPr>
           <w:b/>
           <w:bCs/>
-          <w:color w:val="D86DCB" w:themeColor="accent5" w:themeTint="99"/>
-          <w:sz w:val="32"/>
-          <w:szCs w:val="32"/>
-        </w:rPr>
-        <w:t>("Chicken Fry");</w:t>
-      </w:r>
-    </w:p>
-    <w:p>
-      <w:pPr>
-        <w:jc w:val="both"/>
-        <w:rPr>
-          <w:b/>
-          <w:bCs/>
-          <w:color w:val="D86DCB" w:themeColor="accent5" w:themeTint="99"/>
-          <w:sz w:val="32"/>
-          <w:szCs w:val="32"/>
-        </w:rPr>
-      </w:pPr>
-      <w:r>
-        <w:rPr>
-          <w:b/>
-          <w:bCs/>
-          <w:color w:val="D86DCB" w:themeColor="accent5" w:themeTint="99"/>
-          <w:sz w:val="32"/>
-          <w:szCs w:val="32"/>
-        </w:rPr>
-        <w:t xml:space="preserve">  print(</w:t>
+          <w:sz w:val="32"/>
+          <w:szCs w:val="32"/>
+        </w:rPr>
+        <w:t xml:space="preserve">(amount); </w:t>
+      </w:r>
+      <w:r>
+        <w:rPr>
+          <w:sz w:val="32"/>
+          <w:szCs w:val="32"/>
+        </w:rPr>
+        <w:t>but different behaviors depending on the object (</w:t>
       </w:r>
       <w:proofErr w:type="spellStart"/>
-      <w:proofErr w:type="gramStart"/>
-      <w:r>
-        <w:rPr>
-          <w:b/>
-          <w:bCs/>
-          <w:color w:val="D86DCB" w:themeColor="accent5" w:themeTint="99"/>
-          <w:sz w:val="32"/>
-          <w:szCs w:val="32"/>
-        </w:rPr>
-        <w:t>bfc.getId</w:t>
+      <w:r>
+        <w:rPr>
+          <w:sz w:val="32"/>
+          <w:szCs w:val="32"/>
+        </w:rPr>
+        <w:t>Bkash</w:t>
       </w:r>
       <w:proofErr w:type="spellEnd"/>
-      <w:proofErr w:type="gramEnd"/>
-      <w:r>
-        <w:rPr>
-          <w:b/>
-          <w:bCs/>
-          <w:color w:val="D86DCB" w:themeColor="accent5" w:themeTint="99"/>
-          <w:sz w:val="32"/>
-          <w:szCs w:val="32"/>
-        </w:rPr>
-        <w:t>);</w:t>
-      </w:r>
-    </w:p>
-    <w:p>
-      <w:pPr>
-        <w:jc w:val="both"/>
-        <w:rPr>
-          <w:b/>
-          <w:bCs/>
-          <w:color w:val="D86DCB" w:themeColor="accent5" w:themeTint="99"/>
-          <w:sz w:val="32"/>
-          <w:szCs w:val="32"/>
-        </w:rPr>
-      </w:pPr>
-      <w:r>
-        <w:rPr>
-          <w:b/>
-          <w:bCs/>
-          <w:color w:val="D86DCB" w:themeColor="accent5" w:themeTint="99"/>
-          <w:sz w:val="32"/>
-          <w:szCs w:val="32"/>
-        </w:rPr>
-        <w:t xml:space="preserve">  </w:t>
+      <w:r>
+        <w:rPr>
+          <w:sz w:val="32"/>
+          <w:szCs w:val="32"/>
+        </w:rPr>
+        <w:t xml:space="preserve"> or </w:t>
       </w:r>
       <w:proofErr w:type="spellStart"/>
-      <w:proofErr w:type="gramStart"/>
-      <w:r>
-        <w:rPr>
-          <w:b/>
-          <w:bCs/>
-          <w:color w:val="D86DCB" w:themeColor="accent5" w:themeTint="99"/>
-          <w:sz w:val="32"/>
-          <w:szCs w:val="32"/>
-        </w:rPr>
-        <w:t>bfc.setId</w:t>
+      <w:r>
+        <w:rPr>
+          <w:sz w:val="32"/>
+          <w:szCs w:val="32"/>
+        </w:rPr>
+        <w:t>Nagad</w:t>
       </w:r>
       <w:proofErr w:type="spellEnd"/>
-      <w:proofErr w:type="gramEnd"/>
-      <w:r>
-        <w:rPr>
-          <w:b/>
-          <w:bCs/>
-          <w:color w:val="D86DCB" w:themeColor="accent5" w:themeTint="99"/>
-          <w:sz w:val="32"/>
-          <w:szCs w:val="32"/>
-        </w:rPr>
-        <w:t xml:space="preserve"> = 200;</w:t>
-      </w:r>
-    </w:p>
-    <w:p>
-      <w:pPr>
-        <w:jc w:val="both"/>
-        <w:rPr>
-          <w:b/>
-          <w:bCs/>
-          <w:color w:val="D86DCB" w:themeColor="accent5" w:themeTint="99"/>
-          <w:sz w:val="32"/>
-          <w:szCs w:val="32"/>
-        </w:rPr>
-      </w:pPr>
-      <w:r>
-        <w:rPr>
-          <w:b/>
-          <w:bCs/>
-          <w:color w:val="D86DCB" w:themeColor="accent5" w:themeTint="99"/>
-          <w:sz w:val="32"/>
-          <w:szCs w:val="32"/>
-        </w:rPr>
-        <w:t xml:space="preserve">  print(</w:t>
+      <w:r>
+        <w:rPr>
+          <w:sz w:val="32"/>
+          <w:szCs w:val="32"/>
+        </w:rPr>
+        <w:t>).</w:t>
+      </w:r>
+    </w:p>
+    <w:p>
+      <w:pPr>
+        <w:jc w:val="both"/>
+        <w:rPr>
+          <w:b/>
+          <w:bCs/>
+          <w:color w:val="D86DCB" w:themeColor="accent5" w:themeTint="99"/>
+          <w:sz w:val="32"/>
+          <w:szCs w:val="32"/>
+        </w:rPr>
+      </w:pPr>
+      <w:r>
+        <w:rPr>
+          <w:b/>
+          <w:bCs/>
+          <w:color w:val="D86DCB" w:themeColor="accent5" w:themeTint="99"/>
+          <w:sz w:val="32"/>
+          <w:szCs w:val="32"/>
+        </w:rPr>
+        <w:t xml:space="preserve">abstract class </w:t>
       </w:r>
       <w:proofErr w:type="spellStart"/>
-      <w:proofErr w:type="gramStart"/>
-      <w:r>
-        <w:rPr>
-          <w:b/>
-          <w:bCs/>
-          <w:color w:val="D86DCB" w:themeColor="accent5" w:themeTint="99"/>
-          <w:sz w:val="32"/>
-          <w:szCs w:val="32"/>
-        </w:rPr>
-        <w:t>bfc.getId</w:t>
+      <w:r>
+        <w:rPr>
+          <w:b/>
+          <w:bCs/>
+          <w:color w:val="D86DCB" w:themeColor="accent5" w:themeTint="99"/>
+          <w:sz w:val="32"/>
+          <w:szCs w:val="32"/>
+        </w:rPr>
+        <w:t>PaymentGateway</w:t>
       </w:r>
       <w:proofErr w:type="spellEnd"/>
-      <w:proofErr w:type="gramEnd"/>
-      <w:r>
-        <w:rPr>
-          <w:b/>
-          <w:bCs/>
-          <w:color w:val="D86DCB" w:themeColor="accent5" w:themeTint="99"/>
-          <w:sz w:val="32"/>
-          <w:szCs w:val="32"/>
-        </w:rPr>
-        <w:t>);</w:t>
-      </w:r>
-    </w:p>
-    <w:p>
-      <w:pPr>
-        <w:jc w:val="both"/>
-        <w:rPr>
-          <w:b/>
-          <w:bCs/>
-          <w:color w:val="D86DCB" w:themeColor="accent5" w:themeTint="99"/>
-          <w:sz w:val="32"/>
-          <w:szCs w:val="32"/>
-        </w:rPr>
-      </w:pPr>
-    </w:p>
-    <w:p>
-      <w:pPr>
-        <w:jc w:val="both"/>
-        <w:rPr>
-          <w:b/>
-          <w:bCs/>
-          <w:color w:val="D86DCB" w:themeColor="accent5" w:themeTint="99"/>
-          <w:sz w:val="32"/>
-          <w:szCs w:val="32"/>
-        </w:rPr>
-      </w:pPr>
-      <w:r>
-        <w:rPr>
-          <w:b/>
-          <w:bCs/>
-          <w:color w:val="D86DCB" w:themeColor="accent5" w:themeTint="99"/>
-          <w:sz w:val="32"/>
-          <w:szCs w:val="32"/>
-        </w:rPr>
-        <w:t xml:space="preserve">  </w:t>
+      <w:r>
+        <w:rPr>
+          <w:b/>
+          <w:bCs/>
+          <w:color w:val="D86DCB" w:themeColor="accent5" w:themeTint="99"/>
+          <w:sz w:val="32"/>
+          <w:szCs w:val="32"/>
+        </w:rPr>
+        <w:t xml:space="preserve"> {</w:t>
+      </w:r>
+    </w:p>
+    <w:p>
+      <w:pPr>
+        <w:jc w:val="both"/>
+        <w:rPr>
+          <w:b/>
+          <w:bCs/>
+          <w:color w:val="D86DCB" w:themeColor="accent5" w:themeTint="99"/>
+          <w:sz w:val="32"/>
+          <w:szCs w:val="32"/>
+        </w:rPr>
+      </w:pPr>
+      <w:r>
+        <w:rPr>
+          <w:b/>
+          <w:bCs/>
+          <w:color w:val="D86DCB" w:themeColor="accent5" w:themeTint="99"/>
+          <w:sz w:val="32"/>
+          <w:szCs w:val="32"/>
+        </w:rPr>
+        <w:t xml:space="preserve">  void </w:t>
       </w:r>
       <w:proofErr w:type="spellStart"/>
       <w:r>
@@ -12329,7 +13127,7 @@
           <w:sz w:val="32"/>
           <w:szCs w:val="32"/>
         </w:rPr>
-        <w:t>BankAccount</w:t>
+        <w:t>cashOut</w:t>
       </w:r>
       <w:proofErr w:type="spellEnd"/>
       <w:r>
@@ -12340,19 +13138,40 @@
           <w:sz w:val="32"/>
           <w:szCs w:val="32"/>
         </w:rPr>
-        <w:t xml:space="preserve"> account = </w:t>
+        <w:t xml:space="preserve"> (double amount);</w:t>
+      </w:r>
+    </w:p>
+    <w:p>
+      <w:pPr>
+        <w:jc w:val="both"/>
+        <w:rPr>
+          <w:b/>
+          <w:bCs/>
+          <w:color w:val="D86DCB" w:themeColor="accent5" w:themeTint="99"/>
+          <w:sz w:val="32"/>
+          <w:szCs w:val="32"/>
+        </w:rPr>
+      </w:pPr>
+      <w:r>
+        <w:rPr>
+          <w:b/>
+          <w:bCs/>
+          <w:color w:val="D86DCB" w:themeColor="accent5" w:themeTint="99"/>
+          <w:sz w:val="32"/>
+          <w:szCs w:val="32"/>
+        </w:rPr>
+        <w:t xml:space="preserve">  void </w:t>
       </w:r>
       <w:proofErr w:type="spellStart"/>
-      <w:proofErr w:type="gramStart"/>
-      <w:r>
-        <w:rPr>
-          <w:b/>
-          <w:bCs/>
-          <w:color w:val="D86DCB" w:themeColor="accent5" w:themeTint="99"/>
-          <w:sz w:val="32"/>
-          <w:szCs w:val="32"/>
-        </w:rPr>
-        <w:t>BankAccount</w:t>
+      <w:r>
+        <w:rPr>
+          <w:b/>
+          <w:bCs/>
+          <w:color w:val="D86DCB" w:themeColor="accent5" w:themeTint="99"/>
+          <w:sz w:val="32"/>
+          <w:szCs w:val="32"/>
+        </w:rPr>
+        <w:t>cashIn</w:t>
       </w:r>
       <w:proofErr w:type="spellEnd"/>
       <w:r>
@@ -12363,790 +13182,6 @@
           <w:sz w:val="32"/>
           <w:szCs w:val="32"/>
         </w:rPr>
-        <w:t>(</w:t>
-      </w:r>
-      <w:proofErr w:type="gramEnd"/>
-      <w:r>
-        <w:rPr>
-          <w:b/>
-          <w:bCs/>
-          <w:color w:val="D86DCB" w:themeColor="accent5" w:themeTint="99"/>
-          <w:sz w:val="32"/>
-          <w:szCs w:val="32"/>
-        </w:rPr>
-        <w:t>123);</w:t>
-      </w:r>
-    </w:p>
-    <w:p>
-      <w:pPr>
-        <w:jc w:val="both"/>
-        <w:rPr>
-          <w:b/>
-          <w:bCs/>
-          <w:color w:val="D86DCB" w:themeColor="accent5" w:themeTint="99"/>
-          <w:sz w:val="32"/>
-          <w:szCs w:val="32"/>
-        </w:rPr>
-      </w:pPr>
-      <w:r>
-        <w:rPr>
-          <w:b/>
-          <w:bCs/>
-          <w:color w:val="D86DCB" w:themeColor="accent5" w:themeTint="99"/>
-          <w:sz w:val="32"/>
-          <w:szCs w:val="32"/>
-        </w:rPr>
-        <w:t xml:space="preserve">  print(</w:t>
-      </w:r>
-      <w:proofErr w:type="spellStart"/>
-      <w:proofErr w:type="gramStart"/>
-      <w:r>
-        <w:rPr>
-          <w:b/>
-          <w:bCs/>
-          <w:color w:val="D86DCB" w:themeColor="accent5" w:themeTint="99"/>
-          <w:sz w:val="32"/>
-          <w:szCs w:val="32"/>
-        </w:rPr>
-        <w:t>account.getBalance</w:t>
-      </w:r>
-      <w:proofErr w:type="spellEnd"/>
-      <w:proofErr w:type="gramEnd"/>
-      <w:r>
-        <w:rPr>
-          <w:b/>
-          <w:bCs/>
-          <w:color w:val="D86DCB" w:themeColor="accent5" w:themeTint="99"/>
-          <w:sz w:val="32"/>
-          <w:szCs w:val="32"/>
-        </w:rPr>
-        <w:t>(123));</w:t>
-      </w:r>
-    </w:p>
-    <w:p>
-      <w:pPr>
-        <w:jc w:val="both"/>
-        <w:rPr>
-          <w:b/>
-          <w:bCs/>
-          <w:color w:val="D86DCB" w:themeColor="accent5" w:themeTint="99"/>
-          <w:sz w:val="32"/>
-          <w:szCs w:val="32"/>
-        </w:rPr>
-      </w:pPr>
-      <w:r>
-        <w:rPr>
-          <w:b/>
-          <w:bCs/>
-          <w:color w:val="D86DCB" w:themeColor="accent5" w:themeTint="99"/>
-          <w:sz w:val="32"/>
-          <w:szCs w:val="32"/>
-        </w:rPr>
-        <w:t xml:space="preserve">  </w:t>
-      </w:r>
-      <w:proofErr w:type="spellStart"/>
-      <w:proofErr w:type="gramStart"/>
-      <w:r>
-        <w:rPr>
-          <w:b/>
-          <w:bCs/>
-          <w:color w:val="D86DCB" w:themeColor="accent5" w:themeTint="99"/>
-          <w:sz w:val="32"/>
-          <w:szCs w:val="32"/>
-        </w:rPr>
-        <w:t>account.deposit</w:t>
-      </w:r>
-      <w:proofErr w:type="spellEnd"/>
-      <w:proofErr w:type="gramEnd"/>
-      <w:r>
-        <w:rPr>
-          <w:b/>
-          <w:bCs/>
-          <w:color w:val="D86DCB" w:themeColor="accent5" w:themeTint="99"/>
-          <w:sz w:val="32"/>
-          <w:szCs w:val="32"/>
-        </w:rPr>
-        <w:t>(500);</w:t>
-      </w:r>
-    </w:p>
-    <w:p>
-      <w:pPr>
-        <w:jc w:val="both"/>
-        <w:rPr>
-          <w:b/>
-          <w:bCs/>
-          <w:color w:val="D86DCB" w:themeColor="accent5" w:themeTint="99"/>
-          <w:sz w:val="32"/>
-          <w:szCs w:val="32"/>
-        </w:rPr>
-      </w:pPr>
-      <w:r>
-        <w:rPr>
-          <w:b/>
-          <w:bCs/>
-          <w:color w:val="D86DCB" w:themeColor="accent5" w:themeTint="99"/>
-          <w:sz w:val="32"/>
-          <w:szCs w:val="32"/>
-        </w:rPr>
-        <w:lastRenderedPageBreak/>
-        <w:t xml:space="preserve">  print(</w:t>
-      </w:r>
-      <w:proofErr w:type="spellStart"/>
-      <w:proofErr w:type="gramStart"/>
-      <w:r>
-        <w:rPr>
-          <w:b/>
-          <w:bCs/>
-          <w:color w:val="D86DCB" w:themeColor="accent5" w:themeTint="99"/>
-          <w:sz w:val="32"/>
-          <w:szCs w:val="32"/>
-        </w:rPr>
-        <w:t>account.getBalance</w:t>
-      </w:r>
-      <w:proofErr w:type="spellEnd"/>
-      <w:proofErr w:type="gramEnd"/>
-      <w:r>
-        <w:rPr>
-          <w:b/>
-          <w:bCs/>
-          <w:color w:val="D86DCB" w:themeColor="accent5" w:themeTint="99"/>
-          <w:sz w:val="32"/>
-          <w:szCs w:val="32"/>
-        </w:rPr>
-        <w:t>(123));</w:t>
-      </w:r>
-    </w:p>
-    <w:p>
-      <w:pPr>
-        <w:jc w:val="both"/>
-        <w:rPr>
-          <w:b/>
-          <w:bCs/>
-          <w:color w:val="D86DCB" w:themeColor="accent5" w:themeTint="99"/>
-          <w:sz w:val="32"/>
-          <w:szCs w:val="32"/>
-        </w:rPr>
-      </w:pPr>
-      <w:r>
-        <w:rPr>
-          <w:b/>
-          <w:bCs/>
-          <w:color w:val="D86DCB" w:themeColor="accent5" w:themeTint="99"/>
-          <w:sz w:val="32"/>
-          <w:szCs w:val="32"/>
-        </w:rPr>
-        <w:t xml:space="preserve">  </w:t>
-      </w:r>
-      <w:proofErr w:type="spellStart"/>
-      <w:proofErr w:type="gramStart"/>
-      <w:r>
-        <w:rPr>
-          <w:b/>
-          <w:bCs/>
-          <w:color w:val="D86DCB" w:themeColor="accent5" w:themeTint="99"/>
-          <w:sz w:val="32"/>
-          <w:szCs w:val="32"/>
-        </w:rPr>
-        <w:t>account.withdraw</w:t>
-      </w:r>
-      <w:proofErr w:type="spellEnd"/>
-      <w:proofErr w:type="gramEnd"/>
-      <w:r>
-        <w:rPr>
-          <w:b/>
-          <w:bCs/>
-          <w:color w:val="D86DCB" w:themeColor="accent5" w:themeTint="99"/>
-          <w:sz w:val="32"/>
-          <w:szCs w:val="32"/>
-        </w:rPr>
-        <w:t>(200);</w:t>
-      </w:r>
-    </w:p>
-    <w:p>
-      <w:pPr>
-        <w:jc w:val="both"/>
-        <w:rPr>
-          <w:b/>
-          <w:bCs/>
-          <w:color w:val="D86DCB" w:themeColor="accent5" w:themeTint="99"/>
-          <w:sz w:val="32"/>
-          <w:szCs w:val="32"/>
-        </w:rPr>
-      </w:pPr>
-      <w:r>
-        <w:rPr>
-          <w:b/>
-          <w:bCs/>
-          <w:color w:val="D86DCB" w:themeColor="accent5" w:themeTint="99"/>
-          <w:sz w:val="32"/>
-          <w:szCs w:val="32"/>
-        </w:rPr>
-        <w:t xml:space="preserve">  print(</w:t>
-      </w:r>
-      <w:proofErr w:type="spellStart"/>
-      <w:proofErr w:type="gramStart"/>
-      <w:r>
-        <w:rPr>
-          <w:b/>
-          <w:bCs/>
-          <w:color w:val="D86DCB" w:themeColor="accent5" w:themeTint="99"/>
-          <w:sz w:val="32"/>
-          <w:szCs w:val="32"/>
-        </w:rPr>
-        <w:t>account.getBalance</w:t>
-      </w:r>
-      <w:proofErr w:type="spellEnd"/>
-      <w:proofErr w:type="gramEnd"/>
-      <w:r>
-        <w:rPr>
-          <w:b/>
-          <w:bCs/>
-          <w:color w:val="D86DCB" w:themeColor="accent5" w:themeTint="99"/>
-          <w:sz w:val="32"/>
-          <w:szCs w:val="32"/>
-        </w:rPr>
-        <w:t>(123));</w:t>
-      </w:r>
-    </w:p>
-    <w:p>
-      <w:pPr>
-        <w:jc w:val="both"/>
-        <w:rPr>
-          <w:b/>
-          <w:bCs/>
-          <w:color w:val="D86DCB" w:themeColor="accent5" w:themeTint="99"/>
-          <w:sz w:val="32"/>
-          <w:szCs w:val="32"/>
-        </w:rPr>
-      </w:pPr>
-      <w:r>
-        <w:rPr>
-          <w:b/>
-          <w:bCs/>
-          <w:color w:val="D86DCB" w:themeColor="accent5" w:themeTint="99"/>
-          <w:sz w:val="32"/>
-          <w:szCs w:val="32"/>
-        </w:rPr>
-        <w:t xml:space="preserve">  </w:t>
-      </w:r>
-      <w:proofErr w:type="spellStart"/>
-      <w:proofErr w:type="gramStart"/>
-      <w:r>
-        <w:rPr>
-          <w:b/>
-          <w:bCs/>
-          <w:color w:val="D86DCB" w:themeColor="accent5" w:themeTint="99"/>
-          <w:sz w:val="32"/>
-          <w:szCs w:val="32"/>
-        </w:rPr>
-        <w:t>account.setBalance</w:t>
-      </w:r>
-      <w:proofErr w:type="spellEnd"/>
-      <w:proofErr w:type="gramEnd"/>
-      <w:r>
-        <w:rPr>
-          <w:b/>
-          <w:bCs/>
-          <w:color w:val="D86DCB" w:themeColor="accent5" w:themeTint="99"/>
-          <w:sz w:val="32"/>
-          <w:szCs w:val="32"/>
-        </w:rPr>
-        <w:t xml:space="preserve"> = 1000;</w:t>
-      </w:r>
-    </w:p>
-    <w:p>
-      <w:pPr>
-        <w:jc w:val="both"/>
-        <w:rPr>
-          <w:b/>
-          <w:bCs/>
-          <w:color w:val="D86DCB" w:themeColor="accent5" w:themeTint="99"/>
-          <w:sz w:val="32"/>
-          <w:szCs w:val="32"/>
-        </w:rPr>
-      </w:pPr>
-      <w:r>
-        <w:rPr>
-          <w:b/>
-          <w:bCs/>
-          <w:color w:val="D86DCB" w:themeColor="accent5" w:themeTint="99"/>
-          <w:sz w:val="32"/>
-          <w:szCs w:val="32"/>
-        </w:rPr>
-        <w:t xml:space="preserve">  print(</w:t>
-      </w:r>
-      <w:proofErr w:type="spellStart"/>
-      <w:proofErr w:type="gramStart"/>
-      <w:r>
-        <w:rPr>
-          <w:b/>
-          <w:bCs/>
-          <w:color w:val="D86DCB" w:themeColor="accent5" w:themeTint="99"/>
-          <w:sz w:val="32"/>
-          <w:szCs w:val="32"/>
-        </w:rPr>
-        <w:t>account.getBalance</w:t>
-      </w:r>
-      <w:proofErr w:type="spellEnd"/>
-      <w:proofErr w:type="gramEnd"/>
-      <w:r>
-        <w:rPr>
-          <w:b/>
-          <w:bCs/>
-          <w:color w:val="D86DCB" w:themeColor="accent5" w:themeTint="99"/>
-          <w:sz w:val="32"/>
-          <w:szCs w:val="32"/>
-        </w:rPr>
-        <w:t>(123));</w:t>
-      </w:r>
-    </w:p>
-    <w:p>
-      <w:pPr>
-        <w:jc w:val="both"/>
-        <w:rPr>
-          <w:b/>
-          <w:bCs/>
-          <w:color w:val="D86DCB" w:themeColor="accent5" w:themeTint="99"/>
-          <w:sz w:val="32"/>
-          <w:szCs w:val="32"/>
-        </w:rPr>
-      </w:pPr>
-      <w:r>
-        <w:rPr>
-          <w:b/>
-          <w:bCs/>
-          <w:color w:val="D86DCB" w:themeColor="accent5" w:themeTint="99"/>
-          <w:sz w:val="32"/>
-          <w:szCs w:val="32"/>
-        </w:rPr>
-        <w:t>}</w:t>
-      </w:r>
-    </w:p>
-    <w:p>
-      <w:pPr>
-        <w:jc w:val="both"/>
-        <w:rPr>
-          <w:b/>
-          <w:bCs/>
-          <w:sz w:val="32"/>
-          <w:szCs w:val="32"/>
-        </w:rPr>
-      </w:pPr>
-    </w:p>
-    <w:p>
-      <w:pPr>
-        <w:jc w:val="both"/>
-        <w:rPr>
-          <w:b/>
-          <w:bCs/>
-          <w:sz w:val="32"/>
-          <w:szCs w:val="32"/>
-        </w:rPr>
-      </w:pPr>
-      <w:r>
-        <w:rPr>
-          <w:b/>
-          <w:bCs/>
-          <w:sz w:val="32"/>
-          <w:szCs w:val="32"/>
-        </w:rPr>
-        <w:t>Interface Class:</w:t>
-      </w:r>
-    </w:p>
-    <w:p>
-      <w:pPr>
-        <w:jc w:val="both"/>
-        <w:rPr>
-          <w:sz w:val="32"/>
-          <w:szCs w:val="32"/>
-        </w:rPr>
-      </w:pPr>
-      <w:r>
-        <w:rPr>
-          <w:sz w:val="32"/>
-          <w:szCs w:val="32"/>
-        </w:rPr>
-        <w:t xml:space="preserve"># </w:t>
-      </w:r>
-      <w:r>
-        <w:rPr>
-          <w:sz w:val="32"/>
-          <w:szCs w:val="32"/>
-        </w:rPr>
-        <w:t>An interface is just a contract it says any class that implements me must define these methods.</w:t>
-      </w:r>
-      <w:r>
-        <w:rPr>
-          <w:sz w:val="32"/>
-          <w:szCs w:val="32"/>
-        </w:rPr>
-        <w:t xml:space="preserve"> It is like a rule that every </w:t>
-      </w:r>
-      <w:r>
-        <w:rPr>
-          <w:sz w:val="32"/>
-          <w:szCs w:val="32"/>
-        </w:rPr>
-        <w:t>class</w:t>
-      </w:r>
-      <w:r>
-        <w:rPr>
-          <w:sz w:val="32"/>
-          <w:szCs w:val="32"/>
-        </w:rPr>
-        <w:t xml:space="preserve"> must follow meaning the methods must be defined</w:t>
-      </w:r>
-      <w:r>
-        <w:rPr>
-          <w:sz w:val="32"/>
-          <w:szCs w:val="32"/>
-        </w:rPr>
-        <w:t xml:space="preserve"> according to the behavior of the </w:t>
-      </w:r>
-      <w:r>
-        <w:rPr>
-          <w:sz w:val="32"/>
-          <w:szCs w:val="32"/>
-        </w:rPr>
-        <w:t>class</w:t>
-      </w:r>
-      <w:r>
-        <w:rPr>
-          <w:sz w:val="32"/>
-          <w:szCs w:val="32"/>
-        </w:rPr>
-        <w:t>.</w:t>
-      </w:r>
-    </w:p>
-    <w:p>
-      <w:pPr>
-        <w:jc w:val="both"/>
-        <w:rPr>
-          <w:sz w:val="32"/>
-          <w:szCs w:val="32"/>
-        </w:rPr>
-      </w:pPr>
-      <w:r>
-        <w:rPr>
-          <w:sz w:val="32"/>
-          <w:szCs w:val="32"/>
-        </w:rPr>
-        <w:t xml:space="preserve"># </w:t>
-      </w:r>
-      <w:r>
-        <w:rPr>
-          <w:sz w:val="32"/>
-          <w:szCs w:val="32"/>
-        </w:rPr>
-        <w:t xml:space="preserve">By using </w:t>
-      </w:r>
-      <w:r>
-        <w:rPr>
-          <w:b/>
-          <w:bCs/>
-          <w:sz w:val="32"/>
-          <w:szCs w:val="32"/>
-        </w:rPr>
-        <w:t>implements</w:t>
-      </w:r>
-      <w:r>
-        <w:rPr>
-          <w:sz w:val="32"/>
-          <w:szCs w:val="32"/>
-        </w:rPr>
-        <w:t xml:space="preserve"> </w:t>
-      </w:r>
-      <w:r>
-        <w:rPr>
-          <w:sz w:val="32"/>
-          <w:szCs w:val="32"/>
-        </w:rPr>
-        <w:t>keyword,</w:t>
-      </w:r>
-      <w:r>
-        <w:rPr>
-          <w:sz w:val="32"/>
-          <w:szCs w:val="32"/>
-        </w:rPr>
-        <w:t xml:space="preserve"> we can implement the </w:t>
-      </w:r>
-      <w:r>
-        <w:rPr>
-          <w:sz w:val="32"/>
-          <w:szCs w:val="32"/>
-        </w:rPr>
-        <w:t>interface class</w:t>
-      </w:r>
-    </w:p>
-    <w:p>
-      <w:pPr>
-        <w:jc w:val="both"/>
-        <w:rPr>
-          <w:sz w:val="32"/>
-          <w:szCs w:val="32"/>
-        </w:rPr>
-      </w:pPr>
-      <w:r>
-        <w:rPr>
-          <w:sz w:val="32"/>
-          <w:szCs w:val="32"/>
-        </w:rPr>
-        <w:t xml:space="preserve"># overriding the abstract methods with our own implementation using </w:t>
-      </w:r>
-      <w:r>
-        <w:rPr>
-          <w:b/>
-          <w:bCs/>
-          <w:sz w:val="32"/>
-          <w:szCs w:val="32"/>
-        </w:rPr>
-        <w:t>@override</w:t>
-      </w:r>
-      <w:r>
-        <w:rPr>
-          <w:sz w:val="32"/>
-          <w:szCs w:val="32"/>
-        </w:rPr>
-        <w:t xml:space="preserve"> annotation. Since we need to define those methods no matter what.</w:t>
-      </w:r>
-    </w:p>
-    <w:p>
-      <w:pPr>
-        <w:jc w:val="both"/>
-        <w:rPr>
-          <w:sz w:val="32"/>
-          <w:szCs w:val="32"/>
-        </w:rPr>
-      </w:pPr>
-      <w:r>
-        <w:rPr>
-          <w:sz w:val="32"/>
-          <w:szCs w:val="32"/>
-        </w:rPr>
-        <w:t xml:space="preserve"># Creating object of the interface class using Polymorphism. Polymorphism allows our </w:t>
-      </w:r>
-      <w:proofErr w:type="spellStart"/>
-      <w:r>
-        <w:rPr>
-          <w:b/>
-          <w:bCs/>
-          <w:sz w:val="32"/>
-          <w:szCs w:val="32"/>
-        </w:rPr>
-        <w:t>PaymentGateway</w:t>
-      </w:r>
-      <w:proofErr w:type="spellEnd"/>
-      <w:r>
-        <w:rPr>
-          <w:b/>
-          <w:bCs/>
-          <w:sz w:val="32"/>
-          <w:szCs w:val="32"/>
-        </w:rPr>
-        <w:t xml:space="preserve"> </w:t>
-      </w:r>
-      <w:r>
-        <w:rPr>
-          <w:sz w:val="32"/>
-          <w:szCs w:val="32"/>
-        </w:rPr>
-        <w:t>variable to point to different objects (</w:t>
-      </w:r>
-      <w:proofErr w:type="spellStart"/>
-      <w:r>
-        <w:rPr>
-          <w:sz w:val="32"/>
-          <w:szCs w:val="32"/>
-        </w:rPr>
-        <w:t>Bkash</w:t>
-      </w:r>
-      <w:proofErr w:type="spellEnd"/>
-      <w:r>
-        <w:rPr>
-          <w:sz w:val="32"/>
-          <w:szCs w:val="32"/>
-        </w:rPr>
-        <w:t xml:space="preserve">, </w:t>
-      </w:r>
-      <w:proofErr w:type="spellStart"/>
-      <w:r>
-        <w:rPr>
-          <w:sz w:val="32"/>
-          <w:szCs w:val="32"/>
-        </w:rPr>
-        <w:t>Nagad</w:t>
-      </w:r>
-      <w:proofErr w:type="spellEnd"/>
-      <w:r>
-        <w:rPr>
-          <w:sz w:val="32"/>
-          <w:szCs w:val="32"/>
-        </w:rPr>
-        <w:t>), and the correct overridden method is executed at runtime depending on the object type. polymorphism is like same method call</w:t>
-      </w:r>
-      <w:proofErr w:type="gramStart"/>
-      <w:r>
-        <w:rPr>
-          <w:sz w:val="32"/>
-          <w:szCs w:val="32"/>
-        </w:rPr>
-        <w:t xml:space="preserve">: </w:t>
-      </w:r>
-      <w:r>
-        <w:rPr>
-          <w:b/>
-          <w:bCs/>
-          <w:sz w:val="32"/>
-          <w:szCs w:val="32"/>
-        </w:rPr>
-        <w:t>.</w:t>
-      </w:r>
-      <w:proofErr w:type="spellStart"/>
-      <w:r>
-        <w:rPr>
-          <w:b/>
-          <w:bCs/>
-          <w:sz w:val="32"/>
-          <w:szCs w:val="32"/>
-        </w:rPr>
-        <w:t>cashIn</w:t>
-      </w:r>
-      <w:proofErr w:type="spellEnd"/>
-      <w:proofErr w:type="gramEnd"/>
-      <w:r>
-        <w:rPr>
-          <w:b/>
-          <w:bCs/>
-          <w:sz w:val="32"/>
-          <w:szCs w:val="32"/>
-        </w:rPr>
-        <w:t xml:space="preserve">(amount); </w:t>
-      </w:r>
-      <w:r>
-        <w:rPr>
-          <w:sz w:val="32"/>
-          <w:szCs w:val="32"/>
-        </w:rPr>
-        <w:t>but different behaviors depending on the object (</w:t>
-      </w:r>
-      <w:proofErr w:type="spellStart"/>
-      <w:r>
-        <w:rPr>
-          <w:sz w:val="32"/>
-          <w:szCs w:val="32"/>
-        </w:rPr>
-        <w:t>Bkash</w:t>
-      </w:r>
-      <w:proofErr w:type="spellEnd"/>
-      <w:r>
-        <w:rPr>
-          <w:sz w:val="32"/>
-          <w:szCs w:val="32"/>
-        </w:rPr>
-        <w:t xml:space="preserve"> or </w:t>
-      </w:r>
-      <w:proofErr w:type="spellStart"/>
-      <w:r>
-        <w:rPr>
-          <w:sz w:val="32"/>
-          <w:szCs w:val="32"/>
-        </w:rPr>
-        <w:t>Nagad</w:t>
-      </w:r>
-      <w:proofErr w:type="spellEnd"/>
-      <w:r>
-        <w:rPr>
-          <w:sz w:val="32"/>
-          <w:szCs w:val="32"/>
-        </w:rPr>
-        <w:t>).</w:t>
-      </w:r>
-    </w:p>
-    <w:p>
-      <w:pPr>
-        <w:jc w:val="both"/>
-        <w:rPr>
-          <w:b/>
-          <w:bCs/>
-          <w:color w:val="D86DCB" w:themeColor="accent5" w:themeTint="99"/>
-          <w:sz w:val="32"/>
-          <w:szCs w:val="32"/>
-        </w:rPr>
-      </w:pPr>
-      <w:r>
-        <w:rPr>
-          <w:b/>
-          <w:bCs/>
-          <w:color w:val="D86DCB" w:themeColor="accent5" w:themeTint="99"/>
-          <w:sz w:val="32"/>
-          <w:szCs w:val="32"/>
-        </w:rPr>
-        <w:t xml:space="preserve">abstract class </w:t>
-      </w:r>
-      <w:proofErr w:type="spellStart"/>
-      <w:r>
-        <w:rPr>
-          <w:b/>
-          <w:bCs/>
-          <w:color w:val="D86DCB" w:themeColor="accent5" w:themeTint="99"/>
-          <w:sz w:val="32"/>
-          <w:szCs w:val="32"/>
-        </w:rPr>
-        <w:t>PaymentGateway</w:t>
-      </w:r>
-      <w:proofErr w:type="spellEnd"/>
-      <w:r>
-        <w:rPr>
-          <w:b/>
-          <w:bCs/>
-          <w:color w:val="D86DCB" w:themeColor="accent5" w:themeTint="99"/>
-          <w:sz w:val="32"/>
-          <w:szCs w:val="32"/>
-        </w:rPr>
-        <w:t xml:space="preserve"> {</w:t>
-      </w:r>
-    </w:p>
-    <w:p>
-      <w:pPr>
-        <w:jc w:val="both"/>
-        <w:rPr>
-          <w:b/>
-          <w:bCs/>
-          <w:color w:val="D86DCB" w:themeColor="accent5" w:themeTint="99"/>
-          <w:sz w:val="32"/>
-          <w:szCs w:val="32"/>
-        </w:rPr>
-      </w:pPr>
-      <w:r>
-        <w:rPr>
-          <w:b/>
-          <w:bCs/>
-          <w:color w:val="D86DCB" w:themeColor="accent5" w:themeTint="99"/>
-          <w:sz w:val="32"/>
-          <w:szCs w:val="32"/>
-        </w:rPr>
-        <w:t xml:space="preserve">  void </w:t>
-      </w:r>
-      <w:proofErr w:type="spellStart"/>
-      <w:r>
-        <w:rPr>
-          <w:b/>
-          <w:bCs/>
-          <w:color w:val="D86DCB" w:themeColor="accent5" w:themeTint="99"/>
-          <w:sz w:val="32"/>
-          <w:szCs w:val="32"/>
-        </w:rPr>
-        <w:t>cashOut</w:t>
-      </w:r>
-      <w:proofErr w:type="spellEnd"/>
-      <w:r>
-        <w:rPr>
-          <w:b/>
-          <w:bCs/>
-          <w:color w:val="D86DCB" w:themeColor="accent5" w:themeTint="99"/>
-          <w:sz w:val="32"/>
-          <w:szCs w:val="32"/>
-        </w:rPr>
         <w:t xml:space="preserve"> (double amount);</w:t>
       </w:r>
     </w:p>
@@ -13169,51 +13204,6 @@
           <w:sz w:val="32"/>
           <w:szCs w:val="32"/>
         </w:rPr>
-        <w:t xml:space="preserve">  void </w:t>
-      </w:r>
-      <w:proofErr w:type="spellStart"/>
-      <w:r>
-        <w:rPr>
-          <w:b/>
-          <w:bCs/>
-          <w:color w:val="D86DCB" w:themeColor="accent5" w:themeTint="99"/>
-          <w:sz w:val="32"/>
-          <w:szCs w:val="32"/>
-        </w:rPr>
-        <w:t>cashIn</w:t>
-      </w:r>
-      <w:proofErr w:type="spellEnd"/>
-      <w:r>
-        <w:rPr>
-          <w:b/>
-          <w:bCs/>
-          <w:color w:val="D86DCB" w:themeColor="accent5" w:themeTint="99"/>
-          <w:sz w:val="32"/>
-          <w:szCs w:val="32"/>
-        </w:rPr>
-        <w:t xml:space="preserve"> (double amount);</w:t>
-      </w:r>
-    </w:p>
-    <w:p>
-      <w:pPr>
-        <w:jc w:val="both"/>
-        <w:rPr>
-          <w:b/>
-          <w:bCs/>
-          <w:color w:val="D86DCB" w:themeColor="accent5" w:themeTint="99"/>
-          <w:sz w:val="32"/>
-          <w:szCs w:val="32"/>
-        </w:rPr>
-      </w:pPr>
-      <w:r>
-        <w:rPr>
-          <w:b/>
-          <w:bCs/>
-          <w:color w:val="D86DCB" w:themeColor="accent5" w:themeTint="99"/>
-          <w:sz w:val="32"/>
-          <w:szCs w:val="32"/>
-        </w:rPr>
-        <w:lastRenderedPageBreak/>
         <w:t>}</w:t>
       </w:r>
     </w:p>
@@ -13913,6 +13903,7 @@
           <w:sz w:val="32"/>
           <w:szCs w:val="32"/>
         </w:rPr>
+        <w:lastRenderedPageBreak/>
         <w:t xml:space="preserve">    </w:t>
       </w:r>
       <w:proofErr w:type="gramStart"/>
@@ -14101,7 +14092,6 @@
           <w:sz w:val="32"/>
           <w:szCs w:val="32"/>
         </w:rPr>
-        <w:lastRenderedPageBreak/>
         <w:t xml:space="preserve">  payment1.cashIn(5000);</w:t>
       </w:r>
     </w:p>
@@ -14652,6 +14642,7 @@
           <w:sz w:val="32"/>
           <w:szCs w:val="32"/>
         </w:rPr>
+        <w:lastRenderedPageBreak/>
         <w:t>AuthService</w:t>
       </w:r>
       <w:proofErr w:type="spellEnd"/>
@@ -14841,7 +14832,6 @@
           <w:sz w:val="32"/>
           <w:szCs w:val="32"/>
         </w:rPr>
-        <w:lastRenderedPageBreak/>
         <w:t xml:space="preserve">  </w:t>
       </w:r>
       <w:proofErr w:type="spellStart"/>
@@ -15105,12 +15095,51 @@
       <w:pPr>
         <w:jc w:val="both"/>
         <w:rPr>
-          <w:b/>
-          <w:bCs/>
-          <w:sz w:val="32"/>
-          <w:szCs w:val="32"/>
-        </w:rPr>
-      </w:pPr>
+          <w:sz w:val="32"/>
+          <w:szCs w:val="32"/>
+        </w:rPr>
+      </w:pPr>
+      <w:r>
+        <w:rPr>
+          <w:b/>
+          <w:bCs/>
+          <w:sz w:val="32"/>
+          <w:szCs w:val="32"/>
+        </w:rPr>
+        <w:t xml:space="preserve">NOTE: </w:t>
+      </w:r>
+      <w:r>
+        <w:rPr>
+          <w:sz w:val="32"/>
+          <w:szCs w:val="32"/>
+        </w:rPr>
+        <w:t>For more info see d5 part two of dart OOP</w:t>
+      </w:r>
+    </w:p>
+    <w:p>
+      <w:pPr>
+        <w:jc w:val="both"/>
+        <w:rPr>
+          <w:sz w:val="32"/>
+          <w:szCs w:val="32"/>
+        </w:rPr>
+      </w:pPr>
+    </w:p>
+    <w:p>
+      <w:pPr>
+        <w:jc w:val="center"/>
+        <w:rPr>
+          <w:sz w:val="32"/>
+          <w:szCs w:val="32"/>
+        </w:rPr>
+      </w:pPr>
+      <w:r>
+        <w:rPr>
+          <w:sz w:val="32"/>
+          <w:szCs w:val="32"/>
+        </w:rPr>
+        <w:t>Break</w:t>
+      </w:r>
     </w:p>
     <w:p>
       <w:pPr>
@@ -15366,7 +15395,15 @@
           <w:sz w:val="32"/>
           <w:szCs w:val="32"/>
         </w:rPr>
-        <w:t xml:space="preserve"> interface variable first then decide the actual object type later. polymorphism is like same method call</w:t>
+        <w:t xml:space="preserve"> interface variable first then decide the actual </w:t>
+      </w:r>
+      <w:r>
+        <w:rPr>
+          <w:sz w:val="32"/>
+          <w:szCs w:val="32"/>
+        </w:rPr>
+        <w:lastRenderedPageBreak/>
+        <w:t>object type later. polymorphism is like same method call</w:t>
       </w:r>
       <w:proofErr w:type="gramStart"/>
       <w:r>
@@ -15593,7 +15630,6 @@
           <w:sz w:val="32"/>
           <w:szCs w:val="32"/>
         </w:rPr>
-        <w:lastRenderedPageBreak/>
         <w:t xml:space="preserve">  void </w:t>
       </w:r>
       <w:proofErr w:type="spellStart"/>
@@ -16236,6 +16272,7 @@
           <w:sz w:val="32"/>
           <w:szCs w:val="32"/>
         </w:rPr>
+        <w:lastRenderedPageBreak/>
         <w:t xml:space="preserve">    </w:t>
       </w:r>
       <w:proofErr w:type="gramStart"/>
@@ -16556,7 +16593,6 @@
           <w:sz w:val="32"/>
           <w:szCs w:val="32"/>
         </w:rPr>
-        <w:lastRenderedPageBreak/>
         <w:t xml:space="preserve">  String </w:t>
       </w:r>
       <w:proofErr w:type="spellStart"/>
@@ -17298,7 +17334,6 @@
           <w:sz w:val="32"/>
           <w:szCs w:val="32"/>
         </w:rPr>
-        <w:lastRenderedPageBreak/>
         <w:t># At step 2, Dart does not allow accessing another instance member, because:</w:t>
       </w:r>
     </w:p>
@@ -18165,7 +18200,6 @@
           <w:sz w:val="32"/>
           <w:szCs w:val="32"/>
         </w:rPr>
-        <w:lastRenderedPageBreak/>
         <w:t xml:space="preserve">  Food? food;</w:t>
       </w:r>
     </w:p>
@@ -18779,6 +18813,7 @@
           <w:sz w:val="32"/>
           <w:szCs w:val="32"/>
         </w:rPr>
+        <w:lastRenderedPageBreak/>
         <w:t xml:space="preserve"># </w:t>
       </w:r>
       <w:r>
@@ -19039,7 +19074,6 @@
           <w:sz w:val="32"/>
           <w:szCs w:val="32"/>
         </w:rPr>
-        <w:lastRenderedPageBreak/>
         <w:t xml:space="preserve">    _</w:t>
       </w:r>
       <w:proofErr w:type="spellStart"/>
@@ -19467,6 +19501,7 @@
           <w:sz w:val="32"/>
           <w:szCs w:val="32"/>
         </w:rPr>
+        <w:lastRenderedPageBreak/>
         <w:t xml:space="preserve"># </w:t>
       </w:r>
       <w:proofErr w:type="spellStart"/>
@@ -19665,7 +19700,6 @@
           <w:sz w:val="32"/>
           <w:szCs w:val="32"/>
         </w:rPr>
-        <w:lastRenderedPageBreak/>
         <w:t>…</w:t>
       </w:r>
     </w:p>
@@ -20272,6 +20306,7 @@
           <w:sz w:val="32"/>
           <w:szCs w:val="32"/>
         </w:rPr>
+        <w:lastRenderedPageBreak/>
         <w:t xml:space="preserve">   Future&lt;…&gt; </w:t>
       </w:r>
       <w:proofErr w:type="spellStart"/>
@@ -20434,7 +20469,6 @@
           <w:sz w:val="32"/>
           <w:szCs w:val="32"/>
         </w:rPr>
-        <w:lastRenderedPageBreak/>
         <w:t xml:space="preserve">class </w:t>
       </w:r>
       <w:proofErr w:type="spellStart"/>
@@ -21124,6 +21158,7 @@
           <w:sz w:val="32"/>
           <w:szCs w:val="32"/>
         </w:rPr>
+        <w:lastRenderedPageBreak/>
         <w:t xml:space="preserve">    }</w:t>
       </w:r>
     </w:p>
@@ -21195,7 +21230,6 @@
           <w:sz w:val="32"/>
           <w:szCs w:val="32"/>
         </w:rPr>
-        <w:lastRenderedPageBreak/>
         <w:t># An abstract class is an incomplete class that acts like a blueprint. Key points:</w:t>
       </w:r>
     </w:p>
@@ -21647,6 +21681,7 @@
           <w:sz w:val="32"/>
           <w:szCs w:val="32"/>
         </w:rPr>
+        <w:lastRenderedPageBreak/>
         <w:t xml:space="preserve">All methods must </w:t>
       </w:r>
       <w:r>
@@ -21720,7 +21755,6 @@
           <w:sz w:val="32"/>
           <w:szCs w:val="32"/>
         </w:rPr>
-        <w:lastRenderedPageBreak/>
         <w:t>class Vehicle {</w:t>
       </w:r>
     </w:p>
@@ -22140,6 +22174,7 @@
           <w:sz w:val="32"/>
           <w:szCs w:val="32"/>
         </w:rPr>
+        <w:lastRenderedPageBreak/>
         <w:t xml:space="preserve">       print("Eating");</w:t>
       </w:r>
     </w:p>
@@ -22233,7 +22268,6 @@
           <w:sz w:val="32"/>
           <w:szCs w:val="32"/>
         </w:rPr>
-        <w:lastRenderedPageBreak/>
         <w:t># A final class cannot be extended or inherited. Key points:</w:t>
       </w:r>
     </w:p>
@@ -22670,6 +22704,7 @@
           <w:sz w:val="32"/>
           <w:szCs w:val="32"/>
         </w:rPr>
+        <w:lastRenderedPageBreak/>
         <w:t xml:space="preserve">class Success extends </w:t>
       </w:r>
       <w:proofErr w:type="spellStart"/>
@@ -22863,7 +22898,6 @@
           <w:sz w:val="32"/>
           <w:szCs w:val="32"/>
         </w:rPr>
-        <w:lastRenderedPageBreak/>
         <w:t xml:space="preserve">Uses </w:t>
       </w:r>
       <w:r>
@@ -23350,6 +23384,7 @@
           <w:sz w:val="32"/>
           <w:szCs w:val="32"/>
         </w:rPr>
+        <w:lastRenderedPageBreak/>
         <w:t xml:space="preserve">extension </w:t>
       </w:r>
       <w:proofErr w:type="spellStart"/>
@@ -23582,7 +23617,6 @@
           <w:sz w:val="32"/>
           <w:szCs w:val="32"/>
         </w:rPr>
-        <w:lastRenderedPageBreak/>
         <w:t>print(‘</w:t>
       </w:r>
       <w:proofErr w:type="spellStart"/>
@@ -24059,6 +24093,7 @@
           <w:sz w:val="32"/>
           <w:szCs w:val="32"/>
         </w:rPr>
+        <w:lastRenderedPageBreak/>
         <w:t>Saves memory</w:t>
       </w:r>
     </w:p>
@@ -24301,7 +24336,6 @@
           <w:sz w:val="32"/>
           <w:szCs w:val="32"/>
         </w:rPr>
-        <w:lastRenderedPageBreak/>
         <w:t xml:space="preserve">  factory </w:t>
       </w:r>
       <w:proofErr w:type="spellStart"/>
@@ -24737,6 +24771,7 @@
           <w:sz w:val="32"/>
           <w:szCs w:val="32"/>
         </w:rPr>
+        <w:lastRenderedPageBreak/>
         <w:t xml:space="preserve">  </w:t>
       </w:r>
       <w:proofErr w:type="spellStart"/>
@@ -25319,6 +25354,7 @@
           <w:sz w:val="32"/>
           <w:szCs w:val="32"/>
         </w:rPr>
+        <w:lastRenderedPageBreak/>
         <w:t xml:space="preserve">   ↓</w:t>
       </w:r>
     </w:p>
@@ -25571,7 +25607,6 @@
           <w:sz w:val="32"/>
           <w:szCs w:val="32"/>
         </w:rPr>
-        <w:lastRenderedPageBreak/>
         <w:t xml:space="preserve">  factory </w:t>
       </w:r>
       <w:proofErr w:type="spellStart"/>
@@ -26149,6 +26184,7 @@
           <w:sz w:val="32"/>
           <w:szCs w:val="32"/>
         </w:rPr>
+        <w:lastRenderedPageBreak/>
         <w:t>Lazy Singleton Class:</w:t>
       </w:r>
     </w:p>
@@ -26248,7 +26284,6 @@
           <w:sz w:val="32"/>
           <w:szCs w:val="32"/>
         </w:rPr>
-        <w:lastRenderedPageBreak/>
         <w:t># null aware assignment (</w:t>
       </w:r>
       <w:r>
@@ -26712,6 +26747,7 @@
           <w:sz w:val="32"/>
           <w:szCs w:val="32"/>
         </w:rPr>
+        <w:lastRenderedPageBreak/>
         <w:t># INFO-2, Modern architecture often prefers Dependency Injection (passing as parameter in class constructor) instead of Manual Singleton access</w:t>
       </w:r>
     </w:p>
@@ -26828,7 +26864,6 @@
           <w:sz w:val="32"/>
           <w:szCs w:val="32"/>
         </w:rPr>
-        <w:lastRenderedPageBreak/>
         <w:t># INFO-4, instead use</w:t>
       </w:r>
       <w:r>

--- a/d4_oop_ostad.docx
+++ b/d4_oop_ostad.docx
@@ -10593,7 +10593,21 @@
           <w:sz w:val="32"/>
           <w:szCs w:val="32"/>
         </w:rPr>
-        <w:t>Abstract class that serves as a blueprint for other classes. It cannot be instantiated directly - must be extended by subclasses</w:t>
+        <w:t xml:space="preserve">Abstract class that serves as a blueprint for other classes. It cannot be instantiated directly - must be </w:t>
+      </w:r>
+      <w:r>
+        <w:rPr>
+          <w:sz w:val="32"/>
+          <w:szCs w:val="32"/>
+        </w:rPr>
+        <w:t xml:space="preserve">implemented or </w:t>
+      </w:r>
+      <w:r>
+        <w:rPr>
+          <w:sz w:val="32"/>
+          <w:szCs w:val="32"/>
+        </w:rPr>
+        <w:t>extended by subclasses</w:t>
       </w:r>
       <w:r>
         <w:rPr>
@@ -11783,6 +11797,16 @@
           <w:szCs w:val="32"/>
         </w:rPr>
         <w:t xml:space="preserve"> {</w:t>
+      </w:r>
+      <w:r>
+        <w:rPr>
+          <w:b/>
+          <w:bCs/>
+          <w:color w:val="D86DCB" w:themeColor="accent5" w:themeTint="99"/>
+          <w:sz w:val="32"/>
+          <w:szCs w:val="32"/>
+        </w:rPr>
+        <w:t xml:space="preserve">  // add interface for MODERN</w:t>
       </w:r>
     </w:p>
     <w:p>
@@ -12793,6 +12817,31 @@
       <w:pPr>
         <w:jc w:val="both"/>
         <w:rPr>
+          <w:sz w:val="32"/>
+          <w:szCs w:val="32"/>
+        </w:rPr>
+      </w:pPr>
+      <w:r>
+        <w:rPr>
+          <w:b/>
+          <w:bCs/>
+          <w:sz w:val="32"/>
+          <w:szCs w:val="32"/>
+        </w:rPr>
+        <w:t xml:space="preserve">NOTE: </w:t>
+      </w:r>
+      <w:r>
+        <w:rPr>
+          <w:sz w:val="32"/>
+          <w:szCs w:val="32"/>
+        </w:rPr>
+        <w:t>There’s interface keyword for declaring interface abstraction classes in Modern way see dart part two of OOP</w:t>
+      </w:r>
+    </w:p>
+    <w:p>
+      <w:pPr>
+        <w:jc w:val="both"/>
+        <w:rPr>
           <w:b/>
           <w:bCs/>
           <w:sz w:val="32"/>
@@ -12891,6 +12940,7 @@
           <w:sz w:val="32"/>
           <w:szCs w:val="32"/>
         </w:rPr>
+        <w:lastRenderedPageBreak/>
         <w:t>TokenSource</w:t>
       </w:r>
       <w:proofErr w:type="spellEnd"/>
@@ -12981,97 +13031,1228 @@
           <w:sz w:val="32"/>
           <w:szCs w:val="32"/>
         </w:rPr>
+        <w:t>AuthService</w:t>
+      </w:r>
+      <w:proofErr w:type="spellEnd"/>
+      <w:r>
+        <w:rPr>
+          <w:sz w:val="32"/>
+          <w:szCs w:val="32"/>
+        </w:rPr>
+        <w:t xml:space="preserve"> (Really useful for dependency injection</w:t>
+      </w:r>
+      <w:r>
+        <w:rPr>
+          <w:sz w:val="32"/>
+          <w:szCs w:val="32"/>
+        </w:rPr>
+        <w:t xml:space="preserve"> and can’t be done using</w:t>
+      </w:r>
+      <w:r>
+        <w:rPr>
+          <w:b/>
+          <w:bCs/>
+          <w:sz w:val="32"/>
+          <w:szCs w:val="32"/>
+        </w:rPr>
+        <w:t xml:space="preserve"> extends </w:t>
+      </w:r>
+      <w:r>
+        <w:rPr>
+          <w:sz w:val="32"/>
+          <w:szCs w:val="32"/>
+        </w:rPr>
+        <w:t xml:space="preserve">cause that will pass the entire </w:t>
+      </w:r>
+      <w:proofErr w:type="spellStart"/>
+      <w:r>
+        <w:rPr>
+          <w:b/>
+          <w:bCs/>
+          <w:sz w:val="32"/>
+          <w:szCs w:val="32"/>
+        </w:rPr>
+        <w:t>AuthService</w:t>
+      </w:r>
+      <w:proofErr w:type="spellEnd"/>
+      <w:r>
+        <w:rPr>
+          <w:sz w:val="32"/>
+          <w:szCs w:val="32"/>
+        </w:rPr>
+        <w:t xml:space="preserve"> class</w:t>
+      </w:r>
+      <w:r>
+        <w:rPr>
+          <w:sz w:val="32"/>
+          <w:szCs w:val="32"/>
+        </w:rPr>
+        <w:t>)</w:t>
+      </w:r>
+    </w:p>
+    <w:p>
+      <w:pPr>
+        <w:jc w:val="both"/>
+        <w:rPr>
+          <w:b/>
+          <w:bCs/>
+          <w:color w:val="D86DCB" w:themeColor="accent5" w:themeTint="99"/>
+          <w:sz w:val="32"/>
+          <w:szCs w:val="32"/>
+        </w:rPr>
+      </w:pPr>
+      <w:r>
+        <w:rPr>
+          <w:b/>
+          <w:bCs/>
+          <w:color w:val="D86DCB" w:themeColor="accent5" w:themeTint="99"/>
+          <w:sz w:val="32"/>
+          <w:szCs w:val="32"/>
+        </w:rPr>
+        <w:t xml:space="preserve">abstract class </w:t>
+      </w:r>
+      <w:proofErr w:type="spellStart"/>
+      <w:r>
+        <w:rPr>
+          <w:b/>
+          <w:bCs/>
+          <w:color w:val="D86DCB" w:themeColor="accent5" w:themeTint="99"/>
+          <w:sz w:val="32"/>
+          <w:szCs w:val="32"/>
+        </w:rPr>
+        <w:t>TokenSource</w:t>
+      </w:r>
+      <w:proofErr w:type="spellEnd"/>
+      <w:r>
+        <w:rPr>
+          <w:b/>
+          <w:bCs/>
+          <w:color w:val="D86DCB" w:themeColor="accent5" w:themeTint="99"/>
+          <w:sz w:val="32"/>
+          <w:szCs w:val="32"/>
+        </w:rPr>
+        <w:t xml:space="preserve"> {</w:t>
+      </w:r>
+    </w:p>
+    <w:p>
+      <w:pPr>
+        <w:jc w:val="both"/>
+        <w:rPr>
+          <w:b/>
+          <w:bCs/>
+          <w:color w:val="D86DCB" w:themeColor="accent5" w:themeTint="99"/>
+          <w:sz w:val="32"/>
+          <w:szCs w:val="32"/>
+        </w:rPr>
+      </w:pPr>
+      <w:r>
+        <w:rPr>
+          <w:b/>
+          <w:bCs/>
+          <w:color w:val="D86DCB" w:themeColor="accent5" w:themeTint="99"/>
+          <w:sz w:val="32"/>
+          <w:szCs w:val="32"/>
+        </w:rPr>
+        <w:t xml:space="preserve"> void </w:t>
+      </w:r>
+      <w:proofErr w:type="spellStart"/>
+      <w:r>
+        <w:rPr>
+          <w:b/>
+          <w:bCs/>
+          <w:color w:val="D86DCB" w:themeColor="accent5" w:themeTint="99"/>
+          <w:sz w:val="32"/>
+          <w:szCs w:val="32"/>
+        </w:rPr>
+        <w:t>doThat</w:t>
+      </w:r>
+      <w:proofErr w:type="spellEnd"/>
+      <w:r>
+        <w:rPr>
+          <w:b/>
+          <w:bCs/>
+          <w:color w:val="D86DCB" w:themeColor="accent5" w:themeTint="99"/>
+          <w:sz w:val="32"/>
+          <w:szCs w:val="32"/>
+        </w:rPr>
+        <w:t xml:space="preserve"> (…);</w:t>
+      </w:r>
+    </w:p>
+    <w:p>
+      <w:pPr>
+        <w:jc w:val="both"/>
+        <w:rPr>
+          <w:b/>
+          <w:bCs/>
+          <w:color w:val="D86DCB" w:themeColor="accent5" w:themeTint="99"/>
+          <w:sz w:val="32"/>
+          <w:szCs w:val="32"/>
+        </w:rPr>
+      </w:pPr>
+      <w:r>
+        <w:rPr>
+          <w:b/>
+          <w:bCs/>
+          <w:color w:val="D86DCB" w:themeColor="accent5" w:themeTint="99"/>
+          <w:sz w:val="32"/>
+          <w:szCs w:val="32"/>
+        </w:rPr>
+        <w:t>}</w:t>
+      </w:r>
+    </w:p>
+    <w:p>
+      <w:pPr>
+        <w:jc w:val="both"/>
+        <w:rPr>
+          <w:b/>
+          <w:bCs/>
+          <w:color w:val="D86DCB" w:themeColor="accent5" w:themeTint="99"/>
+          <w:sz w:val="32"/>
+          <w:szCs w:val="32"/>
+        </w:rPr>
+      </w:pPr>
+      <w:proofErr w:type="spellStart"/>
+      <w:r>
+        <w:rPr>
+          <w:b/>
+          <w:bCs/>
+          <w:color w:val="D86DCB" w:themeColor="accent5" w:themeTint="99"/>
+          <w:sz w:val="32"/>
+          <w:szCs w:val="32"/>
+        </w:rPr>
+        <w:t>AuthService</w:t>
+      </w:r>
+      <w:proofErr w:type="spellEnd"/>
+      <w:r>
+        <w:rPr>
+          <w:b/>
+          <w:bCs/>
+          <w:color w:val="D86DCB" w:themeColor="accent5" w:themeTint="99"/>
+          <w:sz w:val="32"/>
+          <w:szCs w:val="32"/>
+        </w:rPr>
+        <w:t xml:space="preserve"> implements </w:t>
+      </w:r>
+      <w:proofErr w:type="spellStart"/>
+      <w:r>
+        <w:rPr>
+          <w:b/>
+          <w:bCs/>
+          <w:color w:val="D86DCB" w:themeColor="accent5" w:themeTint="99"/>
+          <w:sz w:val="32"/>
+          <w:szCs w:val="32"/>
+        </w:rPr>
+        <w:t>TokenSource</w:t>
+      </w:r>
+      <w:proofErr w:type="spellEnd"/>
+      <w:r>
+        <w:rPr>
+          <w:b/>
+          <w:bCs/>
+          <w:color w:val="D86DCB" w:themeColor="accent5" w:themeTint="99"/>
+          <w:sz w:val="32"/>
+          <w:szCs w:val="32"/>
+        </w:rPr>
+        <w:t xml:space="preserve"> {</w:t>
+      </w:r>
+    </w:p>
+    <w:p>
+      <w:pPr>
+        <w:jc w:val="both"/>
+        <w:rPr>
+          <w:b/>
+          <w:bCs/>
+          <w:color w:val="D86DCB" w:themeColor="accent5" w:themeTint="99"/>
+          <w:sz w:val="32"/>
+          <w:szCs w:val="32"/>
+        </w:rPr>
+      </w:pPr>
+      <w:r>
+        <w:rPr>
+          <w:b/>
+          <w:bCs/>
+          <w:color w:val="D86DCB" w:themeColor="accent5" w:themeTint="99"/>
+          <w:sz w:val="32"/>
+          <w:szCs w:val="32"/>
+        </w:rPr>
+        <w:t xml:space="preserve">  @override</w:t>
+      </w:r>
+    </w:p>
+    <w:p>
+      <w:pPr>
+        <w:jc w:val="both"/>
+        <w:rPr>
+          <w:b/>
+          <w:bCs/>
+          <w:color w:val="D86DCB" w:themeColor="accent5" w:themeTint="99"/>
+          <w:sz w:val="32"/>
+          <w:szCs w:val="32"/>
+        </w:rPr>
+      </w:pPr>
+      <w:r>
+        <w:rPr>
+          <w:b/>
+          <w:bCs/>
+          <w:color w:val="D86DCB" w:themeColor="accent5" w:themeTint="99"/>
+          <w:sz w:val="32"/>
+          <w:szCs w:val="32"/>
+        </w:rPr>
+        <w:t xml:space="preserve">   void </w:t>
+      </w:r>
+      <w:proofErr w:type="spellStart"/>
+      <w:r>
+        <w:rPr>
+          <w:b/>
+          <w:bCs/>
+          <w:color w:val="D86DCB" w:themeColor="accent5" w:themeTint="99"/>
+          <w:sz w:val="32"/>
+          <w:szCs w:val="32"/>
+        </w:rPr>
+        <w:t>doThat</w:t>
+      </w:r>
+      <w:proofErr w:type="spellEnd"/>
+      <w:r>
+        <w:rPr>
+          <w:b/>
+          <w:bCs/>
+          <w:color w:val="D86DCB" w:themeColor="accent5" w:themeTint="99"/>
+          <w:sz w:val="32"/>
+          <w:szCs w:val="32"/>
+        </w:rPr>
+        <w:t>(…) {…}</w:t>
+      </w:r>
+    </w:p>
+    <w:p>
+      <w:pPr>
+        <w:jc w:val="both"/>
+        <w:rPr>
+          <w:b/>
+          <w:bCs/>
+          <w:color w:val="D86DCB" w:themeColor="accent5" w:themeTint="99"/>
+          <w:sz w:val="32"/>
+          <w:szCs w:val="32"/>
+        </w:rPr>
+      </w:pPr>
+      <w:r>
+        <w:rPr>
+          <w:b/>
+          <w:bCs/>
+          <w:color w:val="D86DCB" w:themeColor="accent5" w:themeTint="99"/>
+          <w:sz w:val="32"/>
+          <w:szCs w:val="32"/>
+        </w:rPr>
+        <w:t>}</w:t>
+      </w:r>
+    </w:p>
+    <w:p>
+      <w:pPr>
+        <w:jc w:val="both"/>
+        <w:rPr>
+          <w:b/>
+          <w:bCs/>
+          <w:color w:val="D86DCB" w:themeColor="accent5" w:themeTint="99"/>
+          <w:sz w:val="32"/>
+          <w:szCs w:val="32"/>
+        </w:rPr>
+      </w:pPr>
+      <w:proofErr w:type="spellStart"/>
+      <w:r>
+        <w:rPr>
+          <w:b/>
+          <w:bCs/>
+          <w:color w:val="D86DCB" w:themeColor="accent5" w:themeTint="99"/>
+          <w:sz w:val="32"/>
+          <w:szCs w:val="32"/>
+        </w:rPr>
+        <w:t>APIService</w:t>
+      </w:r>
+      <w:proofErr w:type="spellEnd"/>
+      <w:r>
+        <w:rPr>
+          <w:b/>
+          <w:bCs/>
+          <w:color w:val="D86DCB" w:themeColor="accent5" w:themeTint="99"/>
+          <w:sz w:val="32"/>
+          <w:szCs w:val="32"/>
+        </w:rPr>
+        <w:t xml:space="preserve"> {</w:t>
+      </w:r>
+    </w:p>
+    <w:p>
+      <w:pPr>
+        <w:jc w:val="both"/>
+        <w:rPr>
+          <w:b/>
+          <w:bCs/>
+          <w:color w:val="D86DCB" w:themeColor="accent5" w:themeTint="99"/>
+          <w:sz w:val="32"/>
+          <w:szCs w:val="32"/>
+        </w:rPr>
+      </w:pPr>
+      <w:r>
+        <w:rPr>
+          <w:b/>
+          <w:bCs/>
+          <w:color w:val="D86DCB" w:themeColor="accent5" w:themeTint="99"/>
+          <w:sz w:val="32"/>
+          <w:szCs w:val="32"/>
+        </w:rPr>
+        <w:t xml:space="preserve">  </w:t>
+      </w:r>
+      <w:proofErr w:type="spellStart"/>
+      <w:r>
+        <w:rPr>
+          <w:b/>
+          <w:bCs/>
+          <w:color w:val="D86DCB" w:themeColor="accent5" w:themeTint="99"/>
+          <w:sz w:val="32"/>
+          <w:szCs w:val="32"/>
+        </w:rPr>
+        <w:t>APIService</w:t>
+      </w:r>
+      <w:proofErr w:type="spellEnd"/>
+      <w:r>
+        <w:rPr>
+          <w:b/>
+          <w:bCs/>
+          <w:color w:val="D86DCB" w:themeColor="accent5" w:themeTint="99"/>
+          <w:sz w:val="32"/>
+          <w:szCs w:val="32"/>
+        </w:rPr>
+        <w:t xml:space="preserve">({required </w:t>
+      </w:r>
+      <w:proofErr w:type="spellStart"/>
+      <w:r>
+        <w:rPr>
+          <w:b/>
+          <w:bCs/>
+          <w:color w:val="D86DCB" w:themeColor="accent5" w:themeTint="99"/>
+          <w:sz w:val="32"/>
+          <w:szCs w:val="32"/>
+        </w:rPr>
+        <w:t>this.tokenSource</w:t>
+      </w:r>
+      <w:proofErr w:type="spellEnd"/>
+      <w:r>
+        <w:rPr>
+          <w:b/>
+          <w:bCs/>
+          <w:color w:val="D86DCB" w:themeColor="accent5" w:themeTint="99"/>
+          <w:sz w:val="32"/>
+          <w:szCs w:val="32"/>
+        </w:rPr>
+        <w:t>});</w:t>
+      </w:r>
+    </w:p>
+    <w:p>
+      <w:pPr>
+        <w:jc w:val="both"/>
+        <w:rPr>
+          <w:b/>
+          <w:bCs/>
+          <w:color w:val="D86DCB" w:themeColor="accent5" w:themeTint="99"/>
+          <w:sz w:val="32"/>
+          <w:szCs w:val="32"/>
+        </w:rPr>
+      </w:pPr>
+      <w:r>
+        <w:rPr>
+          <w:b/>
+          <w:bCs/>
+          <w:color w:val="D86DCB" w:themeColor="accent5" w:themeTint="99"/>
+          <w:sz w:val="32"/>
+          <w:szCs w:val="32"/>
+        </w:rPr>
+        <w:t xml:space="preserve">  final </w:t>
+      </w:r>
+      <w:proofErr w:type="spellStart"/>
+      <w:r>
+        <w:rPr>
+          <w:b/>
+          <w:bCs/>
+          <w:color w:val="D86DCB" w:themeColor="accent5" w:themeTint="99"/>
+          <w:sz w:val="32"/>
+          <w:szCs w:val="32"/>
+        </w:rPr>
+        <w:t>TokenSource</w:t>
+      </w:r>
+      <w:proofErr w:type="spellEnd"/>
+      <w:r>
+        <w:rPr>
+          <w:b/>
+          <w:bCs/>
+          <w:color w:val="D86DCB" w:themeColor="accent5" w:themeTint="99"/>
+          <w:sz w:val="32"/>
+          <w:szCs w:val="32"/>
+        </w:rPr>
+        <w:t xml:space="preserve"> </w:t>
+      </w:r>
+      <w:proofErr w:type="spellStart"/>
+      <w:r>
+        <w:rPr>
+          <w:b/>
+          <w:bCs/>
+          <w:color w:val="D86DCB" w:themeColor="accent5" w:themeTint="99"/>
+          <w:sz w:val="32"/>
+          <w:szCs w:val="32"/>
+        </w:rPr>
+        <w:t>tokenSource</w:t>
+      </w:r>
+      <w:proofErr w:type="spellEnd"/>
+      <w:r>
+        <w:rPr>
+          <w:b/>
+          <w:bCs/>
+          <w:color w:val="D86DCB" w:themeColor="accent5" w:themeTint="99"/>
+          <w:sz w:val="32"/>
+          <w:szCs w:val="32"/>
+        </w:rPr>
+        <w:t>;</w:t>
+      </w:r>
+    </w:p>
+    <w:p>
+      <w:pPr>
+        <w:jc w:val="both"/>
+        <w:rPr>
+          <w:b/>
+          <w:bCs/>
+          <w:color w:val="D86DCB" w:themeColor="accent5" w:themeTint="99"/>
+          <w:sz w:val="32"/>
+          <w:szCs w:val="32"/>
+        </w:rPr>
+      </w:pPr>
+      <w:r>
+        <w:rPr>
+          <w:b/>
+          <w:bCs/>
+          <w:color w:val="D86DCB" w:themeColor="accent5" w:themeTint="99"/>
+          <w:sz w:val="32"/>
+          <w:szCs w:val="32"/>
+        </w:rPr>
+        <w:t>}</w:t>
+      </w:r>
+    </w:p>
+    <w:p>
+      <w:pPr>
+        <w:jc w:val="both"/>
+        <w:rPr>
+          <w:b/>
+          <w:bCs/>
+          <w:color w:val="D86DCB" w:themeColor="accent5" w:themeTint="99"/>
+          <w:sz w:val="32"/>
+          <w:szCs w:val="32"/>
+        </w:rPr>
+      </w:pPr>
+      <w:r>
+        <w:rPr>
+          <w:b/>
+          <w:bCs/>
+          <w:color w:val="D86DCB" w:themeColor="accent5" w:themeTint="99"/>
+          <w:sz w:val="32"/>
+          <w:szCs w:val="32"/>
+        </w:rPr>
+        <w:t>// Usage</w:t>
+      </w:r>
+    </w:p>
+    <w:p>
+      <w:pPr>
+        <w:jc w:val="both"/>
+        <w:rPr>
+          <w:b/>
+          <w:bCs/>
+          <w:color w:val="D86DCB" w:themeColor="accent5" w:themeTint="99"/>
+          <w:sz w:val="32"/>
+          <w:szCs w:val="32"/>
+        </w:rPr>
+      </w:pPr>
+      <w:r>
+        <w:rPr>
+          <w:b/>
+          <w:bCs/>
+          <w:color w:val="D86DCB" w:themeColor="accent5" w:themeTint="99"/>
+          <w:sz w:val="32"/>
+          <w:szCs w:val="32"/>
+        </w:rPr>
+        <w:t xml:space="preserve">final </w:t>
+      </w:r>
+      <w:proofErr w:type="spellStart"/>
+      <w:r>
+        <w:rPr>
+          <w:b/>
+          <w:bCs/>
+          <w:color w:val="D86DCB" w:themeColor="accent5" w:themeTint="99"/>
+          <w:sz w:val="32"/>
+          <w:szCs w:val="32"/>
+        </w:rPr>
+        <w:t>apiService</w:t>
+      </w:r>
+      <w:proofErr w:type="spellEnd"/>
+      <w:r>
+        <w:rPr>
+          <w:b/>
+          <w:bCs/>
+          <w:color w:val="D86DCB" w:themeColor="accent5" w:themeTint="99"/>
+          <w:sz w:val="32"/>
+          <w:szCs w:val="32"/>
+        </w:rPr>
+        <w:t xml:space="preserve"> = </w:t>
+      </w:r>
+      <w:proofErr w:type="spellStart"/>
+      <w:r>
+        <w:rPr>
+          <w:b/>
+          <w:bCs/>
+          <w:color w:val="D86DCB" w:themeColor="accent5" w:themeTint="99"/>
+          <w:sz w:val="32"/>
+          <w:szCs w:val="32"/>
+        </w:rPr>
+        <w:t>APIService</w:t>
+      </w:r>
+      <w:proofErr w:type="spellEnd"/>
+      <w:r>
+        <w:rPr>
+          <w:b/>
+          <w:bCs/>
+          <w:color w:val="D86DCB" w:themeColor="accent5" w:themeTint="99"/>
+          <w:sz w:val="32"/>
+          <w:szCs w:val="32"/>
+        </w:rPr>
+        <w:t>(</w:t>
+      </w:r>
+      <w:proofErr w:type="spellStart"/>
+      <w:r>
+        <w:rPr>
+          <w:b/>
+          <w:bCs/>
+          <w:color w:val="D86DCB" w:themeColor="accent5" w:themeTint="99"/>
+          <w:sz w:val="32"/>
+          <w:szCs w:val="32"/>
+        </w:rPr>
+        <w:t>AuthService</w:t>
+      </w:r>
+      <w:proofErr w:type="spellEnd"/>
+      <w:r>
+        <w:rPr>
+          <w:b/>
+          <w:bCs/>
+          <w:color w:val="D86DCB" w:themeColor="accent5" w:themeTint="99"/>
+          <w:sz w:val="32"/>
+          <w:szCs w:val="32"/>
+        </w:rPr>
+        <w:t>());</w:t>
+      </w:r>
+    </w:p>
+    <w:p>
+      <w:pPr>
+        <w:jc w:val="both"/>
+        <w:rPr>
+          <w:sz w:val="32"/>
+          <w:szCs w:val="32"/>
+        </w:rPr>
+      </w:pPr>
+      <w:r>
+        <w:rPr>
+          <w:b/>
+          <w:bCs/>
+          <w:sz w:val="32"/>
+          <w:szCs w:val="32"/>
+        </w:rPr>
+        <w:t xml:space="preserve">NOTE: </w:t>
+      </w:r>
+      <w:r>
+        <w:rPr>
+          <w:sz w:val="32"/>
+          <w:szCs w:val="32"/>
+        </w:rPr>
+        <w:t>For more info see d5 part two of dart OOP</w:t>
+      </w:r>
+    </w:p>
+    <w:p>
+      <w:pPr>
+        <w:jc w:val="both"/>
+        <w:rPr>
+          <w:sz w:val="32"/>
+          <w:szCs w:val="32"/>
+        </w:rPr>
+      </w:pPr>
+    </w:p>
+    <w:p>
+      <w:pPr>
+        <w:jc w:val="center"/>
+        <w:rPr>
+          <w:sz w:val="32"/>
+          <w:szCs w:val="32"/>
+        </w:rPr>
+      </w:pPr>
+      <w:r>
+        <w:rPr>
+          <w:sz w:val="32"/>
+          <w:szCs w:val="32"/>
+        </w:rPr>
+        <w:t>Break</w:t>
+      </w:r>
+    </w:p>
+    <w:p>
+      <w:pPr>
+        <w:jc w:val="both"/>
+        <w:rPr>
+          <w:b/>
+          <w:bCs/>
+          <w:sz w:val="32"/>
+          <w:szCs w:val="32"/>
+        </w:rPr>
+      </w:pPr>
+    </w:p>
+    <w:p>
+      <w:pPr>
+        <w:jc w:val="both"/>
+        <w:rPr>
+          <w:b/>
+          <w:bCs/>
+          <w:sz w:val="32"/>
+          <w:szCs w:val="32"/>
+        </w:rPr>
+      </w:pPr>
+      <w:r>
+        <w:rPr>
+          <w:b/>
+          <w:bCs/>
+          <w:sz w:val="32"/>
+          <w:szCs w:val="32"/>
+        </w:rPr>
+        <w:t>Polymorphism in Dart:</w:t>
+      </w:r>
+    </w:p>
+    <w:p>
+      <w:pPr>
+        <w:jc w:val="both"/>
+        <w:rPr>
+          <w:sz w:val="32"/>
+          <w:szCs w:val="32"/>
+        </w:rPr>
+      </w:pPr>
+      <w:r>
+        <w:rPr>
+          <w:sz w:val="32"/>
+          <w:szCs w:val="32"/>
+        </w:rPr>
         <w:lastRenderedPageBreak/>
-        <w:t>AuthService</w:t>
-      </w:r>
-      <w:proofErr w:type="spellEnd"/>
-      <w:r>
-        <w:rPr>
-          <w:sz w:val="32"/>
-          <w:szCs w:val="32"/>
-        </w:rPr>
-        <w:t xml:space="preserve"> (Really useful for dependency injection</w:t>
-      </w:r>
-      <w:r>
-        <w:rPr>
-          <w:sz w:val="32"/>
-          <w:szCs w:val="32"/>
-        </w:rPr>
-        <w:t xml:space="preserve"> and can’t be done using</w:t>
-      </w:r>
-      <w:r>
-        <w:rPr>
-          <w:b/>
-          <w:bCs/>
+        <w:t xml:space="preserve"># </w:t>
+      </w:r>
+      <w:r>
+        <w:rPr>
+          <w:sz w:val="32"/>
+          <w:szCs w:val="32"/>
+        </w:rPr>
+        <w:t>It works with inheritance</w:t>
+      </w:r>
+      <w:r>
+        <w:rPr>
+          <w:sz w:val="32"/>
+          <w:szCs w:val="32"/>
+        </w:rPr>
+        <w:t xml:space="preserve"> (</w:t>
+      </w:r>
+      <w:r>
+        <w:rPr>
+          <w:b/>
+          <w:bCs/>
+          <w:sz w:val="32"/>
+          <w:szCs w:val="32"/>
+        </w:rPr>
+        <w:t>extends</w:t>
+      </w:r>
+      <w:r>
+        <w:rPr>
+          <w:sz w:val="32"/>
+          <w:szCs w:val="32"/>
+        </w:rPr>
+        <w:t>)</w:t>
+      </w:r>
+      <w:r>
+        <w:rPr>
+          <w:sz w:val="32"/>
+          <w:szCs w:val="32"/>
+        </w:rPr>
+        <w:t xml:space="preserve"> and interfaces</w:t>
+      </w:r>
+      <w:r>
+        <w:rPr>
+          <w:sz w:val="32"/>
+          <w:szCs w:val="32"/>
+        </w:rPr>
+        <w:t xml:space="preserve"> (</w:t>
+      </w:r>
+      <w:r>
+        <w:rPr>
+          <w:b/>
+          <w:bCs/>
+          <w:sz w:val="32"/>
+          <w:szCs w:val="32"/>
+        </w:rPr>
+        <w:t>implements</w:t>
+      </w:r>
+      <w:r>
+        <w:rPr>
+          <w:sz w:val="32"/>
+          <w:szCs w:val="32"/>
+        </w:rPr>
+        <w:t>)</w:t>
+      </w:r>
+    </w:p>
+    <w:p>
+      <w:pPr>
+        <w:jc w:val="both"/>
+        <w:rPr>
+          <w:sz w:val="32"/>
+          <w:szCs w:val="32"/>
+        </w:rPr>
+      </w:pPr>
+      <w:r>
+        <w:rPr>
+          <w:sz w:val="32"/>
+          <w:szCs w:val="32"/>
+        </w:rPr>
+        <w:t># It is like a socket or plug for different classe</w:t>
+      </w:r>
+      <w:r>
+        <w:rPr>
+          <w:sz w:val="32"/>
+          <w:szCs w:val="32"/>
+        </w:rPr>
+        <w:t xml:space="preserve">s. Like a charging plug where different types of </w:t>
+      </w:r>
+      <w:r>
+        <w:rPr>
+          <w:sz w:val="32"/>
+          <w:szCs w:val="32"/>
+        </w:rPr>
+        <w:t>chargers</w:t>
+      </w:r>
+      <w:r>
+        <w:rPr>
+          <w:sz w:val="32"/>
+          <w:szCs w:val="32"/>
+        </w:rPr>
+        <w:t xml:space="preserve"> (Mobile charger, laptop charger)</w:t>
+      </w:r>
+      <w:r>
+        <w:rPr>
+          <w:sz w:val="32"/>
+          <w:szCs w:val="32"/>
+        </w:rPr>
+        <w:t xml:space="preserve"> can be plugged in</w:t>
+      </w:r>
+      <w:r>
+        <w:rPr>
+          <w:sz w:val="32"/>
+          <w:szCs w:val="32"/>
+        </w:rPr>
+        <w:t xml:space="preserve"> depending on the user choice.</w:t>
+      </w:r>
+      <w:r>
+        <w:rPr>
+          <w:sz w:val="32"/>
+          <w:szCs w:val="32"/>
+        </w:rPr>
+        <w:t xml:space="preserve"> </w:t>
+      </w:r>
+      <w:r>
+        <w:rPr>
+          <w:sz w:val="32"/>
+          <w:szCs w:val="32"/>
+        </w:rPr>
+        <w:t>We don’t change the socket; we just plug in different chargers.</w:t>
+      </w:r>
+    </w:p>
+    <w:p>
+      <w:pPr>
+        <w:jc w:val="both"/>
+        <w:rPr>
+          <w:sz w:val="32"/>
+          <w:szCs w:val="32"/>
+        </w:rPr>
+      </w:pPr>
+      <w:r>
+        <w:rPr>
+          <w:sz w:val="32"/>
+          <w:szCs w:val="32"/>
+        </w:rPr>
+        <w:t>#</w:t>
+      </w:r>
+      <w:r>
+        <w:rPr>
+          <w:sz w:val="32"/>
+          <w:szCs w:val="32"/>
+        </w:rPr>
+        <w:t xml:space="preserve"> Polymorphism allows our </w:t>
+      </w:r>
+      <w:r>
+        <w:rPr>
+          <w:b/>
+          <w:bCs/>
+          <w:sz w:val="32"/>
+          <w:szCs w:val="32"/>
+        </w:rPr>
+        <w:t>gateway</w:t>
+      </w:r>
+      <w:r>
+        <w:rPr>
+          <w:sz w:val="32"/>
+          <w:szCs w:val="32"/>
+        </w:rPr>
+        <w:t xml:space="preserve"> variable to point to different objects (</w:t>
+      </w:r>
+      <w:proofErr w:type="spellStart"/>
+      <w:r>
+        <w:rPr>
+          <w:sz w:val="32"/>
+          <w:szCs w:val="32"/>
+        </w:rPr>
+        <w:t>Bkash</w:t>
+      </w:r>
+      <w:proofErr w:type="spellEnd"/>
+      <w:r>
+        <w:rPr>
+          <w:sz w:val="32"/>
+          <w:szCs w:val="32"/>
+        </w:rPr>
+        <w:t xml:space="preserve">, </w:t>
+      </w:r>
+      <w:proofErr w:type="spellStart"/>
+      <w:r>
+        <w:rPr>
+          <w:sz w:val="32"/>
+          <w:szCs w:val="32"/>
+        </w:rPr>
+        <w:t>Nagad</w:t>
+      </w:r>
+      <w:proofErr w:type="spellEnd"/>
+      <w:r>
+        <w:rPr>
+          <w:sz w:val="32"/>
+          <w:szCs w:val="32"/>
+        </w:rPr>
+        <w:t>), and the correct overridden method is executed at runtime depending on the object type. Polymorphism lets us declare a</w:t>
+      </w:r>
+      <w:r>
+        <w:rPr>
+          <w:sz w:val="32"/>
+          <w:szCs w:val="32"/>
+        </w:rPr>
+        <w:t>n</w:t>
+      </w:r>
+      <w:r>
+        <w:rPr>
+          <w:sz w:val="32"/>
+          <w:szCs w:val="32"/>
+        </w:rPr>
+        <w:t xml:space="preserve"> interface variable first then decide the actual object type later. polymorphism is like same method call: .</w:t>
+      </w:r>
+      <w:proofErr w:type="spellStart"/>
+      <w:r>
+        <w:rPr>
+          <w:sz w:val="32"/>
+          <w:szCs w:val="32"/>
+        </w:rPr>
+        <w:t>cashIn</w:t>
+      </w:r>
+      <w:proofErr w:type="spellEnd"/>
+      <w:r>
+        <w:rPr>
+          <w:sz w:val="32"/>
+          <w:szCs w:val="32"/>
+        </w:rPr>
+        <w:t>(amount); But different behaviors depending on the object (</w:t>
+      </w:r>
+      <w:proofErr w:type="spellStart"/>
+      <w:r>
+        <w:rPr>
+          <w:sz w:val="32"/>
+          <w:szCs w:val="32"/>
+        </w:rPr>
+        <w:t>Bkash</w:t>
+      </w:r>
+      <w:proofErr w:type="spellEnd"/>
+      <w:r>
+        <w:rPr>
+          <w:sz w:val="32"/>
+          <w:szCs w:val="32"/>
+        </w:rPr>
+        <w:t xml:space="preserve"> or </w:t>
+      </w:r>
+      <w:proofErr w:type="spellStart"/>
+      <w:r>
+        <w:rPr>
+          <w:sz w:val="32"/>
+          <w:szCs w:val="32"/>
+        </w:rPr>
+        <w:t>Nagad</w:t>
+      </w:r>
+      <w:proofErr w:type="spellEnd"/>
+      <w:r>
+        <w:rPr>
+          <w:sz w:val="32"/>
+          <w:szCs w:val="32"/>
+        </w:rPr>
+        <w:t>)</w:t>
+      </w:r>
+    </w:p>
+    <w:p>
+      <w:pPr>
+        <w:jc w:val="both"/>
+        <w:rPr>
+          <w:sz w:val="32"/>
+          <w:szCs w:val="32"/>
+        </w:rPr>
+      </w:pPr>
+      <w:r>
+        <w:rPr>
+          <w:sz w:val="32"/>
+          <w:szCs w:val="32"/>
+        </w:rPr>
+        <w:t xml:space="preserve"># We use polymorphism or abstraction to define a set of rules (methods or functions) that the child class must define or override. For example, defining the cash out charge rate which is a must for any mobile banking like </w:t>
+      </w:r>
+      <w:proofErr w:type="spellStart"/>
+      <w:r>
+        <w:rPr>
+          <w:sz w:val="32"/>
+          <w:szCs w:val="32"/>
+        </w:rPr>
+        <w:t>Bkash</w:t>
+      </w:r>
+      <w:proofErr w:type="spellEnd"/>
+      <w:r>
+        <w:rPr>
+          <w:sz w:val="32"/>
+          <w:szCs w:val="32"/>
+        </w:rPr>
+        <w:t xml:space="preserve"> or </w:t>
+      </w:r>
+      <w:proofErr w:type="spellStart"/>
+      <w:r>
+        <w:rPr>
+          <w:sz w:val="32"/>
+          <w:szCs w:val="32"/>
+        </w:rPr>
+        <w:t>Nagad</w:t>
+      </w:r>
+      <w:proofErr w:type="spellEnd"/>
+      <w:r>
+        <w:rPr>
+          <w:sz w:val="32"/>
+          <w:szCs w:val="32"/>
+        </w:rPr>
+        <w:t>.</w:t>
+      </w:r>
+    </w:p>
+    <w:p>
+      <w:pPr>
+        <w:jc w:val="both"/>
+        <w:rPr>
+          <w:b/>
+          <w:bCs/>
+          <w:color w:val="D86DCB" w:themeColor="accent5" w:themeTint="99"/>
+          <w:sz w:val="32"/>
+          <w:szCs w:val="32"/>
+        </w:rPr>
+      </w:pPr>
+      <w:r>
+        <w:rPr>
+          <w:b/>
+          <w:bCs/>
+          <w:color w:val="D86DCB" w:themeColor="accent5" w:themeTint="99"/>
+          <w:sz w:val="32"/>
+          <w:szCs w:val="32"/>
+        </w:rPr>
+        <w:t xml:space="preserve">abstract class </w:t>
+      </w:r>
+      <w:proofErr w:type="spellStart"/>
+      <w:r>
+        <w:rPr>
+          <w:b/>
+          <w:bCs/>
+          <w:color w:val="D86DCB" w:themeColor="accent5" w:themeTint="99"/>
+          <w:sz w:val="32"/>
+          <w:szCs w:val="32"/>
+        </w:rPr>
+        <w:t>PaymentGateway</w:t>
+      </w:r>
+      <w:proofErr w:type="spellEnd"/>
+      <w:r>
+        <w:rPr>
+          <w:b/>
+          <w:bCs/>
+          <w:color w:val="D86DCB" w:themeColor="accent5" w:themeTint="99"/>
+          <w:sz w:val="32"/>
+          <w:szCs w:val="32"/>
+        </w:rPr>
+        <w:t xml:space="preserve"> {</w:t>
+      </w:r>
+    </w:p>
+    <w:p>
+      <w:pPr>
+        <w:jc w:val="both"/>
+        <w:rPr>
+          <w:b/>
+          <w:bCs/>
+          <w:color w:val="D86DCB" w:themeColor="accent5" w:themeTint="99"/>
+          <w:sz w:val="32"/>
+          <w:szCs w:val="32"/>
+        </w:rPr>
+      </w:pPr>
+      <w:r>
+        <w:rPr>
+          <w:b/>
+          <w:bCs/>
+          <w:color w:val="D86DCB" w:themeColor="accent5" w:themeTint="99"/>
+          <w:sz w:val="32"/>
+          <w:szCs w:val="32"/>
+        </w:rPr>
+        <w:t xml:space="preserve">  void </w:t>
+      </w:r>
+      <w:proofErr w:type="spellStart"/>
+      <w:r>
+        <w:rPr>
+          <w:b/>
+          <w:bCs/>
+          <w:color w:val="D86DCB" w:themeColor="accent5" w:themeTint="99"/>
+          <w:sz w:val="32"/>
+          <w:szCs w:val="32"/>
+        </w:rPr>
+        <w:t>cashIn</w:t>
+      </w:r>
+      <w:proofErr w:type="spellEnd"/>
+      <w:r>
+        <w:rPr>
+          <w:b/>
+          <w:bCs/>
+          <w:color w:val="D86DCB" w:themeColor="accent5" w:themeTint="99"/>
+          <w:sz w:val="32"/>
+          <w:szCs w:val="32"/>
+        </w:rPr>
+        <w:t>(double amount);</w:t>
+      </w:r>
+    </w:p>
+    <w:p>
+      <w:pPr>
+        <w:jc w:val="both"/>
+        <w:rPr>
+          <w:b/>
+          <w:bCs/>
+          <w:color w:val="D86DCB" w:themeColor="accent5" w:themeTint="99"/>
+          <w:sz w:val="32"/>
+          <w:szCs w:val="32"/>
+        </w:rPr>
+      </w:pPr>
+      <w:r>
+        <w:rPr>
+          <w:b/>
+          <w:bCs/>
+          <w:color w:val="D86DCB" w:themeColor="accent5" w:themeTint="99"/>
+          <w:sz w:val="32"/>
+          <w:szCs w:val="32"/>
+        </w:rPr>
+        <w:t xml:space="preserve">  void </w:t>
+      </w:r>
+      <w:proofErr w:type="spellStart"/>
+      <w:r>
+        <w:rPr>
+          <w:b/>
+          <w:bCs/>
+          <w:color w:val="D86DCB" w:themeColor="accent5" w:themeTint="99"/>
+          <w:sz w:val="32"/>
+          <w:szCs w:val="32"/>
+        </w:rPr>
+        <w:t>cashOut</w:t>
+      </w:r>
+      <w:proofErr w:type="spellEnd"/>
+      <w:r>
+        <w:rPr>
+          <w:b/>
+          <w:bCs/>
+          <w:color w:val="D86DCB" w:themeColor="accent5" w:themeTint="99"/>
+          <w:sz w:val="32"/>
+          <w:szCs w:val="32"/>
+        </w:rPr>
+        <w:t>(double amount);</w:t>
+      </w:r>
+    </w:p>
+    <w:p>
+      <w:pPr>
+        <w:jc w:val="both"/>
+        <w:rPr>
+          <w:b/>
+          <w:bCs/>
+          <w:color w:val="D86DCB" w:themeColor="accent5" w:themeTint="99"/>
+          <w:sz w:val="32"/>
+          <w:szCs w:val="32"/>
+        </w:rPr>
+      </w:pPr>
+      <w:r>
+        <w:rPr>
+          <w:b/>
+          <w:bCs/>
+          <w:color w:val="D86DCB" w:themeColor="accent5" w:themeTint="99"/>
+          <w:sz w:val="32"/>
+          <w:szCs w:val="32"/>
+        </w:rPr>
+        <w:t>}</w:t>
+      </w:r>
+    </w:p>
+    <w:p>
+      <w:pPr>
+        <w:jc w:val="both"/>
+        <w:rPr>
+          <w:b/>
+          <w:bCs/>
+          <w:color w:val="D86DCB" w:themeColor="accent5" w:themeTint="99"/>
+          <w:sz w:val="32"/>
+          <w:szCs w:val="32"/>
+        </w:rPr>
+      </w:pPr>
+      <w:r>
+        <w:rPr>
+          <w:b/>
+          <w:bCs/>
+          <w:color w:val="D86DCB" w:themeColor="accent5" w:themeTint="99"/>
+          <w:sz w:val="32"/>
+          <w:szCs w:val="32"/>
+        </w:rPr>
+        <w:t xml:space="preserve">class </w:t>
+      </w:r>
+      <w:proofErr w:type="spellStart"/>
+      <w:r>
+        <w:rPr>
+          <w:b/>
+          <w:bCs/>
+          <w:color w:val="D86DCB" w:themeColor="accent5" w:themeTint="99"/>
+          <w:sz w:val="32"/>
+          <w:szCs w:val="32"/>
+        </w:rPr>
+        <w:t>Bkash</w:t>
+      </w:r>
+      <w:proofErr w:type="spellEnd"/>
+      <w:r>
+        <w:rPr>
+          <w:b/>
+          <w:bCs/>
+          <w:color w:val="D86DCB" w:themeColor="accent5" w:themeTint="99"/>
           <w:sz w:val="32"/>
           <w:szCs w:val="32"/>
         </w:rPr>
         <w:t xml:space="preserve"> extends </w:t>
       </w:r>
-      <w:r>
-        <w:rPr>
-          <w:sz w:val="32"/>
-          <w:szCs w:val="32"/>
-        </w:rPr>
-        <w:t xml:space="preserve">cause that will pass the entire </w:t>
-      </w:r>
-      <w:proofErr w:type="spellStart"/>
-      <w:r>
-        <w:rPr>
-          <w:b/>
-          <w:bCs/>
-          <w:sz w:val="32"/>
-          <w:szCs w:val="32"/>
-        </w:rPr>
-        <w:t>AuthService</w:t>
-      </w:r>
-      <w:proofErr w:type="spellEnd"/>
-      <w:r>
-        <w:rPr>
-          <w:sz w:val="32"/>
-          <w:szCs w:val="32"/>
-        </w:rPr>
-        <w:t xml:space="preserve"> class</w:t>
-      </w:r>
-      <w:r>
-        <w:rPr>
-          <w:sz w:val="32"/>
-          <w:szCs w:val="32"/>
-        </w:rPr>
-        <w:t>)</w:t>
-      </w:r>
-    </w:p>
-    <w:p>
-      <w:pPr>
-        <w:jc w:val="both"/>
-        <w:rPr>
-          <w:b/>
-          <w:bCs/>
-          <w:color w:val="D86DCB" w:themeColor="accent5" w:themeTint="99"/>
-          <w:sz w:val="32"/>
-          <w:szCs w:val="32"/>
-        </w:rPr>
-      </w:pPr>
-      <w:r>
-        <w:rPr>
-          <w:b/>
-          <w:bCs/>
-          <w:color w:val="D86DCB" w:themeColor="accent5" w:themeTint="99"/>
-          <w:sz w:val="32"/>
-          <w:szCs w:val="32"/>
-        </w:rPr>
-        <w:t xml:space="preserve">abstract class </w:t>
-      </w:r>
-      <w:proofErr w:type="spellStart"/>
-      <w:r>
-        <w:rPr>
-          <w:b/>
-          <w:bCs/>
-          <w:color w:val="D86DCB" w:themeColor="accent5" w:themeTint="99"/>
-          <w:sz w:val="32"/>
-          <w:szCs w:val="32"/>
-        </w:rPr>
-        <w:t>TokenSource</w:t>
+      <w:proofErr w:type="spellStart"/>
+      <w:r>
+        <w:rPr>
+          <w:b/>
+          <w:bCs/>
+          <w:color w:val="D86DCB" w:themeColor="accent5" w:themeTint="99"/>
+          <w:sz w:val="32"/>
+          <w:szCs w:val="32"/>
+        </w:rPr>
+        <w:t>PaymentGateway</w:t>
       </w:r>
       <w:proofErr w:type="spellEnd"/>
       <w:r>
@@ -13104,29 +14285,250 @@
           <w:sz w:val="32"/>
           <w:szCs w:val="32"/>
         </w:rPr>
-        <w:t xml:space="preserve"> void </w:t>
-      </w:r>
-      <w:proofErr w:type="spellStart"/>
-      <w:r>
-        <w:rPr>
-          <w:b/>
-          <w:bCs/>
-          <w:color w:val="D86DCB" w:themeColor="accent5" w:themeTint="99"/>
-          <w:sz w:val="32"/>
-          <w:szCs w:val="32"/>
-        </w:rPr>
-        <w:t>doThat</w:t>
-      </w:r>
-      <w:proofErr w:type="spellEnd"/>
-      <w:r>
-        <w:rPr>
-          <w:b/>
-          <w:bCs/>
-          <w:color w:val="D86DCB" w:themeColor="accent5" w:themeTint="99"/>
-          <w:sz w:val="32"/>
-          <w:szCs w:val="32"/>
-        </w:rPr>
-        <w:t xml:space="preserve"> (…);</w:t>
+        <w:t xml:space="preserve">  @override</w:t>
+      </w:r>
+    </w:p>
+    <w:p>
+      <w:pPr>
+        <w:jc w:val="both"/>
+        <w:rPr>
+          <w:b/>
+          <w:bCs/>
+          <w:color w:val="D86DCB" w:themeColor="accent5" w:themeTint="99"/>
+          <w:sz w:val="32"/>
+          <w:szCs w:val="32"/>
+        </w:rPr>
+      </w:pPr>
+      <w:r>
+        <w:rPr>
+          <w:b/>
+          <w:bCs/>
+          <w:color w:val="D86DCB" w:themeColor="accent5" w:themeTint="99"/>
+          <w:sz w:val="32"/>
+          <w:szCs w:val="32"/>
+        </w:rPr>
+        <w:t xml:space="preserve">  void </w:t>
+      </w:r>
+      <w:proofErr w:type="spellStart"/>
+      <w:r>
+        <w:rPr>
+          <w:b/>
+          <w:bCs/>
+          <w:color w:val="D86DCB" w:themeColor="accent5" w:themeTint="99"/>
+          <w:sz w:val="32"/>
+          <w:szCs w:val="32"/>
+        </w:rPr>
+        <w:t>cashIn</w:t>
+      </w:r>
+      <w:proofErr w:type="spellEnd"/>
+      <w:r>
+        <w:rPr>
+          <w:b/>
+          <w:bCs/>
+          <w:color w:val="D86DCB" w:themeColor="accent5" w:themeTint="99"/>
+          <w:sz w:val="32"/>
+          <w:szCs w:val="32"/>
+        </w:rPr>
+        <w:t>(double amount) {</w:t>
+      </w:r>
+    </w:p>
+    <w:p>
+      <w:pPr>
+        <w:jc w:val="both"/>
+        <w:rPr>
+          <w:b/>
+          <w:bCs/>
+          <w:color w:val="D86DCB" w:themeColor="accent5" w:themeTint="99"/>
+          <w:sz w:val="32"/>
+          <w:szCs w:val="32"/>
+        </w:rPr>
+      </w:pPr>
+      <w:r>
+        <w:rPr>
+          <w:b/>
+          <w:bCs/>
+          <w:color w:val="D86DCB" w:themeColor="accent5" w:themeTint="99"/>
+          <w:sz w:val="32"/>
+          <w:szCs w:val="32"/>
+        </w:rPr>
+        <w:t xml:space="preserve">    print("</w:t>
+      </w:r>
+      <w:proofErr w:type="spellStart"/>
+      <w:r>
+        <w:rPr>
+          <w:b/>
+          <w:bCs/>
+          <w:color w:val="D86DCB" w:themeColor="accent5" w:themeTint="99"/>
+          <w:sz w:val="32"/>
+          <w:szCs w:val="32"/>
+        </w:rPr>
+        <w:t>Bkash</w:t>
+      </w:r>
+      <w:proofErr w:type="spellEnd"/>
+      <w:r>
+        <w:rPr>
+          <w:b/>
+          <w:bCs/>
+          <w:color w:val="D86DCB" w:themeColor="accent5" w:themeTint="99"/>
+          <w:sz w:val="32"/>
+          <w:szCs w:val="32"/>
+        </w:rPr>
+        <w:t>: Cash out charge 20 taka per 1000 taka");</w:t>
+      </w:r>
+    </w:p>
+    <w:p>
+      <w:pPr>
+        <w:jc w:val="both"/>
+        <w:rPr>
+          <w:b/>
+          <w:bCs/>
+          <w:color w:val="D86DCB" w:themeColor="accent5" w:themeTint="99"/>
+          <w:sz w:val="32"/>
+          <w:szCs w:val="32"/>
+        </w:rPr>
+      </w:pPr>
+      <w:r>
+        <w:rPr>
+          <w:b/>
+          <w:bCs/>
+          <w:color w:val="D86DCB" w:themeColor="accent5" w:themeTint="99"/>
+          <w:sz w:val="32"/>
+          <w:szCs w:val="32"/>
+        </w:rPr>
+        <w:t xml:space="preserve">  }</w:t>
+      </w:r>
+    </w:p>
+    <w:p>
+      <w:pPr>
+        <w:jc w:val="both"/>
+        <w:rPr>
+          <w:b/>
+          <w:bCs/>
+          <w:color w:val="D86DCB" w:themeColor="accent5" w:themeTint="99"/>
+          <w:sz w:val="32"/>
+          <w:szCs w:val="32"/>
+        </w:rPr>
+      </w:pPr>
+      <w:r>
+        <w:rPr>
+          <w:b/>
+          <w:bCs/>
+          <w:color w:val="D86DCB" w:themeColor="accent5" w:themeTint="99"/>
+          <w:sz w:val="32"/>
+          <w:szCs w:val="32"/>
+        </w:rPr>
+        <w:t xml:space="preserve">  @override</w:t>
+      </w:r>
+    </w:p>
+    <w:p>
+      <w:pPr>
+        <w:jc w:val="both"/>
+        <w:rPr>
+          <w:b/>
+          <w:bCs/>
+          <w:color w:val="D86DCB" w:themeColor="accent5" w:themeTint="99"/>
+          <w:sz w:val="32"/>
+          <w:szCs w:val="32"/>
+        </w:rPr>
+      </w:pPr>
+      <w:r>
+        <w:rPr>
+          <w:b/>
+          <w:bCs/>
+          <w:color w:val="D86DCB" w:themeColor="accent5" w:themeTint="99"/>
+          <w:sz w:val="32"/>
+          <w:szCs w:val="32"/>
+        </w:rPr>
+        <w:lastRenderedPageBreak/>
+        <w:t xml:space="preserve">  void </w:t>
+      </w:r>
+      <w:proofErr w:type="spellStart"/>
+      <w:r>
+        <w:rPr>
+          <w:b/>
+          <w:bCs/>
+          <w:color w:val="D86DCB" w:themeColor="accent5" w:themeTint="99"/>
+          <w:sz w:val="32"/>
+          <w:szCs w:val="32"/>
+        </w:rPr>
+        <w:t>cashOut</w:t>
+      </w:r>
+      <w:proofErr w:type="spellEnd"/>
+      <w:r>
+        <w:rPr>
+          <w:b/>
+          <w:bCs/>
+          <w:color w:val="D86DCB" w:themeColor="accent5" w:themeTint="99"/>
+          <w:sz w:val="32"/>
+          <w:szCs w:val="32"/>
+        </w:rPr>
+        <w:t>(double amount) {</w:t>
+      </w:r>
+    </w:p>
+    <w:p>
+      <w:pPr>
+        <w:jc w:val="both"/>
+        <w:rPr>
+          <w:b/>
+          <w:bCs/>
+          <w:color w:val="D86DCB" w:themeColor="accent5" w:themeTint="99"/>
+          <w:sz w:val="32"/>
+          <w:szCs w:val="32"/>
+        </w:rPr>
+      </w:pPr>
+      <w:r>
+        <w:rPr>
+          <w:b/>
+          <w:bCs/>
+          <w:color w:val="D86DCB" w:themeColor="accent5" w:themeTint="99"/>
+          <w:sz w:val="32"/>
+          <w:szCs w:val="32"/>
+        </w:rPr>
+        <w:t xml:space="preserve">    print("</w:t>
+      </w:r>
+      <w:proofErr w:type="spellStart"/>
+      <w:r>
+        <w:rPr>
+          <w:b/>
+          <w:bCs/>
+          <w:color w:val="D86DCB" w:themeColor="accent5" w:themeTint="99"/>
+          <w:sz w:val="32"/>
+          <w:szCs w:val="32"/>
+        </w:rPr>
+        <w:t>Bkash</w:t>
+      </w:r>
+      <w:proofErr w:type="spellEnd"/>
+      <w:r>
+        <w:rPr>
+          <w:b/>
+          <w:bCs/>
+          <w:color w:val="D86DCB" w:themeColor="accent5" w:themeTint="99"/>
+          <w:sz w:val="32"/>
+          <w:szCs w:val="32"/>
+        </w:rPr>
+        <w:t>: Cash in free");</w:t>
+      </w:r>
+    </w:p>
+    <w:p>
+      <w:pPr>
+        <w:jc w:val="both"/>
+        <w:rPr>
+          <w:b/>
+          <w:bCs/>
+          <w:color w:val="D86DCB" w:themeColor="accent5" w:themeTint="99"/>
+          <w:sz w:val="32"/>
+          <w:szCs w:val="32"/>
+        </w:rPr>
+      </w:pPr>
+      <w:r>
+        <w:rPr>
+          <w:b/>
+          <w:bCs/>
+          <w:color w:val="D86DCB" w:themeColor="accent5" w:themeTint="99"/>
+          <w:sz w:val="32"/>
+          <w:szCs w:val="32"/>
+        </w:rPr>
+        <w:t xml:space="preserve">  }</w:t>
       </w:r>
     </w:p>
     <w:p>
@@ -13162,38 +14564,48 @@
           <w:szCs w:val="32"/>
         </w:rPr>
       </w:pPr>
-      <w:proofErr w:type="spellStart"/>
-      <w:r>
-        <w:rPr>
-          <w:b/>
-          <w:bCs/>
-          <w:color w:val="D86DCB" w:themeColor="accent5" w:themeTint="99"/>
-          <w:sz w:val="32"/>
-          <w:szCs w:val="32"/>
-        </w:rPr>
-        <w:t>AuthService</w:t>
-      </w:r>
-      <w:proofErr w:type="spellEnd"/>
-      <w:r>
-        <w:rPr>
-          <w:b/>
-          <w:bCs/>
-          <w:color w:val="D86DCB" w:themeColor="accent5" w:themeTint="99"/>
-          <w:sz w:val="32"/>
-          <w:szCs w:val="32"/>
-        </w:rPr>
-        <w:t xml:space="preserve"> implements </w:t>
-      </w:r>
-      <w:proofErr w:type="spellStart"/>
-      <w:r>
-        <w:rPr>
-          <w:b/>
-          <w:bCs/>
-          <w:color w:val="D86DCB" w:themeColor="accent5" w:themeTint="99"/>
-          <w:sz w:val="32"/>
-          <w:szCs w:val="32"/>
-        </w:rPr>
-        <w:t>TokenSource</w:t>
+      <w:r>
+        <w:rPr>
+          <w:b/>
+          <w:bCs/>
+          <w:color w:val="D86DCB" w:themeColor="accent5" w:themeTint="99"/>
+          <w:sz w:val="32"/>
+          <w:szCs w:val="32"/>
+        </w:rPr>
+        <w:t xml:space="preserve">class </w:t>
+      </w:r>
+      <w:proofErr w:type="spellStart"/>
+      <w:r>
+        <w:rPr>
+          <w:b/>
+          <w:bCs/>
+          <w:color w:val="D86DCB" w:themeColor="accent5" w:themeTint="99"/>
+          <w:sz w:val="32"/>
+          <w:szCs w:val="32"/>
+        </w:rPr>
+        <w:t>Nagad</w:t>
+      </w:r>
+      <w:proofErr w:type="spellEnd"/>
+      <w:r>
+        <w:rPr>
+          <w:b/>
+          <w:bCs/>
+          <w:color w:val="D86DCB" w:themeColor="accent5" w:themeTint="99"/>
+          <w:sz w:val="32"/>
+          <w:szCs w:val="32"/>
+        </w:rPr>
+        <w:t xml:space="preserve"> extends </w:t>
+      </w:r>
+      <w:proofErr w:type="spellStart"/>
+      <w:r>
+        <w:rPr>
+          <w:b/>
+          <w:bCs/>
+          <w:color w:val="D86DCB" w:themeColor="accent5" w:themeTint="99"/>
+          <w:sz w:val="32"/>
+          <w:szCs w:val="32"/>
+        </w:rPr>
+        <w:t>PaymentGateway</w:t>
       </w:r>
       <w:proofErr w:type="spellEnd"/>
       <w:r>
@@ -13248,29 +14660,227 @@
           <w:sz w:val="32"/>
           <w:szCs w:val="32"/>
         </w:rPr>
-        <w:t xml:space="preserve">   void </w:t>
-      </w:r>
-      <w:proofErr w:type="spellStart"/>
-      <w:r>
-        <w:rPr>
-          <w:b/>
-          <w:bCs/>
-          <w:color w:val="D86DCB" w:themeColor="accent5" w:themeTint="99"/>
-          <w:sz w:val="32"/>
-          <w:szCs w:val="32"/>
-        </w:rPr>
-        <w:t>doThat</w:t>
-      </w:r>
-      <w:proofErr w:type="spellEnd"/>
-      <w:r>
-        <w:rPr>
-          <w:b/>
-          <w:bCs/>
-          <w:color w:val="D86DCB" w:themeColor="accent5" w:themeTint="99"/>
-          <w:sz w:val="32"/>
-          <w:szCs w:val="32"/>
-        </w:rPr>
-        <w:t>(…) {…}</w:t>
+        <w:t xml:space="preserve">  void </w:t>
+      </w:r>
+      <w:proofErr w:type="spellStart"/>
+      <w:r>
+        <w:rPr>
+          <w:b/>
+          <w:bCs/>
+          <w:color w:val="D86DCB" w:themeColor="accent5" w:themeTint="99"/>
+          <w:sz w:val="32"/>
+          <w:szCs w:val="32"/>
+        </w:rPr>
+        <w:t>cashIn</w:t>
+      </w:r>
+      <w:proofErr w:type="spellEnd"/>
+      <w:r>
+        <w:rPr>
+          <w:b/>
+          <w:bCs/>
+          <w:color w:val="D86DCB" w:themeColor="accent5" w:themeTint="99"/>
+          <w:sz w:val="32"/>
+          <w:szCs w:val="32"/>
+        </w:rPr>
+        <w:t>(double amount) {</w:t>
+      </w:r>
+    </w:p>
+    <w:p>
+      <w:pPr>
+        <w:jc w:val="both"/>
+        <w:rPr>
+          <w:b/>
+          <w:bCs/>
+          <w:color w:val="D86DCB" w:themeColor="accent5" w:themeTint="99"/>
+          <w:sz w:val="32"/>
+          <w:szCs w:val="32"/>
+        </w:rPr>
+      </w:pPr>
+      <w:r>
+        <w:rPr>
+          <w:b/>
+          <w:bCs/>
+          <w:color w:val="D86DCB" w:themeColor="accent5" w:themeTint="99"/>
+          <w:sz w:val="32"/>
+          <w:szCs w:val="32"/>
+        </w:rPr>
+        <w:t xml:space="preserve">    print("</w:t>
+      </w:r>
+      <w:proofErr w:type="spellStart"/>
+      <w:r>
+        <w:rPr>
+          <w:b/>
+          <w:bCs/>
+          <w:color w:val="D86DCB" w:themeColor="accent5" w:themeTint="99"/>
+          <w:sz w:val="32"/>
+          <w:szCs w:val="32"/>
+        </w:rPr>
+        <w:t>Nagad</w:t>
+      </w:r>
+      <w:proofErr w:type="spellEnd"/>
+      <w:r>
+        <w:rPr>
+          <w:b/>
+          <w:bCs/>
+          <w:color w:val="D86DCB" w:themeColor="accent5" w:themeTint="99"/>
+          <w:sz w:val="32"/>
+          <w:szCs w:val="32"/>
+        </w:rPr>
+        <w:t>: Cash out charge 10 taka per 1000 taka");</w:t>
+      </w:r>
+    </w:p>
+    <w:p>
+      <w:pPr>
+        <w:jc w:val="both"/>
+        <w:rPr>
+          <w:b/>
+          <w:bCs/>
+          <w:color w:val="D86DCB" w:themeColor="accent5" w:themeTint="99"/>
+          <w:sz w:val="32"/>
+          <w:szCs w:val="32"/>
+        </w:rPr>
+      </w:pPr>
+      <w:r>
+        <w:rPr>
+          <w:b/>
+          <w:bCs/>
+          <w:color w:val="D86DCB" w:themeColor="accent5" w:themeTint="99"/>
+          <w:sz w:val="32"/>
+          <w:szCs w:val="32"/>
+        </w:rPr>
+        <w:t xml:space="preserve">  }</w:t>
+      </w:r>
+    </w:p>
+    <w:p>
+      <w:pPr>
+        <w:jc w:val="both"/>
+        <w:rPr>
+          <w:b/>
+          <w:bCs/>
+          <w:color w:val="D86DCB" w:themeColor="accent5" w:themeTint="99"/>
+          <w:sz w:val="32"/>
+          <w:szCs w:val="32"/>
+        </w:rPr>
+      </w:pPr>
+      <w:r>
+        <w:rPr>
+          <w:b/>
+          <w:bCs/>
+          <w:color w:val="D86DCB" w:themeColor="accent5" w:themeTint="99"/>
+          <w:sz w:val="32"/>
+          <w:szCs w:val="32"/>
+        </w:rPr>
+        <w:t xml:space="preserve">  @override</w:t>
+      </w:r>
+    </w:p>
+    <w:p>
+      <w:pPr>
+        <w:jc w:val="both"/>
+        <w:rPr>
+          <w:b/>
+          <w:bCs/>
+          <w:color w:val="D86DCB" w:themeColor="accent5" w:themeTint="99"/>
+          <w:sz w:val="32"/>
+          <w:szCs w:val="32"/>
+        </w:rPr>
+      </w:pPr>
+      <w:r>
+        <w:rPr>
+          <w:b/>
+          <w:bCs/>
+          <w:color w:val="D86DCB" w:themeColor="accent5" w:themeTint="99"/>
+          <w:sz w:val="32"/>
+          <w:szCs w:val="32"/>
+        </w:rPr>
+        <w:t xml:space="preserve">  void </w:t>
+      </w:r>
+      <w:proofErr w:type="spellStart"/>
+      <w:r>
+        <w:rPr>
+          <w:b/>
+          <w:bCs/>
+          <w:color w:val="D86DCB" w:themeColor="accent5" w:themeTint="99"/>
+          <w:sz w:val="32"/>
+          <w:szCs w:val="32"/>
+        </w:rPr>
+        <w:t>cashOut</w:t>
+      </w:r>
+      <w:proofErr w:type="spellEnd"/>
+      <w:r>
+        <w:rPr>
+          <w:b/>
+          <w:bCs/>
+          <w:color w:val="D86DCB" w:themeColor="accent5" w:themeTint="99"/>
+          <w:sz w:val="32"/>
+          <w:szCs w:val="32"/>
+        </w:rPr>
+        <w:t>(double amount) {</w:t>
+      </w:r>
+    </w:p>
+    <w:p>
+      <w:pPr>
+        <w:jc w:val="both"/>
+        <w:rPr>
+          <w:b/>
+          <w:bCs/>
+          <w:color w:val="D86DCB" w:themeColor="accent5" w:themeTint="99"/>
+          <w:sz w:val="32"/>
+          <w:szCs w:val="32"/>
+        </w:rPr>
+      </w:pPr>
+      <w:r>
+        <w:rPr>
+          <w:b/>
+          <w:bCs/>
+          <w:color w:val="D86DCB" w:themeColor="accent5" w:themeTint="99"/>
+          <w:sz w:val="32"/>
+          <w:szCs w:val="32"/>
+        </w:rPr>
+        <w:t xml:space="preserve">    print("</w:t>
+      </w:r>
+      <w:proofErr w:type="spellStart"/>
+      <w:r>
+        <w:rPr>
+          <w:b/>
+          <w:bCs/>
+          <w:color w:val="D86DCB" w:themeColor="accent5" w:themeTint="99"/>
+          <w:sz w:val="32"/>
+          <w:szCs w:val="32"/>
+        </w:rPr>
+        <w:t>Nagad</w:t>
+      </w:r>
+      <w:proofErr w:type="spellEnd"/>
+      <w:r>
+        <w:rPr>
+          <w:b/>
+          <w:bCs/>
+          <w:color w:val="D86DCB" w:themeColor="accent5" w:themeTint="99"/>
+          <w:sz w:val="32"/>
+          <w:szCs w:val="32"/>
+        </w:rPr>
+        <w:t>: Cash in free");</w:t>
+      </w:r>
+    </w:p>
+    <w:p>
+      <w:pPr>
+        <w:jc w:val="both"/>
+        <w:rPr>
+          <w:b/>
+          <w:bCs/>
+          <w:color w:val="D86DCB" w:themeColor="accent5" w:themeTint="99"/>
+          <w:sz w:val="32"/>
+          <w:szCs w:val="32"/>
+        </w:rPr>
+      </w:pPr>
+      <w:r>
+        <w:rPr>
+          <w:b/>
+          <w:bCs/>
+          <w:color w:val="D86DCB" w:themeColor="accent5" w:themeTint="99"/>
+          <w:sz w:val="32"/>
+          <w:szCs w:val="32"/>
+        </w:rPr>
+        <w:t xml:space="preserve">  }</w:t>
       </w:r>
     </w:p>
     <w:p>
@@ -13306,27 +14916,103 @@
           <w:szCs w:val="32"/>
         </w:rPr>
       </w:pPr>
-      <w:proofErr w:type="spellStart"/>
-      <w:r>
-        <w:rPr>
-          <w:b/>
-          <w:bCs/>
-          <w:color w:val="D86DCB" w:themeColor="accent5" w:themeTint="99"/>
-          <w:sz w:val="32"/>
-          <w:szCs w:val="32"/>
-        </w:rPr>
-        <w:t>APIService</w:t>
-      </w:r>
-      <w:proofErr w:type="spellEnd"/>
-      <w:r>
-        <w:rPr>
-          <w:b/>
-          <w:bCs/>
-          <w:color w:val="D86DCB" w:themeColor="accent5" w:themeTint="99"/>
-          <w:sz w:val="32"/>
-          <w:szCs w:val="32"/>
-        </w:rPr>
-        <w:t xml:space="preserve"> {</w:t>
+      <w:r>
+        <w:rPr>
+          <w:b/>
+          <w:bCs/>
+          <w:color w:val="D86DCB" w:themeColor="accent5" w:themeTint="99"/>
+          <w:sz w:val="32"/>
+          <w:szCs w:val="32"/>
+        </w:rPr>
+        <w:t>void main() {</w:t>
+      </w:r>
+    </w:p>
+    <w:p>
+      <w:pPr>
+        <w:jc w:val="both"/>
+        <w:rPr>
+          <w:b/>
+          <w:bCs/>
+          <w:color w:val="D86DCB" w:themeColor="accent5" w:themeTint="99"/>
+          <w:sz w:val="32"/>
+          <w:szCs w:val="32"/>
+        </w:rPr>
+      </w:pPr>
+      <w:r>
+        <w:rPr>
+          <w:b/>
+          <w:bCs/>
+          <w:color w:val="D86DCB" w:themeColor="accent5" w:themeTint="99"/>
+          <w:sz w:val="32"/>
+          <w:szCs w:val="32"/>
+        </w:rPr>
+        <w:t xml:space="preserve">  String </w:t>
+      </w:r>
+      <w:proofErr w:type="spellStart"/>
+      <w:r>
+        <w:rPr>
+          <w:b/>
+          <w:bCs/>
+          <w:color w:val="D86DCB" w:themeColor="accent5" w:themeTint="99"/>
+          <w:sz w:val="32"/>
+          <w:szCs w:val="32"/>
+        </w:rPr>
+        <w:t>userChoice</w:t>
+      </w:r>
+      <w:proofErr w:type="spellEnd"/>
+      <w:r>
+        <w:rPr>
+          <w:b/>
+          <w:bCs/>
+          <w:color w:val="D86DCB" w:themeColor="accent5" w:themeTint="99"/>
+          <w:sz w:val="32"/>
+          <w:szCs w:val="32"/>
+        </w:rPr>
+        <w:t xml:space="preserve"> = "</w:t>
+      </w:r>
+      <w:proofErr w:type="spellStart"/>
+      <w:r>
+        <w:rPr>
+          <w:b/>
+          <w:bCs/>
+          <w:color w:val="D86DCB" w:themeColor="accent5" w:themeTint="99"/>
+          <w:sz w:val="32"/>
+          <w:szCs w:val="32"/>
+        </w:rPr>
+        <w:t>Nagad</w:t>
+      </w:r>
+      <w:proofErr w:type="spellEnd"/>
+      <w:r>
+        <w:rPr>
+          <w:b/>
+          <w:bCs/>
+          <w:color w:val="D86DCB" w:themeColor="accent5" w:themeTint="99"/>
+          <w:sz w:val="32"/>
+          <w:szCs w:val="32"/>
+        </w:rPr>
+        <w:t>";</w:t>
+      </w:r>
+    </w:p>
+    <w:p>
+      <w:pPr>
+        <w:jc w:val="both"/>
+        <w:rPr>
+          <w:b/>
+          <w:bCs/>
+          <w:color w:val="D86DCB" w:themeColor="accent5" w:themeTint="99"/>
+          <w:sz w:val="32"/>
+          <w:szCs w:val="32"/>
+        </w:rPr>
+      </w:pPr>
+      <w:r>
+        <w:rPr>
+          <w:b/>
+          <w:bCs/>
+          <w:color w:val="D86DCB" w:themeColor="accent5" w:themeTint="99"/>
+          <w:sz w:val="32"/>
+          <w:szCs w:val="32"/>
+        </w:rPr>
+        <w:t xml:space="preserve">  double amount = 5000;</w:t>
       </w:r>
     </w:p>
     <w:p>
@@ -13359,1918 +15045,282 @@
           <w:sz w:val="32"/>
           <w:szCs w:val="32"/>
         </w:rPr>
-        <w:t>APIService</w:t>
-      </w:r>
-      <w:proofErr w:type="spellEnd"/>
-      <w:r>
-        <w:rPr>
-          <w:b/>
-          <w:bCs/>
-          <w:color w:val="D86DCB" w:themeColor="accent5" w:themeTint="99"/>
-          <w:sz w:val="32"/>
-          <w:szCs w:val="32"/>
-        </w:rPr>
-        <w:t xml:space="preserve">({required </w:t>
-      </w:r>
-      <w:proofErr w:type="spellStart"/>
-      <w:r>
-        <w:rPr>
-          <w:b/>
-          <w:bCs/>
-          <w:color w:val="D86DCB" w:themeColor="accent5" w:themeTint="99"/>
-          <w:sz w:val="32"/>
-          <w:szCs w:val="32"/>
-        </w:rPr>
-        <w:t>this.tokenSource</w:t>
-      </w:r>
-      <w:proofErr w:type="spellEnd"/>
-      <w:r>
-        <w:rPr>
-          <w:b/>
-          <w:bCs/>
-          <w:color w:val="D86DCB" w:themeColor="accent5" w:themeTint="99"/>
-          <w:sz w:val="32"/>
-          <w:szCs w:val="32"/>
-        </w:rPr>
-        <w:t>});</w:t>
-      </w:r>
-    </w:p>
-    <w:p>
-      <w:pPr>
-        <w:jc w:val="both"/>
-        <w:rPr>
-          <w:b/>
-          <w:bCs/>
-          <w:color w:val="D86DCB" w:themeColor="accent5" w:themeTint="99"/>
-          <w:sz w:val="32"/>
-          <w:szCs w:val="32"/>
-        </w:rPr>
-      </w:pPr>
-      <w:r>
-        <w:rPr>
-          <w:b/>
-          <w:bCs/>
-          <w:color w:val="D86DCB" w:themeColor="accent5" w:themeTint="99"/>
-          <w:sz w:val="32"/>
-          <w:szCs w:val="32"/>
-        </w:rPr>
-        <w:t xml:space="preserve">  final </w:t>
-      </w:r>
-      <w:proofErr w:type="spellStart"/>
-      <w:r>
-        <w:rPr>
-          <w:b/>
-          <w:bCs/>
-          <w:color w:val="D86DCB" w:themeColor="accent5" w:themeTint="99"/>
-          <w:sz w:val="32"/>
-          <w:szCs w:val="32"/>
-        </w:rPr>
-        <w:t>TokenSource</w:t>
-      </w:r>
-      <w:proofErr w:type="spellEnd"/>
-      <w:r>
-        <w:rPr>
-          <w:b/>
-          <w:bCs/>
-          <w:color w:val="D86DCB" w:themeColor="accent5" w:themeTint="99"/>
-          <w:sz w:val="32"/>
-          <w:szCs w:val="32"/>
-        </w:rPr>
-        <w:t xml:space="preserve"> </w:t>
-      </w:r>
-      <w:proofErr w:type="spellStart"/>
-      <w:r>
-        <w:rPr>
-          <w:b/>
-          <w:bCs/>
-          <w:color w:val="D86DCB" w:themeColor="accent5" w:themeTint="99"/>
-          <w:sz w:val="32"/>
-          <w:szCs w:val="32"/>
-        </w:rPr>
-        <w:t>tokenSource</w:t>
-      </w:r>
-      <w:proofErr w:type="spellEnd"/>
-      <w:r>
-        <w:rPr>
-          <w:b/>
-          <w:bCs/>
-          <w:color w:val="D86DCB" w:themeColor="accent5" w:themeTint="99"/>
-          <w:sz w:val="32"/>
-          <w:szCs w:val="32"/>
-        </w:rPr>
-        <w:t>;</w:t>
-      </w:r>
-    </w:p>
-    <w:p>
-      <w:pPr>
-        <w:jc w:val="both"/>
-        <w:rPr>
-          <w:b/>
-          <w:bCs/>
-          <w:color w:val="D86DCB" w:themeColor="accent5" w:themeTint="99"/>
-          <w:sz w:val="32"/>
-          <w:szCs w:val="32"/>
-        </w:rPr>
-      </w:pPr>
-      <w:r>
-        <w:rPr>
-          <w:b/>
-          <w:bCs/>
-          <w:color w:val="D86DCB" w:themeColor="accent5" w:themeTint="99"/>
-          <w:sz w:val="32"/>
-          <w:szCs w:val="32"/>
-        </w:rPr>
-        <w:t>}</w:t>
-      </w:r>
-    </w:p>
-    <w:p>
-      <w:pPr>
-        <w:jc w:val="both"/>
-        <w:rPr>
-          <w:b/>
-          <w:bCs/>
-          <w:color w:val="D86DCB" w:themeColor="accent5" w:themeTint="99"/>
-          <w:sz w:val="32"/>
-          <w:szCs w:val="32"/>
-        </w:rPr>
-      </w:pPr>
-      <w:r>
-        <w:rPr>
-          <w:b/>
-          <w:bCs/>
-          <w:color w:val="D86DCB" w:themeColor="accent5" w:themeTint="99"/>
-          <w:sz w:val="32"/>
-          <w:szCs w:val="32"/>
-        </w:rPr>
-        <w:t>// Usage</w:t>
-      </w:r>
-    </w:p>
-    <w:p>
-      <w:pPr>
-        <w:jc w:val="both"/>
-        <w:rPr>
-          <w:b/>
-          <w:bCs/>
-          <w:color w:val="D86DCB" w:themeColor="accent5" w:themeTint="99"/>
-          <w:sz w:val="32"/>
-          <w:szCs w:val="32"/>
-        </w:rPr>
-      </w:pPr>
-      <w:r>
-        <w:rPr>
-          <w:b/>
-          <w:bCs/>
-          <w:color w:val="D86DCB" w:themeColor="accent5" w:themeTint="99"/>
-          <w:sz w:val="32"/>
-          <w:szCs w:val="32"/>
-        </w:rPr>
-        <w:t xml:space="preserve">final </w:t>
-      </w:r>
-      <w:proofErr w:type="spellStart"/>
-      <w:r>
-        <w:rPr>
-          <w:b/>
-          <w:bCs/>
-          <w:color w:val="D86DCB" w:themeColor="accent5" w:themeTint="99"/>
-          <w:sz w:val="32"/>
-          <w:szCs w:val="32"/>
-        </w:rPr>
-        <w:t>apiService</w:t>
-      </w:r>
-      <w:proofErr w:type="spellEnd"/>
-      <w:r>
-        <w:rPr>
-          <w:b/>
-          <w:bCs/>
-          <w:color w:val="D86DCB" w:themeColor="accent5" w:themeTint="99"/>
-          <w:sz w:val="32"/>
-          <w:szCs w:val="32"/>
-        </w:rPr>
-        <w:t xml:space="preserve"> = </w:t>
-      </w:r>
-      <w:proofErr w:type="spellStart"/>
-      <w:r>
-        <w:rPr>
-          <w:b/>
-          <w:bCs/>
-          <w:color w:val="D86DCB" w:themeColor="accent5" w:themeTint="99"/>
-          <w:sz w:val="32"/>
-          <w:szCs w:val="32"/>
-        </w:rPr>
-        <w:t>APIService</w:t>
-      </w:r>
-      <w:proofErr w:type="spellEnd"/>
-      <w:r>
-        <w:rPr>
-          <w:b/>
-          <w:bCs/>
-          <w:color w:val="D86DCB" w:themeColor="accent5" w:themeTint="99"/>
-          <w:sz w:val="32"/>
-          <w:szCs w:val="32"/>
-        </w:rPr>
-        <w:t>(</w:t>
-      </w:r>
-      <w:proofErr w:type="spellStart"/>
-      <w:r>
-        <w:rPr>
-          <w:b/>
-          <w:bCs/>
-          <w:color w:val="D86DCB" w:themeColor="accent5" w:themeTint="99"/>
-          <w:sz w:val="32"/>
-          <w:szCs w:val="32"/>
-        </w:rPr>
-        <w:t>AuthService</w:t>
-      </w:r>
-      <w:proofErr w:type="spellEnd"/>
-      <w:r>
-        <w:rPr>
-          <w:b/>
-          <w:bCs/>
-          <w:color w:val="D86DCB" w:themeColor="accent5" w:themeTint="99"/>
-          <w:sz w:val="32"/>
-          <w:szCs w:val="32"/>
-        </w:rPr>
-        <w:t>());</w:t>
-      </w:r>
-    </w:p>
-    <w:p>
-      <w:pPr>
-        <w:jc w:val="both"/>
-        <w:rPr>
-          <w:sz w:val="32"/>
-          <w:szCs w:val="32"/>
-        </w:rPr>
-      </w:pPr>
-      <w:r>
-        <w:rPr>
-          <w:b/>
-          <w:bCs/>
-          <w:sz w:val="32"/>
-          <w:szCs w:val="32"/>
-        </w:rPr>
-        <w:t xml:space="preserve">NOTE: </w:t>
-      </w:r>
-      <w:r>
-        <w:rPr>
-          <w:sz w:val="32"/>
-          <w:szCs w:val="32"/>
-        </w:rPr>
-        <w:t>For more info see d5 part two of dart OOP</w:t>
-      </w:r>
-    </w:p>
-    <w:p>
-      <w:pPr>
-        <w:jc w:val="both"/>
-        <w:rPr>
-          <w:sz w:val="32"/>
-          <w:szCs w:val="32"/>
-        </w:rPr>
-      </w:pPr>
-    </w:p>
-    <w:p>
-      <w:pPr>
-        <w:jc w:val="center"/>
-        <w:rPr>
-          <w:sz w:val="32"/>
-          <w:szCs w:val="32"/>
-        </w:rPr>
-      </w:pPr>
-      <w:r>
-        <w:rPr>
-          <w:sz w:val="32"/>
-          <w:szCs w:val="32"/>
-        </w:rPr>
-        <w:t>Break</w:t>
-      </w:r>
-    </w:p>
-    <w:p>
-      <w:pPr>
-        <w:jc w:val="both"/>
-        <w:rPr>
-          <w:b/>
-          <w:bCs/>
-          <w:sz w:val="32"/>
-          <w:szCs w:val="32"/>
-        </w:rPr>
-      </w:pPr>
-    </w:p>
-    <w:p>
-      <w:pPr>
-        <w:jc w:val="both"/>
-        <w:rPr>
-          <w:b/>
-          <w:bCs/>
-          <w:sz w:val="32"/>
-          <w:szCs w:val="32"/>
-        </w:rPr>
-      </w:pPr>
-      <w:r>
-        <w:rPr>
-          <w:b/>
-          <w:bCs/>
-          <w:sz w:val="32"/>
-          <w:szCs w:val="32"/>
-        </w:rPr>
-        <w:t>Polymorphism in Dart:</w:t>
-      </w:r>
-    </w:p>
-    <w:p>
-      <w:pPr>
-        <w:jc w:val="both"/>
-        <w:rPr>
-          <w:sz w:val="32"/>
-          <w:szCs w:val="32"/>
-        </w:rPr>
-      </w:pPr>
-      <w:r>
-        <w:rPr>
-          <w:sz w:val="32"/>
-          <w:szCs w:val="32"/>
-        </w:rPr>
-        <w:t xml:space="preserve"># </w:t>
-      </w:r>
-      <w:r>
-        <w:rPr>
-          <w:sz w:val="32"/>
-          <w:szCs w:val="32"/>
-        </w:rPr>
-        <w:t>It works with inheritance</w:t>
-      </w:r>
-      <w:r>
-        <w:rPr>
-          <w:sz w:val="32"/>
-          <w:szCs w:val="32"/>
-        </w:rPr>
-        <w:t xml:space="preserve"> (</w:t>
-      </w:r>
-      <w:r>
-        <w:rPr>
-          <w:b/>
-          <w:bCs/>
-          <w:sz w:val="32"/>
-          <w:szCs w:val="32"/>
-        </w:rPr>
-        <w:t>extends</w:t>
-      </w:r>
-      <w:r>
-        <w:rPr>
-          <w:sz w:val="32"/>
-          <w:szCs w:val="32"/>
-        </w:rPr>
-        <w:t>)</w:t>
-      </w:r>
-      <w:r>
-        <w:rPr>
-          <w:sz w:val="32"/>
-          <w:szCs w:val="32"/>
-        </w:rPr>
-        <w:t xml:space="preserve"> and interfaces</w:t>
-      </w:r>
-      <w:r>
-        <w:rPr>
-          <w:sz w:val="32"/>
-          <w:szCs w:val="32"/>
-        </w:rPr>
-        <w:t xml:space="preserve"> (</w:t>
-      </w:r>
-      <w:r>
-        <w:rPr>
-          <w:b/>
-          <w:bCs/>
-          <w:sz w:val="32"/>
-          <w:szCs w:val="32"/>
-        </w:rPr>
-        <w:t>implements</w:t>
-      </w:r>
-      <w:r>
-        <w:rPr>
-          <w:sz w:val="32"/>
-          <w:szCs w:val="32"/>
-        </w:rPr>
-        <w:t>)</w:t>
-      </w:r>
-    </w:p>
-    <w:p>
-      <w:pPr>
-        <w:jc w:val="both"/>
-        <w:rPr>
-          <w:sz w:val="32"/>
-          <w:szCs w:val="32"/>
-        </w:rPr>
-      </w:pPr>
-      <w:r>
-        <w:rPr>
+        <w:t>PaymentGateway</w:t>
+      </w:r>
+      <w:proofErr w:type="spellEnd"/>
+      <w:r>
+        <w:rPr>
+          <w:b/>
+          <w:bCs/>
+          <w:color w:val="D86DCB" w:themeColor="accent5" w:themeTint="99"/>
+          <w:sz w:val="32"/>
+          <w:szCs w:val="32"/>
+        </w:rPr>
+        <w:t xml:space="preserve"> gateway;</w:t>
+      </w:r>
+    </w:p>
+    <w:p>
+      <w:pPr>
+        <w:jc w:val="both"/>
+        <w:rPr>
+          <w:b/>
+          <w:bCs/>
+          <w:color w:val="D86DCB" w:themeColor="accent5" w:themeTint="99"/>
+          <w:sz w:val="32"/>
+          <w:szCs w:val="32"/>
+        </w:rPr>
+      </w:pPr>
+      <w:r>
+        <w:rPr>
+          <w:b/>
+          <w:bCs/>
+          <w:color w:val="D86DCB" w:themeColor="accent5" w:themeTint="99"/>
+          <w:sz w:val="32"/>
+          <w:szCs w:val="32"/>
+        </w:rPr>
+        <w:t xml:space="preserve">  if (</w:t>
+      </w:r>
+      <w:proofErr w:type="spellStart"/>
+      <w:r>
+        <w:rPr>
+          <w:b/>
+          <w:bCs/>
+          <w:color w:val="D86DCB" w:themeColor="accent5" w:themeTint="99"/>
+          <w:sz w:val="32"/>
+          <w:szCs w:val="32"/>
+        </w:rPr>
+        <w:t>userChoice</w:t>
+      </w:r>
+      <w:proofErr w:type="spellEnd"/>
+      <w:r>
+        <w:rPr>
+          <w:b/>
+          <w:bCs/>
+          <w:color w:val="D86DCB" w:themeColor="accent5" w:themeTint="99"/>
+          <w:sz w:val="32"/>
+          <w:szCs w:val="32"/>
+        </w:rPr>
+        <w:t xml:space="preserve"> == "</w:t>
+      </w:r>
+      <w:proofErr w:type="spellStart"/>
+      <w:r>
+        <w:rPr>
+          <w:b/>
+          <w:bCs/>
+          <w:color w:val="D86DCB" w:themeColor="accent5" w:themeTint="99"/>
+          <w:sz w:val="32"/>
+          <w:szCs w:val="32"/>
+        </w:rPr>
+        <w:t>Bkash</w:t>
+      </w:r>
+      <w:proofErr w:type="spellEnd"/>
+      <w:r>
+        <w:rPr>
+          <w:b/>
+          <w:bCs/>
+          <w:color w:val="D86DCB" w:themeColor="accent5" w:themeTint="99"/>
+          <w:sz w:val="32"/>
+          <w:szCs w:val="32"/>
+        </w:rPr>
+        <w:t>") {</w:t>
+      </w:r>
+    </w:p>
+    <w:p>
+      <w:pPr>
+        <w:jc w:val="both"/>
+        <w:rPr>
+          <w:b/>
+          <w:bCs/>
+          <w:color w:val="D86DCB" w:themeColor="accent5" w:themeTint="99"/>
+          <w:sz w:val="32"/>
+          <w:szCs w:val="32"/>
+        </w:rPr>
+      </w:pPr>
+      <w:r>
+        <w:rPr>
+          <w:b/>
+          <w:bCs/>
+          <w:color w:val="D86DCB" w:themeColor="accent5" w:themeTint="99"/>
+          <w:sz w:val="32"/>
+          <w:szCs w:val="32"/>
+        </w:rPr>
+        <w:t xml:space="preserve">    gateway = </w:t>
+      </w:r>
+      <w:proofErr w:type="spellStart"/>
+      <w:r>
+        <w:rPr>
+          <w:b/>
+          <w:bCs/>
+          <w:color w:val="D86DCB" w:themeColor="accent5" w:themeTint="99"/>
+          <w:sz w:val="32"/>
+          <w:szCs w:val="32"/>
+        </w:rPr>
+        <w:t>Bkash</w:t>
+      </w:r>
+      <w:proofErr w:type="spellEnd"/>
+      <w:r>
+        <w:rPr>
+          <w:b/>
+          <w:bCs/>
+          <w:color w:val="D86DCB" w:themeColor="accent5" w:themeTint="99"/>
+          <w:sz w:val="32"/>
+          <w:szCs w:val="32"/>
+        </w:rPr>
+        <w:t>();</w:t>
+      </w:r>
+    </w:p>
+    <w:p>
+      <w:pPr>
+        <w:jc w:val="both"/>
+        <w:rPr>
+          <w:b/>
+          <w:bCs/>
+          <w:color w:val="D86DCB" w:themeColor="accent5" w:themeTint="99"/>
+          <w:sz w:val="32"/>
+          <w:szCs w:val="32"/>
+        </w:rPr>
+      </w:pPr>
+      <w:r>
+        <w:rPr>
+          <w:b/>
+          <w:bCs/>
+          <w:color w:val="D86DCB" w:themeColor="accent5" w:themeTint="99"/>
+          <w:sz w:val="32"/>
+          <w:szCs w:val="32"/>
+        </w:rPr>
+        <w:t xml:space="preserve">  } else if (</w:t>
+      </w:r>
+      <w:proofErr w:type="spellStart"/>
+      <w:r>
+        <w:rPr>
+          <w:b/>
+          <w:bCs/>
+          <w:color w:val="D86DCB" w:themeColor="accent5" w:themeTint="99"/>
+          <w:sz w:val="32"/>
+          <w:szCs w:val="32"/>
+        </w:rPr>
+        <w:t>userChoice</w:t>
+      </w:r>
+      <w:proofErr w:type="spellEnd"/>
+      <w:r>
+        <w:rPr>
+          <w:b/>
+          <w:bCs/>
+          <w:color w:val="D86DCB" w:themeColor="accent5" w:themeTint="99"/>
+          <w:sz w:val="32"/>
+          <w:szCs w:val="32"/>
+        </w:rPr>
+        <w:t xml:space="preserve"> == "</w:t>
+      </w:r>
+      <w:proofErr w:type="spellStart"/>
+      <w:r>
+        <w:rPr>
+          <w:b/>
+          <w:bCs/>
+          <w:color w:val="D86DCB" w:themeColor="accent5" w:themeTint="99"/>
+          <w:sz w:val="32"/>
+          <w:szCs w:val="32"/>
+        </w:rPr>
+        <w:t>Nagad</w:t>
+      </w:r>
+      <w:proofErr w:type="spellEnd"/>
+      <w:r>
+        <w:rPr>
+          <w:b/>
+          <w:bCs/>
+          <w:color w:val="D86DCB" w:themeColor="accent5" w:themeTint="99"/>
+          <w:sz w:val="32"/>
+          <w:szCs w:val="32"/>
+        </w:rPr>
+        <w:t>") {</w:t>
+      </w:r>
+    </w:p>
+    <w:p>
+      <w:pPr>
+        <w:jc w:val="both"/>
+        <w:rPr>
+          <w:b/>
+          <w:bCs/>
+          <w:color w:val="D86DCB" w:themeColor="accent5" w:themeTint="99"/>
+          <w:sz w:val="32"/>
+          <w:szCs w:val="32"/>
+        </w:rPr>
+      </w:pPr>
+      <w:r>
+        <w:rPr>
+          <w:b/>
+          <w:bCs/>
+          <w:color w:val="D86DCB" w:themeColor="accent5" w:themeTint="99"/>
+          <w:sz w:val="32"/>
+          <w:szCs w:val="32"/>
+        </w:rPr>
+        <w:t xml:space="preserve">    gateway = </w:t>
+      </w:r>
+      <w:proofErr w:type="spellStart"/>
+      <w:r>
+        <w:rPr>
+          <w:b/>
+          <w:bCs/>
+          <w:color w:val="D86DCB" w:themeColor="accent5" w:themeTint="99"/>
+          <w:sz w:val="32"/>
+          <w:szCs w:val="32"/>
+        </w:rPr>
+        <w:t>Nagad</w:t>
+      </w:r>
+      <w:proofErr w:type="spellEnd"/>
+      <w:r>
+        <w:rPr>
+          <w:b/>
+          <w:bCs/>
+          <w:color w:val="D86DCB" w:themeColor="accent5" w:themeTint="99"/>
+          <w:sz w:val="32"/>
+          <w:szCs w:val="32"/>
+        </w:rPr>
+        <w:t>();</w:t>
+      </w:r>
+    </w:p>
+    <w:p>
+      <w:pPr>
+        <w:jc w:val="both"/>
+        <w:rPr>
+          <w:b/>
+          <w:bCs/>
+          <w:color w:val="D86DCB" w:themeColor="accent5" w:themeTint="99"/>
+          <w:sz w:val="32"/>
+          <w:szCs w:val="32"/>
+        </w:rPr>
+      </w:pPr>
+      <w:r>
+        <w:rPr>
+          <w:b/>
+          <w:bCs/>
+          <w:color w:val="D86DCB" w:themeColor="accent5" w:themeTint="99"/>
+          <w:sz w:val="32"/>
+          <w:szCs w:val="32"/>
+        </w:rPr>
+        <w:t xml:space="preserve">  } else {</w:t>
+      </w:r>
+    </w:p>
+    <w:p>
+      <w:pPr>
+        <w:jc w:val="both"/>
+        <w:rPr>
+          <w:b/>
+          <w:bCs/>
+          <w:color w:val="D86DCB" w:themeColor="accent5" w:themeTint="99"/>
+          <w:sz w:val="32"/>
+          <w:szCs w:val="32"/>
+        </w:rPr>
+      </w:pPr>
+      <w:r>
+        <w:rPr>
+          <w:b/>
+          <w:bCs/>
+          <w:color w:val="D86DCB" w:themeColor="accent5" w:themeTint="99"/>
           <w:sz w:val="32"/>
           <w:szCs w:val="32"/>
         </w:rPr>
         <w:lastRenderedPageBreak/>
-        <w:t># It is like a socket or plug for different classe</w:t>
-      </w:r>
-      <w:r>
-        <w:rPr>
-          <w:sz w:val="32"/>
-          <w:szCs w:val="32"/>
-        </w:rPr>
-        <w:t xml:space="preserve">s. Like a charging plug where different types of </w:t>
-      </w:r>
-      <w:r>
-        <w:rPr>
-          <w:sz w:val="32"/>
-          <w:szCs w:val="32"/>
-        </w:rPr>
-        <w:t>chargers</w:t>
-      </w:r>
-      <w:r>
-        <w:rPr>
-          <w:sz w:val="32"/>
-          <w:szCs w:val="32"/>
-        </w:rPr>
-        <w:t xml:space="preserve"> (Mobile charger, laptop charger)</w:t>
-      </w:r>
-      <w:r>
-        <w:rPr>
-          <w:sz w:val="32"/>
-          <w:szCs w:val="32"/>
-        </w:rPr>
-        <w:t xml:space="preserve"> can be plugged in</w:t>
-      </w:r>
-      <w:r>
-        <w:rPr>
-          <w:sz w:val="32"/>
-          <w:szCs w:val="32"/>
-        </w:rPr>
-        <w:t xml:space="preserve"> depending on the user choice.</w:t>
-      </w:r>
-      <w:r>
-        <w:rPr>
-          <w:sz w:val="32"/>
-          <w:szCs w:val="32"/>
-        </w:rPr>
-        <w:t xml:space="preserve"> </w:t>
-      </w:r>
-      <w:r>
-        <w:rPr>
-          <w:sz w:val="32"/>
-          <w:szCs w:val="32"/>
-        </w:rPr>
-        <w:t>We don’t change the socket; we just plug in different chargers.</w:t>
-      </w:r>
-    </w:p>
-    <w:p>
-      <w:pPr>
-        <w:jc w:val="both"/>
-        <w:rPr>
-          <w:sz w:val="32"/>
-          <w:szCs w:val="32"/>
-        </w:rPr>
-      </w:pPr>
-      <w:r>
-        <w:rPr>
-          <w:sz w:val="32"/>
-          <w:szCs w:val="32"/>
-        </w:rPr>
-        <w:t>#</w:t>
-      </w:r>
-      <w:r>
-        <w:rPr>
-          <w:sz w:val="32"/>
-          <w:szCs w:val="32"/>
-        </w:rPr>
-        <w:t xml:space="preserve"> Polymorphism allows our </w:t>
-      </w:r>
-      <w:r>
-        <w:rPr>
-          <w:b/>
-          <w:bCs/>
-          <w:sz w:val="32"/>
-          <w:szCs w:val="32"/>
-        </w:rPr>
-        <w:t>gateway</w:t>
-      </w:r>
-      <w:r>
-        <w:rPr>
-          <w:sz w:val="32"/>
-          <w:szCs w:val="32"/>
-        </w:rPr>
-        <w:t xml:space="preserve"> variable to point to different objects (</w:t>
-      </w:r>
-      <w:proofErr w:type="spellStart"/>
-      <w:r>
-        <w:rPr>
-          <w:sz w:val="32"/>
-          <w:szCs w:val="32"/>
-        </w:rPr>
-        <w:t>Bkash</w:t>
-      </w:r>
-      <w:proofErr w:type="spellEnd"/>
-      <w:r>
-        <w:rPr>
-          <w:sz w:val="32"/>
-          <w:szCs w:val="32"/>
-        </w:rPr>
-        <w:t xml:space="preserve">, </w:t>
-      </w:r>
-      <w:proofErr w:type="spellStart"/>
-      <w:r>
-        <w:rPr>
-          <w:sz w:val="32"/>
-          <w:szCs w:val="32"/>
-        </w:rPr>
-        <w:t>Nagad</w:t>
-      </w:r>
-      <w:proofErr w:type="spellEnd"/>
-      <w:r>
-        <w:rPr>
-          <w:sz w:val="32"/>
-          <w:szCs w:val="32"/>
-        </w:rPr>
-        <w:t>), and the correct overridden method is executed at runtime depending on the object type. Polymorphism lets us declare a</w:t>
-      </w:r>
-      <w:r>
-        <w:rPr>
-          <w:sz w:val="32"/>
-          <w:szCs w:val="32"/>
-        </w:rPr>
-        <w:t>n</w:t>
-      </w:r>
-      <w:r>
-        <w:rPr>
-          <w:sz w:val="32"/>
-          <w:szCs w:val="32"/>
-        </w:rPr>
-        <w:t xml:space="preserve"> interface variable first then decide the actual object type later. polymorphism is like same method call: .</w:t>
-      </w:r>
-      <w:proofErr w:type="spellStart"/>
-      <w:r>
-        <w:rPr>
-          <w:sz w:val="32"/>
-          <w:szCs w:val="32"/>
-        </w:rPr>
-        <w:t>cashIn</w:t>
-      </w:r>
-      <w:proofErr w:type="spellEnd"/>
-      <w:r>
-        <w:rPr>
-          <w:sz w:val="32"/>
-          <w:szCs w:val="32"/>
-        </w:rPr>
-        <w:t>(amount); But different behaviors depending on the object (</w:t>
-      </w:r>
-      <w:proofErr w:type="spellStart"/>
-      <w:r>
-        <w:rPr>
-          <w:sz w:val="32"/>
-          <w:szCs w:val="32"/>
-        </w:rPr>
-        <w:t>Bkash</w:t>
-      </w:r>
-      <w:proofErr w:type="spellEnd"/>
-      <w:r>
-        <w:rPr>
-          <w:sz w:val="32"/>
-          <w:szCs w:val="32"/>
-        </w:rPr>
-        <w:t xml:space="preserve"> or </w:t>
-      </w:r>
-      <w:proofErr w:type="spellStart"/>
-      <w:r>
-        <w:rPr>
-          <w:sz w:val="32"/>
-          <w:szCs w:val="32"/>
-        </w:rPr>
-        <w:t>Nagad</w:t>
-      </w:r>
-      <w:proofErr w:type="spellEnd"/>
-      <w:r>
-        <w:rPr>
-          <w:sz w:val="32"/>
-          <w:szCs w:val="32"/>
-        </w:rPr>
-        <w:t>)</w:t>
-      </w:r>
-    </w:p>
-    <w:p>
-      <w:pPr>
-        <w:jc w:val="both"/>
-        <w:rPr>
-          <w:sz w:val="32"/>
-          <w:szCs w:val="32"/>
-        </w:rPr>
-      </w:pPr>
-      <w:r>
-        <w:rPr>
-          <w:sz w:val="32"/>
-          <w:szCs w:val="32"/>
-        </w:rPr>
-        <w:t xml:space="preserve"># We use polymorphism or abstraction to define a set of rules (methods or functions) that the child class must define or override. For example, defining the cash out charge rate which is a must for any mobile banking like </w:t>
-      </w:r>
-      <w:proofErr w:type="spellStart"/>
-      <w:r>
-        <w:rPr>
-          <w:sz w:val="32"/>
-          <w:szCs w:val="32"/>
-        </w:rPr>
-        <w:t>Bkash</w:t>
-      </w:r>
-      <w:proofErr w:type="spellEnd"/>
-      <w:r>
-        <w:rPr>
-          <w:sz w:val="32"/>
-          <w:szCs w:val="32"/>
-        </w:rPr>
-        <w:t xml:space="preserve"> or </w:t>
-      </w:r>
-      <w:proofErr w:type="spellStart"/>
-      <w:r>
-        <w:rPr>
-          <w:sz w:val="32"/>
-          <w:szCs w:val="32"/>
-        </w:rPr>
-        <w:t>Nagad</w:t>
-      </w:r>
-      <w:proofErr w:type="spellEnd"/>
-      <w:r>
-        <w:rPr>
-          <w:sz w:val="32"/>
-          <w:szCs w:val="32"/>
-        </w:rPr>
-        <w:t>.</w:t>
-      </w:r>
-    </w:p>
-    <w:p>
-      <w:pPr>
-        <w:jc w:val="both"/>
-        <w:rPr>
-          <w:b/>
-          <w:bCs/>
-          <w:color w:val="D86DCB" w:themeColor="accent5" w:themeTint="99"/>
-          <w:sz w:val="32"/>
-          <w:szCs w:val="32"/>
-        </w:rPr>
-      </w:pPr>
-      <w:r>
-        <w:rPr>
-          <w:b/>
-          <w:bCs/>
-          <w:color w:val="D86DCB" w:themeColor="accent5" w:themeTint="99"/>
-          <w:sz w:val="32"/>
-          <w:szCs w:val="32"/>
-        </w:rPr>
-        <w:t xml:space="preserve">abstract class </w:t>
-      </w:r>
-      <w:proofErr w:type="spellStart"/>
-      <w:r>
-        <w:rPr>
-          <w:b/>
-          <w:bCs/>
-          <w:color w:val="D86DCB" w:themeColor="accent5" w:themeTint="99"/>
-          <w:sz w:val="32"/>
-          <w:szCs w:val="32"/>
-        </w:rPr>
-        <w:t>PaymentGateway</w:t>
-      </w:r>
-      <w:proofErr w:type="spellEnd"/>
-      <w:r>
-        <w:rPr>
-          <w:b/>
-          <w:bCs/>
-          <w:color w:val="D86DCB" w:themeColor="accent5" w:themeTint="99"/>
-          <w:sz w:val="32"/>
-          <w:szCs w:val="32"/>
-        </w:rPr>
-        <w:t xml:space="preserve"> {</w:t>
-      </w:r>
-    </w:p>
-    <w:p>
-      <w:pPr>
-        <w:jc w:val="both"/>
-        <w:rPr>
-          <w:b/>
-          <w:bCs/>
-          <w:color w:val="D86DCB" w:themeColor="accent5" w:themeTint="99"/>
-          <w:sz w:val="32"/>
-          <w:szCs w:val="32"/>
-        </w:rPr>
-      </w:pPr>
-      <w:r>
-        <w:rPr>
-          <w:b/>
-          <w:bCs/>
-          <w:color w:val="D86DCB" w:themeColor="accent5" w:themeTint="99"/>
-          <w:sz w:val="32"/>
-          <w:szCs w:val="32"/>
-        </w:rPr>
-        <w:t xml:space="preserve">  void </w:t>
-      </w:r>
-      <w:proofErr w:type="spellStart"/>
-      <w:r>
-        <w:rPr>
-          <w:b/>
-          <w:bCs/>
-          <w:color w:val="D86DCB" w:themeColor="accent5" w:themeTint="99"/>
-          <w:sz w:val="32"/>
-          <w:szCs w:val="32"/>
-        </w:rPr>
-        <w:t>cashIn</w:t>
-      </w:r>
-      <w:proofErr w:type="spellEnd"/>
-      <w:r>
-        <w:rPr>
-          <w:b/>
-          <w:bCs/>
-          <w:color w:val="D86DCB" w:themeColor="accent5" w:themeTint="99"/>
-          <w:sz w:val="32"/>
-          <w:szCs w:val="32"/>
-        </w:rPr>
-        <w:t>(double amount);</w:t>
-      </w:r>
-    </w:p>
-    <w:p>
-      <w:pPr>
-        <w:jc w:val="both"/>
-        <w:rPr>
-          <w:b/>
-          <w:bCs/>
-          <w:color w:val="D86DCB" w:themeColor="accent5" w:themeTint="99"/>
-          <w:sz w:val="32"/>
-          <w:szCs w:val="32"/>
-        </w:rPr>
-      </w:pPr>
-      <w:r>
-        <w:rPr>
-          <w:b/>
-          <w:bCs/>
-          <w:color w:val="D86DCB" w:themeColor="accent5" w:themeTint="99"/>
-          <w:sz w:val="32"/>
-          <w:szCs w:val="32"/>
-        </w:rPr>
-        <w:t xml:space="preserve">  void </w:t>
-      </w:r>
-      <w:proofErr w:type="spellStart"/>
-      <w:r>
-        <w:rPr>
-          <w:b/>
-          <w:bCs/>
-          <w:color w:val="D86DCB" w:themeColor="accent5" w:themeTint="99"/>
-          <w:sz w:val="32"/>
-          <w:szCs w:val="32"/>
-        </w:rPr>
-        <w:t>cashOut</w:t>
-      </w:r>
-      <w:proofErr w:type="spellEnd"/>
-      <w:r>
-        <w:rPr>
-          <w:b/>
-          <w:bCs/>
-          <w:color w:val="D86DCB" w:themeColor="accent5" w:themeTint="99"/>
-          <w:sz w:val="32"/>
-          <w:szCs w:val="32"/>
-        </w:rPr>
-        <w:t>(double amount);</w:t>
-      </w:r>
-    </w:p>
-    <w:p>
-      <w:pPr>
-        <w:jc w:val="both"/>
-        <w:rPr>
-          <w:b/>
-          <w:bCs/>
-          <w:color w:val="D86DCB" w:themeColor="accent5" w:themeTint="99"/>
-          <w:sz w:val="32"/>
-          <w:szCs w:val="32"/>
-        </w:rPr>
-      </w:pPr>
-      <w:r>
-        <w:rPr>
-          <w:b/>
-          <w:bCs/>
-          <w:color w:val="D86DCB" w:themeColor="accent5" w:themeTint="99"/>
-          <w:sz w:val="32"/>
-          <w:szCs w:val="32"/>
-        </w:rPr>
-        <w:t>}</w:t>
-      </w:r>
-    </w:p>
-    <w:p>
-      <w:pPr>
-        <w:jc w:val="both"/>
-        <w:rPr>
-          <w:b/>
-          <w:bCs/>
-          <w:color w:val="D86DCB" w:themeColor="accent5" w:themeTint="99"/>
-          <w:sz w:val="32"/>
-          <w:szCs w:val="32"/>
-        </w:rPr>
-      </w:pPr>
-      <w:r>
-        <w:rPr>
-          <w:b/>
-          <w:bCs/>
-          <w:color w:val="D86DCB" w:themeColor="accent5" w:themeTint="99"/>
-          <w:sz w:val="32"/>
-          <w:szCs w:val="32"/>
-        </w:rPr>
-        <w:t xml:space="preserve">class </w:t>
-      </w:r>
-      <w:proofErr w:type="spellStart"/>
-      <w:r>
-        <w:rPr>
-          <w:b/>
-          <w:bCs/>
-          <w:color w:val="D86DCB" w:themeColor="accent5" w:themeTint="99"/>
-          <w:sz w:val="32"/>
-          <w:szCs w:val="32"/>
-        </w:rPr>
-        <w:t>Bkash</w:t>
-      </w:r>
-      <w:proofErr w:type="spellEnd"/>
-      <w:r>
-        <w:rPr>
-          <w:b/>
-          <w:bCs/>
-          <w:color w:val="D86DCB" w:themeColor="accent5" w:themeTint="99"/>
-          <w:sz w:val="32"/>
-          <w:szCs w:val="32"/>
-        </w:rPr>
-        <w:t xml:space="preserve"> extends </w:t>
-      </w:r>
-      <w:proofErr w:type="spellStart"/>
-      <w:r>
-        <w:rPr>
-          <w:b/>
-          <w:bCs/>
-          <w:color w:val="D86DCB" w:themeColor="accent5" w:themeTint="99"/>
-          <w:sz w:val="32"/>
-          <w:szCs w:val="32"/>
-        </w:rPr>
-        <w:t>PaymentGateway</w:t>
-      </w:r>
-      <w:proofErr w:type="spellEnd"/>
-      <w:r>
-        <w:rPr>
-          <w:b/>
-          <w:bCs/>
-          <w:color w:val="D86DCB" w:themeColor="accent5" w:themeTint="99"/>
-          <w:sz w:val="32"/>
-          <w:szCs w:val="32"/>
-        </w:rPr>
-        <w:t xml:space="preserve"> {</w:t>
-      </w:r>
-    </w:p>
-    <w:p>
-      <w:pPr>
-        <w:jc w:val="both"/>
-        <w:rPr>
-          <w:b/>
-          <w:bCs/>
-          <w:color w:val="D86DCB" w:themeColor="accent5" w:themeTint="99"/>
-          <w:sz w:val="32"/>
-          <w:szCs w:val="32"/>
-        </w:rPr>
-      </w:pPr>
-      <w:r>
-        <w:rPr>
-          <w:b/>
-          <w:bCs/>
-          <w:color w:val="D86DCB" w:themeColor="accent5" w:themeTint="99"/>
-          <w:sz w:val="32"/>
-          <w:szCs w:val="32"/>
-        </w:rPr>
-        <w:t xml:space="preserve">  @override</w:t>
-      </w:r>
-    </w:p>
-    <w:p>
-      <w:pPr>
-        <w:jc w:val="both"/>
-        <w:rPr>
-          <w:b/>
-          <w:bCs/>
-          <w:color w:val="D86DCB" w:themeColor="accent5" w:themeTint="99"/>
-          <w:sz w:val="32"/>
-          <w:szCs w:val="32"/>
-        </w:rPr>
-      </w:pPr>
-      <w:r>
-        <w:rPr>
-          <w:b/>
-          <w:bCs/>
-          <w:color w:val="D86DCB" w:themeColor="accent5" w:themeTint="99"/>
-          <w:sz w:val="32"/>
-          <w:szCs w:val="32"/>
-        </w:rPr>
-        <w:t xml:space="preserve">  void </w:t>
-      </w:r>
-      <w:proofErr w:type="spellStart"/>
-      <w:r>
-        <w:rPr>
-          <w:b/>
-          <w:bCs/>
-          <w:color w:val="D86DCB" w:themeColor="accent5" w:themeTint="99"/>
-          <w:sz w:val="32"/>
-          <w:szCs w:val="32"/>
-        </w:rPr>
-        <w:t>cashIn</w:t>
-      </w:r>
-      <w:proofErr w:type="spellEnd"/>
-      <w:r>
-        <w:rPr>
-          <w:b/>
-          <w:bCs/>
-          <w:color w:val="D86DCB" w:themeColor="accent5" w:themeTint="99"/>
-          <w:sz w:val="32"/>
-          <w:szCs w:val="32"/>
-        </w:rPr>
-        <w:t>(double amount) {</w:t>
-      </w:r>
-    </w:p>
-    <w:p>
-      <w:pPr>
-        <w:jc w:val="both"/>
-        <w:rPr>
-          <w:b/>
-          <w:bCs/>
-          <w:color w:val="D86DCB" w:themeColor="accent5" w:themeTint="99"/>
-          <w:sz w:val="32"/>
-          <w:szCs w:val="32"/>
-        </w:rPr>
-      </w:pPr>
-      <w:r>
-        <w:rPr>
-          <w:b/>
-          <w:bCs/>
-          <w:color w:val="D86DCB" w:themeColor="accent5" w:themeTint="99"/>
-          <w:sz w:val="32"/>
-          <w:szCs w:val="32"/>
-        </w:rPr>
-        <w:t xml:space="preserve">    print("</w:t>
-      </w:r>
-      <w:proofErr w:type="spellStart"/>
-      <w:r>
-        <w:rPr>
-          <w:b/>
-          <w:bCs/>
-          <w:color w:val="D86DCB" w:themeColor="accent5" w:themeTint="99"/>
-          <w:sz w:val="32"/>
-          <w:szCs w:val="32"/>
-        </w:rPr>
-        <w:t>Bkash</w:t>
-      </w:r>
-      <w:proofErr w:type="spellEnd"/>
-      <w:r>
-        <w:rPr>
-          <w:b/>
-          <w:bCs/>
-          <w:color w:val="D86DCB" w:themeColor="accent5" w:themeTint="99"/>
-          <w:sz w:val="32"/>
-          <w:szCs w:val="32"/>
-        </w:rPr>
-        <w:t>: Cash out charge 20 taka per 1000 taka");</w:t>
-      </w:r>
-    </w:p>
-    <w:p>
-      <w:pPr>
-        <w:jc w:val="both"/>
-        <w:rPr>
-          <w:b/>
-          <w:bCs/>
-          <w:color w:val="D86DCB" w:themeColor="accent5" w:themeTint="99"/>
-          <w:sz w:val="32"/>
-          <w:szCs w:val="32"/>
-        </w:rPr>
-      </w:pPr>
-      <w:r>
-        <w:rPr>
-          <w:b/>
-          <w:bCs/>
-          <w:color w:val="D86DCB" w:themeColor="accent5" w:themeTint="99"/>
-          <w:sz w:val="32"/>
-          <w:szCs w:val="32"/>
-        </w:rPr>
-        <w:t xml:space="preserve">  }</w:t>
-      </w:r>
-    </w:p>
-    <w:p>
-      <w:pPr>
-        <w:jc w:val="both"/>
-        <w:rPr>
-          <w:b/>
-          <w:bCs/>
-          <w:color w:val="D86DCB" w:themeColor="accent5" w:themeTint="99"/>
-          <w:sz w:val="32"/>
-          <w:szCs w:val="32"/>
-        </w:rPr>
-      </w:pPr>
-      <w:r>
-        <w:rPr>
-          <w:b/>
-          <w:bCs/>
-          <w:color w:val="D86DCB" w:themeColor="accent5" w:themeTint="99"/>
-          <w:sz w:val="32"/>
-          <w:szCs w:val="32"/>
-        </w:rPr>
-        <w:t xml:space="preserve">  @override</w:t>
-      </w:r>
-    </w:p>
-    <w:p>
-      <w:pPr>
-        <w:jc w:val="both"/>
-        <w:rPr>
-          <w:b/>
-          <w:bCs/>
-          <w:color w:val="D86DCB" w:themeColor="accent5" w:themeTint="99"/>
-          <w:sz w:val="32"/>
-          <w:szCs w:val="32"/>
-        </w:rPr>
-      </w:pPr>
-      <w:r>
-        <w:rPr>
-          <w:b/>
-          <w:bCs/>
-          <w:color w:val="D86DCB" w:themeColor="accent5" w:themeTint="99"/>
-          <w:sz w:val="32"/>
-          <w:szCs w:val="32"/>
-        </w:rPr>
-        <w:t xml:space="preserve">  void </w:t>
-      </w:r>
-      <w:proofErr w:type="spellStart"/>
-      <w:r>
-        <w:rPr>
-          <w:b/>
-          <w:bCs/>
-          <w:color w:val="D86DCB" w:themeColor="accent5" w:themeTint="99"/>
-          <w:sz w:val="32"/>
-          <w:szCs w:val="32"/>
-        </w:rPr>
-        <w:t>cashOut</w:t>
-      </w:r>
-      <w:proofErr w:type="spellEnd"/>
-      <w:r>
-        <w:rPr>
-          <w:b/>
-          <w:bCs/>
-          <w:color w:val="D86DCB" w:themeColor="accent5" w:themeTint="99"/>
-          <w:sz w:val="32"/>
-          <w:szCs w:val="32"/>
-        </w:rPr>
-        <w:t>(double amount) {</w:t>
-      </w:r>
-    </w:p>
-    <w:p>
-      <w:pPr>
-        <w:jc w:val="both"/>
-        <w:rPr>
-          <w:b/>
-          <w:bCs/>
-          <w:color w:val="D86DCB" w:themeColor="accent5" w:themeTint="99"/>
-          <w:sz w:val="32"/>
-          <w:szCs w:val="32"/>
-        </w:rPr>
-      </w:pPr>
-      <w:r>
-        <w:rPr>
-          <w:b/>
-          <w:bCs/>
-          <w:color w:val="D86DCB" w:themeColor="accent5" w:themeTint="99"/>
-          <w:sz w:val="32"/>
-          <w:szCs w:val="32"/>
-        </w:rPr>
-        <w:lastRenderedPageBreak/>
-        <w:t xml:space="preserve">    print("</w:t>
-      </w:r>
-      <w:proofErr w:type="spellStart"/>
-      <w:r>
-        <w:rPr>
-          <w:b/>
-          <w:bCs/>
-          <w:color w:val="D86DCB" w:themeColor="accent5" w:themeTint="99"/>
-          <w:sz w:val="32"/>
-          <w:szCs w:val="32"/>
-        </w:rPr>
-        <w:t>Bkash</w:t>
-      </w:r>
-      <w:proofErr w:type="spellEnd"/>
-      <w:r>
-        <w:rPr>
-          <w:b/>
-          <w:bCs/>
-          <w:color w:val="D86DCB" w:themeColor="accent5" w:themeTint="99"/>
-          <w:sz w:val="32"/>
-          <w:szCs w:val="32"/>
-        </w:rPr>
-        <w:t>: Cash in free");</w:t>
-      </w:r>
-    </w:p>
-    <w:p>
-      <w:pPr>
-        <w:jc w:val="both"/>
-        <w:rPr>
-          <w:b/>
-          <w:bCs/>
-          <w:color w:val="D86DCB" w:themeColor="accent5" w:themeTint="99"/>
-          <w:sz w:val="32"/>
-          <w:szCs w:val="32"/>
-        </w:rPr>
-      </w:pPr>
-      <w:r>
-        <w:rPr>
-          <w:b/>
-          <w:bCs/>
-          <w:color w:val="D86DCB" w:themeColor="accent5" w:themeTint="99"/>
-          <w:sz w:val="32"/>
-          <w:szCs w:val="32"/>
-        </w:rPr>
-        <w:t xml:space="preserve">  }</w:t>
-      </w:r>
-    </w:p>
-    <w:p>
-      <w:pPr>
-        <w:jc w:val="both"/>
-        <w:rPr>
-          <w:b/>
-          <w:bCs/>
-          <w:color w:val="D86DCB" w:themeColor="accent5" w:themeTint="99"/>
-          <w:sz w:val="32"/>
-          <w:szCs w:val="32"/>
-        </w:rPr>
-      </w:pPr>
-      <w:r>
-        <w:rPr>
-          <w:b/>
-          <w:bCs/>
-          <w:color w:val="D86DCB" w:themeColor="accent5" w:themeTint="99"/>
-          <w:sz w:val="32"/>
-          <w:szCs w:val="32"/>
-        </w:rPr>
-        <w:t>}</w:t>
-      </w:r>
-    </w:p>
-    <w:p>
-      <w:pPr>
-        <w:jc w:val="both"/>
-        <w:rPr>
-          <w:b/>
-          <w:bCs/>
-          <w:color w:val="D86DCB" w:themeColor="accent5" w:themeTint="99"/>
-          <w:sz w:val="32"/>
-          <w:szCs w:val="32"/>
-        </w:rPr>
-      </w:pPr>
-      <w:r>
-        <w:rPr>
-          <w:b/>
-          <w:bCs/>
-          <w:color w:val="D86DCB" w:themeColor="accent5" w:themeTint="99"/>
-          <w:sz w:val="32"/>
-          <w:szCs w:val="32"/>
-        </w:rPr>
-        <w:t xml:space="preserve">class </w:t>
-      </w:r>
-      <w:proofErr w:type="spellStart"/>
-      <w:r>
-        <w:rPr>
-          <w:b/>
-          <w:bCs/>
-          <w:color w:val="D86DCB" w:themeColor="accent5" w:themeTint="99"/>
-          <w:sz w:val="32"/>
-          <w:szCs w:val="32"/>
-        </w:rPr>
-        <w:t>Nagad</w:t>
-      </w:r>
-      <w:proofErr w:type="spellEnd"/>
-      <w:r>
-        <w:rPr>
-          <w:b/>
-          <w:bCs/>
-          <w:color w:val="D86DCB" w:themeColor="accent5" w:themeTint="99"/>
-          <w:sz w:val="32"/>
-          <w:szCs w:val="32"/>
-        </w:rPr>
-        <w:t xml:space="preserve"> extends </w:t>
-      </w:r>
-      <w:proofErr w:type="spellStart"/>
-      <w:r>
-        <w:rPr>
-          <w:b/>
-          <w:bCs/>
-          <w:color w:val="D86DCB" w:themeColor="accent5" w:themeTint="99"/>
-          <w:sz w:val="32"/>
-          <w:szCs w:val="32"/>
-        </w:rPr>
-        <w:t>PaymentGateway</w:t>
-      </w:r>
-      <w:proofErr w:type="spellEnd"/>
-      <w:r>
-        <w:rPr>
-          <w:b/>
-          <w:bCs/>
-          <w:color w:val="D86DCB" w:themeColor="accent5" w:themeTint="99"/>
-          <w:sz w:val="32"/>
-          <w:szCs w:val="32"/>
-        </w:rPr>
-        <w:t xml:space="preserve"> {</w:t>
-      </w:r>
-    </w:p>
-    <w:p>
-      <w:pPr>
-        <w:jc w:val="both"/>
-        <w:rPr>
-          <w:b/>
-          <w:bCs/>
-          <w:color w:val="D86DCB" w:themeColor="accent5" w:themeTint="99"/>
-          <w:sz w:val="32"/>
-          <w:szCs w:val="32"/>
-        </w:rPr>
-      </w:pPr>
-      <w:r>
-        <w:rPr>
-          <w:b/>
-          <w:bCs/>
-          <w:color w:val="D86DCB" w:themeColor="accent5" w:themeTint="99"/>
-          <w:sz w:val="32"/>
-          <w:szCs w:val="32"/>
-        </w:rPr>
-        <w:t xml:space="preserve">  @override</w:t>
-      </w:r>
-    </w:p>
-    <w:p>
-      <w:pPr>
-        <w:jc w:val="both"/>
-        <w:rPr>
-          <w:b/>
-          <w:bCs/>
-          <w:color w:val="D86DCB" w:themeColor="accent5" w:themeTint="99"/>
-          <w:sz w:val="32"/>
-          <w:szCs w:val="32"/>
-        </w:rPr>
-      </w:pPr>
-      <w:r>
-        <w:rPr>
-          <w:b/>
-          <w:bCs/>
-          <w:color w:val="D86DCB" w:themeColor="accent5" w:themeTint="99"/>
-          <w:sz w:val="32"/>
-          <w:szCs w:val="32"/>
-        </w:rPr>
-        <w:t xml:space="preserve">  void </w:t>
-      </w:r>
-      <w:proofErr w:type="spellStart"/>
-      <w:r>
-        <w:rPr>
-          <w:b/>
-          <w:bCs/>
-          <w:color w:val="D86DCB" w:themeColor="accent5" w:themeTint="99"/>
-          <w:sz w:val="32"/>
-          <w:szCs w:val="32"/>
-        </w:rPr>
-        <w:t>cashIn</w:t>
-      </w:r>
-      <w:proofErr w:type="spellEnd"/>
-      <w:r>
-        <w:rPr>
-          <w:b/>
-          <w:bCs/>
-          <w:color w:val="D86DCB" w:themeColor="accent5" w:themeTint="99"/>
-          <w:sz w:val="32"/>
-          <w:szCs w:val="32"/>
-        </w:rPr>
-        <w:t>(double amount) {</w:t>
-      </w:r>
-    </w:p>
-    <w:p>
-      <w:pPr>
-        <w:jc w:val="both"/>
-        <w:rPr>
-          <w:b/>
-          <w:bCs/>
-          <w:color w:val="D86DCB" w:themeColor="accent5" w:themeTint="99"/>
-          <w:sz w:val="32"/>
-          <w:szCs w:val="32"/>
-        </w:rPr>
-      </w:pPr>
-      <w:r>
-        <w:rPr>
-          <w:b/>
-          <w:bCs/>
-          <w:color w:val="D86DCB" w:themeColor="accent5" w:themeTint="99"/>
-          <w:sz w:val="32"/>
-          <w:szCs w:val="32"/>
-        </w:rPr>
-        <w:t xml:space="preserve">    print("</w:t>
-      </w:r>
-      <w:proofErr w:type="spellStart"/>
-      <w:r>
-        <w:rPr>
-          <w:b/>
-          <w:bCs/>
-          <w:color w:val="D86DCB" w:themeColor="accent5" w:themeTint="99"/>
-          <w:sz w:val="32"/>
-          <w:szCs w:val="32"/>
-        </w:rPr>
-        <w:t>Nagad</w:t>
-      </w:r>
-      <w:proofErr w:type="spellEnd"/>
-      <w:r>
-        <w:rPr>
-          <w:b/>
-          <w:bCs/>
-          <w:color w:val="D86DCB" w:themeColor="accent5" w:themeTint="99"/>
-          <w:sz w:val="32"/>
-          <w:szCs w:val="32"/>
-        </w:rPr>
-        <w:t>: Cash out charge 10 taka per 1000 taka");</w:t>
-      </w:r>
-    </w:p>
-    <w:p>
-      <w:pPr>
-        <w:jc w:val="both"/>
-        <w:rPr>
-          <w:b/>
-          <w:bCs/>
-          <w:color w:val="D86DCB" w:themeColor="accent5" w:themeTint="99"/>
-          <w:sz w:val="32"/>
-          <w:szCs w:val="32"/>
-        </w:rPr>
-      </w:pPr>
-      <w:r>
-        <w:rPr>
-          <w:b/>
-          <w:bCs/>
-          <w:color w:val="D86DCB" w:themeColor="accent5" w:themeTint="99"/>
-          <w:sz w:val="32"/>
-          <w:szCs w:val="32"/>
-        </w:rPr>
-        <w:t xml:space="preserve">  }</w:t>
-      </w:r>
-    </w:p>
-    <w:p>
-      <w:pPr>
-        <w:jc w:val="both"/>
-        <w:rPr>
-          <w:b/>
-          <w:bCs/>
-          <w:color w:val="D86DCB" w:themeColor="accent5" w:themeTint="99"/>
-          <w:sz w:val="32"/>
-          <w:szCs w:val="32"/>
-        </w:rPr>
-      </w:pPr>
-      <w:r>
-        <w:rPr>
-          <w:b/>
-          <w:bCs/>
-          <w:color w:val="D86DCB" w:themeColor="accent5" w:themeTint="99"/>
-          <w:sz w:val="32"/>
-          <w:szCs w:val="32"/>
-        </w:rPr>
-        <w:t xml:space="preserve">  @override</w:t>
-      </w:r>
-    </w:p>
-    <w:p>
-      <w:pPr>
-        <w:jc w:val="both"/>
-        <w:rPr>
-          <w:b/>
-          <w:bCs/>
-          <w:color w:val="D86DCB" w:themeColor="accent5" w:themeTint="99"/>
-          <w:sz w:val="32"/>
-          <w:szCs w:val="32"/>
-        </w:rPr>
-      </w:pPr>
-      <w:r>
-        <w:rPr>
-          <w:b/>
-          <w:bCs/>
-          <w:color w:val="D86DCB" w:themeColor="accent5" w:themeTint="99"/>
-          <w:sz w:val="32"/>
-          <w:szCs w:val="32"/>
-        </w:rPr>
-        <w:t xml:space="preserve">  void </w:t>
-      </w:r>
-      <w:proofErr w:type="spellStart"/>
-      <w:r>
-        <w:rPr>
-          <w:b/>
-          <w:bCs/>
-          <w:color w:val="D86DCB" w:themeColor="accent5" w:themeTint="99"/>
-          <w:sz w:val="32"/>
-          <w:szCs w:val="32"/>
-        </w:rPr>
-        <w:t>cashOut</w:t>
-      </w:r>
-      <w:proofErr w:type="spellEnd"/>
-      <w:r>
-        <w:rPr>
-          <w:b/>
-          <w:bCs/>
-          <w:color w:val="D86DCB" w:themeColor="accent5" w:themeTint="99"/>
-          <w:sz w:val="32"/>
-          <w:szCs w:val="32"/>
-        </w:rPr>
-        <w:t>(double amount) {</w:t>
-      </w:r>
-    </w:p>
-    <w:p>
-      <w:pPr>
-        <w:jc w:val="both"/>
-        <w:rPr>
-          <w:b/>
-          <w:bCs/>
-          <w:color w:val="D86DCB" w:themeColor="accent5" w:themeTint="99"/>
-          <w:sz w:val="32"/>
-          <w:szCs w:val="32"/>
-        </w:rPr>
-      </w:pPr>
-      <w:r>
-        <w:rPr>
-          <w:b/>
-          <w:bCs/>
-          <w:color w:val="D86DCB" w:themeColor="accent5" w:themeTint="99"/>
-          <w:sz w:val="32"/>
-          <w:szCs w:val="32"/>
-        </w:rPr>
-        <w:t xml:space="preserve">    print("</w:t>
-      </w:r>
-      <w:proofErr w:type="spellStart"/>
-      <w:r>
-        <w:rPr>
-          <w:b/>
-          <w:bCs/>
-          <w:color w:val="D86DCB" w:themeColor="accent5" w:themeTint="99"/>
-          <w:sz w:val="32"/>
-          <w:szCs w:val="32"/>
-        </w:rPr>
-        <w:t>Nagad</w:t>
-      </w:r>
-      <w:proofErr w:type="spellEnd"/>
-      <w:r>
-        <w:rPr>
-          <w:b/>
-          <w:bCs/>
-          <w:color w:val="D86DCB" w:themeColor="accent5" w:themeTint="99"/>
-          <w:sz w:val="32"/>
-          <w:szCs w:val="32"/>
-        </w:rPr>
-        <w:t>: Cash in free");</w:t>
-      </w:r>
-    </w:p>
-    <w:p>
-      <w:pPr>
-        <w:jc w:val="both"/>
-        <w:rPr>
-          <w:b/>
-          <w:bCs/>
-          <w:color w:val="D86DCB" w:themeColor="accent5" w:themeTint="99"/>
-          <w:sz w:val="32"/>
-          <w:szCs w:val="32"/>
-        </w:rPr>
-      </w:pPr>
-      <w:r>
-        <w:rPr>
-          <w:b/>
-          <w:bCs/>
-          <w:color w:val="D86DCB" w:themeColor="accent5" w:themeTint="99"/>
-          <w:sz w:val="32"/>
-          <w:szCs w:val="32"/>
-        </w:rPr>
-        <w:t xml:space="preserve">  }</w:t>
-      </w:r>
-    </w:p>
-    <w:p>
-      <w:pPr>
-        <w:jc w:val="both"/>
-        <w:rPr>
-          <w:b/>
-          <w:bCs/>
-          <w:color w:val="D86DCB" w:themeColor="accent5" w:themeTint="99"/>
-          <w:sz w:val="32"/>
-          <w:szCs w:val="32"/>
-        </w:rPr>
-      </w:pPr>
-      <w:r>
-        <w:rPr>
-          <w:b/>
-          <w:bCs/>
-          <w:color w:val="D86DCB" w:themeColor="accent5" w:themeTint="99"/>
-          <w:sz w:val="32"/>
-          <w:szCs w:val="32"/>
-        </w:rPr>
-        <w:t>}</w:t>
-      </w:r>
-    </w:p>
-    <w:p>
-      <w:pPr>
-        <w:jc w:val="both"/>
-        <w:rPr>
-          <w:b/>
-          <w:bCs/>
-          <w:color w:val="D86DCB" w:themeColor="accent5" w:themeTint="99"/>
-          <w:sz w:val="32"/>
-          <w:szCs w:val="32"/>
-        </w:rPr>
-      </w:pPr>
-      <w:r>
-        <w:rPr>
-          <w:b/>
-          <w:bCs/>
-          <w:color w:val="D86DCB" w:themeColor="accent5" w:themeTint="99"/>
-          <w:sz w:val="32"/>
-          <w:szCs w:val="32"/>
-        </w:rPr>
-        <w:t>void main() {</w:t>
-      </w:r>
-    </w:p>
-    <w:p>
-      <w:pPr>
-        <w:jc w:val="both"/>
-        <w:rPr>
-          <w:b/>
-          <w:bCs/>
-          <w:color w:val="D86DCB" w:themeColor="accent5" w:themeTint="99"/>
-          <w:sz w:val="32"/>
-          <w:szCs w:val="32"/>
-        </w:rPr>
-      </w:pPr>
-      <w:r>
-        <w:rPr>
-          <w:b/>
-          <w:bCs/>
-          <w:color w:val="D86DCB" w:themeColor="accent5" w:themeTint="99"/>
-          <w:sz w:val="32"/>
-          <w:szCs w:val="32"/>
-        </w:rPr>
-        <w:t xml:space="preserve">  String </w:t>
-      </w:r>
-      <w:proofErr w:type="spellStart"/>
-      <w:r>
-        <w:rPr>
-          <w:b/>
-          <w:bCs/>
-          <w:color w:val="D86DCB" w:themeColor="accent5" w:themeTint="99"/>
-          <w:sz w:val="32"/>
-          <w:szCs w:val="32"/>
-        </w:rPr>
-        <w:t>userChoice</w:t>
-      </w:r>
-      <w:proofErr w:type="spellEnd"/>
-      <w:r>
-        <w:rPr>
-          <w:b/>
-          <w:bCs/>
-          <w:color w:val="D86DCB" w:themeColor="accent5" w:themeTint="99"/>
-          <w:sz w:val="32"/>
-          <w:szCs w:val="32"/>
-        </w:rPr>
-        <w:t xml:space="preserve"> = "</w:t>
-      </w:r>
-      <w:proofErr w:type="spellStart"/>
-      <w:r>
-        <w:rPr>
-          <w:b/>
-          <w:bCs/>
-          <w:color w:val="D86DCB" w:themeColor="accent5" w:themeTint="99"/>
-          <w:sz w:val="32"/>
-          <w:szCs w:val="32"/>
-        </w:rPr>
-        <w:t>Nagad</w:t>
-      </w:r>
-      <w:proofErr w:type="spellEnd"/>
-      <w:r>
-        <w:rPr>
-          <w:b/>
-          <w:bCs/>
-          <w:color w:val="D86DCB" w:themeColor="accent5" w:themeTint="99"/>
-          <w:sz w:val="32"/>
-          <w:szCs w:val="32"/>
-        </w:rPr>
-        <w:t>";</w:t>
-      </w:r>
-    </w:p>
-    <w:p>
-      <w:pPr>
-        <w:jc w:val="both"/>
-        <w:rPr>
-          <w:b/>
-          <w:bCs/>
-          <w:color w:val="D86DCB" w:themeColor="accent5" w:themeTint="99"/>
-          <w:sz w:val="32"/>
-          <w:szCs w:val="32"/>
-        </w:rPr>
-      </w:pPr>
-      <w:r>
-        <w:rPr>
-          <w:b/>
-          <w:bCs/>
-          <w:color w:val="D86DCB" w:themeColor="accent5" w:themeTint="99"/>
-          <w:sz w:val="32"/>
-          <w:szCs w:val="32"/>
-        </w:rPr>
-        <w:t xml:space="preserve">  double amount = 5000;</w:t>
-      </w:r>
-    </w:p>
-    <w:p>
-      <w:pPr>
-        <w:jc w:val="both"/>
-        <w:rPr>
-          <w:b/>
-          <w:bCs/>
-          <w:color w:val="D86DCB" w:themeColor="accent5" w:themeTint="99"/>
-          <w:sz w:val="32"/>
-          <w:szCs w:val="32"/>
-        </w:rPr>
-      </w:pPr>
-      <w:r>
-        <w:rPr>
-          <w:b/>
-          <w:bCs/>
-          <w:color w:val="D86DCB" w:themeColor="accent5" w:themeTint="99"/>
-          <w:sz w:val="32"/>
-          <w:szCs w:val="32"/>
-        </w:rPr>
-        <w:t xml:space="preserve">  </w:t>
-      </w:r>
-      <w:proofErr w:type="spellStart"/>
-      <w:r>
-        <w:rPr>
-          <w:b/>
-          <w:bCs/>
-          <w:color w:val="D86DCB" w:themeColor="accent5" w:themeTint="99"/>
-          <w:sz w:val="32"/>
-          <w:szCs w:val="32"/>
-        </w:rPr>
-        <w:t>PaymentGateway</w:t>
-      </w:r>
-      <w:proofErr w:type="spellEnd"/>
-      <w:r>
-        <w:rPr>
-          <w:b/>
-          <w:bCs/>
-          <w:color w:val="D86DCB" w:themeColor="accent5" w:themeTint="99"/>
-          <w:sz w:val="32"/>
-          <w:szCs w:val="32"/>
-        </w:rPr>
-        <w:t xml:space="preserve"> gateway;</w:t>
-      </w:r>
-    </w:p>
-    <w:p>
-      <w:pPr>
-        <w:jc w:val="both"/>
-        <w:rPr>
-          <w:b/>
-          <w:bCs/>
-          <w:color w:val="D86DCB" w:themeColor="accent5" w:themeTint="99"/>
-          <w:sz w:val="32"/>
-          <w:szCs w:val="32"/>
-        </w:rPr>
-      </w:pPr>
-      <w:r>
-        <w:rPr>
-          <w:b/>
-          <w:bCs/>
-          <w:color w:val="D86DCB" w:themeColor="accent5" w:themeTint="99"/>
-          <w:sz w:val="32"/>
-          <w:szCs w:val="32"/>
-        </w:rPr>
-        <w:t xml:space="preserve">  if (</w:t>
-      </w:r>
-      <w:proofErr w:type="spellStart"/>
-      <w:r>
-        <w:rPr>
-          <w:b/>
-          <w:bCs/>
-          <w:color w:val="D86DCB" w:themeColor="accent5" w:themeTint="99"/>
-          <w:sz w:val="32"/>
-          <w:szCs w:val="32"/>
-        </w:rPr>
-        <w:t>userChoice</w:t>
-      </w:r>
-      <w:proofErr w:type="spellEnd"/>
-      <w:r>
-        <w:rPr>
-          <w:b/>
-          <w:bCs/>
-          <w:color w:val="D86DCB" w:themeColor="accent5" w:themeTint="99"/>
-          <w:sz w:val="32"/>
-          <w:szCs w:val="32"/>
-        </w:rPr>
-        <w:t xml:space="preserve"> == "</w:t>
-      </w:r>
-      <w:proofErr w:type="spellStart"/>
-      <w:r>
-        <w:rPr>
-          <w:b/>
-          <w:bCs/>
-          <w:color w:val="D86DCB" w:themeColor="accent5" w:themeTint="99"/>
-          <w:sz w:val="32"/>
-          <w:szCs w:val="32"/>
-        </w:rPr>
-        <w:t>Bkash</w:t>
-      </w:r>
-      <w:proofErr w:type="spellEnd"/>
-      <w:r>
-        <w:rPr>
-          <w:b/>
-          <w:bCs/>
-          <w:color w:val="D86DCB" w:themeColor="accent5" w:themeTint="99"/>
-          <w:sz w:val="32"/>
-          <w:szCs w:val="32"/>
-        </w:rPr>
-        <w:t>") {</w:t>
-      </w:r>
-    </w:p>
-    <w:p>
-      <w:pPr>
-        <w:jc w:val="both"/>
-        <w:rPr>
-          <w:b/>
-          <w:bCs/>
-          <w:color w:val="D86DCB" w:themeColor="accent5" w:themeTint="99"/>
-          <w:sz w:val="32"/>
-          <w:szCs w:val="32"/>
-        </w:rPr>
-      </w:pPr>
-      <w:r>
-        <w:rPr>
-          <w:b/>
-          <w:bCs/>
-          <w:color w:val="D86DCB" w:themeColor="accent5" w:themeTint="99"/>
-          <w:sz w:val="32"/>
-          <w:szCs w:val="32"/>
-        </w:rPr>
-        <w:t xml:space="preserve">    gateway = </w:t>
-      </w:r>
-      <w:proofErr w:type="spellStart"/>
-      <w:r>
-        <w:rPr>
-          <w:b/>
-          <w:bCs/>
-          <w:color w:val="D86DCB" w:themeColor="accent5" w:themeTint="99"/>
-          <w:sz w:val="32"/>
-          <w:szCs w:val="32"/>
-        </w:rPr>
-        <w:t>Bkash</w:t>
-      </w:r>
-      <w:proofErr w:type="spellEnd"/>
-      <w:r>
-        <w:rPr>
-          <w:b/>
-          <w:bCs/>
-          <w:color w:val="D86DCB" w:themeColor="accent5" w:themeTint="99"/>
-          <w:sz w:val="32"/>
-          <w:szCs w:val="32"/>
-        </w:rPr>
-        <w:t>();</w:t>
-      </w:r>
-    </w:p>
-    <w:p>
-      <w:pPr>
-        <w:jc w:val="both"/>
-        <w:rPr>
-          <w:b/>
-          <w:bCs/>
-          <w:color w:val="D86DCB" w:themeColor="accent5" w:themeTint="99"/>
-          <w:sz w:val="32"/>
-          <w:szCs w:val="32"/>
-        </w:rPr>
-      </w:pPr>
-      <w:r>
-        <w:rPr>
-          <w:b/>
-          <w:bCs/>
-          <w:color w:val="D86DCB" w:themeColor="accent5" w:themeTint="99"/>
-          <w:sz w:val="32"/>
-          <w:szCs w:val="32"/>
-        </w:rPr>
-        <w:t xml:space="preserve">  } else if (</w:t>
-      </w:r>
-      <w:proofErr w:type="spellStart"/>
-      <w:r>
-        <w:rPr>
-          <w:b/>
-          <w:bCs/>
-          <w:color w:val="D86DCB" w:themeColor="accent5" w:themeTint="99"/>
-          <w:sz w:val="32"/>
-          <w:szCs w:val="32"/>
-        </w:rPr>
-        <w:t>userChoice</w:t>
-      </w:r>
-      <w:proofErr w:type="spellEnd"/>
-      <w:r>
-        <w:rPr>
-          <w:b/>
-          <w:bCs/>
-          <w:color w:val="D86DCB" w:themeColor="accent5" w:themeTint="99"/>
-          <w:sz w:val="32"/>
-          <w:szCs w:val="32"/>
-        </w:rPr>
-        <w:t xml:space="preserve"> == "</w:t>
-      </w:r>
-      <w:proofErr w:type="spellStart"/>
-      <w:r>
-        <w:rPr>
-          <w:b/>
-          <w:bCs/>
-          <w:color w:val="D86DCB" w:themeColor="accent5" w:themeTint="99"/>
-          <w:sz w:val="32"/>
-          <w:szCs w:val="32"/>
-        </w:rPr>
-        <w:t>Nagad</w:t>
-      </w:r>
-      <w:proofErr w:type="spellEnd"/>
-      <w:r>
-        <w:rPr>
-          <w:b/>
-          <w:bCs/>
-          <w:color w:val="D86DCB" w:themeColor="accent5" w:themeTint="99"/>
-          <w:sz w:val="32"/>
-          <w:szCs w:val="32"/>
-        </w:rPr>
-        <w:t>") {</w:t>
-      </w:r>
-    </w:p>
-    <w:p>
-      <w:pPr>
-        <w:jc w:val="both"/>
-        <w:rPr>
-          <w:b/>
-          <w:bCs/>
-          <w:color w:val="D86DCB" w:themeColor="accent5" w:themeTint="99"/>
-          <w:sz w:val="32"/>
-          <w:szCs w:val="32"/>
-        </w:rPr>
-      </w:pPr>
-      <w:r>
-        <w:rPr>
-          <w:b/>
-          <w:bCs/>
-          <w:color w:val="D86DCB" w:themeColor="accent5" w:themeTint="99"/>
-          <w:sz w:val="32"/>
-          <w:szCs w:val="32"/>
-        </w:rPr>
-        <w:t xml:space="preserve">    gateway = </w:t>
-      </w:r>
-      <w:proofErr w:type="spellStart"/>
-      <w:r>
-        <w:rPr>
-          <w:b/>
-          <w:bCs/>
-          <w:color w:val="D86DCB" w:themeColor="accent5" w:themeTint="99"/>
-          <w:sz w:val="32"/>
-          <w:szCs w:val="32"/>
-        </w:rPr>
-        <w:t>Nagad</w:t>
-      </w:r>
-      <w:proofErr w:type="spellEnd"/>
-      <w:r>
-        <w:rPr>
-          <w:b/>
-          <w:bCs/>
-          <w:color w:val="D86DCB" w:themeColor="accent5" w:themeTint="99"/>
-          <w:sz w:val="32"/>
-          <w:szCs w:val="32"/>
-        </w:rPr>
-        <w:t>();</w:t>
-      </w:r>
-    </w:p>
-    <w:p>
-      <w:pPr>
-        <w:jc w:val="both"/>
-        <w:rPr>
-          <w:b/>
-          <w:bCs/>
-          <w:color w:val="D86DCB" w:themeColor="accent5" w:themeTint="99"/>
-          <w:sz w:val="32"/>
-          <w:szCs w:val="32"/>
-        </w:rPr>
-      </w:pPr>
-      <w:r>
-        <w:rPr>
-          <w:b/>
-          <w:bCs/>
-          <w:color w:val="D86DCB" w:themeColor="accent5" w:themeTint="99"/>
-          <w:sz w:val="32"/>
-          <w:szCs w:val="32"/>
-        </w:rPr>
-        <w:t xml:space="preserve">  } else {</w:t>
-      </w:r>
-    </w:p>
-    <w:p>
-      <w:pPr>
-        <w:jc w:val="both"/>
-        <w:rPr>
-          <w:b/>
-          <w:bCs/>
-          <w:color w:val="D86DCB" w:themeColor="accent5" w:themeTint="99"/>
-          <w:sz w:val="32"/>
-          <w:szCs w:val="32"/>
-        </w:rPr>
-      </w:pPr>
-      <w:r>
-        <w:rPr>
-          <w:b/>
-          <w:bCs/>
-          <w:color w:val="D86DCB" w:themeColor="accent5" w:themeTint="99"/>
-          <w:sz w:val="32"/>
-          <w:szCs w:val="32"/>
-        </w:rPr>
         <w:t xml:space="preserve">    throw Exception("Invalid payment option");</w:t>
       </w:r>
     </w:p>
@@ -15293,7 +15343,6 @@
           <w:sz w:val="32"/>
           <w:szCs w:val="32"/>
         </w:rPr>
-        <w:lastRenderedPageBreak/>
         <w:t xml:space="preserve">  }</w:t>
       </w:r>
     </w:p>
@@ -15921,6 +15970,7 @@
           <w:sz w:val="32"/>
           <w:szCs w:val="32"/>
         </w:rPr>
+        <w:lastRenderedPageBreak/>
         <w:t xml:space="preserve">  </w:t>
       </w:r>
       <w:proofErr w:type="spellStart"/>
@@ -15965,1526 +16015,1525 @@
           <w:sz w:val="32"/>
           <w:szCs w:val="32"/>
         </w:rPr>
+        <w:t xml:space="preserve">    food = </w:t>
+      </w:r>
+      <w:proofErr w:type="spellStart"/>
+      <w:r>
+        <w:rPr>
+          <w:b/>
+          <w:bCs/>
+          <w:color w:val="D86DCB" w:themeColor="accent5" w:themeTint="99"/>
+          <w:sz w:val="32"/>
+          <w:szCs w:val="32"/>
+        </w:rPr>
+        <w:t>Food.fromJson</w:t>
+      </w:r>
+      <w:proofErr w:type="spellEnd"/>
+      <w:r>
+        <w:rPr>
+          <w:b/>
+          <w:bCs/>
+          <w:color w:val="D86DCB" w:themeColor="accent5" w:themeTint="99"/>
+          <w:sz w:val="32"/>
+          <w:szCs w:val="32"/>
+        </w:rPr>
+        <w:t>(</w:t>
+      </w:r>
+      <w:proofErr w:type="spellStart"/>
+      <w:r>
+        <w:rPr>
+          <w:b/>
+          <w:bCs/>
+          <w:color w:val="D86DCB" w:themeColor="accent5" w:themeTint="99"/>
+          <w:sz w:val="32"/>
+          <w:szCs w:val="32"/>
+        </w:rPr>
+        <w:t>foodRecipes</w:t>
+      </w:r>
+      <w:proofErr w:type="spellEnd"/>
+      <w:r>
+        <w:rPr>
+          <w:b/>
+          <w:bCs/>
+          <w:color w:val="D86DCB" w:themeColor="accent5" w:themeTint="99"/>
+          <w:sz w:val="32"/>
+          <w:szCs w:val="32"/>
+        </w:rPr>
+        <w:t>);</w:t>
+      </w:r>
+    </w:p>
+    <w:p>
+      <w:pPr>
+        <w:jc w:val="both"/>
+        <w:rPr>
+          <w:b/>
+          <w:bCs/>
+          <w:color w:val="D86DCB" w:themeColor="accent5" w:themeTint="99"/>
+          <w:sz w:val="32"/>
+          <w:szCs w:val="32"/>
+        </w:rPr>
+      </w:pPr>
+      <w:r>
+        <w:rPr>
+          <w:b/>
+          <w:bCs/>
+          <w:color w:val="D86DCB" w:themeColor="accent5" w:themeTint="99"/>
+          <w:sz w:val="32"/>
+          <w:szCs w:val="32"/>
+        </w:rPr>
+        <w:t xml:space="preserve">  }</w:t>
+      </w:r>
+    </w:p>
+    <w:p>
+      <w:pPr>
+        <w:jc w:val="both"/>
+        <w:rPr>
+          <w:sz w:val="32"/>
+          <w:szCs w:val="32"/>
+        </w:rPr>
+      </w:pPr>
+      <w:r>
+        <w:rPr>
+          <w:sz w:val="32"/>
+          <w:szCs w:val="32"/>
+        </w:rPr>
+        <w:t xml:space="preserve"># We can also use </w:t>
+      </w:r>
+      <w:r>
+        <w:rPr>
+          <w:b/>
+          <w:bCs/>
+          <w:sz w:val="32"/>
+          <w:szCs w:val="32"/>
+        </w:rPr>
+        <w:t>static</w:t>
+      </w:r>
+      <w:r>
+        <w:rPr>
+          <w:sz w:val="32"/>
+          <w:szCs w:val="32"/>
+        </w:rPr>
+        <w:t xml:space="preserve"> keyword (only if data is constant) </w:t>
+      </w:r>
+      <w:r>
+        <w:rPr>
+          <w:sz w:val="32"/>
+          <w:szCs w:val="32"/>
+        </w:rPr>
+        <w:t xml:space="preserve">if </w:t>
+      </w:r>
+      <w:proofErr w:type="spellStart"/>
+      <w:r>
+        <w:rPr>
+          <w:b/>
+          <w:bCs/>
+          <w:sz w:val="32"/>
+          <w:szCs w:val="32"/>
+        </w:rPr>
+        <w:t>foodRecipes</w:t>
+      </w:r>
+      <w:proofErr w:type="spellEnd"/>
+      <w:r>
+        <w:rPr>
+          <w:sz w:val="32"/>
+          <w:szCs w:val="32"/>
+        </w:rPr>
+        <w:t xml:space="preserve"> is shared and never changes. But </w:t>
+      </w:r>
+      <w:r>
+        <w:rPr>
+          <w:b/>
+          <w:bCs/>
+          <w:sz w:val="32"/>
+          <w:szCs w:val="32"/>
+        </w:rPr>
+        <w:t xml:space="preserve">static </w:t>
+      </w:r>
+      <w:r>
+        <w:rPr>
+          <w:sz w:val="32"/>
+          <w:szCs w:val="32"/>
+        </w:rPr>
+        <w:t>means shared across all instances which is NOT ideal for controllers in most apps</w:t>
+      </w:r>
+    </w:p>
+    <w:p>
+      <w:pPr>
+        <w:jc w:val="both"/>
+        <w:rPr>
+          <w:b/>
+          <w:bCs/>
+          <w:color w:val="D86DCB" w:themeColor="accent5" w:themeTint="99"/>
+          <w:sz w:val="32"/>
+          <w:szCs w:val="32"/>
+        </w:rPr>
+      </w:pPr>
+      <w:r>
+        <w:rPr>
+          <w:b/>
+          <w:bCs/>
+          <w:color w:val="D86DCB" w:themeColor="accent5" w:themeTint="99"/>
+          <w:sz w:val="32"/>
+          <w:szCs w:val="32"/>
+        </w:rPr>
+        <w:t xml:space="preserve">class </w:t>
+      </w:r>
+      <w:proofErr w:type="spellStart"/>
+      <w:r>
+        <w:rPr>
+          <w:b/>
+          <w:bCs/>
+          <w:color w:val="D86DCB" w:themeColor="accent5" w:themeTint="99"/>
+          <w:sz w:val="32"/>
+          <w:szCs w:val="32"/>
+        </w:rPr>
+        <w:t>FoodController</w:t>
+      </w:r>
+      <w:proofErr w:type="spellEnd"/>
+      <w:r>
+        <w:rPr>
+          <w:b/>
+          <w:bCs/>
+          <w:color w:val="D86DCB" w:themeColor="accent5" w:themeTint="99"/>
+          <w:sz w:val="32"/>
+          <w:szCs w:val="32"/>
+        </w:rPr>
+        <w:t xml:space="preserve"> {</w:t>
+      </w:r>
+    </w:p>
+    <w:p>
+      <w:pPr>
+        <w:jc w:val="both"/>
+        <w:rPr>
+          <w:b/>
+          <w:bCs/>
+          <w:color w:val="D86DCB" w:themeColor="accent5" w:themeTint="99"/>
+          <w:sz w:val="32"/>
+          <w:szCs w:val="32"/>
+        </w:rPr>
+      </w:pPr>
+    </w:p>
+    <w:p>
+      <w:pPr>
+        <w:jc w:val="both"/>
+        <w:rPr>
+          <w:b/>
+          <w:bCs/>
+          <w:color w:val="D86DCB" w:themeColor="accent5" w:themeTint="99"/>
+          <w:sz w:val="32"/>
+          <w:szCs w:val="32"/>
+        </w:rPr>
+      </w:pPr>
+      <w:r>
+        <w:rPr>
+          <w:b/>
+          <w:bCs/>
+          <w:color w:val="D86DCB" w:themeColor="accent5" w:themeTint="99"/>
+          <w:sz w:val="32"/>
+          <w:szCs w:val="32"/>
+        </w:rPr>
+        <w:t xml:space="preserve">  static final Map&lt;String, dynamic&gt; </w:t>
+      </w:r>
+      <w:proofErr w:type="spellStart"/>
+      <w:r>
+        <w:rPr>
+          <w:b/>
+          <w:bCs/>
+          <w:color w:val="D86DCB" w:themeColor="accent5" w:themeTint="99"/>
+          <w:sz w:val="32"/>
+          <w:szCs w:val="32"/>
+        </w:rPr>
+        <w:t>foodRecipes</w:t>
+      </w:r>
+      <w:proofErr w:type="spellEnd"/>
+      <w:r>
+        <w:rPr>
+          <w:b/>
+          <w:bCs/>
+          <w:color w:val="D86DCB" w:themeColor="accent5" w:themeTint="99"/>
+          <w:sz w:val="32"/>
+          <w:szCs w:val="32"/>
+        </w:rPr>
+        <w:t xml:space="preserve"> = { ... };</w:t>
+      </w:r>
+    </w:p>
+    <w:p>
+      <w:pPr>
+        <w:jc w:val="both"/>
+        <w:rPr>
+          <w:b/>
+          <w:bCs/>
+          <w:color w:val="D86DCB" w:themeColor="accent5" w:themeTint="99"/>
+          <w:sz w:val="32"/>
+          <w:szCs w:val="32"/>
+        </w:rPr>
+      </w:pPr>
+      <w:r>
+        <w:rPr>
+          <w:b/>
+          <w:bCs/>
+          <w:color w:val="D86DCB" w:themeColor="accent5" w:themeTint="99"/>
+          <w:sz w:val="32"/>
+          <w:szCs w:val="32"/>
+        </w:rPr>
+        <w:t xml:space="preserve">  final Food </w:t>
+      </w:r>
+      <w:proofErr w:type="spellStart"/>
+      <w:r>
+        <w:rPr>
+          <w:b/>
+          <w:bCs/>
+          <w:color w:val="D86DCB" w:themeColor="accent5" w:themeTint="99"/>
+          <w:sz w:val="32"/>
+          <w:szCs w:val="32"/>
+        </w:rPr>
+        <w:t>food</w:t>
+      </w:r>
+      <w:proofErr w:type="spellEnd"/>
+      <w:r>
+        <w:rPr>
+          <w:b/>
+          <w:bCs/>
+          <w:color w:val="D86DCB" w:themeColor="accent5" w:themeTint="99"/>
+          <w:sz w:val="32"/>
+          <w:szCs w:val="32"/>
+        </w:rPr>
+        <w:t xml:space="preserve"> = </w:t>
+      </w:r>
+      <w:proofErr w:type="spellStart"/>
+      <w:r>
+        <w:rPr>
+          <w:b/>
+          <w:bCs/>
+          <w:color w:val="D86DCB" w:themeColor="accent5" w:themeTint="99"/>
+          <w:sz w:val="32"/>
+          <w:szCs w:val="32"/>
+        </w:rPr>
+        <w:t>Food.fromJson</w:t>
+      </w:r>
+      <w:proofErr w:type="spellEnd"/>
+      <w:r>
+        <w:rPr>
+          <w:b/>
+          <w:bCs/>
+          <w:color w:val="D86DCB" w:themeColor="accent5" w:themeTint="99"/>
+          <w:sz w:val="32"/>
+          <w:szCs w:val="32"/>
+        </w:rPr>
+        <w:t>(</w:t>
+      </w:r>
+      <w:proofErr w:type="spellStart"/>
+      <w:r>
+        <w:rPr>
+          <w:b/>
+          <w:bCs/>
+          <w:color w:val="D86DCB" w:themeColor="accent5" w:themeTint="99"/>
+          <w:sz w:val="32"/>
+          <w:szCs w:val="32"/>
+        </w:rPr>
+        <w:t>foodRecipes</w:t>
+      </w:r>
+      <w:proofErr w:type="spellEnd"/>
+      <w:r>
+        <w:rPr>
+          <w:b/>
+          <w:bCs/>
+          <w:color w:val="D86DCB" w:themeColor="accent5" w:themeTint="99"/>
+          <w:sz w:val="32"/>
+          <w:szCs w:val="32"/>
+        </w:rPr>
+        <w:t>);</w:t>
+      </w:r>
+    </w:p>
+    <w:p>
+      <w:pPr>
+        <w:jc w:val="both"/>
+        <w:rPr>
+          <w:b/>
+          <w:bCs/>
+          <w:color w:val="D86DCB" w:themeColor="accent5" w:themeTint="99"/>
+          <w:sz w:val="32"/>
+          <w:szCs w:val="32"/>
+        </w:rPr>
+      </w:pPr>
+      <w:r>
+        <w:rPr>
+          <w:b/>
+          <w:bCs/>
+          <w:color w:val="D86DCB" w:themeColor="accent5" w:themeTint="99"/>
+          <w:sz w:val="32"/>
+          <w:szCs w:val="32"/>
+        </w:rPr>
+        <w:t>}</w:t>
+      </w:r>
+    </w:p>
+    <w:p>
+      <w:pPr>
+        <w:jc w:val="both"/>
+        <w:rPr>
+          <w:b/>
+          <w:bCs/>
+          <w:sz w:val="32"/>
+          <w:szCs w:val="32"/>
+        </w:rPr>
+      </w:pPr>
+      <w:r>
+        <w:rPr>
+          <w:sz w:val="32"/>
+          <w:szCs w:val="32"/>
+        </w:rPr>
+        <w:t># The best way would be using a method/</w:t>
+      </w:r>
+      <w:r>
+        <w:rPr>
+          <w:sz w:val="32"/>
+          <w:szCs w:val="32"/>
+        </w:rPr>
+        <w:t>function (recommended)</w:t>
+      </w:r>
+      <w:r>
+        <w:rPr>
+          <w:sz w:val="32"/>
+          <w:szCs w:val="32"/>
+        </w:rPr>
+        <w:t xml:space="preserve"> or a getter function using </w:t>
+      </w:r>
+      <w:r>
+        <w:rPr>
+          <w:b/>
+          <w:bCs/>
+          <w:sz w:val="32"/>
+          <w:szCs w:val="32"/>
+        </w:rPr>
+        <w:t>get</w:t>
+      </w:r>
+    </w:p>
+    <w:p>
+      <w:pPr>
+        <w:jc w:val="both"/>
+        <w:rPr>
+          <w:b/>
+          <w:bCs/>
+          <w:color w:val="D86DCB" w:themeColor="accent5" w:themeTint="99"/>
+          <w:sz w:val="32"/>
+          <w:szCs w:val="32"/>
+        </w:rPr>
+      </w:pPr>
+      <w:r>
+        <w:rPr>
+          <w:b/>
+          <w:bCs/>
+          <w:color w:val="D86DCB" w:themeColor="accent5" w:themeTint="99"/>
+          <w:sz w:val="32"/>
+          <w:szCs w:val="32"/>
+        </w:rPr>
+        <w:t xml:space="preserve">class </w:t>
+      </w:r>
+      <w:proofErr w:type="spellStart"/>
+      <w:r>
+        <w:rPr>
+          <w:b/>
+          <w:bCs/>
+          <w:color w:val="D86DCB" w:themeColor="accent5" w:themeTint="99"/>
+          <w:sz w:val="32"/>
+          <w:szCs w:val="32"/>
+        </w:rPr>
+        <w:t>FoodController</w:t>
+      </w:r>
+      <w:proofErr w:type="spellEnd"/>
+      <w:r>
+        <w:rPr>
+          <w:b/>
+          <w:bCs/>
+          <w:color w:val="D86DCB" w:themeColor="accent5" w:themeTint="99"/>
+          <w:sz w:val="32"/>
+          <w:szCs w:val="32"/>
+        </w:rPr>
+        <w:t xml:space="preserve"> {</w:t>
+      </w:r>
+    </w:p>
+    <w:p>
+      <w:pPr>
+        <w:jc w:val="both"/>
+        <w:rPr>
+          <w:b/>
+          <w:bCs/>
+          <w:color w:val="D86DCB" w:themeColor="accent5" w:themeTint="99"/>
+          <w:sz w:val="32"/>
+          <w:szCs w:val="32"/>
+        </w:rPr>
+      </w:pPr>
+      <w:r>
+        <w:rPr>
+          <w:b/>
+          <w:bCs/>
+          <w:color w:val="D86DCB" w:themeColor="accent5" w:themeTint="99"/>
+          <w:sz w:val="32"/>
+          <w:szCs w:val="32"/>
+        </w:rPr>
+        <w:t xml:space="preserve">  Food? food;</w:t>
+      </w:r>
+    </w:p>
+    <w:p>
+      <w:pPr>
+        <w:jc w:val="both"/>
+        <w:rPr>
+          <w:b/>
+          <w:bCs/>
+          <w:color w:val="D86DCB" w:themeColor="accent5" w:themeTint="99"/>
+          <w:sz w:val="32"/>
+          <w:szCs w:val="32"/>
+        </w:rPr>
+      </w:pPr>
+      <w:r>
+        <w:rPr>
+          <w:b/>
+          <w:bCs/>
+          <w:color w:val="D86DCB" w:themeColor="accent5" w:themeTint="99"/>
+          <w:sz w:val="32"/>
+          <w:szCs w:val="32"/>
+        </w:rPr>
+        <w:t xml:space="preserve">  List&lt;Recipes&gt;? recipes;</w:t>
+      </w:r>
+    </w:p>
+    <w:p>
+      <w:pPr>
+        <w:jc w:val="both"/>
+        <w:rPr>
+          <w:b/>
+          <w:bCs/>
+          <w:color w:val="D86DCB" w:themeColor="accent5" w:themeTint="99"/>
+          <w:sz w:val="32"/>
+          <w:szCs w:val="32"/>
+        </w:rPr>
+      </w:pPr>
+      <w:r>
+        <w:rPr>
+          <w:b/>
+          <w:bCs/>
+          <w:color w:val="D86DCB" w:themeColor="accent5" w:themeTint="99"/>
+          <w:sz w:val="32"/>
+          <w:szCs w:val="32"/>
+        </w:rPr>
+        <w:t xml:space="preserve">  void </w:t>
+      </w:r>
+      <w:proofErr w:type="spellStart"/>
+      <w:r>
+        <w:rPr>
+          <w:b/>
+          <w:bCs/>
+          <w:color w:val="D86DCB" w:themeColor="accent5" w:themeTint="99"/>
+          <w:sz w:val="32"/>
+          <w:szCs w:val="32"/>
+        </w:rPr>
+        <w:t>getFood</w:t>
+      </w:r>
+      <w:proofErr w:type="spellEnd"/>
+      <w:r>
+        <w:rPr>
+          <w:b/>
+          <w:bCs/>
+          <w:color w:val="D86DCB" w:themeColor="accent5" w:themeTint="99"/>
+          <w:sz w:val="32"/>
+          <w:szCs w:val="32"/>
+        </w:rPr>
+        <w:t>() {</w:t>
+      </w:r>
+    </w:p>
+    <w:p>
+      <w:pPr>
+        <w:jc w:val="both"/>
+        <w:rPr>
+          <w:b/>
+          <w:bCs/>
+          <w:color w:val="D86DCB" w:themeColor="accent5" w:themeTint="99"/>
+          <w:sz w:val="32"/>
+          <w:szCs w:val="32"/>
+        </w:rPr>
+      </w:pPr>
+      <w:r>
+        <w:rPr>
+          <w:b/>
+          <w:bCs/>
+          <w:color w:val="D86DCB" w:themeColor="accent5" w:themeTint="99"/>
+          <w:sz w:val="32"/>
+          <w:szCs w:val="32"/>
+        </w:rPr>
+        <w:t xml:space="preserve">    final food2 = </w:t>
+      </w:r>
+      <w:proofErr w:type="spellStart"/>
+      <w:r>
+        <w:rPr>
+          <w:b/>
+          <w:bCs/>
+          <w:color w:val="D86DCB" w:themeColor="accent5" w:themeTint="99"/>
+          <w:sz w:val="32"/>
+          <w:szCs w:val="32"/>
+        </w:rPr>
+        <w:t>Food.fromJson</w:t>
+      </w:r>
+      <w:proofErr w:type="spellEnd"/>
+      <w:r>
+        <w:rPr>
+          <w:b/>
+          <w:bCs/>
+          <w:color w:val="D86DCB" w:themeColor="accent5" w:themeTint="99"/>
+          <w:sz w:val="32"/>
+          <w:szCs w:val="32"/>
+        </w:rPr>
+        <w:t>(</w:t>
+      </w:r>
+      <w:proofErr w:type="spellStart"/>
+      <w:r>
+        <w:rPr>
+          <w:b/>
+          <w:bCs/>
+          <w:color w:val="D86DCB" w:themeColor="accent5" w:themeTint="99"/>
+          <w:sz w:val="32"/>
+          <w:szCs w:val="32"/>
+        </w:rPr>
+        <w:t>foodRecipes</w:t>
+      </w:r>
+      <w:proofErr w:type="spellEnd"/>
+      <w:r>
+        <w:rPr>
+          <w:b/>
+          <w:bCs/>
+          <w:color w:val="D86DCB" w:themeColor="accent5" w:themeTint="99"/>
+          <w:sz w:val="32"/>
+          <w:szCs w:val="32"/>
+        </w:rPr>
+        <w:t>);</w:t>
+      </w:r>
+    </w:p>
+    <w:p>
+      <w:pPr>
+        <w:jc w:val="both"/>
+        <w:rPr>
+          <w:b/>
+          <w:bCs/>
+          <w:color w:val="D86DCB" w:themeColor="accent5" w:themeTint="99"/>
+          <w:sz w:val="32"/>
+          <w:szCs w:val="32"/>
+        </w:rPr>
+      </w:pPr>
+      <w:r>
+        <w:rPr>
+          <w:b/>
+          <w:bCs/>
+          <w:color w:val="D86DCB" w:themeColor="accent5" w:themeTint="99"/>
+          <w:sz w:val="32"/>
+          <w:szCs w:val="32"/>
+        </w:rPr>
+        <w:t xml:space="preserve">    food = food2;</w:t>
+      </w:r>
+    </w:p>
+    <w:p>
+      <w:pPr>
+        <w:jc w:val="both"/>
+        <w:rPr>
+          <w:b/>
+          <w:bCs/>
+          <w:color w:val="D86DCB" w:themeColor="accent5" w:themeTint="99"/>
+          <w:sz w:val="32"/>
+          <w:szCs w:val="32"/>
+        </w:rPr>
+      </w:pPr>
+      <w:r>
+        <w:rPr>
+          <w:b/>
+          <w:bCs/>
+          <w:color w:val="D86DCB" w:themeColor="accent5" w:themeTint="99"/>
+          <w:sz w:val="32"/>
+          <w:szCs w:val="32"/>
+        </w:rPr>
+        <w:t xml:space="preserve">    recipes = </w:t>
+      </w:r>
+      <w:proofErr w:type="spellStart"/>
+      <w:r>
+        <w:rPr>
+          <w:b/>
+          <w:bCs/>
+          <w:color w:val="D86DCB" w:themeColor="accent5" w:themeTint="99"/>
+          <w:sz w:val="32"/>
+          <w:szCs w:val="32"/>
+        </w:rPr>
+        <w:t>food?.recipes</w:t>
+      </w:r>
+      <w:proofErr w:type="spellEnd"/>
+      <w:r>
+        <w:rPr>
+          <w:b/>
+          <w:bCs/>
+          <w:color w:val="D86DCB" w:themeColor="accent5" w:themeTint="99"/>
+          <w:sz w:val="32"/>
+          <w:szCs w:val="32"/>
+        </w:rPr>
+        <w:t>;</w:t>
+      </w:r>
+    </w:p>
+    <w:p>
+      <w:pPr>
+        <w:jc w:val="both"/>
+        <w:rPr>
+          <w:b/>
+          <w:bCs/>
+          <w:color w:val="D86DCB" w:themeColor="accent5" w:themeTint="99"/>
+          <w:sz w:val="32"/>
+          <w:szCs w:val="32"/>
+        </w:rPr>
+      </w:pPr>
+      <w:r>
+        <w:rPr>
+          <w:b/>
+          <w:bCs/>
+          <w:color w:val="D86DCB" w:themeColor="accent5" w:themeTint="99"/>
+          <w:sz w:val="32"/>
+          <w:szCs w:val="32"/>
+        </w:rPr>
+        <w:t xml:space="preserve">   }</w:t>
+      </w:r>
+    </w:p>
+    <w:p>
+      <w:pPr>
+        <w:jc w:val="both"/>
+        <w:rPr>
+          <w:b/>
+          <w:bCs/>
+          <w:color w:val="D86DCB" w:themeColor="accent5" w:themeTint="99"/>
+          <w:sz w:val="32"/>
+          <w:szCs w:val="32"/>
+        </w:rPr>
+      </w:pPr>
+      <w:r>
+        <w:rPr>
+          <w:b/>
+          <w:bCs/>
+          <w:color w:val="D86DCB" w:themeColor="accent5" w:themeTint="99"/>
+          <w:sz w:val="32"/>
+          <w:szCs w:val="32"/>
+        </w:rPr>
+        <w:t xml:space="preserve">  </w:t>
+      </w:r>
+      <w:r>
+        <w:rPr>
+          <w:b/>
+          <w:bCs/>
+          <w:color w:val="D86DCB" w:themeColor="accent5" w:themeTint="99"/>
+          <w:sz w:val="32"/>
+          <w:szCs w:val="32"/>
+        </w:rPr>
+        <w:t xml:space="preserve">Food get food =&gt; </w:t>
+      </w:r>
+      <w:proofErr w:type="spellStart"/>
+      <w:r>
+        <w:rPr>
+          <w:b/>
+          <w:bCs/>
+          <w:color w:val="D86DCB" w:themeColor="accent5" w:themeTint="99"/>
+          <w:sz w:val="32"/>
+          <w:szCs w:val="32"/>
+        </w:rPr>
+        <w:t>Food.fromJson</w:t>
+      </w:r>
+      <w:proofErr w:type="spellEnd"/>
+      <w:r>
+        <w:rPr>
+          <w:b/>
+          <w:bCs/>
+          <w:color w:val="D86DCB" w:themeColor="accent5" w:themeTint="99"/>
+          <w:sz w:val="32"/>
+          <w:szCs w:val="32"/>
+        </w:rPr>
+        <w:t>(_</w:t>
+      </w:r>
+      <w:proofErr w:type="spellStart"/>
+      <w:r>
+        <w:rPr>
+          <w:b/>
+          <w:bCs/>
+          <w:color w:val="D86DCB" w:themeColor="accent5" w:themeTint="99"/>
+          <w:sz w:val="32"/>
+          <w:szCs w:val="32"/>
+        </w:rPr>
+        <w:t>foodRecipes</w:t>
+      </w:r>
+      <w:proofErr w:type="spellEnd"/>
+      <w:r>
+        <w:rPr>
+          <w:b/>
+          <w:bCs/>
+          <w:color w:val="D86DCB" w:themeColor="accent5" w:themeTint="99"/>
+          <w:sz w:val="32"/>
+          <w:szCs w:val="32"/>
+        </w:rPr>
+        <w:t>);</w:t>
+      </w:r>
+    </w:p>
+    <w:p>
+      <w:pPr>
+        <w:jc w:val="both"/>
+        <w:rPr>
+          <w:b/>
+          <w:bCs/>
+          <w:color w:val="D86DCB" w:themeColor="accent5" w:themeTint="99"/>
+          <w:sz w:val="32"/>
+          <w:szCs w:val="32"/>
+        </w:rPr>
+      </w:pPr>
+      <w:r>
+        <w:rPr>
+          <w:b/>
+          <w:bCs/>
+          <w:color w:val="D86DCB" w:themeColor="accent5" w:themeTint="99"/>
+          <w:sz w:val="32"/>
+          <w:szCs w:val="32"/>
+        </w:rPr>
+        <w:t>}</w:t>
+      </w:r>
+    </w:p>
+    <w:p>
+      <w:pPr>
+        <w:jc w:val="both"/>
+        <w:rPr>
+          <w:sz w:val="32"/>
+          <w:szCs w:val="32"/>
+        </w:rPr>
+      </w:pPr>
+    </w:p>
+    <w:p>
+      <w:pPr>
+        <w:jc w:val="both"/>
+        <w:rPr>
+          <w:b/>
+          <w:bCs/>
+          <w:sz w:val="32"/>
+          <w:szCs w:val="32"/>
+        </w:rPr>
+      </w:pPr>
+      <w:r>
+        <w:rPr>
+          <w:b/>
+          <w:bCs/>
+          <w:sz w:val="32"/>
+          <w:szCs w:val="32"/>
+        </w:rPr>
+        <w:t xml:space="preserve">Creating </w:t>
+      </w:r>
+      <w:r>
+        <w:rPr>
+          <w:b/>
+          <w:bCs/>
+          <w:sz w:val="32"/>
+          <w:szCs w:val="32"/>
+        </w:rPr>
+        <w:t>Class</w:t>
+      </w:r>
+      <w:r>
+        <w:rPr>
+          <w:b/>
+          <w:bCs/>
+          <w:sz w:val="32"/>
+          <w:szCs w:val="32"/>
+        </w:rPr>
+        <w:t xml:space="preserve"> with</w:t>
+      </w:r>
+      <w:r>
+        <w:rPr>
+          <w:b/>
+          <w:bCs/>
+          <w:sz w:val="32"/>
+          <w:szCs w:val="32"/>
+        </w:rPr>
+        <w:t xml:space="preserve"> Type (Generic Type)</w:t>
+      </w:r>
+      <w:r>
+        <w:rPr>
+          <w:b/>
+          <w:bCs/>
+          <w:sz w:val="32"/>
+          <w:szCs w:val="32"/>
+        </w:rPr>
+        <w:t>:</w:t>
+      </w:r>
+    </w:p>
+    <w:p>
+      <w:pPr>
+        <w:jc w:val="both"/>
+        <w:rPr>
+          <w:sz w:val="32"/>
+          <w:szCs w:val="32"/>
+        </w:rPr>
+      </w:pPr>
+      <w:r>
+        <w:rPr>
+          <w:sz w:val="32"/>
+          <w:szCs w:val="32"/>
+        </w:rPr>
+        <w:t xml:space="preserve"># </w:t>
+      </w:r>
+      <w:r>
+        <w:rPr>
+          <w:sz w:val="32"/>
+          <w:szCs w:val="32"/>
+        </w:rPr>
+        <w:t xml:space="preserve">We can create a Class which will have a </w:t>
+      </w:r>
+      <w:r>
+        <w:rPr>
+          <w:sz w:val="32"/>
+          <w:szCs w:val="32"/>
+        </w:rPr>
+        <w:t>specific generic type T, meaning it can be any type (</w:t>
+      </w:r>
+      <w:r>
+        <w:rPr>
+          <w:b/>
+          <w:bCs/>
+          <w:sz w:val="32"/>
+          <w:szCs w:val="32"/>
+        </w:rPr>
+        <w:t>int</w:t>
+      </w:r>
+      <w:r>
+        <w:rPr>
+          <w:sz w:val="32"/>
+          <w:szCs w:val="32"/>
+        </w:rPr>
+        <w:t xml:space="preserve">, </w:t>
+      </w:r>
+      <w:r>
+        <w:rPr>
+          <w:b/>
+          <w:bCs/>
+          <w:sz w:val="32"/>
+          <w:szCs w:val="32"/>
+        </w:rPr>
+        <w:t>bool</w:t>
+      </w:r>
+      <w:r>
+        <w:rPr>
+          <w:sz w:val="32"/>
+          <w:szCs w:val="32"/>
+        </w:rPr>
+        <w:t xml:space="preserve">, </w:t>
+      </w:r>
+      <w:r>
+        <w:rPr>
+          <w:b/>
+          <w:bCs/>
+          <w:sz w:val="32"/>
+          <w:szCs w:val="32"/>
+        </w:rPr>
+        <w:t>String</w:t>
+      </w:r>
+      <w:r>
+        <w:rPr>
+          <w:sz w:val="32"/>
+          <w:szCs w:val="32"/>
+        </w:rPr>
+        <w:t xml:space="preserve"> and </w:t>
+      </w:r>
+      <w:r>
+        <w:rPr>
+          <w:b/>
+          <w:bCs/>
+          <w:sz w:val="32"/>
+          <w:szCs w:val="32"/>
+        </w:rPr>
+        <w:t>double</w:t>
+      </w:r>
+      <w:r>
+        <w:rPr>
+          <w:sz w:val="32"/>
+          <w:szCs w:val="32"/>
+        </w:rPr>
+        <w:t>) but once a type is assigned it</w:t>
+      </w:r>
+      <w:r>
+        <w:rPr>
+          <w:sz w:val="32"/>
+          <w:szCs w:val="32"/>
+        </w:rPr>
+        <w:t xml:space="preserve"> won’t take another type.</w:t>
+      </w:r>
+    </w:p>
+    <w:p>
+      <w:pPr>
+        <w:jc w:val="both"/>
+        <w:rPr>
+          <w:sz w:val="32"/>
+          <w:szCs w:val="32"/>
+        </w:rPr>
+      </w:pPr>
+      <w:r>
+        <w:rPr>
+          <w:sz w:val="32"/>
+          <w:szCs w:val="32"/>
+        </w:rPr>
+        <w:t xml:space="preserve"># </w:t>
+      </w:r>
+      <w:r>
+        <w:rPr>
+          <w:sz w:val="32"/>
+          <w:szCs w:val="32"/>
+        </w:rPr>
+        <w:t xml:space="preserve">We can do this by simply adding </w:t>
+      </w:r>
+      <w:r>
+        <w:rPr>
+          <w:b/>
+          <w:bCs/>
+          <w:sz w:val="32"/>
+          <w:szCs w:val="32"/>
+        </w:rPr>
+        <w:t>&lt;T&gt;</w:t>
+      </w:r>
+      <w:r>
+        <w:rPr>
+          <w:sz w:val="32"/>
+          <w:szCs w:val="32"/>
+        </w:rPr>
+        <w:t xml:space="preserve"> after class name in Class declaration</w:t>
+      </w:r>
+      <w:r>
+        <w:rPr>
+          <w:sz w:val="32"/>
+          <w:szCs w:val="32"/>
+        </w:rPr>
+        <w:t xml:space="preserve">. Just add T before the things we need the type to be like this </w:t>
+      </w:r>
+      <w:r>
+        <w:rPr>
+          <w:b/>
+          <w:bCs/>
+          <w:sz w:val="32"/>
+          <w:szCs w:val="32"/>
+        </w:rPr>
+        <w:t xml:space="preserve">T </w:t>
+      </w:r>
+      <w:proofErr w:type="spellStart"/>
+      <w:r>
+        <w:rPr>
+          <w:b/>
+          <w:bCs/>
+          <w:sz w:val="32"/>
+          <w:szCs w:val="32"/>
+        </w:rPr>
+        <w:t>method_name</w:t>
+      </w:r>
+      <w:proofErr w:type="spellEnd"/>
+      <w:r>
+        <w:rPr>
+          <w:sz w:val="32"/>
+          <w:szCs w:val="32"/>
+        </w:rPr>
+        <w:t xml:space="preserve"> or </w:t>
+      </w:r>
+      <w:r>
+        <w:rPr>
+          <w:b/>
+          <w:bCs/>
+          <w:sz w:val="32"/>
+          <w:szCs w:val="32"/>
+        </w:rPr>
+        <w:t>List&lt;T&gt;</w:t>
+      </w:r>
+      <w:r>
+        <w:rPr>
+          <w:sz w:val="32"/>
+          <w:szCs w:val="32"/>
+        </w:rPr>
+        <w:t>.</w:t>
+      </w:r>
+    </w:p>
+    <w:p>
+      <w:pPr>
+        <w:jc w:val="both"/>
+        <w:rPr>
+          <w:sz w:val="32"/>
+          <w:szCs w:val="32"/>
+        </w:rPr>
+      </w:pPr>
+      <w:r>
+        <w:rPr>
+          <w:sz w:val="32"/>
+          <w:szCs w:val="32"/>
+        </w:rPr>
+        <w:t xml:space="preserve"># </w:t>
+      </w:r>
+      <w:r>
+        <w:rPr>
+          <w:sz w:val="32"/>
+          <w:szCs w:val="32"/>
+        </w:rPr>
+        <w:t>When creating the object specify the class type like this</w:t>
+      </w:r>
+      <w:r>
+        <w:rPr>
+          <w:sz w:val="32"/>
+          <w:szCs w:val="32"/>
+        </w:rPr>
+        <w:t xml:space="preserve"> </w:t>
+      </w:r>
+      <w:proofErr w:type="spellStart"/>
+      <w:r>
+        <w:rPr>
+          <w:b/>
+          <w:bCs/>
+          <w:sz w:val="32"/>
+          <w:szCs w:val="32"/>
+        </w:rPr>
+        <w:t>class_name</w:t>
+      </w:r>
+      <w:proofErr w:type="spellEnd"/>
+      <w:r>
+        <w:rPr>
+          <w:b/>
+          <w:bCs/>
+          <w:sz w:val="32"/>
+          <w:szCs w:val="32"/>
+        </w:rPr>
+        <w:t>&lt;int&gt;</w:t>
+      </w:r>
+      <w:r>
+        <w:rPr>
+          <w:sz w:val="32"/>
+          <w:szCs w:val="32"/>
+        </w:rPr>
+        <w:t xml:space="preserve"> before the object</w:t>
+      </w:r>
+      <w:r>
+        <w:rPr>
+          <w:sz w:val="32"/>
+          <w:szCs w:val="32"/>
+        </w:rPr>
+        <w:t xml:space="preserve"> as object’s type</w:t>
+      </w:r>
+      <w:r>
+        <w:rPr>
+          <w:sz w:val="32"/>
+          <w:szCs w:val="32"/>
+        </w:rPr>
+        <w:t xml:space="preserve"> or </w:t>
+      </w:r>
+      <w:proofErr w:type="spellStart"/>
+      <w:r>
+        <w:rPr>
+          <w:b/>
+          <w:bCs/>
+          <w:sz w:val="32"/>
+          <w:szCs w:val="32"/>
+        </w:rPr>
+        <w:t>clas</w:t>
+      </w:r>
+      <w:r>
+        <w:rPr>
+          <w:b/>
+          <w:bCs/>
+          <w:sz w:val="32"/>
+          <w:szCs w:val="32"/>
+        </w:rPr>
+        <w:t>_name</w:t>
+      </w:r>
+      <w:proofErr w:type="spellEnd"/>
+      <w:r>
+        <w:rPr>
+          <w:b/>
+          <w:bCs/>
+          <w:sz w:val="32"/>
+          <w:szCs w:val="32"/>
+        </w:rPr>
+        <w:t>&lt;int&gt;()</w:t>
+      </w:r>
+      <w:r>
+        <w:rPr>
+          <w:sz w:val="32"/>
+          <w:szCs w:val="32"/>
+        </w:rPr>
+        <w:t xml:space="preserve"> after the object</w:t>
+      </w:r>
+      <w:r>
+        <w:rPr>
+          <w:sz w:val="32"/>
+          <w:szCs w:val="32"/>
+        </w:rPr>
+        <w:t xml:space="preserve">. If we don’t specify it will be </w:t>
+      </w:r>
+      <w:r>
+        <w:rPr>
+          <w:b/>
+          <w:bCs/>
+          <w:sz w:val="32"/>
+          <w:szCs w:val="32"/>
+        </w:rPr>
+        <w:t>dynamic</w:t>
+      </w:r>
+      <w:r>
+        <w:rPr>
+          <w:sz w:val="32"/>
+          <w:szCs w:val="32"/>
+        </w:rPr>
+        <w:t xml:space="preserve"> or </w:t>
+      </w:r>
+      <w:r>
+        <w:rPr>
+          <w:b/>
+          <w:bCs/>
+          <w:sz w:val="32"/>
+          <w:szCs w:val="32"/>
+        </w:rPr>
+        <w:t xml:space="preserve">var </w:t>
+      </w:r>
+      <w:r>
+        <w:rPr>
+          <w:sz w:val="32"/>
+          <w:szCs w:val="32"/>
+        </w:rPr>
+        <w:t>type</w:t>
+      </w:r>
+    </w:p>
+    <w:p>
+      <w:pPr>
+        <w:jc w:val="both"/>
+        <w:rPr>
+          <w:b/>
+          <w:bCs/>
+          <w:color w:val="D86DCB" w:themeColor="accent5" w:themeTint="99"/>
+          <w:sz w:val="32"/>
+          <w:szCs w:val="32"/>
+        </w:rPr>
+      </w:pPr>
+      <w:r>
+        <w:rPr>
+          <w:b/>
+          <w:bCs/>
+          <w:color w:val="D86DCB" w:themeColor="accent5" w:themeTint="99"/>
+          <w:sz w:val="32"/>
+          <w:szCs w:val="32"/>
+        </w:rPr>
+        <w:t>class Stack&lt;T&gt; {</w:t>
+      </w:r>
+    </w:p>
+    <w:p>
+      <w:pPr>
+        <w:jc w:val="both"/>
+        <w:rPr>
+          <w:b/>
+          <w:bCs/>
+          <w:color w:val="D86DCB" w:themeColor="accent5" w:themeTint="99"/>
+          <w:sz w:val="32"/>
+          <w:szCs w:val="32"/>
+        </w:rPr>
+      </w:pPr>
+      <w:r>
+        <w:rPr>
+          <w:b/>
+          <w:bCs/>
+          <w:color w:val="D86DCB" w:themeColor="accent5" w:themeTint="99"/>
+          <w:sz w:val="32"/>
+          <w:szCs w:val="32"/>
+        </w:rPr>
+        <w:t xml:space="preserve">  final List&lt;T&gt; _elements = [];</w:t>
+      </w:r>
+    </w:p>
+    <w:p>
+      <w:pPr>
+        <w:jc w:val="both"/>
+        <w:rPr>
+          <w:b/>
+          <w:bCs/>
+          <w:color w:val="D86DCB" w:themeColor="accent5" w:themeTint="99"/>
+          <w:sz w:val="32"/>
+          <w:szCs w:val="32"/>
+        </w:rPr>
+      </w:pPr>
+      <w:r>
+        <w:rPr>
+          <w:b/>
+          <w:bCs/>
+          <w:color w:val="D86DCB" w:themeColor="accent5" w:themeTint="99"/>
+          <w:sz w:val="32"/>
+          <w:szCs w:val="32"/>
+        </w:rPr>
+        <w:t xml:space="preserve">  void push(T element) {</w:t>
+      </w:r>
+    </w:p>
+    <w:p>
+      <w:pPr>
+        <w:jc w:val="both"/>
+        <w:rPr>
+          <w:b/>
+          <w:bCs/>
+          <w:color w:val="D86DCB" w:themeColor="accent5" w:themeTint="99"/>
+          <w:sz w:val="32"/>
+          <w:szCs w:val="32"/>
+        </w:rPr>
+      </w:pPr>
+      <w:r>
+        <w:rPr>
+          <w:b/>
+          <w:bCs/>
+          <w:color w:val="D86DCB" w:themeColor="accent5" w:themeTint="99"/>
+          <w:sz w:val="32"/>
+          <w:szCs w:val="32"/>
+        </w:rPr>
+        <w:t xml:space="preserve">    _</w:t>
+      </w:r>
+      <w:proofErr w:type="spellStart"/>
+      <w:r>
+        <w:rPr>
+          <w:b/>
+          <w:bCs/>
+          <w:color w:val="D86DCB" w:themeColor="accent5" w:themeTint="99"/>
+          <w:sz w:val="32"/>
+          <w:szCs w:val="32"/>
+        </w:rPr>
+        <w:t>elements.add</w:t>
+      </w:r>
+      <w:proofErr w:type="spellEnd"/>
+      <w:r>
+        <w:rPr>
+          <w:b/>
+          <w:bCs/>
+          <w:color w:val="D86DCB" w:themeColor="accent5" w:themeTint="99"/>
+          <w:sz w:val="32"/>
+          <w:szCs w:val="32"/>
+        </w:rPr>
+        <w:t>(element);</w:t>
+      </w:r>
+    </w:p>
+    <w:p>
+      <w:pPr>
+        <w:jc w:val="both"/>
+        <w:rPr>
+          <w:b/>
+          <w:bCs/>
+          <w:color w:val="D86DCB" w:themeColor="accent5" w:themeTint="99"/>
+          <w:sz w:val="32"/>
+          <w:szCs w:val="32"/>
+        </w:rPr>
+      </w:pPr>
+      <w:r>
+        <w:rPr>
+          <w:b/>
+          <w:bCs/>
+          <w:color w:val="D86DCB" w:themeColor="accent5" w:themeTint="99"/>
+          <w:sz w:val="32"/>
+          <w:szCs w:val="32"/>
+        </w:rPr>
+        <w:t xml:space="preserve">  }</w:t>
+      </w:r>
+    </w:p>
+    <w:p>
+      <w:pPr>
+        <w:jc w:val="both"/>
+        <w:rPr>
+          <w:b/>
+          <w:bCs/>
+          <w:color w:val="D86DCB" w:themeColor="accent5" w:themeTint="99"/>
+          <w:sz w:val="32"/>
+          <w:szCs w:val="32"/>
+        </w:rPr>
+      </w:pPr>
+      <w:r>
+        <w:rPr>
+          <w:b/>
+          <w:bCs/>
+          <w:color w:val="D86DCB" w:themeColor="accent5" w:themeTint="99"/>
+          <w:sz w:val="32"/>
+          <w:szCs w:val="32"/>
+        </w:rPr>
+        <w:t xml:space="preserve"> …</w:t>
+      </w:r>
+    </w:p>
+    <w:p>
+      <w:pPr>
+        <w:jc w:val="both"/>
+        <w:rPr>
+          <w:b/>
+          <w:bCs/>
+          <w:color w:val="D86DCB" w:themeColor="accent5" w:themeTint="99"/>
+          <w:sz w:val="32"/>
+          <w:szCs w:val="32"/>
+        </w:rPr>
+      </w:pPr>
+      <w:r>
+        <w:rPr>
+          <w:b/>
+          <w:bCs/>
+          <w:color w:val="D86DCB" w:themeColor="accent5" w:themeTint="99"/>
+          <w:sz w:val="32"/>
+          <w:szCs w:val="32"/>
+        </w:rPr>
+        <w:t>}</w:t>
+      </w:r>
+    </w:p>
+    <w:p>
+      <w:pPr>
+        <w:jc w:val="both"/>
+        <w:rPr>
+          <w:b/>
+          <w:bCs/>
+          <w:color w:val="D86DCB" w:themeColor="accent5" w:themeTint="99"/>
+          <w:sz w:val="32"/>
+          <w:szCs w:val="32"/>
+        </w:rPr>
+      </w:pPr>
+      <w:r>
+        <w:rPr>
+          <w:b/>
+          <w:bCs/>
+          <w:color w:val="D86DCB" w:themeColor="accent5" w:themeTint="99"/>
+          <w:sz w:val="32"/>
+          <w:szCs w:val="32"/>
+        </w:rPr>
+        <w:t>void main () {</w:t>
+      </w:r>
+    </w:p>
+    <w:p>
+      <w:pPr>
+        <w:jc w:val="both"/>
+        <w:rPr>
+          <w:b/>
+          <w:bCs/>
+          <w:color w:val="D86DCB" w:themeColor="accent5" w:themeTint="99"/>
+          <w:sz w:val="32"/>
+          <w:szCs w:val="32"/>
+        </w:rPr>
+      </w:pPr>
+      <w:r>
+        <w:rPr>
+          <w:b/>
+          <w:bCs/>
+          <w:color w:val="D86DCB" w:themeColor="accent5" w:themeTint="99"/>
+          <w:sz w:val="32"/>
+          <w:szCs w:val="32"/>
+        </w:rPr>
+        <w:t xml:space="preserve">  </w:t>
+      </w:r>
+      <w:r>
+        <w:rPr>
+          <w:b/>
+          <w:bCs/>
+          <w:color w:val="D86DCB" w:themeColor="accent5" w:themeTint="99"/>
+          <w:sz w:val="32"/>
+          <w:szCs w:val="32"/>
+        </w:rPr>
+        <w:t xml:space="preserve">final </w:t>
+      </w:r>
+      <w:r>
+        <w:rPr>
+          <w:b/>
+          <w:bCs/>
+          <w:color w:val="D86DCB" w:themeColor="accent5" w:themeTint="99"/>
+          <w:sz w:val="32"/>
+          <w:szCs w:val="32"/>
+        </w:rPr>
+        <w:t>Stack&lt;int&gt; stack = Stack();</w:t>
+      </w:r>
+    </w:p>
+    <w:p>
+      <w:pPr>
+        <w:jc w:val="both"/>
+        <w:rPr>
+          <w:b/>
+          <w:bCs/>
+          <w:color w:val="D86DCB" w:themeColor="accent5" w:themeTint="99"/>
+          <w:sz w:val="32"/>
+          <w:szCs w:val="32"/>
+        </w:rPr>
+      </w:pPr>
+      <w:r>
+        <w:rPr>
+          <w:b/>
+          <w:bCs/>
+          <w:color w:val="D86DCB" w:themeColor="accent5" w:themeTint="99"/>
+          <w:sz w:val="32"/>
+          <w:szCs w:val="32"/>
+        </w:rPr>
+        <w:t xml:space="preserve">  </w:t>
+      </w:r>
+      <w:r>
+        <w:rPr>
+          <w:b/>
+          <w:bCs/>
+          <w:color w:val="D86DCB" w:themeColor="accent5" w:themeTint="99"/>
+          <w:sz w:val="32"/>
+          <w:szCs w:val="32"/>
+        </w:rPr>
+        <w:t xml:space="preserve">// </w:t>
+      </w:r>
+      <w:r>
+        <w:rPr>
+          <w:b/>
+          <w:bCs/>
+          <w:color w:val="D86DCB" w:themeColor="accent5" w:themeTint="99"/>
+          <w:sz w:val="32"/>
+          <w:szCs w:val="32"/>
+        </w:rPr>
+        <w:t xml:space="preserve">Or </w:t>
+      </w:r>
+      <w:r>
+        <w:rPr>
+          <w:b/>
+          <w:bCs/>
+          <w:color w:val="D86DCB" w:themeColor="accent5" w:themeTint="99"/>
+          <w:sz w:val="32"/>
+          <w:szCs w:val="32"/>
+        </w:rPr>
+        <w:t>final stack = Stack&lt;int&gt;();</w:t>
+      </w:r>
+    </w:p>
+    <w:p>
+      <w:pPr>
+        <w:jc w:val="both"/>
+        <w:rPr>
+          <w:b/>
+          <w:bCs/>
+          <w:color w:val="D86DCB" w:themeColor="accent5" w:themeTint="99"/>
+          <w:sz w:val="32"/>
+          <w:szCs w:val="32"/>
+        </w:rPr>
+      </w:pPr>
+      <w:r>
+        <w:rPr>
+          <w:b/>
+          <w:bCs/>
+          <w:color w:val="D86DCB" w:themeColor="accent5" w:themeTint="99"/>
+          <w:sz w:val="32"/>
+          <w:szCs w:val="32"/>
+        </w:rPr>
+        <w:t>}</w:t>
+      </w:r>
+    </w:p>
+    <w:p>
+      <w:pPr>
+        <w:jc w:val="both"/>
+        <w:rPr>
+          <w:sz w:val="32"/>
+          <w:szCs w:val="32"/>
+        </w:rPr>
+      </w:pPr>
+    </w:p>
+    <w:p>
+      <w:pPr>
+        <w:jc w:val="both"/>
+        <w:rPr>
+          <w:b/>
+          <w:bCs/>
+          <w:sz w:val="32"/>
+          <w:szCs w:val="32"/>
+        </w:rPr>
+      </w:pPr>
+      <w:r>
+        <w:rPr>
+          <w:b/>
+          <w:bCs/>
+          <w:sz w:val="32"/>
+          <w:szCs w:val="32"/>
+        </w:rPr>
         <w:lastRenderedPageBreak/>
-        <w:t xml:space="preserve">    food = </w:t>
-      </w:r>
-      <w:proofErr w:type="spellStart"/>
-      <w:r>
-        <w:rPr>
-          <w:b/>
-          <w:bCs/>
-          <w:color w:val="D86DCB" w:themeColor="accent5" w:themeTint="99"/>
-          <w:sz w:val="32"/>
-          <w:szCs w:val="32"/>
-        </w:rPr>
-        <w:t>Food.fromJson</w:t>
-      </w:r>
-      <w:proofErr w:type="spellEnd"/>
-      <w:r>
-        <w:rPr>
-          <w:b/>
-          <w:bCs/>
-          <w:color w:val="D86DCB" w:themeColor="accent5" w:themeTint="99"/>
-          <w:sz w:val="32"/>
-          <w:szCs w:val="32"/>
-        </w:rPr>
-        <w:t>(</w:t>
-      </w:r>
-      <w:proofErr w:type="spellStart"/>
-      <w:r>
-        <w:rPr>
-          <w:b/>
-          <w:bCs/>
-          <w:color w:val="D86DCB" w:themeColor="accent5" w:themeTint="99"/>
-          <w:sz w:val="32"/>
-          <w:szCs w:val="32"/>
-        </w:rPr>
-        <w:t>foodRecipes</w:t>
-      </w:r>
-      <w:proofErr w:type="spellEnd"/>
-      <w:r>
-        <w:rPr>
-          <w:b/>
-          <w:bCs/>
-          <w:color w:val="D86DCB" w:themeColor="accent5" w:themeTint="99"/>
-          <w:sz w:val="32"/>
-          <w:szCs w:val="32"/>
-        </w:rPr>
-        <w:t>);</w:t>
-      </w:r>
-    </w:p>
-    <w:p>
-      <w:pPr>
-        <w:jc w:val="both"/>
-        <w:rPr>
-          <w:b/>
-          <w:bCs/>
-          <w:color w:val="D86DCB" w:themeColor="accent5" w:themeTint="99"/>
-          <w:sz w:val="32"/>
-          <w:szCs w:val="32"/>
-        </w:rPr>
-      </w:pPr>
-      <w:r>
-        <w:rPr>
-          <w:b/>
-          <w:bCs/>
-          <w:color w:val="D86DCB" w:themeColor="accent5" w:themeTint="99"/>
-          <w:sz w:val="32"/>
-          <w:szCs w:val="32"/>
-        </w:rPr>
-        <w:t xml:space="preserve">  }</w:t>
-      </w:r>
-    </w:p>
-    <w:p>
-      <w:pPr>
-        <w:jc w:val="both"/>
-        <w:rPr>
-          <w:sz w:val="32"/>
-          <w:szCs w:val="32"/>
-        </w:rPr>
-      </w:pPr>
-      <w:r>
-        <w:rPr>
-          <w:sz w:val="32"/>
-          <w:szCs w:val="32"/>
-        </w:rPr>
-        <w:t xml:space="preserve"># We can also use </w:t>
-      </w:r>
-      <w:r>
-        <w:rPr>
-          <w:b/>
-          <w:bCs/>
-          <w:sz w:val="32"/>
-          <w:szCs w:val="32"/>
-        </w:rPr>
-        <w:t>static</w:t>
-      </w:r>
-      <w:r>
-        <w:rPr>
-          <w:sz w:val="32"/>
-          <w:szCs w:val="32"/>
-        </w:rPr>
-        <w:t xml:space="preserve"> keyword (only if data is constant) </w:t>
-      </w:r>
-      <w:r>
-        <w:rPr>
-          <w:sz w:val="32"/>
-          <w:szCs w:val="32"/>
-        </w:rPr>
-        <w:t xml:space="preserve">if </w:t>
-      </w:r>
-      <w:proofErr w:type="spellStart"/>
-      <w:r>
-        <w:rPr>
-          <w:b/>
-          <w:bCs/>
-          <w:sz w:val="32"/>
-          <w:szCs w:val="32"/>
-        </w:rPr>
-        <w:t>foodRecipes</w:t>
-      </w:r>
-      <w:proofErr w:type="spellEnd"/>
-      <w:r>
-        <w:rPr>
-          <w:sz w:val="32"/>
-          <w:szCs w:val="32"/>
-        </w:rPr>
-        <w:t xml:space="preserve"> is shared and never changes. But </w:t>
-      </w:r>
-      <w:r>
-        <w:rPr>
-          <w:b/>
-          <w:bCs/>
-          <w:sz w:val="32"/>
-          <w:szCs w:val="32"/>
-        </w:rPr>
-        <w:t xml:space="preserve">static </w:t>
-      </w:r>
-      <w:r>
-        <w:rPr>
-          <w:sz w:val="32"/>
-          <w:szCs w:val="32"/>
-        </w:rPr>
-        <w:t>means shared across all instances which is NOT ideal for controllers in most apps</w:t>
-      </w:r>
-    </w:p>
-    <w:p>
-      <w:pPr>
-        <w:jc w:val="both"/>
-        <w:rPr>
-          <w:b/>
-          <w:bCs/>
-          <w:color w:val="D86DCB" w:themeColor="accent5" w:themeTint="99"/>
-          <w:sz w:val="32"/>
-          <w:szCs w:val="32"/>
-        </w:rPr>
-      </w:pPr>
-      <w:r>
-        <w:rPr>
-          <w:b/>
-          <w:bCs/>
-          <w:color w:val="D86DCB" w:themeColor="accent5" w:themeTint="99"/>
-          <w:sz w:val="32"/>
-          <w:szCs w:val="32"/>
-        </w:rPr>
-        <w:t xml:space="preserve">class </w:t>
-      </w:r>
-      <w:proofErr w:type="spellStart"/>
-      <w:r>
-        <w:rPr>
-          <w:b/>
-          <w:bCs/>
-          <w:color w:val="D86DCB" w:themeColor="accent5" w:themeTint="99"/>
-          <w:sz w:val="32"/>
-          <w:szCs w:val="32"/>
-        </w:rPr>
-        <w:t>FoodController</w:t>
-      </w:r>
-      <w:proofErr w:type="spellEnd"/>
-      <w:r>
-        <w:rPr>
-          <w:b/>
-          <w:bCs/>
-          <w:color w:val="D86DCB" w:themeColor="accent5" w:themeTint="99"/>
-          <w:sz w:val="32"/>
-          <w:szCs w:val="32"/>
-        </w:rPr>
-        <w:t xml:space="preserve"> {</w:t>
-      </w:r>
-    </w:p>
-    <w:p>
-      <w:pPr>
-        <w:jc w:val="both"/>
-        <w:rPr>
-          <w:b/>
-          <w:bCs/>
-          <w:color w:val="D86DCB" w:themeColor="accent5" w:themeTint="99"/>
-          <w:sz w:val="32"/>
-          <w:szCs w:val="32"/>
-        </w:rPr>
-      </w:pPr>
-    </w:p>
-    <w:p>
-      <w:pPr>
-        <w:jc w:val="both"/>
-        <w:rPr>
-          <w:b/>
-          <w:bCs/>
-          <w:color w:val="D86DCB" w:themeColor="accent5" w:themeTint="99"/>
-          <w:sz w:val="32"/>
-          <w:szCs w:val="32"/>
-        </w:rPr>
-      </w:pPr>
-      <w:r>
-        <w:rPr>
-          <w:b/>
-          <w:bCs/>
-          <w:color w:val="D86DCB" w:themeColor="accent5" w:themeTint="99"/>
-          <w:sz w:val="32"/>
-          <w:szCs w:val="32"/>
-        </w:rPr>
-        <w:t xml:space="preserve">  static final Map&lt;String, dynamic&gt; </w:t>
-      </w:r>
-      <w:proofErr w:type="spellStart"/>
-      <w:r>
-        <w:rPr>
-          <w:b/>
-          <w:bCs/>
-          <w:color w:val="D86DCB" w:themeColor="accent5" w:themeTint="99"/>
-          <w:sz w:val="32"/>
-          <w:szCs w:val="32"/>
-        </w:rPr>
-        <w:t>foodRecipes</w:t>
-      </w:r>
-      <w:proofErr w:type="spellEnd"/>
-      <w:r>
-        <w:rPr>
-          <w:b/>
-          <w:bCs/>
-          <w:color w:val="D86DCB" w:themeColor="accent5" w:themeTint="99"/>
-          <w:sz w:val="32"/>
-          <w:szCs w:val="32"/>
-        </w:rPr>
-        <w:t xml:space="preserve"> = { ... };</w:t>
-      </w:r>
-    </w:p>
-    <w:p>
-      <w:pPr>
-        <w:jc w:val="both"/>
-        <w:rPr>
-          <w:b/>
-          <w:bCs/>
-          <w:color w:val="D86DCB" w:themeColor="accent5" w:themeTint="99"/>
-          <w:sz w:val="32"/>
-          <w:szCs w:val="32"/>
-        </w:rPr>
-      </w:pPr>
-      <w:r>
-        <w:rPr>
-          <w:b/>
-          <w:bCs/>
-          <w:color w:val="D86DCB" w:themeColor="accent5" w:themeTint="99"/>
-          <w:sz w:val="32"/>
-          <w:szCs w:val="32"/>
-        </w:rPr>
-        <w:t xml:space="preserve">  final Food </w:t>
-      </w:r>
-      <w:proofErr w:type="spellStart"/>
-      <w:r>
-        <w:rPr>
-          <w:b/>
-          <w:bCs/>
-          <w:color w:val="D86DCB" w:themeColor="accent5" w:themeTint="99"/>
-          <w:sz w:val="32"/>
-          <w:szCs w:val="32"/>
-        </w:rPr>
-        <w:t>food</w:t>
-      </w:r>
-      <w:proofErr w:type="spellEnd"/>
-      <w:r>
-        <w:rPr>
-          <w:b/>
-          <w:bCs/>
-          <w:color w:val="D86DCB" w:themeColor="accent5" w:themeTint="99"/>
-          <w:sz w:val="32"/>
-          <w:szCs w:val="32"/>
-        </w:rPr>
-        <w:t xml:space="preserve"> = </w:t>
-      </w:r>
-      <w:proofErr w:type="spellStart"/>
-      <w:r>
-        <w:rPr>
-          <w:b/>
-          <w:bCs/>
-          <w:color w:val="D86DCB" w:themeColor="accent5" w:themeTint="99"/>
-          <w:sz w:val="32"/>
-          <w:szCs w:val="32"/>
-        </w:rPr>
-        <w:t>Food.fromJson</w:t>
-      </w:r>
-      <w:proofErr w:type="spellEnd"/>
-      <w:r>
-        <w:rPr>
-          <w:b/>
-          <w:bCs/>
-          <w:color w:val="D86DCB" w:themeColor="accent5" w:themeTint="99"/>
-          <w:sz w:val="32"/>
-          <w:szCs w:val="32"/>
-        </w:rPr>
-        <w:t>(</w:t>
-      </w:r>
-      <w:proofErr w:type="spellStart"/>
-      <w:r>
-        <w:rPr>
-          <w:b/>
-          <w:bCs/>
-          <w:color w:val="D86DCB" w:themeColor="accent5" w:themeTint="99"/>
-          <w:sz w:val="32"/>
-          <w:szCs w:val="32"/>
-        </w:rPr>
-        <w:t>foodRecipes</w:t>
-      </w:r>
-      <w:proofErr w:type="spellEnd"/>
-      <w:r>
-        <w:rPr>
-          <w:b/>
-          <w:bCs/>
-          <w:color w:val="D86DCB" w:themeColor="accent5" w:themeTint="99"/>
-          <w:sz w:val="32"/>
-          <w:szCs w:val="32"/>
-        </w:rPr>
-        <w:t>);</w:t>
-      </w:r>
-    </w:p>
-    <w:p>
-      <w:pPr>
-        <w:jc w:val="both"/>
-        <w:rPr>
-          <w:b/>
-          <w:bCs/>
-          <w:color w:val="D86DCB" w:themeColor="accent5" w:themeTint="99"/>
-          <w:sz w:val="32"/>
-          <w:szCs w:val="32"/>
-        </w:rPr>
-      </w:pPr>
-      <w:r>
-        <w:rPr>
-          <w:b/>
-          <w:bCs/>
-          <w:color w:val="D86DCB" w:themeColor="accent5" w:themeTint="99"/>
-          <w:sz w:val="32"/>
-          <w:szCs w:val="32"/>
-        </w:rPr>
-        <w:t>}</w:t>
-      </w:r>
-    </w:p>
-    <w:p>
-      <w:pPr>
-        <w:jc w:val="both"/>
-        <w:rPr>
-          <w:b/>
-          <w:bCs/>
-          <w:sz w:val="32"/>
-          <w:szCs w:val="32"/>
-        </w:rPr>
-      </w:pPr>
-      <w:r>
-        <w:rPr>
-          <w:sz w:val="32"/>
-          <w:szCs w:val="32"/>
-        </w:rPr>
-        <w:t># The best way would be using a method/</w:t>
-      </w:r>
-      <w:r>
-        <w:rPr>
-          <w:sz w:val="32"/>
-          <w:szCs w:val="32"/>
-        </w:rPr>
-        <w:t>function (recommended)</w:t>
-      </w:r>
-      <w:r>
-        <w:rPr>
-          <w:sz w:val="32"/>
-          <w:szCs w:val="32"/>
-        </w:rPr>
-        <w:t xml:space="preserve"> or a getter function using </w:t>
-      </w:r>
-      <w:r>
-        <w:rPr>
-          <w:b/>
-          <w:bCs/>
-          <w:sz w:val="32"/>
-          <w:szCs w:val="32"/>
-        </w:rPr>
-        <w:t>get</w:t>
-      </w:r>
-    </w:p>
-    <w:p>
-      <w:pPr>
-        <w:jc w:val="both"/>
-        <w:rPr>
-          <w:b/>
-          <w:bCs/>
-          <w:color w:val="D86DCB" w:themeColor="accent5" w:themeTint="99"/>
-          <w:sz w:val="32"/>
-          <w:szCs w:val="32"/>
-        </w:rPr>
-      </w:pPr>
-      <w:r>
-        <w:rPr>
-          <w:b/>
-          <w:bCs/>
-          <w:color w:val="D86DCB" w:themeColor="accent5" w:themeTint="99"/>
-          <w:sz w:val="32"/>
-          <w:szCs w:val="32"/>
-        </w:rPr>
-        <w:t xml:space="preserve">class </w:t>
-      </w:r>
-      <w:proofErr w:type="spellStart"/>
-      <w:r>
-        <w:rPr>
-          <w:b/>
-          <w:bCs/>
-          <w:color w:val="D86DCB" w:themeColor="accent5" w:themeTint="99"/>
-          <w:sz w:val="32"/>
-          <w:szCs w:val="32"/>
-        </w:rPr>
-        <w:t>FoodController</w:t>
-      </w:r>
-      <w:proofErr w:type="spellEnd"/>
-      <w:r>
-        <w:rPr>
-          <w:b/>
-          <w:bCs/>
-          <w:color w:val="D86DCB" w:themeColor="accent5" w:themeTint="99"/>
-          <w:sz w:val="32"/>
-          <w:szCs w:val="32"/>
-        </w:rPr>
-        <w:t xml:space="preserve"> {</w:t>
-      </w:r>
-    </w:p>
-    <w:p>
-      <w:pPr>
-        <w:jc w:val="both"/>
-        <w:rPr>
-          <w:b/>
-          <w:bCs/>
-          <w:color w:val="D86DCB" w:themeColor="accent5" w:themeTint="99"/>
-          <w:sz w:val="32"/>
-          <w:szCs w:val="32"/>
-        </w:rPr>
-      </w:pPr>
-      <w:r>
-        <w:rPr>
-          <w:b/>
-          <w:bCs/>
-          <w:color w:val="D86DCB" w:themeColor="accent5" w:themeTint="99"/>
-          <w:sz w:val="32"/>
-          <w:szCs w:val="32"/>
-        </w:rPr>
-        <w:t xml:space="preserve">  Food? food;</w:t>
-      </w:r>
-    </w:p>
-    <w:p>
-      <w:pPr>
-        <w:jc w:val="both"/>
-        <w:rPr>
-          <w:b/>
-          <w:bCs/>
-          <w:color w:val="D86DCB" w:themeColor="accent5" w:themeTint="99"/>
-          <w:sz w:val="32"/>
-          <w:szCs w:val="32"/>
-        </w:rPr>
-      </w:pPr>
-      <w:r>
-        <w:rPr>
-          <w:b/>
-          <w:bCs/>
-          <w:color w:val="D86DCB" w:themeColor="accent5" w:themeTint="99"/>
-          <w:sz w:val="32"/>
-          <w:szCs w:val="32"/>
-        </w:rPr>
-        <w:t xml:space="preserve">  List&lt;Recipes&gt;? recipes;</w:t>
-      </w:r>
-    </w:p>
-    <w:p>
-      <w:pPr>
-        <w:jc w:val="both"/>
-        <w:rPr>
-          <w:b/>
-          <w:bCs/>
-          <w:color w:val="D86DCB" w:themeColor="accent5" w:themeTint="99"/>
-          <w:sz w:val="32"/>
-          <w:szCs w:val="32"/>
-        </w:rPr>
-      </w:pPr>
-      <w:r>
-        <w:rPr>
-          <w:b/>
-          <w:bCs/>
-          <w:color w:val="D86DCB" w:themeColor="accent5" w:themeTint="99"/>
-          <w:sz w:val="32"/>
-          <w:szCs w:val="32"/>
-        </w:rPr>
-        <w:t xml:space="preserve">  void </w:t>
-      </w:r>
-      <w:proofErr w:type="spellStart"/>
-      <w:r>
-        <w:rPr>
-          <w:b/>
-          <w:bCs/>
-          <w:color w:val="D86DCB" w:themeColor="accent5" w:themeTint="99"/>
-          <w:sz w:val="32"/>
-          <w:szCs w:val="32"/>
-        </w:rPr>
-        <w:t>getFood</w:t>
-      </w:r>
-      <w:proofErr w:type="spellEnd"/>
-      <w:r>
-        <w:rPr>
-          <w:b/>
-          <w:bCs/>
-          <w:color w:val="D86DCB" w:themeColor="accent5" w:themeTint="99"/>
-          <w:sz w:val="32"/>
-          <w:szCs w:val="32"/>
-        </w:rPr>
-        <w:t>() {</w:t>
-      </w:r>
-    </w:p>
-    <w:p>
-      <w:pPr>
-        <w:jc w:val="both"/>
-        <w:rPr>
-          <w:b/>
-          <w:bCs/>
-          <w:color w:val="D86DCB" w:themeColor="accent5" w:themeTint="99"/>
-          <w:sz w:val="32"/>
-          <w:szCs w:val="32"/>
-        </w:rPr>
-      </w:pPr>
-      <w:r>
-        <w:rPr>
-          <w:b/>
-          <w:bCs/>
-          <w:color w:val="D86DCB" w:themeColor="accent5" w:themeTint="99"/>
-          <w:sz w:val="32"/>
-          <w:szCs w:val="32"/>
-        </w:rPr>
-        <w:t xml:space="preserve">    final food2 = </w:t>
-      </w:r>
-      <w:proofErr w:type="spellStart"/>
-      <w:r>
-        <w:rPr>
-          <w:b/>
-          <w:bCs/>
-          <w:color w:val="D86DCB" w:themeColor="accent5" w:themeTint="99"/>
-          <w:sz w:val="32"/>
-          <w:szCs w:val="32"/>
-        </w:rPr>
-        <w:t>Food.fromJson</w:t>
-      </w:r>
-      <w:proofErr w:type="spellEnd"/>
-      <w:r>
-        <w:rPr>
-          <w:b/>
-          <w:bCs/>
-          <w:color w:val="D86DCB" w:themeColor="accent5" w:themeTint="99"/>
-          <w:sz w:val="32"/>
-          <w:szCs w:val="32"/>
-        </w:rPr>
-        <w:t>(</w:t>
-      </w:r>
-      <w:proofErr w:type="spellStart"/>
-      <w:r>
-        <w:rPr>
-          <w:b/>
-          <w:bCs/>
-          <w:color w:val="D86DCB" w:themeColor="accent5" w:themeTint="99"/>
-          <w:sz w:val="32"/>
-          <w:szCs w:val="32"/>
-        </w:rPr>
-        <w:t>foodRecipes</w:t>
-      </w:r>
-      <w:proofErr w:type="spellEnd"/>
-      <w:r>
-        <w:rPr>
-          <w:b/>
-          <w:bCs/>
-          <w:color w:val="D86DCB" w:themeColor="accent5" w:themeTint="99"/>
-          <w:sz w:val="32"/>
-          <w:szCs w:val="32"/>
-        </w:rPr>
-        <w:t>);</w:t>
-      </w:r>
-    </w:p>
-    <w:p>
-      <w:pPr>
-        <w:jc w:val="both"/>
-        <w:rPr>
-          <w:b/>
-          <w:bCs/>
-          <w:color w:val="D86DCB" w:themeColor="accent5" w:themeTint="99"/>
-          <w:sz w:val="32"/>
-          <w:szCs w:val="32"/>
-        </w:rPr>
-      </w:pPr>
-      <w:r>
-        <w:rPr>
-          <w:b/>
-          <w:bCs/>
-          <w:color w:val="D86DCB" w:themeColor="accent5" w:themeTint="99"/>
-          <w:sz w:val="32"/>
-          <w:szCs w:val="32"/>
-        </w:rPr>
-        <w:t xml:space="preserve">    food = food2;</w:t>
-      </w:r>
-    </w:p>
-    <w:p>
-      <w:pPr>
-        <w:jc w:val="both"/>
-        <w:rPr>
-          <w:b/>
-          <w:bCs/>
-          <w:color w:val="D86DCB" w:themeColor="accent5" w:themeTint="99"/>
-          <w:sz w:val="32"/>
-          <w:szCs w:val="32"/>
-        </w:rPr>
-      </w:pPr>
-      <w:r>
-        <w:rPr>
-          <w:b/>
-          <w:bCs/>
-          <w:color w:val="D86DCB" w:themeColor="accent5" w:themeTint="99"/>
-          <w:sz w:val="32"/>
-          <w:szCs w:val="32"/>
-        </w:rPr>
-        <w:t xml:space="preserve">    recipes = </w:t>
-      </w:r>
-      <w:proofErr w:type="spellStart"/>
-      <w:r>
-        <w:rPr>
-          <w:b/>
-          <w:bCs/>
-          <w:color w:val="D86DCB" w:themeColor="accent5" w:themeTint="99"/>
-          <w:sz w:val="32"/>
-          <w:szCs w:val="32"/>
-        </w:rPr>
-        <w:t>food?.recipes</w:t>
-      </w:r>
-      <w:proofErr w:type="spellEnd"/>
-      <w:r>
-        <w:rPr>
-          <w:b/>
-          <w:bCs/>
-          <w:color w:val="D86DCB" w:themeColor="accent5" w:themeTint="99"/>
-          <w:sz w:val="32"/>
-          <w:szCs w:val="32"/>
-        </w:rPr>
-        <w:t>;</w:t>
-      </w:r>
-    </w:p>
-    <w:p>
-      <w:pPr>
-        <w:jc w:val="both"/>
-        <w:rPr>
-          <w:b/>
-          <w:bCs/>
-          <w:color w:val="D86DCB" w:themeColor="accent5" w:themeTint="99"/>
-          <w:sz w:val="32"/>
-          <w:szCs w:val="32"/>
-        </w:rPr>
-      </w:pPr>
-      <w:r>
-        <w:rPr>
-          <w:b/>
-          <w:bCs/>
-          <w:color w:val="D86DCB" w:themeColor="accent5" w:themeTint="99"/>
-          <w:sz w:val="32"/>
-          <w:szCs w:val="32"/>
-        </w:rPr>
-        <w:t xml:space="preserve">   }</w:t>
-      </w:r>
-    </w:p>
-    <w:p>
-      <w:pPr>
-        <w:jc w:val="both"/>
-        <w:rPr>
-          <w:b/>
-          <w:bCs/>
-          <w:color w:val="D86DCB" w:themeColor="accent5" w:themeTint="99"/>
-          <w:sz w:val="32"/>
-          <w:szCs w:val="32"/>
-        </w:rPr>
-      </w:pPr>
-      <w:r>
-        <w:rPr>
-          <w:b/>
-          <w:bCs/>
-          <w:color w:val="D86DCB" w:themeColor="accent5" w:themeTint="99"/>
-          <w:sz w:val="32"/>
-          <w:szCs w:val="32"/>
-        </w:rPr>
-        <w:t xml:space="preserve">  </w:t>
-      </w:r>
-      <w:r>
-        <w:rPr>
-          <w:b/>
-          <w:bCs/>
-          <w:color w:val="D86DCB" w:themeColor="accent5" w:themeTint="99"/>
-          <w:sz w:val="32"/>
-          <w:szCs w:val="32"/>
-        </w:rPr>
-        <w:t xml:space="preserve">Food get food =&gt; </w:t>
-      </w:r>
-      <w:proofErr w:type="spellStart"/>
-      <w:r>
-        <w:rPr>
-          <w:b/>
-          <w:bCs/>
-          <w:color w:val="D86DCB" w:themeColor="accent5" w:themeTint="99"/>
-          <w:sz w:val="32"/>
-          <w:szCs w:val="32"/>
-        </w:rPr>
-        <w:t>Food.fromJson</w:t>
-      </w:r>
-      <w:proofErr w:type="spellEnd"/>
-      <w:r>
-        <w:rPr>
-          <w:b/>
-          <w:bCs/>
-          <w:color w:val="D86DCB" w:themeColor="accent5" w:themeTint="99"/>
-          <w:sz w:val="32"/>
-          <w:szCs w:val="32"/>
-        </w:rPr>
-        <w:t>(_</w:t>
-      </w:r>
-      <w:proofErr w:type="spellStart"/>
-      <w:r>
-        <w:rPr>
-          <w:b/>
-          <w:bCs/>
-          <w:color w:val="D86DCB" w:themeColor="accent5" w:themeTint="99"/>
-          <w:sz w:val="32"/>
-          <w:szCs w:val="32"/>
-        </w:rPr>
-        <w:t>foodRecipes</w:t>
-      </w:r>
-      <w:proofErr w:type="spellEnd"/>
-      <w:r>
-        <w:rPr>
-          <w:b/>
-          <w:bCs/>
-          <w:color w:val="D86DCB" w:themeColor="accent5" w:themeTint="99"/>
-          <w:sz w:val="32"/>
-          <w:szCs w:val="32"/>
-        </w:rPr>
-        <w:t>);</w:t>
-      </w:r>
-    </w:p>
-    <w:p>
-      <w:pPr>
-        <w:jc w:val="both"/>
-        <w:rPr>
-          <w:b/>
-          <w:bCs/>
-          <w:color w:val="D86DCB" w:themeColor="accent5" w:themeTint="99"/>
-          <w:sz w:val="32"/>
-          <w:szCs w:val="32"/>
-        </w:rPr>
-      </w:pPr>
-      <w:r>
-        <w:rPr>
-          <w:b/>
-          <w:bCs/>
-          <w:color w:val="D86DCB" w:themeColor="accent5" w:themeTint="99"/>
-          <w:sz w:val="32"/>
-          <w:szCs w:val="32"/>
-        </w:rPr>
-        <w:t>}</w:t>
-      </w:r>
-    </w:p>
-    <w:p>
-      <w:pPr>
-        <w:jc w:val="both"/>
-        <w:rPr>
-          <w:sz w:val="32"/>
-          <w:szCs w:val="32"/>
-        </w:rPr>
-      </w:pPr>
-    </w:p>
-    <w:p>
-      <w:pPr>
-        <w:jc w:val="both"/>
-        <w:rPr>
-          <w:b/>
-          <w:bCs/>
-          <w:sz w:val="32"/>
-          <w:szCs w:val="32"/>
-        </w:rPr>
-      </w:pPr>
-      <w:r>
-        <w:rPr>
-          <w:b/>
-          <w:bCs/>
-          <w:sz w:val="32"/>
-          <w:szCs w:val="32"/>
-        </w:rPr>
-        <w:lastRenderedPageBreak/>
-        <w:t xml:space="preserve">Creating </w:t>
-      </w:r>
-      <w:r>
-        <w:rPr>
-          <w:b/>
-          <w:bCs/>
-          <w:sz w:val="32"/>
-          <w:szCs w:val="32"/>
-        </w:rPr>
-        <w:t>Class</w:t>
-      </w:r>
-      <w:r>
-        <w:rPr>
-          <w:b/>
-          <w:bCs/>
-          <w:sz w:val="32"/>
-          <w:szCs w:val="32"/>
-        </w:rPr>
-        <w:t xml:space="preserve"> with</w:t>
-      </w:r>
-      <w:r>
-        <w:rPr>
-          <w:b/>
-          <w:bCs/>
-          <w:sz w:val="32"/>
-          <w:szCs w:val="32"/>
-        </w:rPr>
-        <w:t xml:space="preserve"> Type (Generic Type)</w:t>
-      </w:r>
-      <w:r>
-        <w:rPr>
-          <w:b/>
-          <w:bCs/>
-          <w:sz w:val="32"/>
-          <w:szCs w:val="32"/>
-        </w:rPr>
-        <w:t>:</w:t>
-      </w:r>
-    </w:p>
-    <w:p>
-      <w:pPr>
-        <w:jc w:val="both"/>
-        <w:rPr>
-          <w:sz w:val="32"/>
-          <w:szCs w:val="32"/>
-        </w:rPr>
-      </w:pPr>
-      <w:r>
-        <w:rPr>
-          <w:sz w:val="32"/>
-          <w:szCs w:val="32"/>
-        </w:rPr>
-        <w:t xml:space="preserve"># </w:t>
-      </w:r>
-      <w:r>
-        <w:rPr>
-          <w:sz w:val="32"/>
-          <w:szCs w:val="32"/>
-        </w:rPr>
-        <w:t xml:space="preserve">We can create a Class which will have a </w:t>
-      </w:r>
-      <w:r>
-        <w:rPr>
-          <w:sz w:val="32"/>
-          <w:szCs w:val="32"/>
-        </w:rPr>
-        <w:t>specific generic type T, meaning it can be any type (</w:t>
-      </w:r>
-      <w:r>
-        <w:rPr>
-          <w:b/>
-          <w:bCs/>
-          <w:sz w:val="32"/>
-          <w:szCs w:val="32"/>
-        </w:rPr>
-        <w:t>int</w:t>
-      </w:r>
-      <w:r>
-        <w:rPr>
-          <w:sz w:val="32"/>
-          <w:szCs w:val="32"/>
-        </w:rPr>
-        <w:t xml:space="preserve">, </w:t>
-      </w:r>
-      <w:r>
-        <w:rPr>
-          <w:b/>
-          <w:bCs/>
-          <w:sz w:val="32"/>
-          <w:szCs w:val="32"/>
-        </w:rPr>
-        <w:t>bool</w:t>
-      </w:r>
-      <w:r>
-        <w:rPr>
-          <w:sz w:val="32"/>
-          <w:szCs w:val="32"/>
-        </w:rPr>
-        <w:t xml:space="preserve">, </w:t>
-      </w:r>
-      <w:r>
-        <w:rPr>
-          <w:b/>
-          <w:bCs/>
-          <w:sz w:val="32"/>
-          <w:szCs w:val="32"/>
-        </w:rPr>
-        <w:t>String</w:t>
-      </w:r>
-      <w:r>
-        <w:rPr>
-          <w:sz w:val="32"/>
-          <w:szCs w:val="32"/>
-        </w:rPr>
-        <w:t xml:space="preserve"> and </w:t>
-      </w:r>
-      <w:r>
-        <w:rPr>
-          <w:b/>
-          <w:bCs/>
-          <w:sz w:val="32"/>
-          <w:szCs w:val="32"/>
-        </w:rPr>
-        <w:t>double</w:t>
-      </w:r>
-      <w:r>
-        <w:rPr>
-          <w:sz w:val="32"/>
-          <w:szCs w:val="32"/>
-        </w:rPr>
-        <w:t>) but once a type is assigned it</w:t>
-      </w:r>
-      <w:r>
-        <w:rPr>
-          <w:sz w:val="32"/>
-          <w:szCs w:val="32"/>
-        </w:rPr>
-        <w:t xml:space="preserve"> won’t take another type.</w:t>
-      </w:r>
-    </w:p>
-    <w:p>
-      <w:pPr>
-        <w:jc w:val="both"/>
-        <w:rPr>
-          <w:sz w:val="32"/>
-          <w:szCs w:val="32"/>
-        </w:rPr>
-      </w:pPr>
-      <w:r>
-        <w:rPr>
-          <w:sz w:val="32"/>
-          <w:szCs w:val="32"/>
-        </w:rPr>
-        <w:t xml:space="preserve"># </w:t>
-      </w:r>
-      <w:r>
-        <w:rPr>
-          <w:sz w:val="32"/>
-          <w:szCs w:val="32"/>
-        </w:rPr>
-        <w:t xml:space="preserve">We can do this by simply adding </w:t>
-      </w:r>
-      <w:r>
-        <w:rPr>
-          <w:b/>
-          <w:bCs/>
-          <w:sz w:val="32"/>
-          <w:szCs w:val="32"/>
-        </w:rPr>
-        <w:t>&lt;T&gt;</w:t>
-      </w:r>
-      <w:r>
-        <w:rPr>
-          <w:sz w:val="32"/>
-          <w:szCs w:val="32"/>
-        </w:rPr>
-        <w:t xml:space="preserve"> after class name in Class declaration</w:t>
-      </w:r>
-      <w:r>
-        <w:rPr>
-          <w:sz w:val="32"/>
-          <w:szCs w:val="32"/>
-        </w:rPr>
-        <w:t xml:space="preserve">. Just add T before the things we need the type to be like this </w:t>
-      </w:r>
-      <w:r>
-        <w:rPr>
-          <w:b/>
-          <w:bCs/>
-          <w:sz w:val="32"/>
-          <w:szCs w:val="32"/>
-        </w:rPr>
-        <w:t xml:space="preserve">T </w:t>
-      </w:r>
-      <w:proofErr w:type="spellStart"/>
-      <w:r>
-        <w:rPr>
-          <w:b/>
-          <w:bCs/>
-          <w:sz w:val="32"/>
-          <w:szCs w:val="32"/>
-        </w:rPr>
-        <w:t>method_name</w:t>
-      </w:r>
-      <w:proofErr w:type="spellEnd"/>
-      <w:r>
-        <w:rPr>
-          <w:sz w:val="32"/>
-          <w:szCs w:val="32"/>
-        </w:rPr>
-        <w:t xml:space="preserve"> or </w:t>
-      </w:r>
-      <w:r>
-        <w:rPr>
-          <w:b/>
-          <w:bCs/>
-          <w:sz w:val="32"/>
-          <w:szCs w:val="32"/>
-        </w:rPr>
-        <w:t>List&lt;T&gt;</w:t>
-      </w:r>
-      <w:r>
-        <w:rPr>
-          <w:sz w:val="32"/>
-          <w:szCs w:val="32"/>
-        </w:rPr>
-        <w:t>.</w:t>
-      </w:r>
-    </w:p>
-    <w:p>
-      <w:pPr>
-        <w:jc w:val="both"/>
-        <w:rPr>
-          <w:sz w:val="32"/>
-          <w:szCs w:val="32"/>
-        </w:rPr>
-      </w:pPr>
-      <w:r>
-        <w:rPr>
-          <w:sz w:val="32"/>
-          <w:szCs w:val="32"/>
-        </w:rPr>
-        <w:t xml:space="preserve"># </w:t>
-      </w:r>
-      <w:r>
-        <w:rPr>
-          <w:sz w:val="32"/>
-          <w:szCs w:val="32"/>
-        </w:rPr>
-        <w:t>When creating the object specify the class type like this</w:t>
-      </w:r>
-      <w:r>
-        <w:rPr>
-          <w:sz w:val="32"/>
-          <w:szCs w:val="32"/>
-        </w:rPr>
-        <w:t xml:space="preserve"> </w:t>
-      </w:r>
-      <w:proofErr w:type="spellStart"/>
-      <w:r>
-        <w:rPr>
-          <w:b/>
-          <w:bCs/>
-          <w:sz w:val="32"/>
-          <w:szCs w:val="32"/>
-        </w:rPr>
-        <w:t>class_name</w:t>
-      </w:r>
-      <w:proofErr w:type="spellEnd"/>
-      <w:r>
-        <w:rPr>
-          <w:b/>
-          <w:bCs/>
-          <w:sz w:val="32"/>
-          <w:szCs w:val="32"/>
-        </w:rPr>
-        <w:t>&lt;int&gt;</w:t>
-      </w:r>
-      <w:r>
-        <w:rPr>
-          <w:sz w:val="32"/>
-          <w:szCs w:val="32"/>
-        </w:rPr>
-        <w:t xml:space="preserve"> before the object</w:t>
-      </w:r>
-      <w:r>
-        <w:rPr>
-          <w:sz w:val="32"/>
-          <w:szCs w:val="32"/>
-        </w:rPr>
-        <w:t xml:space="preserve"> as object’s type</w:t>
-      </w:r>
-      <w:r>
-        <w:rPr>
-          <w:sz w:val="32"/>
-          <w:szCs w:val="32"/>
-        </w:rPr>
-        <w:t xml:space="preserve"> or </w:t>
-      </w:r>
-      <w:proofErr w:type="spellStart"/>
-      <w:r>
-        <w:rPr>
-          <w:b/>
-          <w:bCs/>
-          <w:sz w:val="32"/>
-          <w:szCs w:val="32"/>
-        </w:rPr>
-        <w:t>clas</w:t>
-      </w:r>
-      <w:r>
-        <w:rPr>
-          <w:b/>
-          <w:bCs/>
-          <w:sz w:val="32"/>
-          <w:szCs w:val="32"/>
-        </w:rPr>
-        <w:t>_name</w:t>
-      </w:r>
-      <w:proofErr w:type="spellEnd"/>
-      <w:r>
-        <w:rPr>
-          <w:b/>
-          <w:bCs/>
-          <w:sz w:val="32"/>
-          <w:szCs w:val="32"/>
-        </w:rPr>
-        <w:t>&lt;int&gt;()</w:t>
-      </w:r>
-      <w:r>
-        <w:rPr>
-          <w:sz w:val="32"/>
-          <w:szCs w:val="32"/>
-        </w:rPr>
-        <w:t xml:space="preserve"> after the object</w:t>
-      </w:r>
-      <w:r>
-        <w:rPr>
-          <w:sz w:val="32"/>
-          <w:szCs w:val="32"/>
-        </w:rPr>
-        <w:t xml:space="preserve">. If we don’t specify it will be </w:t>
-      </w:r>
-      <w:r>
-        <w:rPr>
-          <w:b/>
-          <w:bCs/>
-          <w:sz w:val="32"/>
-          <w:szCs w:val="32"/>
-        </w:rPr>
-        <w:t>dynamic</w:t>
-      </w:r>
-      <w:r>
-        <w:rPr>
-          <w:sz w:val="32"/>
-          <w:szCs w:val="32"/>
-        </w:rPr>
-        <w:t xml:space="preserve"> or </w:t>
-      </w:r>
-      <w:r>
-        <w:rPr>
-          <w:b/>
-          <w:bCs/>
-          <w:sz w:val="32"/>
-          <w:szCs w:val="32"/>
-        </w:rPr>
-        <w:t xml:space="preserve">var </w:t>
-      </w:r>
-      <w:r>
-        <w:rPr>
-          <w:sz w:val="32"/>
-          <w:szCs w:val="32"/>
-        </w:rPr>
-        <w:t>type</w:t>
-      </w:r>
-    </w:p>
-    <w:p>
-      <w:pPr>
-        <w:jc w:val="both"/>
-        <w:rPr>
-          <w:b/>
-          <w:bCs/>
-          <w:color w:val="D86DCB" w:themeColor="accent5" w:themeTint="99"/>
-          <w:sz w:val="32"/>
-          <w:szCs w:val="32"/>
-        </w:rPr>
-      </w:pPr>
-      <w:r>
-        <w:rPr>
-          <w:b/>
-          <w:bCs/>
-          <w:color w:val="D86DCB" w:themeColor="accent5" w:themeTint="99"/>
-          <w:sz w:val="32"/>
-          <w:szCs w:val="32"/>
-        </w:rPr>
-        <w:t>class Stack&lt;T&gt; {</w:t>
-      </w:r>
-    </w:p>
-    <w:p>
-      <w:pPr>
-        <w:jc w:val="both"/>
-        <w:rPr>
-          <w:b/>
-          <w:bCs/>
-          <w:color w:val="D86DCB" w:themeColor="accent5" w:themeTint="99"/>
-          <w:sz w:val="32"/>
-          <w:szCs w:val="32"/>
-        </w:rPr>
-      </w:pPr>
-      <w:r>
-        <w:rPr>
-          <w:b/>
-          <w:bCs/>
-          <w:color w:val="D86DCB" w:themeColor="accent5" w:themeTint="99"/>
-          <w:sz w:val="32"/>
-          <w:szCs w:val="32"/>
-        </w:rPr>
-        <w:t xml:space="preserve">  final List&lt;T&gt; _elements = [];</w:t>
-      </w:r>
-    </w:p>
-    <w:p>
-      <w:pPr>
-        <w:jc w:val="both"/>
-        <w:rPr>
-          <w:b/>
-          <w:bCs/>
-          <w:color w:val="D86DCB" w:themeColor="accent5" w:themeTint="99"/>
-          <w:sz w:val="32"/>
-          <w:szCs w:val="32"/>
-        </w:rPr>
-      </w:pPr>
-      <w:r>
-        <w:rPr>
-          <w:b/>
-          <w:bCs/>
-          <w:color w:val="D86DCB" w:themeColor="accent5" w:themeTint="99"/>
-          <w:sz w:val="32"/>
-          <w:szCs w:val="32"/>
-        </w:rPr>
-        <w:t xml:space="preserve">  void push(T element) {</w:t>
-      </w:r>
-    </w:p>
-    <w:p>
-      <w:pPr>
-        <w:jc w:val="both"/>
-        <w:rPr>
-          <w:b/>
-          <w:bCs/>
-          <w:color w:val="D86DCB" w:themeColor="accent5" w:themeTint="99"/>
-          <w:sz w:val="32"/>
-          <w:szCs w:val="32"/>
-        </w:rPr>
-      </w:pPr>
-      <w:r>
-        <w:rPr>
-          <w:b/>
-          <w:bCs/>
-          <w:color w:val="D86DCB" w:themeColor="accent5" w:themeTint="99"/>
-          <w:sz w:val="32"/>
-          <w:szCs w:val="32"/>
-        </w:rPr>
-        <w:t xml:space="preserve">    _</w:t>
-      </w:r>
-      <w:proofErr w:type="spellStart"/>
-      <w:r>
-        <w:rPr>
-          <w:b/>
-          <w:bCs/>
-          <w:color w:val="D86DCB" w:themeColor="accent5" w:themeTint="99"/>
-          <w:sz w:val="32"/>
-          <w:szCs w:val="32"/>
-        </w:rPr>
-        <w:t>elements.add</w:t>
-      </w:r>
-      <w:proofErr w:type="spellEnd"/>
-      <w:r>
-        <w:rPr>
-          <w:b/>
-          <w:bCs/>
-          <w:color w:val="D86DCB" w:themeColor="accent5" w:themeTint="99"/>
-          <w:sz w:val="32"/>
-          <w:szCs w:val="32"/>
-        </w:rPr>
-        <w:t>(element);</w:t>
-      </w:r>
-    </w:p>
-    <w:p>
-      <w:pPr>
-        <w:jc w:val="both"/>
-        <w:rPr>
-          <w:b/>
-          <w:bCs/>
-          <w:color w:val="D86DCB" w:themeColor="accent5" w:themeTint="99"/>
-          <w:sz w:val="32"/>
-          <w:szCs w:val="32"/>
-        </w:rPr>
-      </w:pPr>
-      <w:r>
-        <w:rPr>
-          <w:b/>
-          <w:bCs/>
-          <w:color w:val="D86DCB" w:themeColor="accent5" w:themeTint="99"/>
-          <w:sz w:val="32"/>
-          <w:szCs w:val="32"/>
-        </w:rPr>
-        <w:t xml:space="preserve">  }</w:t>
-      </w:r>
-    </w:p>
-    <w:p>
-      <w:pPr>
-        <w:jc w:val="both"/>
-        <w:rPr>
-          <w:b/>
-          <w:bCs/>
-          <w:color w:val="D86DCB" w:themeColor="accent5" w:themeTint="99"/>
-          <w:sz w:val="32"/>
-          <w:szCs w:val="32"/>
-        </w:rPr>
-      </w:pPr>
-      <w:r>
-        <w:rPr>
-          <w:b/>
-          <w:bCs/>
-          <w:color w:val="D86DCB" w:themeColor="accent5" w:themeTint="99"/>
-          <w:sz w:val="32"/>
-          <w:szCs w:val="32"/>
-        </w:rPr>
-        <w:t xml:space="preserve"> …</w:t>
-      </w:r>
-    </w:p>
-    <w:p>
-      <w:pPr>
-        <w:jc w:val="both"/>
-        <w:rPr>
-          <w:b/>
-          <w:bCs/>
-          <w:color w:val="D86DCB" w:themeColor="accent5" w:themeTint="99"/>
-          <w:sz w:val="32"/>
-          <w:szCs w:val="32"/>
-        </w:rPr>
-      </w:pPr>
-      <w:r>
-        <w:rPr>
-          <w:b/>
-          <w:bCs/>
-          <w:color w:val="D86DCB" w:themeColor="accent5" w:themeTint="99"/>
-          <w:sz w:val="32"/>
-          <w:szCs w:val="32"/>
-        </w:rPr>
-        <w:t>}</w:t>
-      </w:r>
-    </w:p>
-    <w:p>
-      <w:pPr>
-        <w:jc w:val="both"/>
-        <w:rPr>
-          <w:b/>
-          <w:bCs/>
-          <w:color w:val="D86DCB" w:themeColor="accent5" w:themeTint="99"/>
-          <w:sz w:val="32"/>
-          <w:szCs w:val="32"/>
-        </w:rPr>
-      </w:pPr>
-      <w:r>
-        <w:rPr>
-          <w:b/>
-          <w:bCs/>
-          <w:color w:val="D86DCB" w:themeColor="accent5" w:themeTint="99"/>
-          <w:sz w:val="32"/>
-          <w:szCs w:val="32"/>
-        </w:rPr>
-        <w:t>void main () {</w:t>
-      </w:r>
-    </w:p>
-    <w:p>
-      <w:pPr>
-        <w:jc w:val="both"/>
-        <w:rPr>
-          <w:b/>
-          <w:bCs/>
-          <w:color w:val="D86DCB" w:themeColor="accent5" w:themeTint="99"/>
-          <w:sz w:val="32"/>
-          <w:szCs w:val="32"/>
-        </w:rPr>
-      </w:pPr>
-      <w:r>
-        <w:rPr>
-          <w:b/>
-          <w:bCs/>
-          <w:color w:val="D86DCB" w:themeColor="accent5" w:themeTint="99"/>
-          <w:sz w:val="32"/>
-          <w:szCs w:val="32"/>
-        </w:rPr>
-        <w:t xml:space="preserve">  </w:t>
-      </w:r>
-      <w:r>
-        <w:rPr>
-          <w:b/>
-          <w:bCs/>
-          <w:color w:val="D86DCB" w:themeColor="accent5" w:themeTint="99"/>
-          <w:sz w:val="32"/>
-          <w:szCs w:val="32"/>
-        </w:rPr>
-        <w:t xml:space="preserve">final </w:t>
-      </w:r>
-      <w:r>
-        <w:rPr>
-          <w:b/>
-          <w:bCs/>
-          <w:color w:val="D86DCB" w:themeColor="accent5" w:themeTint="99"/>
-          <w:sz w:val="32"/>
-          <w:szCs w:val="32"/>
-        </w:rPr>
-        <w:t>Stack&lt;int&gt; stack = Stack();</w:t>
-      </w:r>
-    </w:p>
-    <w:p>
-      <w:pPr>
-        <w:jc w:val="both"/>
-        <w:rPr>
-          <w:b/>
-          <w:bCs/>
-          <w:color w:val="D86DCB" w:themeColor="accent5" w:themeTint="99"/>
-          <w:sz w:val="32"/>
-          <w:szCs w:val="32"/>
-        </w:rPr>
-      </w:pPr>
-      <w:r>
-        <w:rPr>
-          <w:b/>
-          <w:bCs/>
-          <w:color w:val="D86DCB" w:themeColor="accent5" w:themeTint="99"/>
-          <w:sz w:val="32"/>
-          <w:szCs w:val="32"/>
-        </w:rPr>
-        <w:t xml:space="preserve">  </w:t>
-      </w:r>
-      <w:r>
-        <w:rPr>
-          <w:b/>
-          <w:bCs/>
-          <w:color w:val="D86DCB" w:themeColor="accent5" w:themeTint="99"/>
-          <w:sz w:val="32"/>
-          <w:szCs w:val="32"/>
-        </w:rPr>
-        <w:t xml:space="preserve">// </w:t>
-      </w:r>
-      <w:r>
-        <w:rPr>
-          <w:b/>
-          <w:bCs/>
-          <w:color w:val="D86DCB" w:themeColor="accent5" w:themeTint="99"/>
-          <w:sz w:val="32"/>
-          <w:szCs w:val="32"/>
-        </w:rPr>
-        <w:t xml:space="preserve">Or </w:t>
-      </w:r>
-      <w:r>
-        <w:rPr>
-          <w:b/>
-          <w:bCs/>
-          <w:color w:val="D86DCB" w:themeColor="accent5" w:themeTint="99"/>
-          <w:sz w:val="32"/>
-          <w:szCs w:val="32"/>
-        </w:rPr>
-        <w:t>final stack = Stack&lt;int&gt;();</w:t>
-      </w:r>
-    </w:p>
-    <w:p>
-      <w:pPr>
-        <w:jc w:val="both"/>
-        <w:rPr>
-          <w:b/>
-          <w:bCs/>
-          <w:color w:val="D86DCB" w:themeColor="accent5" w:themeTint="99"/>
-          <w:sz w:val="32"/>
-          <w:szCs w:val="32"/>
-        </w:rPr>
-      </w:pPr>
-      <w:r>
-        <w:rPr>
-          <w:b/>
-          <w:bCs/>
-          <w:color w:val="D86DCB" w:themeColor="accent5" w:themeTint="99"/>
-          <w:sz w:val="32"/>
-          <w:szCs w:val="32"/>
-        </w:rPr>
-        <w:t>}</w:t>
-      </w:r>
-    </w:p>
-    <w:p>
-      <w:pPr>
-        <w:jc w:val="both"/>
-        <w:rPr>
-          <w:sz w:val="32"/>
-          <w:szCs w:val="32"/>
-        </w:rPr>
-      </w:pPr>
-    </w:p>
-    <w:p>
-      <w:pPr>
-        <w:jc w:val="both"/>
-        <w:rPr>
-          <w:b/>
-          <w:bCs/>
-          <w:sz w:val="32"/>
-          <w:szCs w:val="32"/>
-        </w:rPr>
-      </w:pPr>
-      <w:r>
-        <w:rPr>
-          <w:b/>
-          <w:bCs/>
-          <w:sz w:val="32"/>
-          <w:szCs w:val="32"/>
-        </w:rPr>
         <w:t>Private Constructor to Prevent Instantiation:</w:t>
       </w:r>
     </w:p>
@@ -17501,7 +17550,6 @@
           <w:sz w:val="32"/>
           <w:szCs w:val="32"/>
         </w:rPr>
-        <w:lastRenderedPageBreak/>
         <w:t xml:space="preserve"># </w:t>
       </w:r>
       <w:proofErr w:type="spellStart"/>
@@ -18010,6 +18058,7 @@
           <w:sz w:val="32"/>
           <w:szCs w:val="32"/>
         </w:rPr>
+        <w:lastRenderedPageBreak/>
         <w:t>Dependency Injection:</w:t>
       </w:r>
     </w:p>
@@ -18026,7 +18075,6 @@
           <w:sz w:val="32"/>
           <w:szCs w:val="32"/>
         </w:rPr>
-        <w:lastRenderedPageBreak/>
         <w:t xml:space="preserve"># </w:t>
       </w:r>
       <w:r>
@@ -18973,7 +19021,6 @@
           <w:sz w:val="32"/>
           <w:szCs w:val="32"/>
         </w:rPr>
-        <w:lastRenderedPageBreak/>
         <w:t>Break</w:t>
       </w:r>
     </w:p>
@@ -19461,6 +19508,7 @@
           <w:sz w:val="32"/>
           <w:szCs w:val="32"/>
         </w:rPr>
+        <w:lastRenderedPageBreak/>
         <w:t xml:space="preserve">  void sound(){</w:t>
       </w:r>
     </w:p>
@@ -19483,7 +19531,6 @@
           <w:sz w:val="32"/>
           <w:szCs w:val="32"/>
         </w:rPr>
-        <w:lastRenderedPageBreak/>
         <w:t xml:space="preserve">     print(‘Bark’);</w:t>
       </w:r>
     </w:p>
@@ -19919,6 +19966,7 @@
           <w:sz w:val="32"/>
           <w:szCs w:val="32"/>
         </w:rPr>
+        <w:lastRenderedPageBreak/>
         <w:t>Base Class:</w:t>
       </w:r>
     </w:p>
@@ -19935,7 +19983,6 @@
           <w:sz w:val="32"/>
           <w:szCs w:val="32"/>
         </w:rPr>
-        <w:lastRenderedPageBreak/>
         <w:t># A base class controls inheritance and restricts extension behavior. Key points:</w:t>
       </w:r>
     </w:p>
